--- a/Plantilla final.docx
+++ b/Plantilla final.docx
@@ -9,13 +9,17 @@
         <w:ind/>
         <w:jc w:val="center"/>
         <w:rPr>
-          <w:rStyle w:val="999"/>
+          <w:rStyle w:val="1165"/>
         </w:rPr>
       </w:pPr>
-      <w:r/>
       <w:r>
         <w:rPr>
-          <w:rStyle w:val="999"/>
+          <w:rStyle w:val="1165"/>
+        </w:rPr>
+      </w:r>
+      <w:r>
+        <w:rPr>
+          <w:rStyle w:val="1165"/>
         </w:rPr>
       </w:r>
     </w:p>
@@ -26,13 +30,17 @@
         <w:ind/>
         <w:jc w:val="center"/>
         <w:rPr>
-          <w:rStyle w:val="999"/>
+          <w:rStyle w:val="1165"/>
         </w:rPr>
       </w:pPr>
-      <w:r/>
       <w:r>
         <w:rPr>
-          <w:rStyle w:val="999"/>
+          <w:rStyle w:val="1165"/>
+        </w:rPr>
+      </w:r>
+      <w:r>
+        <w:rPr>
+          <w:rStyle w:val="1165"/>
         </w:rPr>
       </w:r>
     </w:p>
@@ -43,13 +51,12 @@
         <w:ind/>
         <w:jc w:val="center"/>
         <w:rPr>
-          <w:rStyle w:val="999"/>
+          <w:rStyle w:val="1165"/>
         </w:rPr>
       </w:pPr>
-      <w:r/>
       <w:r>
         <w:rPr>
-          <w:rStyle w:val="999"/>
+          <w:rStyle w:val="1165"/>
         </w:rPr>
       </w:r>
       <w:r>
@@ -73,7 +80,7 @@
                         </pic:cNvPicPr>
                         <pic:nvPr/>
                       </pic:nvPicPr>
-                      <pic:blipFill>
+                      <pic:blipFill rotWithShape="1">
                         <a:blip r:embed="rId17"/>
                         <a:stretch/>
                       </pic:blipFill>
@@ -123,7 +130,12 @@
       </w:r>
       <w:r>
         <w:rPr>
-          <w:rStyle w:val="999"/>
+          <w:rStyle w:val="1165"/>
+        </w:rPr>
+      </w:r>
+      <w:r>
+        <w:rPr>
+          <w:rStyle w:val="1165"/>
         </w:rPr>
       </w:r>
     </w:p>
@@ -134,27 +146,33 @@
         <w:ind/>
         <w:jc w:val="center"/>
         <w:rPr>
-          <w:rStyle w:val="999"/>
+          <w:rStyle w:val="1165"/>
           <w:lang w:val="en-US"/>
         </w:rPr>
       </w:pPr>
       <w:r>
         <w:rPr>
-          <w:rStyle w:val="999"/>
+          <w:rStyle w:val="1165"/>
           <w:lang w:val="es-ES"/>
         </w:rPr>
         <w:t xml:space="preserve">NetZero</w:t>
       </w:r>
       <w:r>
         <w:rPr>
-          <w:rStyle w:val="999"/>
+          <w:rStyle w:val="1165"/>
+          <w:lang w:val="en-US"/>
+        </w:rPr>
+      </w:r>
+      <w:r>
+        <w:rPr>
+          <w:rStyle w:val="1165"/>
           <w:lang w:val="en-US"/>
         </w:rPr>
       </w:r>
     </w:p>
     <w:p>
       <w:pPr>
-        <w:pStyle w:val="1000"/>
+        <w:pStyle w:val="1166"/>
         <w:pBdr/>
         <w:spacing/>
         <w:ind/>
@@ -191,7 +209,7 @@
                         </pic:cNvPicPr>
                         <pic:nvPr/>
                       </pic:nvPicPr>
-                      <pic:blipFill>
+                      <pic:blipFill rotWithShape="1">
                         <a:blip r:embed="rId18">
                           <a:extLst>
                             <a:ext uri="{96DAC541-7B7A-43D3-8B79-37D633B846F1}">
@@ -256,6 +274,11 @@
           <w:lang w:val="en-US"/>
         </w:rPr>
       </w:r>
+      <w:r>
+        <w:rPr>
+          <w:lang w:val="en-US"/>
+        </w:rPr>
+      </w:r>
     </w:p>
     <w:p>
       <w:pPr>
@@ -309,16 +332,20 @@
           <w:lang w:val="en-US"/>
         </w:rPr>
       </w:r>
+      <w:r>
+        <w:rPr>
+          <w:lang w:val="en-US"/>
+        </w:rPr>
+      </w:r>
     </w:p>
     <w:p>
       <w:pPr>
-        <w:pStyle w:val="983"/>
+        <w:pStyle w:val="1149"/>
         <w:pBdr/>
         <w:spacing/>
         <w:ind/>
         <w:rPr/>
       </w:pPr>
-      <w:r/>
       <w:r>
         <w:t xml:space="preserve">Introducción </w:t>
       </w:r>
@@ -340,7 +367,7 @@
     </w:p>
     <w:p>
       <w:pPr>
-        <w:pStyle w:val="1012"/>
+        <w:pStyle w:val="1178"/>
         <w:numPr>
           <w:ilvl w:val="0"/>
           <w:numId w:val="19"/>
@@ -364,6 +391,11 @@
           <w:u w:val="single"/>
         </w:rPr>
         <w:t xml:space="preserve">del documento</w:t>
+      </w:r>
+      <w:r>
+        <w:rPr>
+          <w:u w:val="single"/>
+        </w:rPr>
       </w:r>
       <w:r>
         <w:rPr>
@@ -498,7 +530,7 @@
     </w:p>
     <w:p>
       <w:pPr>
-        <w:pStyle w:val="1012"/>
+        <w:pStyle w:val="1178"/>
         <w:numPr>
           <w:ilvl w:val="0"/>
           <w:numId w:val="19"/>
@@ -522,6 +554,11 @@
           <w:u w:val="single"/>
         </w:rPr>
         <w:t xml:space="preserve">del </w:t>
+      </w:r>
+      <w:r>
+        <w:rPr>
+          <w:u w:val="single"/>
+        </w:rPr>
       </w:r>
       <w:r>
         <w:rPr>
@@ -658,7 +695,7 @@
     </w:p>
     <w:p>
       <w:pPr>
-        <w:pStyle w:val="1012"/>
+        <w:pStyle w:val="1178"/>
         <w:numPr>
           <w:ilvl w:val="0"/>
           <w:numId w:val="19"/>
@@ -688,6 +725,11 @@
           <w:u w:val="single"/>
         </w:rPr>
         <w:t xml:space="preserve">actualización</w:t>
+      </w:r>
+      <w:r>
+        <w:rPr>
+          <w:u w:val="single"/>
+        </w:rPr>
       </w:r>
       <w:r>
         <w:rPr>
@@ -920,6 +962,12 @@
           <w:bCs/>
         </w:rPr>
       </w:r>
+      <w:r>
+        <w:rPr>
+          <w:b/>
+          <w:bCs/>
+        </w:rPr>
+      </w:r>
     </w:p>
     <w:p>
       <w:pPr>
@@ -952,6 +1000,12 @@
           <w:bCs/>
         </w:rPr>
       </w:r>
+      <w:r>
+        <w:rPr>
+          <w:b/>
+          <w:bCs/>
+        </w:rPr>
+      </w:r>
     </w:p>
     <w:p>
       <w:pPr>
@@ -974,7 +1028,7 @@
     </w:p>
     <w:p>
       <w:pPr>
-        <w:pStyle w:val="1012"/>
+        <w:pStyle w:val="1178"/>
         <w:numPr>
           <w:ilvl w:val="0"/>
           <w:numId w:val="20"/>
@@ -1028,7 +1082,7 @@
     </w:p>
     <w:p>
       <w:pPr>
-        <w:pStyle w:val="1012"/>
+        <w:pStyle w:val="1178"/>
         <w:numPr>
           <w:ilvl w:val="0"/>
           <w:numId w:val="20"/>
@@ -1067,7 +1121,7 @@
     </w:p>
     <w:p>
       <w:pPr>
-        <w:pStyle w:val="1012"/>
+        <w:pStyle w:val="1178"/>
         <w:numPr>
           <w:ilvl w:val="0"/>
           <w:numId w:val="20"/>
@@ -1151,7 +1205,7 @@
     </w:p>
     <w:p>
       <w:pPr>
-        <w:pStyle w:val="982"/>
+        <w:pStyle w:val="1148"/>
         <w:pBdr/>
         <w:spacing/>
         <w:ind/>
@@ -1176,7 +1230,7 @@
     </w:p>
     <w:p>
       <w:pPr>
-        <w:pStyle w:val="983"/>
+        <w:pStyle w:val="1149"/>
         <w:numPr>
           <w:ilvl w:val="0"/>
           <w:numId w:val="22"/>
@@ -1306,6 +1360,12 @@
           <w:szCs w:val="16"/>
         </w:rPr>
       </w:r>
+      <w:r>
+        <w:rPr>
+          <w:sz w:val="16"/>
+          <w:szCs w:val="16"/>
+        </w:rPr>
+      </w:r>
     </w:p>
     <w:p>
       <w:pPr>
@@ -1320,7 +1380,7 @@
     </w:p>
     <w:p>
       <w:pPr>
-        <w:pStyle w:val="1012"/>
+        <w:pStyle w:val="1178"/>
         <w:numPr>
           <w:ilvl w:val="0"/>
           <w:numId w:val="23"/>
@@ -1351,33 +1411,12 @@
         <w:rPr>
           <w:b/>
           <w:bCs/>
-          <w:highlight w:val="none"/>
-        </w:rPr>
-      </w:r>
-      <w:r>
-        <w:rPr>
-          <w:b/>
-          <w:bCs/>
-          <w:highlight w:val="none"/>
-        </w:rPr>
-      </w:r>
-      <w:r>
-        <w:rPr>
-          <w:b/>
-          <w:bCs/>
-          <w:highlight w:val="none"/>
-        </w:rPr>
-      </w:r>
-      <w:r>
-        <w:rPr>
-          <w:b/>
-          <w:bCs/>
         </w:rPr>
       </w:r>
     </w:p>
     <w:p>
       <w:pPr>
-        <w:pStyle w:val="1012"/>
+        <w:pStyle w:val="1178"/>
         <w:pBdr/>
         <w:spacing/>
         <w:ind/>
@@ -1413,10 +1452,6 @@
       </w:r>
       <w:r>
         <w:rPr>
-          <w:b/>
-          <w:bCs/>
-          <w:i/>
-          <w:iCs/>
           <w:sz w:val="16"/>
           <w:szCs w:val="16"/>
           <w:highlight w:val="none"/>
@@ -1434,7 +1469,7 @@
     </w:p>
     <w:p>
       <w:pPr>
-        <w:pStyle w:val="1012"/>
+        <w:pStyle w:val="1178"/>
         <w:pBdr/>
         <w:spacing/>
         <w:ind/>
@@ -1461,10 +1496,18 @@
           <w:bCs/>
         </w:rPr>
       </w:r>
+      <w:r>
+        <w:rPr>
+          <w:sz w:val="16"/>
+          <w:szCs w:val="16"/>
+          <w:highlight w:val="none"/>
+          <w:lang w:val="es-ES"/>
+        </w:rPr>
+      </w:r>
     </w:p>
     <w:p>
       <w:pPr>
-        <w:pStyle w:val="1012"/>
+        <w:pStyle w:val="1178"/>
         <w:pBdr/>
         <w:spacing/>
         <w:ind/>
@@ -1474,6 +1517,12 @@
           <w:bCs/>
         </w:rPr>
       </w:pPr>
+      <w:r>
+        <w:rPr>
+          <w:b/>
+          <w:bCs/>
+        </w:rPr>
+      </w:r>
       <w:r>
         <w:rPr>
           <w:b/>
@@ -1489,7 +1538,7 @@
     </w:p>
     <w:p>
       <w:pPr>
-        <w:pStyle w:val="1012"/>
+        <w:pStyle w:val="1178"/>
         <w:numPr>
           <w:ilvl w:val="0"/>
           <w:numId w:val="23"/>
@@ -1544,10 +1593,16 @@
           <w:bCs/>
         </w:rPr>
       </w:r>
+      <w:r>
+        <w:rPr>
+          <w:b/>
+          <w:bCs/>
+        </w:rPr>
+      </w:r>
     </w:p>
     <w:p>
       <w:pPr>
-        <w:pStyle w:val="1012"/>
+        <w:pStyle w:val="1178"/>
         <w:pBdr/>
         <w:spacing/>
         <w:ind/>
@@ -1576,7 +1631,6 @@
         <w:rPr>
           <w:sz w:val="16"/>
           <w:szCs w:val="16"/>
-          <w:lang w:val="es-ES"/>
         </w:rPr>
       </w:r>
       <w:r>
@@ -1588,7 +1642,7 @@
     </w:p>
     <w:p>
       <w:pPr>
-        <w:pStyle w:val="1012"/>
+        <w:pStyle w:val="1178"/>
         <w:pBdr/>
         <w:spacing/>
         <w:ind/>
@@ -1598,6 +1652,12 @@
           <w:bCs/>
         </w:rPr>
       </w:pPr>
+      <w:r>
+        <w:rPr>
+          <w:b/>
+          <w:bCs/>
+        </w:rPr>
+      </w:r>
       <w:r>
         <w:rPr>
           <w:b/>
@@ -1613,7 +1673,7 @@
     </w:p>
     <w:p>
       <w:pPr>
-        <w:pStyle w:val="1012"/>
+        <w:pStyle w:val="1178"/>
         <w:numPr>
           <w:ilvl w:val="0"/>
           <w:numId w:val="23"/>
@@ -1654,6 +1714,12 @@
           <w:bCs/>
         </w:rPr>
       </w:r>
+      <w:r>
+        <w:rPr>
+          <w:b/>
+          <w:bCs/>
+        </w:rPr>
+      </w:r>
     </w:p>
     <w:p>
       <w:pPr>
@@ -1661,23 +1727,38 @@
         <w:spacing/>
         <w:ind w:left="360"/>
         <w:jc w:val="both"/>
-        <w:rPr/>
+        <w:rPr>
+          <w:sz w:val="32"/>
+          <w:szCs w:val="32"/>
+        </w:rPr>
       </w:pPr>
       <w:r>
         <w:rPr>
-          <w:sz w:val="16"/>
-          <w:szCs w:val="16"/>
+          <w:sz w:val="22"/>
+          <w:szCs w:val="22"/>
         </w:rPr>
-        <w:t xml:space="preserve">La solución consiste en una aplicación móvil que calcula el gasto energético derivado del uso del teléfono y otros dispositivos vinculados. La app analiza datos como el tiempo de uso, tipo de actividad y consumo de batería para estimar el consumo energético</w:t>
+        <w:t xml:space="preserve">L</w:t>
       </w:r>
       <w:r>
         <w:rPr>
-          <w:sz w:val="16"/>
-          <w:szCs w:val="16"/>
+          <w:sz w:val="22"/>
+          <w:szCs w:val="22"/>
+        </w:rPr>
+        <w:t xml:space="preserve">a solución consiste en una aplicación móvil que calcula el gasto energético derivado del uso del teléfono y otros dispositivos vinculados. La app analiza datos como el tiempo de uso, tipo de actividad y consumo de batería para estimar el consumo energético</w:t>
+      </w:r>
+      <w:r>
+        <w:rPr>
+          <w:sz w:val="22"/>
+          <w:szCs w:val="22"/>
         </w:rPr>
         <w:t xml:space="preserve">, el coste aproximado y la huella de carbono asociada.</w:t>
       </w:r>
-      <w:r/>
+      <w:r>
+        <w:rPr>
+          <w:sz w:val="32"/>
+          <w:szCs w:val="32"/>
+        </w:rPr>
+      </w:r>
     </w:p>
     <w:p>
       <w:pPr>
@@ -1685,39 +1766,62 @@
         <w:spacing/>
         <w:ind w:left="360"/>
         <w:jc w:val="both"/>
-        <w:rPr/>
+        <w:rPr>
+          <w:sz w:val="32"/>
+          <w:szCs w:val="32"/>
+        </w:rPr>
       </w:pPr>
       <w:r>
         <w:rPr>
-          <w:sz w:val="16"/>
-          <w:szCs w:val="16"/>
+          <w:sz w:val="22"/>
+          <w:szCs w:val="22"/>
         </w:rPr>
-      </w:r>
-      <w:r/>
-    </w:p>
-    <w:p>
-      <w:pPr>
-        <w:pBdr/>
-        <w:spacing/>
-        <w:ind w:left="360"/>
-        <w:jc w:val="both"/>
-        <w:rPr/>
-      </w:pPr>
-      <w:r>
-        <w:rPr>
-          <w:sz w:val="16"/>
-          <w:szCs w:val="16"/>
-        </w:rPr>
-        <w:t xml:space="preserve">Los resultados se muestran mediante gráficos simples, datos fáciles de interpretar y comparaciones claras. Además, incorpora rankings por zonas, empresas y a nivel global, fomentando la participación y la mejora continua a través de la comparación responsab</w:t>
       </w:r>
       <w:r>
         <w:rPr>
-          <w:sz w:val="16"/>
-          <w:szCs w:val="16"/>
+          <w:sz w:val="32"/>
+          <w:szCs w:val="32"/>
+        </w:rPr>
+      </w:r>
+    </w:p>
+    <w:p>
+      <w:pPr>
+        <w:pBdr/>
+        <w:spacing/>
+        <w:ind w:left="360"/>
+        <w:jc w:val="both"/>
+        <w:rPr>
+          <w:sz w:val="32"/>
+          <w:szCs w:val="32"/>
+        </w:rPr>
+      </w:pPr>
+      <w:r>
+        <w:rPr>
+          <w:sz w:val="22"/>
+          <w:szCs w:val="22"/>
+        </w:rPr>
+        <w:t xml:space="preserve">L</w:t>
+      </w:r>
+      <w:r>
+        <w:rPr>
+          <w:sz w:val="22"/>
+          <w:szCs w:val="22"/>
+        </w:rPr>
+        <w:t xml:space="preserve">os resultados se muestran mediante gráficos simples, datos fáciles de interpretar y comparaciones claras. Además, incorpora rankings por zonas, empresas y a nivel global, fomentando la participación y la mejora continua a través de la comparación responsab</w:t>
+      </w:r>
+      <w:r>
+        <w:rPr>
+          <w:sz w:val="22"/>
+          <w:szCs w:val="22"/>
         </w:rPr>
         <w:t xml:space="preserve">le.</w:t>
       </w:r>
-      <w:r/>
+      <w:r>
+        <w:rPr>
+          <w:sz w:val="32"/>
+          <w:szCs w:val="32"/>
+        </w:rPr>
+      </w:r>
     </w:p>
     <w:p>
       <w:pPr>
@@ -1725,15 +1829,23 @@
         <w:spacing/>
         <w:ind w:left="360"/>
         <w:jc w:val="both"/>
-        <w:rPr/>
+        <w:rPr>
+          <w:sz w:val="32"/>
+          <w:szCs w:val="32"/>
+        </w:rPr>
       </w:pPr>
       <w:r>
         <w:rPr>
-          <w:sz w:val="16"/>
-          <w:szCs w:val="16"/>
+          <w:sz w:val="22"/>
+          <w:szCs w:val="22"/>
         </w:rPr>
       </w:r>
-      <w:r/>
+      <w:r>
+        <w:rPr>
+          <w:sz w:val="32"/>
+          <w:szCs w:val="32"/>
+        </w:rPr>
+      </w:r>
     </w:p>
     <w:p>
       <w:pPr>
@@ -1744,16 +1856,16 @@
         <w:rPr>
           <w:b/>
           <w:bCs/>
-          <w:sz w:val="20"/>
-          <w:szCs w:val="20"/>
+          <w:sz w:val="28"/>
+          <w:szCs w:val="28"/>
         </w:rPr>
       </w:pPr>
       <w:r>
         <w:rPr>
           <w:b/>
           <w:bCs/>
-          <w:sz w:val="20"/>
-          <w:szCs w:val="20"/>
+          <w:sz w:val="28"/>
+          <w:szCs w:val="28"/>
         </w:rPr>
         <w:t xml:space="preserve">Impacto del proyecto</w:t>
       </w:r>
@@ -1761,16 +1873,16 @@
         <w:rPr>
           <w:b/>
           <w:bCs/>
-          <w:sz w:val="20"/>
-          <w:szCs w:val="20"/>
+          <w:sz w:val="28"/>
+          <w:szCs w:val="28"/>
         </w:rPr>
       </w:r>
       <w:r>
         <w:rPr>
           <w:b/>
           <w:bCs/>
-          <w:sz w:val="20"/>
-          <w:szCs w:val="20"/>
+          <w:sz w:val="28"/>
+          <w:szCs w:val="28"/>
         </w:rPr>
       </w:r>
     </w:p>
@@ -1780,36 +1892,37 @@
         <w:spacing/>
         <w:ind w:left="360"/>
         <w:jc w:val="both"/>
-        <w:rPr/>
+        <w:rPr>
+          <w:sz w:val="32"/>
+          <w:szCs w:val="32"/>
+        </w:rPr>
       </w:pPr>
       <w:r>
         <w:rPr>
           <w:b/>
           <w:bCs/>
-          <w:sz w:val="16"/>
-          <w:szCs w:val="16"/>
+          <w:sz w:val="22"/>
+          <w:szCs w:val="22"/>
         </w:rPr>
         <w:t xml:space="preserve">Social:</w:t>
       </w:r>
       <w:r>
         <w:rPr>
-          <w:sz w:val="16"/>
-          <w:szCs w:val="16"/>
+          <w:sz w:val="22"/>
+          <w:szCs w:val="22"/>
         </w:rPr>
         <w:t xml:space="preserve"> Promueve la conciencia sobre el impacto energético del uso digital y fomenta hábitos más responsables. Los rankings incentivan la implicación colectiva y la competencia positiva.</w:t>
       </w:r>
-      <w:r/>
       <w:r>
         <w:rPr>
-          <w:sz w:val="16"/>
-          <w:szCs w:val="16"/>
+          <w:sz w:val="22"/>
+          <w:szCs w:val="22"/>
         </w:rPr>
       </w:r>
-      <w:r/>
       <w:r>
         <w:rPr>
-          <w:sz w:val="16"/>
-          <w:szCs w:val="16"/>
+          <w:sz w:val="32"/>
+          <w:szCs w:val="32"/>
         </w:rPr>
       </w:r>
     </w:p>
@@ -1819,36 +1932,37 @@
         <w:spacing/>
         <w:ind w:left="360"/>
         <w:jc w:val="both"/>
-        <w:rPr/>
+        <w:rPr>
+          <w:sz w:val="32"/>
+          <w:szCs w:val="32"/>
+        </w:rPr>
       </w:pPr>
       <w:r>
         <w:rPr>
           <w:b/>
           <w:bCs/>
-          <w:sz w:val="16"/>
-          <w:szCs w:val="16"/>
+          <w:sz w:val="22"/>
+          <w:szCs w:val="22"/>
         </w:rPr>
         <w:t xml:space="preserve">Medioambiental</w:t>
       </w:r>
       <w:r>
         <w:rPr>
-          <w:sz w:val="16"/>
-          <w:szCs w:val="16"/>
+          <w:sz w:val="22"/>
+          <w:szCs w:val="22"/>
         </w:rPr>
         <w:t xml:space="preserve">: Al visibilizar el consumo energético y sus emisiones asociadas, contribuye a la reducción del gasto innecesario y a la adopción de prácticas más sostenibles.</w:t>
       </w:r>
-      <w:r/>
       <w:r>
         <w:rPr>
-          <w:sz w:val="16"/>
-          <w:szCs w:val="16"/>
+          <w:sz w:val="22"/>
+          <w:szCs w:val="22"/>
         </w:rPr>
       </w:r>
-      <w:r/>
       <w:r>
         <w:rPr>
-          <w:sz w:val="16"/>
-          <w:szCs w:val="16"/>
+          <w:sz w:val="32"/>
+          <w:szCs w:val="32"/>
         </w:rPr>
       </w:r>
     </w:p>
@@ -1858,25 +1972,33 @@
         <w:spacing/>
         <w:ind w:left="360"/>
         <w:jc w:val="both"/>
-        <w:rPr/>
+        <w:rPr>
+          <w:sz w:val="32"/>
+          <w:szCs w:val="32"/>
+        </w:rPr>
       </w:pPr>
       <w:r>
         <w:rPr>
           <w:b/>
           <w:bCs/>
-          <w:sz w:val="16"/>
-          <w:szCs w:val="16"/>
+          <w:sz w:val="22"/>
+          <w:szCs w:val="22"/>
         </w:rPr>
         <w:t xml:space="preserve">Digital y tecnológico:</w:t>
       </w:r>
       <w:r>
         <w:rPr>
-          <w:sz w:val="16"/>
-          <w:szCs w:val="16"/>
+          <w:sz w:val="22"/>
+          <w:szCs w:val="22"/>
         </w:rPr>
         <w:t xml:space="preserve"> Impulsa un uso más consciente de la tecnología, combinando análisis de datos, estimaciones energéticas y visualización gráfica en una interfaz accesible y dinámica.</w:t>
       </w:r>
-      <w:r/>
+      <w:r>
+        <w:rPr>
+          <w:sz w:val="32"/>
+          <w:szCs w:val="32"/>
+        </w:rPr>
+      </w:r>
     </w:p>
     <w:p>
       <w:pPr>
@@ -1887,24 +2009,32 @@
         <w:rPr>
           <w:b/>
           <w:bCs/>
-          <w:sz w:val="20"/>
-          <w:szCs w:val="20"/>
+          <w:sz w:val="28"/>
+          <w:szCs w:val="28"/>
         </w:rPr>
       </w:pPr>
       <w:r>
         <w:rPr>
           <w:b/>
           <w:bCs/>
-          <w:sz w:val="20"/>
-          <w:szCs w:val="20"/>
+          <w:sz w:val="28"/>
+          <w:szCs w:val="28"/>
         </w:rPr>
       </w:r>
       <w:r>
         <w:rPr>
           <w:b/>
           <w:bCs/>
-          <w:sz w:val="20"/>
-          <w:szCs w:val="20"/>
+          <w:sz w:val="28"/>
+          <w:szCs w:val="28"/>
+        </w:rPr>
+      </w:r>
+      <w:r>
+        <w:rPr>
+          <w:b/>
+          <w:bCs/>
+          <w:sz w:val="28"/>
+          <w:szCs w:val="28"/>
         </w:rPr>
       </w:r>
     </w:p>
@@ -1917,16 +2047,16 @@
         <w:rPr>
           <w:b/>
           <w:bCs/>
-          <w:sz w:val="20"/>
-          <w:szCs w:val="20"/>
+          <w:sz w:val="28"/>
+          <w:szCs w:val="28"/>
         </w:rPr>
       </w:pPr>
       <w:r>
         <w:rPr>
           <w:b/>
           <w:bCs/>
-          <w:sz w:val="20"/>
-          <w:szCs w:val="20"/>
+          <w:sz w:val="28"/>
+          <w:szCs w:val="28"/>
         </w:rPr>
         <w:t xml:space="preserve">Innovación</w:t>
       </w:r>
@@ -1934,16 +2064,16 @@
         <w:rPr>
           <w:b/>
           <w:bCs/>
-          <w:sz w:val="20"/>
-          <w:szCs w:val="20"/>
+          <w:sz w:val="28"/>
+          <w:szCs w:val="28"/>
         </w:rPr>
       </w:r>
       <w:r>
         <w:rPr>
           <w:b/>
           <w:bCs/>
-          <w:sz w:val="20"/>
-          <w:szCs w:val="20"/>
+          <w:sz w:val="28"/>
+          <w:szCs w:val="28"/>
         </w:rPr>
       </w:r>
     </w:p>
@@ -1953,23 +2083,38 @@
         <w:spacing/>
         <w:ind w:left="360"/>
         <w:jc w:val="both"/>
-        <w:rPr/>
+        <w:rPr>
+          <w:sz w:val="32"/>
+          <w:szCs w:val="32"/>
+        </w:rPr>
       </w:pPr>
       <w:r>
         <w:rPr>
-          <w:sz w:val="16"/>
-          <w:szCs w:val="16"/>
+          <w:sz w:val="22"/>
+          <w:szCs w:val="22"/>
         </w:rPr>
-        <w:t xml:space="preserve">La innovación principal es convertir el consumo energético digital en información clara, visual y comparable. A diferencia de otras aplicaciones que solo muestran tiempo de uso o batería, esta app traduce esos datos en impacto energético real y los compleme</w:t>
+        <w:t xml:space="preserve">L</w:t>
       </w:r>
       <w:r>
         <w:rPr>
-          <w:sz w:val="16"/>
-          <w:szCs w:val="16"/>
+          <w:sz w:val="22"/>
+          <w:szCs w:val="22"/>
+        </w:rPr>
+        <w:t xml:space="preserve">a innovación principal es convertir el consumo energético digital en información clara, visual y comparable. A diferencia de otras aplicaciones que solo muestran tiempo de uso o batería, esta app traduce esos datos en impacto energético real y los compleme</w:t>
+      </w:r>
+      <w:r>
+        <w:rPr>
+          <w:sz w:val="22"/>
+          <w:szCs w:val="22"/>
         </w:rPr>
         <w:t xml:space="preserve">nta con rankings por zonas, empresas y a nivel global.</w:t>
       </w:r>
-      <w:r/>
+      <w:r>
+        <w:rPr>
+          <w:sz w:val="32"/>
+          <w:szCs w:val="32"/>
+        </w:rPr>
+      </w:r>
     </w:p>
     <w:p>
       <w:pPr>
@@ -1977,15 +2122,23 @@
         <w:spacing/>
         <w:ind w:left="360"/>
         <w:jc w:val="both"/>
-        <w:rPr/>
+        <w:rPr>
+          <w:sz w:val="32"/>
+          <w:szCs w:val="32"/>
+        </w:rPr>
       </w:pPr>
       <w:r>
         <w:rPr>
-          <w:sz w:val="16"/>
-          <w:szCs w:val="16"/>
+          <w:sz w:val="22"/>
+          <w:szCs w:val="22"/>
         </w:rPr>
       </w:r>
-      <w:r/>
+      <w:r>
+        <w:rPr>
+          <w:sz w:val="32"/>
+          <w:szCs w:val="32"/>
+        </w:rPr>
+      </w:r>
     </w:p>
     <w:p>
       <w:pPr>
@@ -2002,14 +2155,22 @@
       </w:pPr>
       <w:r>
         <w:rPr>
+          <w:sz w:val="22"/>
+          <w:szCs w:val="22"/>
+        </w:rPr>
+        <w:t xml:space="preserve">Lo distintivo del proyecto es su enfoque educativo, participativo y competitivo, que </w:t>
+      </w:r>
+      <w:r>
+        <w:rPr>
           <w:sz w:val="16"/>
           <w:szCs w:val="16"/>
         </w:rPr>
-        <w:t xml:space="preserve">Lo distintivo del proyecto es su enfoque educativo, participativo y competitivo, que transforma datos técnicos en una herramienta práctica de concienciación y acción colectiva.</w:t>
+        <w:t xml:space="preserve">transforma datos técnicos en una herramienta práctica de concienciación y acción colectiva.</w:t>
       </w:r>
-      <w:r/>
       <w:r>
         <w:rPr>
+          <w:b/>
+          <w:bCs/>
           <w:sz w:val="16"/>
           <w:szCs w:val="16"/>
         </w:rPr>
@@ -2036,7 +2197,7 @@
     </w:p>
     <w:p>
       <w:pPr>
-        <w:pStyle w:val="983"/>
+        <w:pStyle w:val="1149"/>
         <w:numPr>
           <w:ilvl w:val="0"/>
           <w:numId w:val="22"/>
@@ -2052,9 +2213,6 @@
       <w:r>
         <w:t xml:space="preserve">la solución  </w:t>
       </w:r>
-      <w:r/>
-      <w:r/>
-      <w:r/>
       <w:r/>
     </w:p>
     <w:p>
@@ -2225,138 +2383,12 @@
           <w:bCs/>
         </w:rPr>
       </w:r>
-    </w:p>
-    <w:p>
-      <w:pPr>
-        <w:pStyle w:val="1012"/>
-        <w:numPr>
-          <w:ilvl w:val="0"/>
-          <w:numId w:val="25"/>
-        </w:numPr>
-        <w:pBdr/>
-        <w:spacing/>
-        <w:ind/>
-        <w:jc w:val="both"/>
-        <w:rPr/>
-      </w:pPr>
       <w:r>
         <w:rPr>
-          <w:lang w:val="es-ES"/>
+          <w:b/>
+          <w:bCs/>
         </w:rPr>
-        <w:t xml:space="preserve">En esta reunion se ha creado el proyecto con su respectivo repositorio de github y se ha especificado el documento inicial de alcance del proyecto.</w:t>
       </w:r>
-      <w:r/>
-    </w:p>
-    <w:p>
-      <w:pPr>
-        <w:pStyle w:val="1012"/>
-        <w:numPr>
-          <w:ilvl w:val="0"/>
-          <w:numId w:val="25"/>
-        </w:numPr>
-        <w:pBdr/>
-        <w:spacing/>
-        <w:ind/>
-        <w:jc w:val="both"/>
-        <w:rPr/>
-      </w:pPr>
-      <w:r>
-        <mc:AlternateContent>
-          <mc:Choice Requires="wpg">
-            <w:drawing>
-              <wp:inline xmlns:wp="http://schemas.openxmlformats.org/drawingml/2006/wordprocessingDrawing" distT="0" distB="0" distL="0" distR="0">
-                <wp:extent cx="6120130" cy="2328809"/>
-                <wp:effectExtent l="0" t="0" r="0" b="0"/>
-                <wp:docPr id="10" name=""/>
-                <wp:cNvGraphicFramePr>
-                  <a:graphicFrameLocks xmlns:a="http://schemas.openxmlformats.org/drawingml/2006/main" noChangeAspect="1"/>
-                </wp:cNvGraphicFramePr>
-                <a:graphic xmlns:a="http://schemas.openxmlformats.org/drawingml/2006/main">
-                  <a:graphicData uri="http://schemas.openxmlformats.org/drawingml/2006/picture">
-                    <pic:pic xmlns:pic="http://schemas.openxmlformats.org/drawingml/2006/picture">
-                      <pic:nvPicPr>
-                        <pic:cNvPr id="98260110" name=""/>
-                        <pic:cNvPicPr>
-                          <a:picLocks noChangeAspect="1"/>
-                        </pic:cNvPicPr>
-                        <pic:nvPr/>
-                      </pic:nvPicPr>
-                      <pic:blipFill>
-                        <a:blip r:embed="rId20"/>
-                        <a:stretch/>
-                      </pic:blipFill>
-                      <pic:spPr bwMode="auto">
-                        <a:xfrm>
-                          <a:off x="0" y="0"/>
-                          <a:ext cx="6120129" cy="2328808"/>
-                        </a:xfrm>
-                        <a:prstGeom prst="rect">
-                          <a:avLst/>
-                        </a:prstGeom>
-                      </pic:spPr>
-                    </pic:pic>
-                  </a:graphicData>
-                </a:graphic>
-              </wp:inline>
-            </w:drawing>
-          </mc:Choice>
-          <mc:Fallback>
-            <w:pict>
-              <v:shapetype id="_x0000_t75" coordsize="21600,21600" o:spt="75" o:preferrelative="t" path="m@4@5l@4@11@9@11@9@5xe" filled="f" stroked="f">
-                <v:stroke joinstyle="miter"/>
-                <v:formulas>
-                  <v:f eqn="if lineDrawn pixelLineWidth 0"/>
-                  <v:f eqn="sum @0 1 0"/>
-                  <v:f eqn="sum 0 0 @1"/>
-                  <v:f eqn="prod @2 1 2"/>
-                  <v:f eqn="prod @3 21600 pixelWidth"/>
-                  <v:f eqn="prod @3 21600 pixelHeight"/>
-                  <v:f eqn="sum @0 0 1"/>
-                  <v:f eqn="prod @6 1 2"/>
-                  <v:f eqn="prod @7 21600 pixelWidth"/>
-                  <v:f eqn="sum @8 21600 0"/>
-                  <v:f eqn="prod @7 21600 pixelHeight"/>
-                  <v:f eqn="sum @10 21600 0"/>
-                </v:formulas>
-                <v:path o:extrusionok="f" gradientshapeok="t" o:connecttype="rect"/>
-                <o:lock v:ext="edit" aspectratio="t"/>
-              </v:shapetype>
-              <v:shape id="_x0000_i19" o:spid="_x0000_s19" type="#_x0000_t75" style="width:481.90pt;height:183.37pt;mso-wrap-distance-left:0.00pt;mso-wrap-distance-top:0.00pt;mso-wrap-distance-right:0.00pt;mso-wrap-distance-bottom:0.00pt;z-index:1;" stroked="false">
-                <v:imagedata r:id="rId20" o:title=""/>
-                <o:lock v:ext="edit" rotation="t"/>
-              </v:shape>
-            </w:pict>
-          </mc:Fallback>
-        </mc:AlternateContent>
-      </w:r>
-      <w:r>
-        <w:t xml:space="preserve">  </w:t>
-      </w:r>
-      <w:r/>
-    </w:p>
-    <w:p>
-      <w:pPr>
-        <w:pStyle w:val="1012"/>
-        <w:numPr>
-          <w:ilvl w:val="0"/>
-          <w:numId w:val="25"/>
-        </w:numPr>
-        <w:pBdr/>
-        <w:spacing/>
-        <w:ind/>
-        <w:jc w:val="both"/>
-        <w:rPr/>
-      </w:pPr>
-      <w:r>
-        <w:rPr>
-          <w:lang w:val="es-ES"/>
-        </w:rPr>
-        <w:t xml:space="preserve">Tuvimos que utilizar una gran cantidad de tiempo del dia para buscar bibliotecas especificas para nuestro proyecto.</w:t>
-      </w:r>
-      <w:r>
-        <w:t xml:space="preserve">  </w:t>
-      </w:r>
-      <w:r/>
     </w:p>
     <w:p>
       <w:pPr>
@@ -2423,7 +2455,7 @@
 <w:ftr xmlns:wpc="http://schemas.microsoft.com/office/word/2010/wordprocessingCanvas" xmlns:mc="http://schemas.openxmlformats.org/markup-compatibility/2006" xmlns:o="urn:schemas-microsoft-com:office:office" xmlns:r="http://schemas.openxmlformats.org/officeDocument/2006/relationships" xmlns:m="http://schemas.openxmlformats.org/officeDocument/2006/math" xmlns:v="urn:schemas-microsoft-com:vml" xmlns:wp14="http://schemas.microsoft.com/office/word/2010/wordprocessingDrawing" xmlns:wp="http://schemas.openxmlformats.org/drawingml/2006/wordprocessingDrawing" xmlns:w10="urn:schemas-microsoft-com:office:word" xmlns:w="http://schemas.openxmlformats.org/wordprocessingml/2006/main" xmlns:w14="http://schemas.microsoft.com/office/word/2010/wordml" xmlns:w15="http://schemas.microsoft.com/office/word/2012/wordml" xmlns:wpg="http://schemas.microsoft.com/office/word/2010/wordprocessingGroup" xmlns:wpi="http://schemas.microsoft.com/office/word/2010/wordprocessingInk" xmlns:wne="http://schemas.microsoft.com/office/word/2006/wordml" xmlns:a="http://schemas.openxmlformats.org/drawingml/2006/main" xmlns:wps="http://schemas.microsoft.com/office/word/2010/wordprocessingShape" mc:Ignorable="w14 w15 wp14">
   <w:p>
     <w:pPr>
-      <w:pStyle w:val="991"/>
+      <w:pStyle w:val="1157"/>
       <w:pBdr/>
       <w:spacing/>
       <w:ind/>
@@ -2476,7 +2508,7 @@
                           </pic:cNvPicPr>
                           <pic:nvPr/>
                         </pic:nvPicPr>
-                        <pic:blipFill>
+                        <pic:blipFill rotWithShape="1">
                           <a:blip r:embed="rId1"/>
                           <a:stretch/>
                         </pic:blipFill>
@@ -2541,6 +2573,13 @@
                                   <w14:ligatures w14:val="none"/>
                                 </w:rPr>
                                 <w:t xml:space="preserve">xclusivamente los del autor o autores y no reflejan necesariamente los de la Unión Europea ni los de la Agencia Ejecutiva en el Ámbito Educativo y Cultural Europeo (EACEA). Ni la Unión Europea ni la EACEA pueden ser consideradas responsables de las mismas.</w:t>
+                              </w:r>
+                              <w:r>
+                                <w:rPr>
+                                  <w:sz w:val="14"/>
+                                  <w:szCs w:val="14"/>
+                                  <w:lang w:val="en-US"/>
+                                </w:rPr>
                               </w:r>
                               <w:r>
                                 <w:rPr>
@@ -2684,6 +2723,13 @@
                             <w:lang w:val="en-US"/>
                           </w:rPr>
                         </w:r>
+                        <w:r>
+                          <w:rPr>
+                            <w:sz w:val="14"/>
+                            <w:szCs w:val="14"/>
+                            <w:lang w:val="en-US"/>
+                          </w:rPr>
+                        </w:r>
                       </w:p>
                     </w:txbxContent>
                   </v:textbox>
@@ -2706,7 +2752,7 @@
 <w:ftr xmlns:wpc="http://schemas.microsoft.com/office/word/2010/wordprocessingCanvas" xmlns:mc="http://schemas.openxmlformats.org/markup-compatibility/2006" xmlns:o="urn:schemas-microsoft-com:office:office" xmlns:r="http://schemas.openxmlformats.org/officeDocument/2006/relationships" xmlns:m="http://schemas.openxmlformats.org/officeDocument/2006/math" xmlns:v="urn:schemas-microsoft-com:vml" xmlns:wp14="http://schemas.microsoft.com/office/word/2010/wordprocessingDrawing" xmlns:wp="http://schemas.openxmlformats.org/drawingml/2006/wordprocessingDrawing" xmlns:w10="urn:schemas-microsoft-com:office:word" xmlns:w="http://schemas.openxmlformats.org/wordprocessingml/2006/main" xmlns:w14="http://schemas.microsoft.com/office/word/2010/wordml" xmlns:w15="http://schemas.microsoft.com/office/word/2012/wordml" xmlns:wpg="http://schemas.microsoft.com/office/word/2010/wordprocessingGroup" xmlns:wpi="http://schemas.microsoft.com/office/word/2010/wordprocessingInk" xmlns:wne="http://schemas.microsoft.com/office/word/2006/wordml" xmlns:a="http://schemas.openxmlformats.org/drawingml/2006/main" xmlns:wps="http://schemas.microsoft.com/office/word/2010/wordprocessingShape" mc:Ignorable="w14 w15 wp14">
   <w:p>
     <w:pPr>
-      <w:pStyle w:val="991"/>
+      <w:pStyle w:val="1157"/>
       <w:pBdr/>
       <w:spacing/>
       <w:ind/>
@@ -2741,7 +2787,7 @@
                       </pic:cNvPicPr>
                       <pic:nvPr/>
                     </pic:nvPicPr>
-                    <pic:blipFill>
+                    <pic:blipFill rotWithShape="1">
                       <a:blip r:embed="rId1"/>
                       <a:stretch/>
                     </pic:blipFill>
@@ -2837,7 +2883,7 @@
 <w:hdr xmlns:wpc="http://schemas.microsoft.com/office/word/2010/wordprocessingCanvas" xmlns:mc="http://schemas.openxmlformats.org/markup-compatibility/2006" xmlns:o="urn:schemas-microsoft-com:office:office" xmlns:r="http://schemas.openxmlformats.org/officeDocument/2006/relationships" xmlns:m="http://schemas.openxmlformats.org/officeDocument/2006/math" xmlns:v="urn:schemas-microsoft-com:vml" xmlns:wp14="http://schemas.microsoft.com/office/word/2010/wordprocessingDrawing" xmlns:wp="http://schemas.openxmlformats.org/drawingml/2006/wordprocessingDrawing" xmlns:w10="urn:schemas-microsoft-com:office:word" xmlns:w="http://schemas.openxmlformats.org/wordprocessingml/2006/main" xmlns:w14="http://schemas.microsoft.com/office/word/2010/wordml" xmlns:w15="http://schemas.microsoft.com/office/word/2012/wordml" xmlns:wpg="http://schemas.microsoft.com/office/word/2010/wordprocessingGroup" xmlns:wpi="http://schemas.microsoft.com/office/word/2010/wordprocessingInk" xmlns:wne="http://schemas.microsoft.com/office/word/2006/wordml" xmlns:a="http://schemas.openxmlformats.org/drawingml/2006/main" xmlns:wps="http://schemas.microsoft.com/office/word/2010/wordprocessingShape" mc:Ignorable="w14 w15 wp14">
   <w:tbl>
     <w:tblPr>
-      <w:tblStyle w:val="993"/>
+      <w:tblStyle w:val="1159"/>
       <w:tblInd w:w="4111" w:type="dxa"/>
       <w:tblW w:w="9072" w:type="dxa"/>
       <w:tblBorders>
@@ -2869,7 +2915,7 @@
         </w:tcPr>
         <w:p>
           <w:pPr>
-            <w:pStyle w:val="989"/>
+            <w:pStyle w:val="1155"/>
             <w:pBdr/>
             <w:spacing w:line="276" w:lineRule="auto"/>
             <w:ind/>
@@ -2892,6 +2938,12 @@
               <w:szCs w:val="16"/>
             </w:rPr>
           </w:r>
+          <w:r>
+            <w:rPr>
+              <w:sz w:val="16"/>
+              <w:szCs w:val="16"/>
+            </w:rPr>
+          </w:r>
         </w:p>
       </w:tc>
       <w:tc>
@@ -2907,7 +2959,7 @@
         </w:tcPr>
         <w:p>
           <w:pPr>
-            <w:pStyle w:val="989"/>
+            <w:pStyle w:val="1155"/>
             <w:pBdr/>
             <w:spacing w:line="276" w:lineRule="auto"/>
             <w:ind/>
@@ -2933,6 +2985,13 @@
               <w:szCs w:val="16"/>
             </w:rPr>
           </w:r>
+          <w:r>
+            <w:rPr>
+              <w:b/>
+              <w:sz w:val="16"/>
+              <w:szCs w:val="16"/>
+            </w:rPr>
+          </w:r>
         </w:p>
       </w:tc>
     </w:tr>
@@ -2950,7 +3009,7 @@
         </w:tcPr>
         <w:p>
           <w:pPr>
-            <w:pStyle w:val="989"/>
+            <w:pStyle w:val="1155"/>
             <w:pBdr/>
             <w:spacing w:line="276" w:lineRule="auto"/>
             <w:ind/>
@@ -2973,6 +3032,12 @@
               <w:szCs w:val="16"/>
             </w:rPr>
           </w:r>
+          <w:r>
+            <w:rPr>
+              <w:sz w:val="16"/>
+              <w:szCs w:val="16"/>
+            </w:rPr>
+          </w:r>
         </w:p>
       </w:tc>
       <w:tc>
@@ -2988,7 +3053,7 @@
         </w:tcPr>
         <w:p>
           <w:pPr>
-            <w:pStyle w:val="989"/>
+            <w:pStyle w:val="1155"/>
             <w:pBdr/>
             <w:spacing w:line="276" w:lineRule="auto"/>
             <w:ind/>
@@ -3011,13 +3076,19 @@
               <w:szCs w:val="16"/>
             </w:rPr>
           </w:r>
+          <w:r>
+            <w:rPr>
+              <w:sz w:val="16"/>
+              <w:szCs w:val="16"/>
+            </w:rPr>
+          </w:r>
         </w:p>
       </w:tc>
     </w:tr>
   </w:tbl>
   <w:p>
     <w:pPr>
-      <w:pStyle w:val="989"/>
+      <w:pStyle w:val="1155"/>
       <w:pBdr/>
       <w:spacing/>
       <w:ind/>
@@ -3052,7 +3123,7 @@
                       </pic:cNvPicPr>
                       <pic:nvPr/>
                     </pic:nvPicPr>
-                    <pic:blipFill>
+                    <pic:blipFill rotWithShape="1">
                       <a:blip r:embed="rId1">
                         <a:extLst>
                           <a:ext uri="{96DAC541-7B7A-43D3-8B79-37D633B846F1}">
@@ -3135,7 +3206,7 @@
                       </pic:cNvPicPr>
                       <pic:nvPr/>
                     </pic:nvPicPr>
-                    <pic:blipFill>
+                    <pic:blipFill rotWithShape="1">
                       <a:blip r:embed="rId3">
                         <a:alphaModFix amt="24000"/>
                         <a:extLst>
@@ -3199,7 +3270,7 @@
 <w:hdr xmlns:wpc="http://schemas.microsoft.com/office/word/2010/wordprocessingCanvas" xmlns:mc="http://schemas.openxmlformats.org/markup-compatibility/2006" xmlns:o="urn:schemas-microsoft-com:office:office" xmlns:r="http://schemas.openxmlformats.org/officeDocument/2006/relationships" xmlns:m="http://schemas.openxmlformats.org/officeDocument/2006/math" xmlns:v="urn:schemas-microsoft-com:vml" xmlns:wp14="http://schemas.microsoft.com/office/word/2010/wordprocessingDrawing" xmlns:wp="http://schemas.openxmlformats.org/drawingml/2006/wordprocessingDrawing" xmlns:w10="urn:schemas-microsoft-com:office:word" xmlns:w="http://schemas.openxmlformats.org/wordprocessingml/2006/main" xmlns:w14="http://schemas.microsoft.com/office/word/2010/wordml" xmlns:w15="http://schemas.microsoft.com/office/word/2012/wordml" xmlns:wpg="http://schemas.microsoft.com/office/word/2010/wordprocessingGroup" xmlns:wpi="http://schemas.microsoft.com/office/word/2010/wordprocessingInk" xmlns:wne="http://schemas.microsoft.com/office/word/2006/wordml" xmlns:a="http://schemas.openxmlformats.org/drawingml/2006/main" xmlns:wps="http://schemas.microsoft.com/office/word/2010/wordprocessingShape" mc:Ignorable="w14 w15 wp14">
   <w:p>
     <w:pPr>
-      <w:pStyle w:val="989"/>
+      <w:pStyle w:val="1155"/>
       <w:pBdr/>
       <w:spacing/>
       <w:ind/>
@@ -3252,7 +3323,7 @@
                           </pic:cNvPicPr>
                           <pic:nvPr/>
                         </pic:nvPicPr>
-                        <pic:blipFill>
+                        <pic:blipFill rotWithShape="1">
                           <a:blip r:embed="rId1"/>
                           <a:stretch/>
                         </pic:blipFill>
@@ -3324,7 +3395,7 @@
                           </pic:cNvPicPr>
                           <pic:nvPr/>
                         </pic:nvPicPr>
-                        <pic:blipFill>
+                        <pic:blipFill rotWithShape="1">
                           <a:blip r:embed="rId2">
                             <a:extLst>
                               <a:ext uri="{96DAC541-7B7A-43D3-8B79-37D633B846F1}">
@@ -3483,7 +3554,7 @@
                       </pic:cNvPicPr>
                       <pic:nvPr/>
                     </pic:nvPicPr>
-                    <pic:blipFill>
+                    <pic:blipFill rotWithShape="1">
                       <a:blip r:embed="rId4">
                         <a:alphaModFix amt="24000"/>
                         <a:extLst>
@@ -3561,7 +3632,7 @@
                     <wps:cNvPr id="0" name=""/>
                     <wps:cNvSpPr/>
                     <wps:spPr bwMode="auto">
-                      <a:xfrm rot="16199999">
+                      <a:xfrm rot="16199998">
                         <a:off x="0" y="0"/>
                         <a:ext cx="10895330" cy="10658475"/>
                       </a:xfrm>
@@ -7603,9 +7674,9 @@
     <w:lsdException w:name="Bibliography" w:uiPriority="37"/>
     <w:lsdException w:name="TOC Heading" w:uiPriority="39" w:qFormat="1"/>
   </w:latentStyles>
-  <w:style w:type="table" w:styleId="13">
+  <w:style w:type="table" w:styleId="988">
     <w:name w:val="Table Grid Light"/>
-    <w:basedOn w:val="987"/>
+    <w:basedOn w:val="1153"/>
     <w:uiPriority w:val="59"/>
     <w:pPr>
       <w:pBdr/>
@@ -7802,9 +7873,9 @@
       </w:tcPr>
     </w:tblStylePr>
   </w:style>
-  <w:style w:type="table" w:styleId="15">
+  <w:style w:type="table" w:styleId="989">
     <w:name w:val="Plain Table 2"/>
-    <w:basedOn w:val="987"/>
+    <w:basedOn w:val="1153"/>
     <w:uiPriority w:val="59"/>
     <w:pPr>
       <w:pBdr/>
@@ -8035,9 +8106,9 @@
       </w:tcPr>
     </w:tblStylePr>
   </w:style>
-  <w:style w:type="table" w:styleId="16">
+  <w:style w:type="table" w:styleId="990">
     <w:name w:val="Plain Table 3"/>
-    <w:basedOn w:val="987"/>
+    <w:basedOn w:val="1153"/>
     <w:uiPriority w:val="99"/>
     <w:pPr>
       <w:pBdr/>
@@ -8265,9 +8336,9 @@
       </w:tcPr>
     </w:tblStylePr>
   </w:style>
-  <w:style w:type="table" w:styleId="17">
+  <w:style w:type="table" w:styleId="991">
     <w:name w:val="Plain Table 4"/>
-    <w:basedOn w:val="987"/>
+    <w:basedOn w:val="1153"/>
     <w:uiPriority w:val="99"/>
     <w:pPr>
       <w:pBdr/>
@@ -8481,9 +8552,9 @@
       </w:tcPr>
     </w:tblStylePr>
   </w:style>
-  <w:style w:type="table" w:styleId="18">
+  <w:style w:type="table" w:styleId="992">
     <w:name w:val="Plain Table 5"/>
-    <w:basedOn w:val="987"/>
+    <w:basedOn w:val="1153"/>
     <w:uiPriority w:val="99"/>
     <w:pPr>
       <w:pBdr/>
@@ -8714,9 +8785,9 @@
       </w:tcPr>
     </w:tblStylePr>
   </w:style>
-  <w:style w:type="table" w:styleId="19">
+  <w:style w:type="table" w:styleId="993">
     <w:name w:val="Grid Table 1 Light"/>
-    <w:basedOn w:val="987"/>
+    <w:basedOn w:val="1153"/>
     <w:uiPriority w:val="99"/>
     <w:pPr>
       <w:pBdr/>
@@ -8937,9 +9008,9 @@
       </w:tcPr>
     </w:tblStylePr>
   </w:style>
-  <w:style w:type="table" w:styleId="20">
+  <w:style w:type="table" w:styleId="994">
     <w:name w:val="Grid Table 1 Light - Accent 1"/>
-    <w:basedOn w:val="987"/>
+    <w:basedOn w:val="1153"/>
     <w:uiPriority w:val="99"/>
     <w:pPr>
       <w:pBdr/>
@@ -9160,9 +9231,9 @@
       </w:tcPr>
     </w:tblStylePr>
   </w:style>
-  <w:style w:type="table" w:styleId="21">
+  <w:style w:type="table" w:styleId="995">
     <w:name w:val="Grid Table 1 Light - Accent 2"/>
-    <w:basedOn w:val="987"/>
+    <w:basedOn w:val="1153"/>
     <w:uiPriority w:val="99"/>
     <w:pPr>
       <w:pBdr/>
@@ -9383,9 +9454,9 @@
       </w:tcPr>
     </w:tblStylePr>
   </w:style>
-  <w:style w:type="table" w:styleId="22">
+  <w:style w:type="table" w:styleId="996">
     <w:name w:val="Grid Table 1 Light - Accent 3"/>
-    <w:basedOn w:val="987"/>
+    <w:basedOn w:val="1153"/>
     <w:uiPriority w:val="99"/>
     <w:pPr>
       <w:pBdr/>
@@ -9606,9 +9677,9 @@
       </w:tcPr>
     </w:tblStylePr>
   </w:style>
-  <w:style w:type="table" w:styleId="23">
+  <w:style w:type="table" w:styleId="997">
     <w:name w:val="Grid Table 1 Light - Accent 4"/>
-    <w:basedOn w:val="987"/>
+    <w:basedOn w:val="1153"/>
     <w:uiPriority w:val="99"/>
     <w:pPr>
       <w:pBdr/>
@@ -9829,9 +9900,9 @@
       </w:tcPr>
     </w:tblStylePr>
   </w:style>
-  <w:style w:type="table" w:styleId="24">
+  <w:style w:type="table" w:styleId="998">
     <w:name w:val="Grid Table 1 Light - Accent 5"/>
-    <w:basedOn w:val="987"/>
+    <w:basedOn w:val="1153"/>
     <w:uiPriority w:val="99"/>
     <w:pPr>
       <w:pBdr/>
@@ -10052,9 +10123,9 @@
       </w:tcPr>
     </w:tblStylePr>
   </w:style>
-  <w:style w:type="table" w:styleId="25">
+  <w:style w:type="table" w:styleId="999">
     <w:name w:val="Grid Table 1 Light - Accent 6"/>
-    <w:basedOn w:val="987"/>
+    <w:basedOn w:val="1153"/>
     <w:uiPriority w:val="99"/>
     <w:pPr>
       <w:pBdr/>
@@ -10275,9 +10346,9 @@
       </w:tcPr>
     </w:tblStylePr>
   </w:style>
-  <w:style w:type="table" w:styleId="26">
+  <w:style w:type="table" w:styleId="1000">
     <w:name w:val="Grid Table 2"/>
-    <w:basedOn w:val="987"/>
+    <w:basedOn w:val="1153"/>
     <w:uiPriority w:val="99"/>
     <w:pPr>
       <w:pBdr/>
@@ -10507,9 +10578,9 @@
       </w:tcPr>
     </w:tblStylePr>
   </w:style>
-  <w:style w:type="table" w:styleId="27">
+  <w:style w:type="table" w:styleId="1001">
     <w:name w:val="Grid Table 2 - Accent 1"/>
-    <w:basedOn w:val="987"/>
+    <w:basedOn w:val="1153"/>
     <w:uiPriority w:val="99"/>
     <w:pPr>
       <w:pBdr/>
@@ -10739,9 +10810,9 @@
       </w:tcPr>
     </w:tblStylePr>
   </w:style>
-  <w:style w:type="table" w:styleId="28">
+  <w:style w:type="table" w:styleId="1002">
     <w:name w:val="Grid Table 2 - Accent 2"/>
-    <w:basedOn w:val="987"/>
+    <w:basedOn w:val="1153"/>
     <w:uiPriority w:val="99"/>
     <w:pPr>
       <w:pBdr/>
@@ -10971,9 +11042,9 @@
       </w:tcPr>
     </w:tblStylePr>
   </w:style>
-  <w:style w:type="table" w:styleId="29">
+  <w:style w:type="table" w:styleId="1003">
     <w:name w:val="Grid Table 2 - Accent 3"/>
-    <w:basedOn w:val="987"/>
+    <w:basedOn w:val="1153"/>
     <w:uiPriority w:val="99"/>
     <w:pPr>
       <w:pBdr/>
@@ -11203,9 +11274,9 @@
       </w:tcPr>
     </w:tblStylePr>
   </w:style>
-  <w:style w:type="table" w:styleId="30">
+  <w:style w:type="table" w:styleId="1004">
     <w:name w:val="Grid Table 2 - Accent 4"/>
-    <w:basedOn w:val="987"/>
+    <w:basedOn w:val="1153"/>
     <w:uiPriority w:val="99"/>
     <w:pPr>
       <w:pBdr/>
@@ -11435,9 +11506,9 @@
       </w:tcPr>
     </w:tblStylePr>
   </w:style>
-  <w:style w:type="table" w:styleId="31">
+  <w:style w:type="table" w:styleId="1005">
     <w:name w:val="Grid Table 2 - Accent 5"/>
-    <w:basedOn w:val="987"/>
+    <w:basedOn w:val="1153"/>
     <w:uiPriority w:val="99"/>
     <w:pPr>
       <w:pBdr/>
@@ -11667,9 +11738,9 @@
       </w:tcPr>
     </w:tblStylePr>
   </w:style>
-  <w:style w:type="table" w:styleId="32">
+  <w:style w:type="table" w:styleId="1006">
     <w:name w:val="Grid Table 2 - Accent 6"/>
-    <w:basedOn w:val="987"/>
+    <w:basedOn w:val="1153"/>
     <w:uiPriority w:val="99"/>
     <w:pPr>
       <w:pBdr/>
@@ -11899,9 +11970,9 @@
       </w:tcPr>
     </w:tblStylePr>
   </w:style>
-  <w:style w:type="table" w:styleId="33">
+  <w:style w:type="table" w:styleId="1007">
     <w:name w:val="Grid Table 3"/>
-    <w:basedOn w:val="987"/>
+    <w:basedOn w:val="1153"/>
     <w:uiPriority w:val="99"/>
     <w:pPr>
       <w:pBdr/>
@@ -12000,29 +12071,6 @@
         <w:tblBorders/>
       </w:tblPr>
       <w:tcPr>
-        <w:shd w:color="ffffff"/>
-        <w:tcBorders>
-          <w:top w:val="none" w:color="000000" w:sz="4" w:space="0"/>
-          <w:left w:val="none" w:color="000000" w:sz="4" w:space="0"/>
-          <w:bottom w:val="none" w:color="000000" w:sz="4" w:space="0"/>
-          <w:right w:val="none" w:color="000000" w:sz="4" w:space="0"/>
-        </w:tcBorders>
-      </w:tcPr>
-    </w:tblStylePr>
-    <w:tblStylePr w:type="firstRow">
-      <w:rPr>
-        <w:b/>
-        <w:color w:val="404040"/>
-      </w:rPr>
-      <w:pPr>
-        <w:pBdr/>
-        <w:spacing/>
-        <w:ind/>
-      </w:pPr>
-      <w:tblPr>
-        <w:tblBorders/>
-      </w:tblPr>
-      <w:tcPr>
         <w:shd w:val="clear" w:color="ffffff"/>
         <w:tcBorders>
           <w:top w:val="none" w:color="000000" w:sz="4" w:space="0"/>
@@ -12032,30 +12080,7 @@
         </w:tcBorders>
       </w:tcPr>
     </w:tblStylePr>
-    <w:tblStylePr w:type="lastCol">
-      <w:rPr>
-        <w:i/>
-        <w:color w:val="404040"/>
-      </w:rPr>
-      <w:pPr>
-        <w:pBdr/>
-        <w:spacing/>
-        <w:ind/>
-      </w:pPr>
-      <w:tblPr>
-        <w:tblBorders/>
-      </w:tblPr>
-      <w:tcPr>
-        <w:shd w:color="ffffff"/>
-        <w:tcBorders>
-          <w:top w:val="none" w:color="000000" w:sz="4" w:space="0"/>
-          <w:left w:val="none" w:color="000000" w:sz="4" w:space="0"/>
-          <w:bottom w:val="none" w:color="000000" w:sz="4" w:space="0"/>
-          <w:right w:val="none" w:color="000000" w:sz="4" w:space="0"/>
-        </w:tcBorders>
-      </w:tcPr>
-    </w:tblStylePr>
-    <w:tblStylePr w:type="lastRow">
+    <w:tblStylePr w:type="firstRow">
       <w:rPr>
         <w:b/>
         <w:color w:val="404040"/>
@@ -12078,6 +12103,52 @@
         </w:tcBorders>
       </w:tcPr>
     </w:tblStylePr>
+    <w:tblStylePr w:type="lastCol">
+      <w:rPr>
+        <w:i/>
+        <w:color w:val="404040"/>
+      </w:rPr>
+      <w:pPr>
+        <w:pBdr/>
+        <w:spacing/>
+        <w:ind/>
+      </w:pPr>
+      <w:tblPr>
+        <w:tblBorders/>
+      </w:tblPr>
+      <w:tcPr>
+        <w:shd w:val="clear" w:color="ffffff"/>
+        <w:tcBorders>
+          <w:top w:val="none" w:color="000000" w:sz="4" w:space="0"/>
+          <w:left w:val="none" w:color="000000" w:sz="4" w:space="0"/>
+          <w:bottom w:val="none" w:color="000000" w:sz="4" w:space="0"/>
+          <w:right w:val="none" w:color="000000" w:sz="4" w:space="0"/>
+        </w:tcBorders>
+      </w:tcPr>
+    </w:tblStylePr>
+    <w:tblStylePr w:type="lastRow">
+      <w:rPr>
+        <w:b/>
+        <w:color w:val="404040"/>
+      </w:rPr>
+      <w:pPr>
+        <w:pBdr/>
+        <w:spacing/>
+        <w:ind/>
+      </w:pPr>
+      <w:tblPr>
+        <w:tblBorders/>
+      </w:tblPr>
+      <w:tcPr>
+        <w:shd w:val="clear" w:color="ffffff"/>
+        <w:tcBorders>
+          <w:top w:val="none" w:color="000000" w:sz="4" w:space="0"/>
+          <w:left w:val="none" w:color="000000" w:sz="4" w:space="0"/>
+          <w:bottom w:val="none" w:color="000000" w:sz="4" w:space="0"/>
+          <w:right w:val="none" w:color="000000" w:sz="4" w:space="0"/>
+        </w:tcBorders>
+      </w:tcPr>
+    </w:tblStylePr>
     <w:tblStylePr w:type="nwCell">
       <w:pPr>
         <w:pBdr/>
@@ -12144,9 +12215,9 @@
       </w:tcPr>
     </w:tblStylePr>
   </w:style>
-  <w:style w:type="table" w:styleId="34">
+  <w:style w:type="table" w:styleId="1008">
     <w:name w:val="Grid Table 3 - Accent 1"/>
-    <w:basedOn w:val="987"/>
+    <w:basedOn w:val="1153"/>
     <w:uiPriority w:val="99"/>
     <w:pPr>
       <w:pBdr/>
@@ -12245,29 +12316,6 @@
         <w:tblBorders/>
       </w:tblPr>
       <w:tcPr>
-        <w:shd w:color="ffffff"/>
-        <w:tcBorders>
-          <w:top w:val="none" w:color="000000" w:sz="4" w:space="0"/>
-          <w:left w:val="none" w:color="000000" w:sz="4" w:space="0"/>
-          <w:bottom w:val="none" w:color="000000" w:sz="4" w:space="0"/>
-          <w:right w:val="none" w:color="000000" w:sz="4" w:space="0"/>
-        </w:tcBorders>
-      </w:tcPr>
-    </w:tblStylePr>
-    <w:tblStylePr w:type="firstRow">
-      <w:rPr>
-        <w:b/>
-        <w:color w:val="404040"/>
-      </w:rPr>
-      <w:pPr>
-        <w:pBdr/>
-        <w:spacing/>
-        <w:ind/>
-      </w:pPr>
-      <w:tblPr>
-        <w:tblBorders/>
-      </w:tblPr>
-      <w:tcPr>
         <w:shd w:val="clear" w:color="ffffff"/>
         <w:tcBorders>
           <w:top w:val="none" w:color="000000" w:sz="4" w:space="0"/>
@@ -12277,30 +12325,7 @@
         </w:tcBorders>
       </w:tcPr>
     </w:tblStylePr>
-    <w:tblStylePr w:type="lastCol">
-      <w:rPr>
-        <w:i/>
-        <w:color w:val="404040"/>
-      </w:rPr>
-      <w:pPr>
-        <w:pBdr/>
-        <w:spacing/>
-        <w:ind/>
-      </w:pPr>
-      <w:tblPr>
-        <w:tblBorders/>
-      </w:tblPr>
-      <w:tcPr>
-        <w:shd w:color="ffffff"/>
-        <w:tcBorders>
-          <w:top w:val="none" w:color="000000" w:sz="4" w:space="0"/>
-          <w:left w:val="none" w:color="000000" w:sz="4" w:space="0"/>
-          <w:bottom w:val="none" w:color="000000" w:sz="4" w:space="0"/>
-          <w:right w:val="none" w:color="000000" w:sz="4" w:space="0"/>
-        </w:tcBorders>
-      </w:tcPr>
-    </w:tblStylePr>
-    <w:tblStylePr w:type="lastRow">
+    <w:tblStylePr w:type="firstRow">
       <w:rPr>
         <w:b/>
         <w:color w:val="404040"/>
@@ -12323,6 +12348,52 @@
         </w:tcBorders>
       </w:tcPr>
     </w:tblStylePr>
+    <w:tblStylePr w:type="lastCol">
+      <w:rPr>
+        <w:i/>
+        <w:color w:val="404040"/>
+      </w:rPr>
+      <w:pPr>
+        <w:pBdr/>
+        <w:spacing/>
+        <w:ind/>
+      </w:pPr>
+      <w:tblPr>
+        <w:tblBorders/>
+      </w:tblPr>
+      <w:tcPr>
+        <w:shd w:val="clear" w:color="ffffff"/>
+        <w:tcBorders>
+          <w:top w:val="none" w:color="000000" w:sz="4" w:space="0"/>
+          <w:left w:val="none" w:color="000000" w:sz="4" w:space="0"/>
+          <w:bottom w:val="none" w:color="000000" w:sz="4" w:space="0"/>
+          <w:right w:val="none" w:color="000000" w:sz="4" w:space="0"/>
+        </w:tcBorders>
+      </w:tcPr>
+    </w:tblStylePr>
+    <w:tblStylePr w:type="lastRow">
+      <w:rPr>
+        <w:b/>
+        <w:color w:val="404040"/>
+      </w:rPr>
+      <w:pPr>
+        <w:pBdr/>
+        <w:spacing/>
+        <w:ind/>
+      </w:pPr>
+      <w:tblPr>
+        <w:tblBorders/>
+      </w:tblPr>
+      <w:tcPr>
+        <w:shd w:val="clear" w:color="ffffff"/>
+        <w:tcBorders>
+          <w:top w:val="none" w:color="000000" w:sz="4" w:space="0"/>
+          <w:left w:val="none" w:color="000000" w:sz="4" w:space="0"/>
+          <w:bottom w:val="none" w:color="000000" w:sz="4" w:space="0"/>
+          <w:right w:val="none" w:color="000000" w:sz="4" w:space="0"/>
+        </w:tcBorders>
+      </w:tcPr>
+    </w:tblStylePr>
     <w:tblStylePr w:type="nwCell">
       <w:pPr>
         <w:pBdr/>
@@ -12389,9 +12460,9 @@
       </w:tcPr>
     </w:tblStylePr>
   </w:style>
-  <w:style w:type="table" w:styleId="35">
+  <w:style w:type="table" w:styleId="1009">
     <w:name w:val="Grid Table 3 - Accent 2"/>
-    <w:basedOn w:val="987"/>
+    <w:basedOn w:val="1153"/>
     <w:uiPriority w:val="99"/>
     <w:pPr>
       <w:pBdr/>
@@ -12490,29 +12561,6 @@
         <w:tblBorders/>
       </w:tblPr>
       <w:tcPr>
-        <w:shd w:color="ffffff"/>
-        <w:tcBorders>
-          <w:top w:val="none" w:color="000000" w:sz="4" w:space="0"/>
-          <w:left w:val="none" w:color="000000" w:sz="4" w:space="0"/>
-          <w:bottom w:val="none" w:color="000000" w:sz="4" w:space="0"/>
-          <w:right w:val="none" w:color="000000" w:sz="4" w:space="0"/>
-        </w:tcBorders>
-      </w:tcPr>
-    </w:tblStylePr>
-    <w:tblStylePr w:type="firstRow">
-      <w:rPr>
-        <w:b/>
-        <w:color w:val="404040"/>
-      </w:rPr>
-      <w:pPr>
-        <w:pBdr/>
-        <w:spacing/>
-        <w:ind/>
-      </w:pPr>
-      <w:tblPr>
-        <w:tblBorders/>
-      </w:tblPr>
-      <w:tcPr>
         <w:shd w:val="clear" w:color="ffffff"/>
         <w:tcBorders>
           <w:top w:val="none" w:color="000000" w:sz="4" w:space="0"/>
@@ -12522,30 +12570,7 @@
         </w:tcBorders>
       </w:tcPr>
     </w:tblStylePr>
-    <w:tblStylePr w:type="lastCol">
-      <w:rPr>
-        <w:i/>
-        <w:color w:val="404040"/>
-      </w:rPr>
-      <w:pPr>
-        <w:pBdr/>
-        <w:spacing/>
-        <w:ind/>
-      </w:pPr>
-      <w:tblPr>
-        <w:tblBorders/>
-      </w:tblPr>
-      <w:tcPr>
-        <w:shd w:color="ffffff"/>
-        <w:tcBorders>
-          <w:top w:val="none" w:color="000000" w:sz="4" w:space="0"/>
-          <w:left w:val="none" w:color="000000" w:sz="4" w:space="0"/>
-          <w:bottom w:val="none" w:color="000000" w:sz="4" w:space="0"/>
-          <w:right w:val="none" w:color="000000" w:sz="4" w:space="0"/>
-        </w:tcBorders>
-      </w:tcPr>
-    </w:tblStylePr>
-    <w:tblStylePr w:type="lastRow">
+    <w:tblStylePr w:type="firstRow">
       <w:rPr>
         <w:b/>
         <w:color w:val="404040"/>
@@ -12568,6 +12593,52 @@
         </w:tcBorders>
       </w:tcPr>
     </w:tblStylePr>
+    <w:tblStylePr w:type="lastCol">
+      <w:rPr>
+        <w:i/>
+        <w:color w:val="404040"/>
+      </w:rPr>
+      <w:pPr>
+        <w:pBdr/>
+        <w:spacing/>
+        <w:ind/>
+      </w:pPr>
+      <w:tblPr>
+        <w:tblBorders/>
+      </w:tblPr>
+      <w:tcPr>
+        <w:shd w:val="clear" w:color="ffffff"/>
+        <w:tcBorders>
+          <w:top w:val="none" w:color="000000" w:sz="4" w:space="0"/>
+          <w:left w:val="none" w:color="000000" w:sz="4" w:space="0"/>
+          <w:bottom w:val="none" w:color="000000" w:sz="4" w:space="0"/>
+          <w:right w:val="none" w:color="000000" w:sz="4" w:space="0"/>
+        </w:tcBorders>
+      </w:tcPr>
+    </w:tblStylePr>
+    <w:tblStylePr w:type="lastRow">
+      <w:rPr>
+        <w:b/>
+        <w:color w:val="404040"/>
+      </w:rPr>
+      <w:pPr>
+        <w:pBdr/>
+        <w:spacing/>
+        <w:ind/>
+      </w:pPr>
+      <w:tblPr>
+        <w:tblBorders/>
+      </w:tblPr>
+      <w:tcPr>
+        <w:shd w:val="clear" w:color="ffffff"/>
+        <w:tcBorders>
+          <w:top w:val="none" w:color="000000" w:sz="4" w:space="0"/>
+          <w:left w:val="none" w:color="000000" w:sz="4" w:space="0"/>
+          <w:bottom w:val="none" w:color="000000" w:sz="4" w:space="0"/>
+          <w:right w:val="none" w:color="000000" w:sz="4" w:space="0"/>
+        </w:tcBorders>
+      </w:tcPr>
+    </w:tblStylePr>
     <w:tblStylePr w:type="nwCell">
       <w:pPr>
         <w:pBdr/>
@@ -12634,9 +12705,9 @@
       </w:tcPr>
     </w:tblStylePr>
   </w:style>
-  <w:style w:type="table" w:styleId="36">
+  <w:style w:type="table" w:styleId="1010">
     <w:name w:val="Grid Table 3 - Accent 3"/>
-    <w:basedOn w:val="987"/>
+    <w:basedOn w:val="1153"/>
     <w:uiPriority w:val="99"/>
     <w:pPr>
       <w:pBdr/>
@@ -12735,29 +12806,6 @@
         <w:tblBorders/>
       </w:tblPr>
       <w:tcPr>
-        <w:shd w:color="ffffff"/>
-        <w:tcBorders>
-          <w:top w:val="none" w:color="000000" w:sz="4" w:space="0"/>
-          <w:left w:val="none" w:color="000000" w:sz="4" w:space="0"/>
-          <w:bottom w:val="none" w:color="000000" w:sz="4" w:space="0"/>
-          <w:right w:val="none" w:color="000000" w:sz="4" w:space="0"/>
-        </w:tcBorders>
-      </w:tcPr>
-    </w:tblStylePr>
-    <w:tblStylePr w:type="firstRow">
-      <w:rPr>
-        <w:b/>
-        <w:color w:val="404040"/>
-      </w:rPr>
-      <w:pPr>
-        <w:pBdr/>
-        <w:spacing/>
-        <w:ind/>
-      </w:pPr>
-      <w:tblPr>
-        <w:tblBorders/>
-      </w:tblPr>
-      <w:tcPr>
         <w:shd w:val="clear" w:color="ffffff"/>
         <w:tcBorders>
           <w:top w:val="none" w:color="000000" w:sz="4" w:space="0"/>
@@ -12767,30 +12815,7 @@
         </w:tcBorders>
       </w:tcPr>
     </w:tblStylePr>
-    <w:tblStylePr w:type="lastCol">
-      <w:rPr>
-        <w:i/>
-        <w:color w:val="404040"/>
-      </w:rPr>
-      <w:pPr>
-        <w:pBdr/>
-        <w:spacing/>
-        <w:ind/>
-      </w:pPr>
-      <w:tblPr>
-        <w:tblBorders/>
-      </w:tblPr>
-      <w:tcPr>
-        <w:shd w:color="ffffff"/>
-        <w:tcBorders>
-          <w:top w:val="none" w:color="000000" w:sz="4" w:space="0"/>
-          <w:left w:val="none" w:color="000000" w:sz="4" w:space="0"/>
-          <w:bottom w:val="none" w:color="000000" w:sz="4" w:space="0"/>
-          <w:right w:val="none" w:color="000000" w:sz="4" w:space="0"/>
-        </w:tcBorders>
-      </w:tcPr>
-    </w:tblStylePr>
-    <w:tblStylePr w:type="lastRow">
+    <w:tblStylePr w:type="firstRow">
       <w:rPr>
         <w:b/>
         <w:color w:val="404040"/>
@@ -12813,6 +12838,52 @@
         </w:tcBorders>
       </w:tcPr>
     </w:tblStylePr>
+    <w:tblStylePr w:type="lastCol">
+      <w:rPr>
+        <w:i/>
+        <w:color w:val="404040"/>
+      </w:rPr>
+      <w:pPr>
+        <w:pBdr/>
+        <w:spacing/>
+        <w:ind/>
+      </w:pPr>
+      <w:tblPr>
+        <w:tblBorders/>
+      </w:tblPr>
+      <w:tcPr>
+        <w:shd w:val="clear" w:color="ffffff"/>
+        <w:tcBorders>
+          <w:top w:val="none" w:color="000000" w:sz="4" w:space="0"/>
+          <w:left w:val="none" w:color="000000" w:sz="4" w:space="0"/>
+          <w:bottom w:val="none" w:color="000000" w:sz="4" w:space="0"/>
+          <w:right w:val="none" w:color="000000" w:sz="4" w:space="0"/>
+        </w:tcBorders>
+      </w:tcPr>
+    </w:tblStylePr>
+    <w:tblStylePr w:type="lastRow">
+      <w:rPr>
+        <w:b/>
+        <w:color w:val="404040"/>
+      </w:rPr>
+      <w:pPr>
+        <w:pBdr/>
+        <w:spacing/>
+        <w:ind/>
+      </w:pPr>
+      <w:tblPr>
+        <w:tblBorders/>
+      </w:tblPr>
+      <w:tcPr>
+        <w:shd w:val="clear" w:color="ffffff"/>
+        <w:tcBorders>
+          <w:top w:val="none" w:color="000000" w:sz="4" w:space="0"/>
+          <w:left w:val="none" w:color="000000" w:sz="4" w:space="0"/>
+          <w:bottom w:val="none" w:color="000000" w:sz="4" w:space="0"/>
+          <w:right w:val="none" w:color="000000" w:sz="4" w:space="0"/>
+        </w:tcBorders>
+      </w:tcPr>
+    </w:tblStylePr>
     <w:tblStylePr w:type="nwCell">
       <w:pPr>
         <w:pBdr/>
@@ -12879,9 +12950,9 @@
       </w:tcPr>
     </w:tblStylePr>
   </w:style>
-  <w:style w:type="table" w:styleId="37">
+  <w:style w:type="table" w:styleId="1011">
     <w:name w:val="Grid Table 3 - Accent 4"/>
-    <w:basedOn w:val="987"/>
+    <w:basedOn w:val="1153"/>
     <w:uiPriority w:val="99"/>
     <w:pPr>
       <w:pBdr/>
@@ -12980,29 +13051,6 @@
         <w:tblBorders/>
       </w:tblPr>
       <w:tcPr>
-        <w:shd w:color="ffffff"/>
-        <w:tcBorders>
-          <w:top w:val="none" w:color="000000" w:sz="4" w:space="0"/>
-          <w:left w:val="none" w:color="000000" w:sz="4" w:space="0"/>
-          <w:bottom w:val="none" w:color="000000" w:sz="4" w:space="0"/>
-          <w:right w:val="none" w:color="000000" w:sz="4" w:space="0"/>
-        </w:tcBorders>
-      </w:tcPr>
-    </w:tblStylePr>
-    <w:tblStylePr w:type="firstRow">
-      <w:rPr>
-        <w:b/>
-        <w:color w:val="404040"/>
-      </w:rPr>
-      <w:pPr>
-        <w:pBdr/>
-        <w:spacing/>
-        <w:ind/>
-      </w:pPr>
-      <w:tblPr>
-        <w:tblBorders/>
-      </w:tblPr>
-      <w:tcPr>
         <w:shd w:val="clear" w:color="ffffff"/>
         <w:tcBorders>
           <w:top w:val="none" w:color="000000" w:sz="4" w:space="0"/>
@@ -13012,30 +13060,7 @@
         </w:tcBorders>
       </w:tcPr>
     </w:tblStylePr>
-    <w:tblStylePr w:type="lastCol">
-      <w:rPr>
-        <w:i/>
-        <w:color w:val="404040"/>
-      </w:rPr>
-      <w:pPr>
-        <w:pBdr/>
-        <w:spacing/>
-        <w:ind/>
-      </w:pPr>
-      <w:tblPr>
-        <w:tblBorders/>
-      </w:tblPr>
-      <w:tcPr>
-        <w:shd w:color="ffffff"/>
-        <w:tcBorders>
-          <w:top w:val="none" w:color="000000" w:sz="4" w:space="0"/>
-          <w:left w:val="none" w:color="000000" w:sz="4" w:space="0"/>
-          <w:bottom w:val="none" w:color="000000" w:sz="4" w:space="0"/>
-          <w:right w:val="none" w:color="000000" w:sz="4" w:space="0"/>
-        </w:tcBorders>
-      </w:tcPr>
-    </w:tblStylePr>
-    <w:tblStylePr w:type="lastRow">
+    <w:tblStylePr w:type="firstRow">
       <w:rPr>
         <w:b/>
         <w:color w:val="404040"/>
@@ -13058,6 +13083,52 @@
         </w:tcBorders>
       </w:tcPr>
     </w:tblStylePr>
+    <w:tblStylePr w:type="lastCol">
+      <w:rPr>
+        <w:i/>
+        <w:color w:val="404040"/>
+      </w:rPr>
+      <w:pPr>
+        <w:pBdr/>
+        <w:spacing/>
+        <w:ind/>
+      </w:pPr>
+      <w:tblPr>
+        <w:tblBorders/>
+      </w:tblPr>
+      <w:tcPr>
+        <w:shd w:val="clear" w:color="ffffff"/>
+        <w:tcBorders>
+          <w:top w:val="none" w:color="000000" w:sz="4" w:space="0"/>
+          <w:left w:val="none" w:color="000000" w:sz="4" w:space="0"/>
+          <w:bottom w:val="none" w:color="000000" w:sz="4" w:space="0"/>
+          <w:right w:val="none" w:color="000000" w:sz="4" w:space="0"/>
+        </w:tcBorders>
+      </w:tcPr>
+    </w:tblStylePr>
+    <w:tblStylePr w:type="lastRow">
+      <w:rPr>
+        <w:b/>
+        <w:color w:val="404040"/>
+      </w:rPr>
+      <w:pPr>
+        <w:pBdr/>
+        <w:spacing/>
+        <w:ind/>
+      </w:pPr>
+      <w:tblPr>
+        <w:tblBorders/>
+      </w:tblPr>
+      <w:tcPr>
+        <w:shd w:val="clear" w:color="ffffff"/>
+        <w:tcBorders>
+          <w:top w:val="none" w:color="000000" w:sz="4" w:space="0"/>
+          <w:left w:val="none" w:color="000000" w:sz="4" w:space="0"/>
+          <w:bottom w:val="none" w:color="000000" w:sz="4" w:space="0"/>
+          <w:right w:val="none" w:color="000000" w:sz="4" w:space="0"/>
+        </w:tcBorders>
+      </w:tcPr>
+    </w:tblStylePr>
     <w:tblStylePr w:type="nwCell">
       <w:pPr>
         <w:pBdr/>
@@ -13124,9 +13195,9 @@
       </w:tcPr>
     </w:tblStylePr>
   </w:style>
-  <w:style w:type="table" w:styleId="38">
+  <w:style w:type="table" w:styleId="1012">
     <w:name w:val="Grid Table 3 - Accent 5"/>
-    <w:basedOn w:val="987"/>
+    <w:basedOn w:val="1153"/>
     <w:uiPriority w:val="99"/>
     <w:pPr>
       <w:pBdr/>
@@ -13225,29 +13296,6 @@
         <w:tblBorders/>
       </w:tblPr>
       <w:tcPr>
-        <w:shd w:color="ffffff"/>
-        <w:tcBorders>
-          <w:top w:val="none" w:color="000000" w:sz="4" w:space="0"/>
-          <w:left w:val="none" w:color="000000" w:sz="4" w:space="0"/>
-          <w:bottom w:val="none" w:color="000000" w:sz="4" w:space="0"/>
-          <w:right w:val="none" w:color="000000" w:sz="4" w:space="0"/>
-        </w:tcBorders>
-      </w:tcPr>
-    </w:tblStylePr>
-    <w:tblStylePr w:type="firstRow">
-      <w:rPr>
-        <w:b/>
-        <w:color w:val="404040"/>
-      </w:rPr>
-      <w:pPr>
-        <w:pBdr/>
-        <w:spacing/>
-        <w:ind/>
-      </w:pPr>
-      <w:tblPr>
-        <w:tblBorders/>
-      </w:tblPr>
-      <w:tcPr>
         <w:shd w:val="clear" w:color="ffffff"/>
         <w:tcBorders>
           <w:top w:val="none" w:color="000000" w:sz="4" w:space="0"/>
@@ -13257,30 +13305,7 @@
         </w:tcBorders>
       </w:tcPr>
     </w:tblStylePr>
-    <w:tblStylePr w:type="lastCol">
-      <w:rPr>
-        <w:i/>
-        <w:color w:val="404040"/>
-      </w:rPr>
-      <w:pPr>
-        <w:pBdr/>
-        <w:spacing/>
-        <w:ind/>
-      </w:pPr>
-      <w:tblPr>
-        <w:tblBorders/>
-      </w:tblPr>
-      <w:tcPr>
-        <w:shd w:color="ffffff"/>
-        <w:tcBorders>
-          <w:top w:val="none" w:color="000000" w:sz="4" w:space="0"/>
-          <w:left w:val="none" w:color="000000" w:sz="4" w:space="0"/>
-          <w:bottom w:val="none" w:color="000000" w:sz="4" w:space="0"/>
-          <w:right w:val="none" w:color="000000" w:sz="4" w:space="0"/>
-        </w:tcBorders>
-      </w:tcPr>
-    </w:tblStylePr>
-    <w:tblStylePr w:type="lastRow">
+    <w:tblStylePr w:type="firstRow">
       <w:rPr>
         <w:b/>
         <w:color w:val="404040"/>
@@ -13303,6 +13328,52 @@
         </w:tcBorders>
       </w:tcPr>
     </w:tblStylePr>
+    <w:tblStylePr w:type="lastCol">
+      <w:rPr>
+        <w:i/>
+        <w:color w:val="404040"/>
+      </w:rPr>
+      <w:pPr>
+        <w:pBdr/>
+        <w:spacing/>
+        <w:ind/>
+      </w:pPr>
+      <w:tblPr>
+        <w:tblBorders/>
+      </w:tblPr>
+      <w:tcPr>
+        <w:shd w:val="clear" w:color="ffffff"/>
+        <w:tcBorders>
+          <w:top w:val="none" w:color="000000" w:sz="4" w:space="0"/>
+          <w:left w:val="none" w:color="000000" w:sz="4" w:space="0"/>
+          <w:bottom w:val="none" w:color="000000" w:sz="4" w:space="0"/>
+          <w:right w:val="none" w:color="000000" w:sz="4" w:space="0"/>
+        </w:tcBorders>
+      </w:tcPr>
+    </w:tblStylePr>
+    <w:tblStylePr w:type="lastRow">
+      <w:rPr>
+        <w:b/>
+        <w:color w:val="404040"/>
+      </w:rPr>
+      <w:pPr>
+        <w:pBdr/>
+        <w:spacing/>
+        <w:ind/>
+      </w:pPr>
+      <w:tblPr>
+        <w:tblBorders/>
+      </w:tblPr>
+      <w:tcPr>
+        <w:shd w:val="clear" w:color="ffffff"/>
+        <w:tcBorders>
+          <w:top w:val="none" w:color="000000" w:sz="4" w:space="0"/>
+          <w:left w:val="none" w:color="000000" w:sz="4" w:space="0"/>
+          <w:bottom w:val="none" w:color="000000" w:sz="4" w:space="0"/>
+          <w:right w:val="none" w:color="000000" w:sz="4" w:space="0"/>
+        </w:tcBorders>
+      </w:tcPr>
+    </w:tblStylePr>
     <w:tblStylePr w:type="nwCell">
       <w:pPr>
         <w:pBdr/>
@@ -13369,9 +13440,9 @@
       </w:tcPr>
     </w:tblStylePr>
   </w:style>
-  <w:style w:type="table" w:styleId="39">
+  <w:style w:type="table" w:styleId="1013">
     <w:name w:val="Grid Table 3 - Accent 6"/>
-    <w:basedOn w:val="987"/>
+    <w:basedOn w:val="1153"/>
     <w:uiPriority w:val="99"/>
     <w:pPr>
       <w:pBdr/>
@@ -13470,29 +13541,6 @@
         <w:tblBorders/>
       </w:tblPr>
       <w:tcPr>
-        <w:shd w:color="ffffff"/>
-        <w:tcBorders>
-          <w:top w:val="none" w:color="000000" w:sz="4" w:space="0"/>
-          <w:left w:val="none" w:color="000000" w:sz="4" w:space="0"/>
-          <w:bottom w:val="none" w:color="000000" w:sz="4" w:space="0"/>
-          <w:right w:val="none" w:color="000000" w:sz="4" w:space="0"/>
-        </w:tcBorders>
-      </w:tcPr>
-    </w:tblStylePr>
-    <w:tblStylePr w:type="firstRow">
-      <w:rPr>
-        <w:b/>
-        <w:color w:val="404040"/>
-      </w:rPr>
-      <w:pPr>
-        <w:pBdr/>
-        <w:spacing/>
-        <w:ind/>
-      </w:pPr>
-      <w:tblPr>
-        <w:tblBorders/>
-      </w:tblPr>
-      <w:tcPr>
         <w:shd w:val="clear" w:color="ffffff"/>
         <w:tcBorders>
           <w:top w:val="none" w:color="000000" w:sz="4" w:space="0"/>
@@ -13502,30 +13550,7 @@
         </w:tcBorders>
       </w:tcPr>
     </w:tblStylePr>
-    <w:tblStylePr w:type="lastCol">
-      <w:rPr>
-        <w:i/>
-        <w:color w:val="404040"/>
-      </w:rPr>
-      <w:pPr>
-        <w:pBdr/>
-        <w:spacing/>
-        <w:ind/>
-      </w:pPr>
-      <w:tblPr>
-        <w:tblBorders/>
-      </w:tblPr>
-      <w:tcPr>
-        <w:shd w:color="ffffff"/>
-        <w:tcBorders>
-          <w:top w:val="none" w:color="000000" w:sz="4" w:space="0"/>
-          <w:left w:val="none" w:color="000000" w:sz="4" w:space="0"/>
-          <w:bottom w:val="none" w:color="000000" w:sz="4" w:space="0"/>
-          <w:right w:val="none" w:color="000000" w:sz="4" w:space="0"/>
-        </w:tcBorders>
-      </w:tcPr>
-    </w:tblStylePr>
-    <w:tblStylePr w:type="lastRow">
+    <w:tblStylePr w:type="firstRow">
       <w:rPr>
         <w:b/>
         <w:color w:val="404040"/>
@@ -13548,6 +13573,52 @@
         </w:tcBorders>
       </w:tcPr>
     </w:tblStylePr>
+    <w:tblStylePr w:type="lastCol">
+      <w:rPr>
+        <w:i/>
+        <w:color w:val="404040"/>
+      </w:rPr>
+      <w:pPr>
+        <w:pBdr/>
+        <w:spacing/>
+        <w:ind/>
+      </w:pPr>
+      <w:tblPr>
+        <w:tblBorders/>
+      </w:tblPr>
+      <w:tcPr>
+        <w:shd w:val="clear" w:color="ffffff"/>
+        <w:tcBorders>
+          <w:top w:val="none" w:color="000000" w:sz="4" w:space="0"/>
+          <w:left w:val="none" w:color="000000" w:sz="4" w:space="0"/>
+          <w:bottom w:val="none" w:color="000000" w:sz="4" w:space="0"/>
+          <w:right w:val="none" w:color="000000" w:sz="4" w:space="0"/>
+        </w:tcBorders>
+      </w:tcPr>
+    </w:tblStylePr>
+    <w:tblStylePr w:type="lastRow">
+      <w:rPr>
+        <w:b/>
+        <w:color w:val="404040"/>
+      </w:rPr>
+      <w:pPr>
+        <w:pBdr/>
+        <w:spacing/>
+        <w:ind/>
+      </w:pPr>
+      <w:tblPr>
+        <w:tblBorders/>
+      </w:tblPr>
+      <w:tcPr>
+        <w:shd w:val="clear" w:color="ffffff"/>
+        <w:tcBorders>
+          <w:top w:val="none" w:color="000000" w:sz="4" w:space="0"/>
+          <w:left w:val="none" w:color="000000" w:sz="4" w:space="0"/>
+          <w:bottom w:val="none" w:color="000000" w:sz="4" w:space="0"/>
+          <w:right w:val="none" w:color="000000" w:sz="4" w:space="0"/>
+        </w:tcBorders>
+      </w:tcPr>
+    </w:tblStylePr>
     <w:tblStylePr w:type="nwCell">
       <w:pPr>
         <w:pBdr/>
@@ -13614,9 +13685,9 @@
       </w:tcPr>
     </w:tblStylePr>
   </w:style>
-  <w:style w:type="table" w:styleId="40">
+  <w:style w:type="table" w:styleId="1014">
     <w:name w:val="Grid Table 4"/>
-    <w:basedOn w:val="987"/>
+    <w:basedOn w:val="1153"/>
     <w:uiPriority w:val="59"/>
     <w:pPr>
       <w:pBdr/>
@@ -13847,9 +13918,9 @@
       </w:tcPr>
     </w:tblStylePr>
   </w:style>
-  <w:style w:type="table" w:styleId="41">
+  <w:style w:type="table" w:styleId="1015">
     <w:name w:val="Grid Table 4 - Accent 1"/>
-    <w:basedOn w:val="987"/>
+    <w:basedOn w:val="1153"/>
     <w:uiPriority w:val="59"/>
     <w:pPr>
       <w:pBdr/>
@@ -14080,9 +14151,9 @@
       </w:tcPr>
     </w:tblStylePr>
   </w:style>
-  <w:style w:type="table" w:styleId="42">
+  <w:style w:type="table" w:styleId="1016">
     <w:name w:val="Grid Table 4 - Accent 2"/>
-    <w:basedOn w:val="987"/>
+    <w:basedOn w:val="1153"/>
     <w:uiPriority w:val="59"/>
     <w:pPr>
       <w:pBdr/>
@@ -14313,9 +14384,9 @@
       </w:tcPr>
     </w:tblStylePr>
   </w:style>
-  <w:style w:type="table" w:styleId="43">
+  <w:style w:type="table" w:styleId="1017">
     <w:name w:val="Grid Table 4 - Accent 3"/>
-    <w:basedOn w:val="987"/>
+    <w:basedOn w:val="1153"/>
     <w:uiPriority w:val="59"/>
     <w:pPr>
       <w:pBdr/>
@@ -14546,9 +14617,9 @@
       </w:tcPr>
     </w:tblStylePr>
   </w:style>
-  <w:style w:type="table" w:styleId="44">
+  <w:style w:type="table" w:styleId="1018">
     <w:name w:val="Grid Table 4 - Accent 4"/>
-    <w:basedOn w:val="987"/>
+    <w:basedOn w:val="1153"/>
     <w:uiPriority w:val="59"/>
     <w:pPr>
       <w:pBdr/>
@@ -14779,9 +14850,9 @@
       </w:tcPr>
     </w:tblStylePr>
   </w:style>
-  <w:style w:type="table" w:styleId="45">
+  <w:style w:type="table" w:styleId="1019">
     <w:name w:val="Grid Table 4 - Accent 5"/>
-    <w:basedOn w:val="987"/>
+    <w:basedOn w:val="1153"/>
     <w:uiPriority w:val="59"/>
     <w:pPr>
       <w:pBdr/>
@@ -15012,9 +15083,9 @@
       </w:tcPr>
     </w:tblStylePr>
   </w:style>
-  <w:style w:type="table" w:styleId="46">
+  <w:style w:type="table" w:styleId="1020">
     <w:name w:val="Grid Table 4 - Accent 6"/>
-    <w:basedOn w:val="987"/>
+    <w:basedOn w:val="1153"/>
     <w:uiPriority w:val="59"/>
     <w:pPr>
       <w:pBdr/>
@@ -15245,9 +15316,9 @@
       </w:tcPr>
     </w:tblStylePr>
   </w:style>
-  <w:style w:type="table" w:styleId="47">
+  <w:style w:type="table" w:styleId="1021">
     <w:name w:val="Grid Table 5 Dark"/>
-    <w:basedOn w:val="987"/>
+    <w:basedOn w:val="1153"/>
     <w:uiPriority w:val="99"/>
     <w:pPr>
       <w:pBdr/>
@@ -15473,9 +15544,9 @@
       </w:tcPr>
     </w:tblStylePr>
   </w:style>
-  <w:style w:type="table" w:styleId="48">
+  <w:style w:type="table" w:styleId="1022">
     <w:name w:val="Grid Table 5 Dark- Accent 1"/>
-    <w:basedOn w:val="987"/>
+    <w:basedOn w:val="1153"/>
     <w:uiPriority w:val="99"/>
     <w:pPr>
       <w:pBdr/>
@@ -15701,9 +15772,9 @@
       </w:tcPr>
     </w:tblStylePr>
   </w:style>
-  <w:style w:type="table" w:styleId="49">
+  <w:style w:type="table" w:styleId="1023">
     <w:name w:val="Grid Table 5 Dark - Accent 2"/>
-    <w:basedOn w:val="987"/>
+    <w:basedOn w:val="1153"/>
     <w:uiPriority w:val="99"/>
     <w:pPr>
       <w:pBdr/>
@@ -15929,9 +16000,9 @@
       </w:tcPr>
     </w:tblStylePr>
   </w:style>
-  <w:style w:type="table" w:styleId="50">
+  <w:style w:type="table" w:styleId="1024">
     <w:name w:val="Grid Table 5 Dark - Accent 3"/>
-    <w:basedOn w:val="987"/>
+    <w:basedOn w:val="1153"/>
     <w:uiPriority w:val="99"/>
     <w:pPr>
       <w:pBdr/>
@@ -16157,9 +16228,9 @@
       </w:tcPr>
     </w:tblStylePr>
   </w:style>
-  <w:style w:type="table" w:styleId="51">
+  <w:style w:type="table" w:styleId="1025">
     <w:name w:val="Grid Table 5 Dark- Accent 4"/>
-    <w:basedOn w:val="987"/>
+    <w:basedOn w:val="1153"/>
     <w:uiPriority w:val="99"/>
     <w:pPr>
       <w:pBdr/>
@@ -16385,9 +16456,9 @@
       </w:tcPr>
     </w:tblStylePr>
   </w:style>
-  <w:style w:type="table" w:styleId="52">
+  <w:style w:type="table" w:styleId="1026">
     <w:name w:val="Grid Table 5 Dark - Accent 5"/>
-    <w:basedOn w:val="987"/>
+    <w:basedOn w:val="1153"/>
     <w:uiPriority w:val="99"/>
     <w:pPr>
       <w:pBdr/>
@@ -16613,9 +16684,9 @@
       </w:tcPr>
     </w:tblStylePr>
   </w:style>
-  <w:style w:type="table" w:styleId="53">
+  <w:style w:type="table" w:styleId="1027">
     <w:name w:val="Grid Table 5 Dark - Accent 6"/>
-    <w:basedOn w:val="987"/>
+    <w:basedOn w:val="1153"/>
     <w:uiPriority w:val="99"/>
     <w:pPr>
       <w:pBdr/>
@@ -16841,9 +16912,9 @@
       </w:tcPr>
     </w:tblStylePr>
   </w:style>
-  <w:style w:type="table" w:styleId="54">
+  <w:style w:type="table" w:styleId="1028">
     <w:name w:val="Grid Table 6 Colorful"/>
-    <w:basedOn w:val="987"/>
+    <w:basedOn w:val="1153"/>
     <w:uiPriority w:val="99"/>
     <w:pPr>
       <w:pBdr/>
@@ -17071,9 +17142,9 @@
       </w:tcPr>
     </w:tblStylePr>
   </w:style>
-  <w:style w:type="table" w:styleId="55">
+  <w:style w:type="table" w:styleId="1029">
     <w:name w:val="Grid Table 6 Colorful - Accent 1"/>
-    <w:basedOn w:val="987"/>
+    <w:basedOn w:val="1153"/>
     <w:uiPriority w:val="99"/>
     <w:pPr>
       <w:pBdr/>
@@ -17301,9 +17372,9 @@
       </w:tcPr>
     </w:tblStylePr>
   </w:style>
-  <w:style w:type="table" w:styleId="56">
+  <w:style w:type="table" w:styleId="1030">
     <w:name w:val="Grid Table 6 Colorful - Accent 2"/>
-    <w:basedOn w:val="987"/>
+    <w:basedOn w:val="1153"/>
     <w:uiPriority w:val="99"/>
     <w:pPr>
       <w:pBdr/>
@@ -17531,9 +17602,9 @@
       </w:tcPr>
     </w:tblStylePr>
   </w:style>
-  <w:style w:type="table" w:styleId="57">
+  <w:style w:type="table" w:styleId="1031">
     <w:name w:val="Grid Table 6 Colorful - Accent 3"/>
-    <w:basedOn w:val="987"/>
+    <w:basedOn w:val="1153"/>
     <w:uiPriority w:val="99"/>
     <w:pPr>
       <w:pBdr/>
@@ -17761,9 +17832,9 @@
       </w:tcPr>
     </w:tblStylePr>
   </w:style>
-  <w:style w:type="table" w:styleId="58">
+  <w:style w:type="table" w:styleId="1032">
     <w:name w:val="Grid Table 6 Colorful - Accent 4"/>
-    <w:basedOn w:val="987"/>
+    <w:basedOn w:val="1153"/>
     <w:uiPriority w:val="99"/>
     <w:pPr>
       <w:pBdr/>
@@ -17991,9 +18062,9 @@
       </w:tcPr>
     </w:tblStylePr>
   </w:style>
-  <w:style w:type="table" w:styleId="59">
+  <w:style w:type="table" w:styleId="1033">
     <w:name w:val="Grid Table 6 Colorful - Accent 5"/>
-    <w:basedOn w:val="987"/>
+    <w:basedOn w:val="1153"/>
     <w:uiPriority w:val="99"/>
     <w:pPr>
       <w:pBdr/>
@@ -18221,9 +18292,9 @@
       </w:tcPr>
     </w:tblStylePr>
   </w:style>
-  <w:style w:type="table" w:styleId="60">
+  <w:style w:type="table" w:styleId="1034">
     <w:name w:val="Grid Table 6 Colorful - Accent 6"/>
-    <w:basedOn w:val="987"/>
+    <w:basedOn w:val="1153"/>
     <w:uiPriority w:val="99"/>
     <w:pPr>
       <w:pBdr/>
@@ -18451,9 +18522,9 @@
       </w:tcPr>
     </w:tblStylePr>
   </w:style>
-  <w:style w:type="table" w:styleId="61">
+  <w:style w:type="table" w:styleId="1035">
     <w:name w:val="Grid Table 7 Colorful"/>
-    <w:basedOn w:val="987"/>
+    <w:basedOn w:val="1153"/>
     <w:uiPriority w:val="99"/>
     <w:pPr>
       <w:pBdr/>
@@ -18555,11 +18626,11 @@
         <w:tblBorders/>
       </w:tblPr>
       <w:tcPr>
-        <w:shd w:color="ffffff"/>
+        <w:shd w:val="clear" w:color="ffffff"/>
         <w:tcBorders>
-          <w:top w:val="none"/>
-          <w:left w:val="none"/>
-          <w:bottom w:val="none"/>
+          <w:top w:val="none" w:color="000000" w:sz="4" w:space="0"/>
+          <w:left w:val="none" w:color="000000" w:sz="4" w:space="0"/>
+          <w:bottom w:val="none" w:color="000000" w:sz="4" w:space="0"/>
           <w:right w:val="single" w:color="000000" w:themeColor="text1" w:themeTint="80" w:sz="4" w:space="0"/>
         </w:tcBorders>
       </w:tcPr>
@@ -18582,10 +18653,10 @@
       <w:tcPr>
         <w:shd w:val="clear" w:color="ffffff" w:themeColor="light1" w:fill="ffffff" w:themeFill="light1"/>
         <w:tcBorders>
-          <w:top w:val="none"/>
-          <w:left w:val="none"/>
+          <w:top w:val="none" w:color="000000" w:sz="4" w:space="0"/>
+          <w:left w:val="none" w:color="000000" w:sz="4" w:space="0"/>
           <w:bottom w:val="single" w:color="000000" w:themeColor="text1" w:themeTint="80" w:sz="4" w:space="0"/>
-          <w:right w:val="none"/>
+          <w:right w:val="none" w:color="000000" w:sz="4" w:space="0"/>
         </w:tcBorders>
       </w:tcPr>
     </w:tblStylePr>
@@ -18605,12 +18676,12 @@
         <w:tblBorders/>
       </w:tblPr>
       <w:tcPr>
-        <w:shd w:color="ffffff"/>
+        <w:shd w:val="clear" w:color="ffffff"/>
         <w:tcBorders>
-          <w:top w:val="none"/>
+          <w:top w:val="none" w:color="000000" w:sz="4" w:space="0"/>
           <w:left w:val="single" w:color="000000" w:themeColor="text1" w:themeTint="80" w:sz="4" w:space="0"/>
-          <w:bottom w:val="none"/>
-          <w:right w:val="none"/>
+          <w:bottom w:val="none" w:color="000000" w:sz="4" w:space="0"/>
+          <w:right w:val="none" w:color="000000" w:sz="4" w:space="0"/>
         </w:tcBorders>
       </w:tcPr>
     </w:tblStylePr>
@@ -18633,9 +18704,9 @@
         <w:shd w:val="clear" w:color="ffffff" w:themeColor="light1" w:fill="ffffff" w:themeFill="light1"/>
         <w:tcBorders>
           <w:top w:val="single" w:color="000000" w:themeColor="text1" w:themeTint="80" w:sz="4" w:space="0"/>
-          <w:left w:val="none"/>
-          <w:bottom w:val="none"/>
-          <w:right w:val="none"/>
+          <w:left w:val="none" w:color="000000" w:sz="4" w:space="0"/>
+          <w:bottom w:val="none" w:color="000000" w:sz="4" w:space="0"/>
+          <w:right w:val="none" w:color="000000" w:sz="4" w:space="0"/>
         </w:tcBorders>
       </w:tcPr>
     </w:tblStylePr>
@@ -18705,9 +18776,9 @@
       </w:tcPr>
     </w:tblStylePr>
   </w:style>
-  <w:style w:type="table" w:styleId="62">
+  <w:style w:type="table" w:styleId="1036">
     <w:name w:val="Grid Table 7 Colorful - Accent 1"/>
-    <w:basedOn w:val="987"/>
+    <w:basedOn w:val="1153"/>
     <w:uiPriority w:val="99"/>
     <w:pPr>
       <w:pBdr/>
@@ -18809,11 +18880,11 @@
         <w:tblBorders/>
       </w:tblPr>
       <w:tcPr>
-        <w:shd w:color="ffffff"/>
+        <w:shd w:val="clear" w:color="ffffff"/>
         <w:tcBorders>
-          <w:top w:val="none"/>
-          <w:left w:val="none"/>
-          <w:bottom w:val="none"/>
+          <w:top w:val="none" w:color="000000" w:sz="4" w:space="0"/>
+          <w:left w:val="none" w:color="000000" w:sz="4" w:space="0"/>
+          <w:bottom w:val="none" w:color="000000" w:sz="4" w:space="0"/>
           <w:right w:val="single" w:color="000000" w:themeColor="accent1" w:themeTint="80" w:sz="4" w:space="0"/>
         </w:tcBorders>
       </w:tcPr>
@@ -18836,10 +18907,10 @@
       <w:tcPr>
         <w:shd w:val="clear" w:color="ffffff" w:themeColor="light1" w:fill="ffffff" w:themeFill="light1"/>
         <w:tcBorders>
-          <w:top w:val="none"/>
-          <w:left w:val="none"/>
+          <w:top w:val="none" w:color="000000" w:sz="4" w:space="0"/>
+          <w:left w:val="none" w:color="000000" w:sz="4" w:space="0"/>
           <w:bottom w:val="single" w:color="000000" w:themeColor="accent1" w:themeTint="80" w:sz="4" w:space="0"/>
-          <w:right w:val="none"/>
+          <w:right w:val="none" w:color="000000" w:sz="4" w:space="0"/>
         </w:tcBorders>
       </w:tcPr>
     </w:tblStylePr>
@@ -18859,12 +18930,12 @@
         <w:tblBorders/>
       </w:tblPr>
       <w:tcPr>
-        <w:shd w:color="ffffff"/>
+        <w:shd w:val="clear" w:color="ffffff"/>
         <w:tcBorders>
-          <w:top w:val="none"/>
+          <w:top w:val="none" w:color="000000" w:sz="4" w:space="0"/>
           <w:left w:val="single" w:color="000000" w:themeColor="accent1" w:themeTint="80" w:sz="4" w:space="0"/>
-          <w:bottom w:val="none"/>
-          <w:right w:val="none"/>
+          <w:bottom w:val="none" w:color="000000" w:sz="4" w:space="0"/>
+          <w:right w:val="none" w:color="000000" w:sz="4" w:space="0"/>
         </w:tcBorders>
       </w:tcPr>
     </w:tblStylePr>
@@ -18887,9 +18958,9 @@
         <w:shd w:val="clear" w:color="ffffff" w:themeColor="light1" w:fill="ffffff" w:themeFill="light1"/>
         <w:tcBorders>
           <w:top w:val="single" w:color="000000" w:themeColor="accent1" w:themeTint="80" w:sz="4" w:space="0"/>
-          <w:left w:val="none"/>
-          <w:bottom w:val="none"/>
-          <w:right w:val="none"/>
+          <w:left w:val="none" w:color="000000" w:sz="4" w:space="0"/>
+          <w:bottom w:val="none" w:color="000000" w:sz="4" w:space="0"/>
+          <w:right w:val="none" w:color="000000" w:sz="4" w:space="0"/>
         </w:tcBorders>
       </w:tcPr>
     </w:tblStylePr>
@@ -18959,9 +19030,9 @@
       </w:tcPr>
     </w:tblStylePr>
   </w:style>
-  <w:style w:type="table" w:styleId="63">
+  <w:style w:type="table" w:styleId="1037">
     <w:name w:val="Grid Table 7 Colorful - Accent 2"/>
-    <w:basedOn w:val="987"/>
+    <w:basedOn w:val="1153"/>
     <w:uiPriority w:val="99"/>
     <w:pPr>
       <w:pBdr/>
@@ -19063,11 +19134,11 @@
         <w:tblBorders/>
       </w:tblPr>
       <w:tcPr>
-        <w:shd w:color="ffffff"/>
+        <w:shd w:val="clear" w:color="ffffff"/>
         <w:tcBorders>
-          <w:top w:val="none"/>
-          <w:left w:val="none"/>
-          <w:bottom w:val="none"/>
+          <w:top w:val="none" w:color="000000" w:sz="4" w:space="0"/>
+          <w:left w:val="none" w:color="000000" w:sz="4" w:space="0"/>
+          <w:bottom w:val="none" w:color="000000" w:sz="4" w:space="0"/>
           <w:right w:val="single" w:color="000000" w:themeColor="accent2" w:themeTint="97" w:sz="4" w:space="0"/>
         </w:tcBorders>
       </w:tcPr>
@@ -19090,10 +19161,10 @@
       <w:tcPr>
         <w:shd w:val="clear" w:color="ffffff" w:themeColor="light1" w:fill="ffffff" w:themeFill="light1"/>
         <w:tcBorders>
-          <w:top w:val="none"/>
-          <w:left w:val="none"/>
+          <w:top w:val="none" w:color="000000" w:sz="4" w:space="0"/>
+          <w:left w:val="none" w:color="000000" w:sz="4" w:space="0"/>
           <w:bottom w:val="single" w:color="000000" w:themeColor="accent2" w:themeTint="97" w:sz="4" w:space="0"/>
-          <w:right w:val="none"/>
+          <w:right w:val="none" w:color="000000" w:sz="4" w:space="0"/>
         </w:tcBorders>
       </w:tcPr>
     </w:tblStylePr>
@@ -19113,12 +19184,12 @@
         <w:tblBorders/>
       </w:tblPr>
       <w:tcPr>
-        <w:shd w:color="ffffff"/>
+        <w:shd w:val="clear" w:color="ffffff"/>
         <w:tcBorders>
-          <w:top w:val="none"/>
+          <w:top w:val="none" w:color="000000" w:sz="4" w:space="0"/>
           <w:left w:val="single" w:color="000000" w:themeColor="accent2" w:themeTint="97" w:sz="4" w:space="0"/>
-          <w:bottom w:val="none"/>
-          <w:right w:val="none"/>
+          <w:bottom w:val="none" w:color="000000" w:sz="4" w:space="0"/>
+          <w:right w:val="none" w:color="000000" w:sz="4" w:space="0"/>
         </w:tcBorders>
       </w:tcPr>
     </w:tblStylePr>
@@ -19141,9 +19212,9 @@
         <w:shd w:val="clear" w:color="ffffff" w:themeColor="light1" w:fill="ffffff" w:themeFill="light1"/>
         <w:tcBorders>
           <w:top w:val="single" w:color="000000" w:themeColor="accent2" w:themeTint="97" w:sz="4" w:space="0"/>
-          <w:left w:val="none"/>
-          <w:bottom w:val="none"/>
-          <w:right w:val="none"/>
+          <w:left w:val="none" w:color="000000" w:sz="4" w:space="0"/>
+          <w:bottom w:val="none" w:color="000000" w:sz="4" w:space="0"/>
+          <w:right w:val="none" w:color="000000" w:sz="4" w:space="0"/>
         </w:tcBorders>
       </w:tcPr>
     </w:tblStylePr>
@@ -19213,9 +19284,9 @@
       </w:tcPr>
     </w:tblStylePr>
   </w:style>
-  <w:style w:type="table" w:styleId="64">
+  <w:style w:type="table" w:styleId="1038">
     <w:name w:val="Grid Table 7 Colorful - Accent 3"/>
-    <w:basedOn w:val="987"/>
+    <w:basedOn w:val="1153"/>
     <w:uiPriority w:val="99"/>
     <w:pPr>
       <w:pBdr/>
@@ -19317,11 +19388,11 @@
         <w:tblBorders/>
       </w:tblPr>
       <w:tcPr>
-        <w:shd w:color="ffffff"/>
+        <w:shd w:val="clear" w:color="ffffff"/>
         <w:tcBorders>
-          <w:top w:val="none"/>
-          <w:left w:val="none"/>
-          <w:bottom w:val="none"/>
+          <w:top w:val="none" w:color="000000" w:sz="4" w:space="0"/>
+          <w:left w:val="none" w:color="000000" w:sz="4" w:space="0"/>
+          <w:bottom w:val="none" w:color="000000" w:sz="4" w:space="0"/>
           <w:right w:val="single" w:color="000000" w:themeColor="accent3" w:themeTint="FE" w:sz="4" w:space="0"/>
         </w:tcBorders>
       </w:tcPr>
@@ -19344,10 +19415,10 @@
       <w:tcPr>
         <w:shd w:val="clear" w:color="ffffff" w:themeColor="light1" w:fill="ffffff" w:themeFill="light1"/>
         <w:tcBorders>
-          <w:top w:val="none"/>
-          <w:left w:val="none"/>
+          <w:top w:val="none" w:color="000000" w:sz="4" w:space="0"/>
+          <w:left w:val="none" w:color="000000" w:sz="4" w:space="0"/>
           <w:bottom w:val="single" w:color="000000" w:themeColor="accent3" w:themeTint="FE" w:sz="4" w:space="0"/>
-          <w:right w:val="none"/>
+          <w:right w:val="none" w:color="000000" w:sz="4" w:space="0"/>
         </w:tcBorders>
       </w:tcPr>
     </w:tblStylePr>
@@ -19367,12 +19438,12 @@
         <w:tblBorders/>
       </w:tblPr>
       <w:tcPr>
-        <w:shd w:color="ffffff"/>
+        <w:shd w:val="clear" w:color="ffffff"/>
         <w:tcBorders>
-          <w:top w:val="none"/>
+          <w:top w:val="none" w:color="000000" w:sz="4" w:space="0"/>
           <w:left w:val="single" w:color="000000" w:themeColor="accent3" w:themeTint="FE" w:sz="4" w:space="0"/>
-          <w:bottom w:val="none"/>
-          <w:right w:val="none"/>
+          <w:bottom w:val="none" w:color="000000" w:sz="4" w:space="0"/>
+          <w:right w:val="none" w:color="000000" w:sz="4" w:space="0"/>
         </w:tcBorders>
       </w:tcPr>
     </w:tblStylePr>
@@ -19395,9 +19466,9 @@
         <w:shd w:val="clear" w:color="ffffff" w:themeColor="light1" w:fill="ffffff" w:themeFill="light1"/>
         <w:tcBorders>
           <w:top w:val="single" w:color="000000" w:themeColor="accent3" w:themeTint="FE" w:sz="4" w:space="0"/>
-          <w:left w:val="none"/>
-          <w:bottom w:val="none"/>
-          <w:right w:val="none"/>
+          <w:left w:val="none" w:color="000000" w:sz="4" w:space="0"/>
+          <w:bottom w:val="none" w:color="000000" w:sz="4" w:space="0"/>
+          <w:right w:val="none" w:color="000000" w:sz="4" w:space="0"/>
         </w:tcBorders>
       </w:tcPr>
     </w:tblStylePr>
@@ -19467,9 +19538,9 @@
       </w:tcPr>
     </w:tblStylePr>
   </w:style>
-  <w:style w:type="table" w:styleId="65">
+  <w:style w:type="table" w:styleId="1039">
     <w:name w:val="Grid Table 7 Colorful - Accent 4"/>
-    <w:basedOn w:val="987"/>
+    <w:basedOn w:val="1153"/>
     <w:uiPriority w:val="99"/>
     <w:pPr>
       <w:pBdr/>
@@ -19571,11 +19642,11 @@
         <w:tblBorders/>
       </w:tblPr>
       <w:tcPr>
-        <w:shd w:color="ffffff"/>
+        <w:shd w:val="clear" w:color="ffffff"/>
         <w:tcBorders>
-          <w:top w:val="none"/>
-          <w:left w:val="none"/>
-          <w:bottom w:val="none"/>
+          <w:top w:val="none" w:color="000000" w:sz="4" w:space="0"/>
+          <w:left w:val="none" w:color="000000" w:sz="4" w:space="0"/>
+          <w:bottom w:val="none" w:color="000000" w:sz="4" w:space="0"/>
           <w:right w:val="single" w:color="000000" w:themeColor="accent4" w:themeTint="9A" w:sz="4" w:space="0"/>
         </w:tcBorders>
       </w:tcPr>
@@ -19598,10 +19669,10 @@
       <w:tcPr>
         <w:shd w:val="clear" w:color="ffffff" w:themeColor="light1" w:fill="ffffff" w:themeFill="light1"/>
         <w:tcBorders>
-          <w:top w:val="none"/>
-          <w:left w:val="none"/>
+          <w:top w:val="none" w:color="000000" w:sz="4" w:space="0"/>
+          <w:left w:val="none" w:color="000000" w:sz="4" w:space="0"/>
           <w:bottom w:val="single" w:color="000000" w:themeColor="accent4" w:themeTint="9A" w:sz="4" w:space="0"/>
-          <w:right w:val="none"/>
+          <w:right w:val="none" w:color="000000" w:sz="4" w:space="0"/>
         </w:tcBorders>
       </w:tcPr>
     </w:tblStylePr>
@@ -19621,12 +19692,12 @@
         <w:tblBorders/>
       </w:tblPr>
       <w:tcPr>
-        <w:shd w:color="ffffff"/>
+        <w:shd w:val="clear" w:color="ffffff"/>
         <w:tcBorders>
-          <w:top w:val="none"/>
+          <w:top w:val="none" w:color="000000" w:sz="4" w:space="0"/>
           <w:left w:val="single" w:color="000000" w:themeColor="accent4" w:themeTint="9A" w:sz="4" w:space="0"/>
-          <w:bottom w:val="none"/>
-          <w:right w:val="none"/>
+          <w:bottom w:val="none" w:color="000000" w:sz="4" w:space="0"/>
+          <w:right w:val="none" w:color="000000" w:sz="4" w:space="0"/>
         </w:tcBorders>
       </w:tcPr>
     </w:tblStylePr>
@@ -19649,9 +19720,9 @@
         <w:shd w:val="clear" w:color="ffffff" w:themeColor="light1" w:fill="ffffff" w:themeFill="light1"/>
         <w:tcBorders>
           <w:top w:val="single" w:color="000000" w:themeColor="accent4" w:themeTint="9A" w:sz="4" w:space="0"/>
-          <w:left w:val="none"/>
-          <w:bottom w:val="none"/>
-          <w:right w:val="none"/>
+          <w:left w:val="none" w:color="000000" w:sz="4" w:space="0"/>
+          <w:bottom w:val="none" w:color="000000" w:sz="4" w:space="0"/>
+          <w:right w:val="none" w:color="000000" w:sz="4" w:space="0"/>
         </w:tcBorders>
       </w:tcPr>
     </w:tblStylePr>
@@ -19721,9 +19792,9 @@
       </w:tcPr>
     </w:tblStylePr>
   </w:style>
-  <w:style w:type="table" w:styleId="66">
+  <w:style w:type="table" w:styleId="1040">
     <w:name w:val="Grid Table 7 Colorful - Accent 5"/>
-    <w:basedOn w:val="987"/>
+    <w:basedOn w:val="1153"/>
     <w:uiPriority w:val="99"/>
     <w:pPr>
       <w:pBdr/>
@@ -19825,11 +19896,11 @@
         <w:tblBorders/>
       </w:tblPr>
       <w:tcPr>
-        <w:shd w:color="ffffff"/>
+        <w:shd w:val="clear" w:color="ffffff"/>
         <w:tcBorders>
-          <w:top w:val="none"/>
-          <w:left w:val="none"/>
-          <w:bottom w:val="none"/>
+          <w:top w:val="none" w:color="000000" w:sz="4" w:space="0"/>
+          <w:left w:val="none" w:color="000000" w:sz="4" w:space="0"/>
+          <w:bottom w:val="none" w:color="000000" w:sz="4" w:space="0"/>
           <w:right w:val="single" w:color="000000" w:themeColor="accent5" w:themeTint="90" w:sz="4" w:space="0"/>
         </w:tcBorders>
       </w:tcPr>
@@ -19852,10 +19923,10 @@
       <w:tcPr>
         <w:shd w:val="clear" w:color="ffffff" w:themeColor="light1" w:fill="ffffff" w:themeFill="light1"/>
         <w:tcBorders>
-          <w:top w:val="none"/>
-          <w:left w:val="none"/>
+          <w:top w:val="none" w:color="000000" w:sz="4" w:space="0"/>
+          <w:left w:val="none" w:color="000000" w:sz="4" w:space="0"/>
           <w:bottom w:val="single" w:color="000000" w:themeColor="accent5" w:themeTint="90" w:sz="4" w:space="0"/>
-          <w:right w:val="none"/>
+          <w:right w:val="none" w:color="000000" w:sz="4" w:space="0"/>
         </w:tcBorders>
       </w:tcPr>
     </w:tblStylePr>
@@ -19875,12 +19946,12 @@
         <w:tblBorders/>
       </w:tblPr>
       <w:tcPr>
-        <w:shd w:color="ffffff"/>
+        <w:shd w:val="clear" w:color="ffffff"/>
         <w:tcBorders>
-          <w:top w:val="none"/>
+          <w:top w:val="none" w:color="000000" w:sz="4" w:space="0"/>
           <w:left w:val="single" w:color="000000" w:themeColor="accent5" w:themeTint="90" w:sz="4" w:space="0"/>
-          <w:bottom w:val="none"/>
-          <w:right w:val="none"/>
+          <w:bottom w:val="none" w:color="000000" w:sz="4" w:space="0"/>
+          <w:right w:val="none" w:color="000000" w:sz="4" w:space="0"/>
         </w:tcBorders>
       </w:tcPr>
     </w:tblStylePr>
@@ -19903,9 +19974,9 @@
         <w:shd w:val="clear" w:color="ffffff" w:themeColor="light1" w:fill="ffffff" w:themeFill="light1"/>
         <w:tcBorders>
           <w:top w:val="single" w:color="000000" w:themeColor="accent5" w:themeTint="90" w:sz="4" w:space="0"/>
-          <w:left w:val="none"/>
-          <w:bottom w:val="none"/>
-          <w:right w:val="none"/>
+          <w:left w:val="none" w:color="000000" w:sz="4" w:space="0"/>
+          <w:bottom w:val="none" w:color="000000" w:sz="4" w:space="0"/>
+          <w:right w:val="none" w:color="000000" w:sz="4" w:space="0"/>
         </w:tcBorders>
       </w:tcPr>
     </w:tblStylePr>
@@ -19975,9 +20046,9 @@
       </w:tcPr>
     </w:tblStylePr>
   </w:style>
-  <w:style w:type="table" w:styleId="67">
+  <w:style w:type="table" w:styleId="1041">
     <w:name w:val="Grid Table 7 Colorful - Accent 6"/>
-    <w:basedOn w:val="987"/>
+    <w:basedOn w:val="1153"/>
     <w:uiPriority w:val="99"/>
     <w:pPr>
       <w:pBdr/>
@@ -20079,11 +20150,11 @@
         <w:tblBorders/>
       </w:tblPr>
       <w:tcPr>
-        <w:shd w:color="ffffff"/>
+        <w:shd w:val="clear" w:color="ffffff"/>
         <w:tcBorders>
-          <w:top w:val="none"/>
-          <w:left w:val="none"/>
-          <w:bottom w:val="none"/>
+          <w:top w:val="none" w:color="000000" w:sz="4" w:space="0"/>
+          <w:left w:val="none" w:color="000000" w:sz="4" w:space="0"/>
+          <w:bottom w:val="none" w:color="000000" w:sz="4" w:space="0"/>
           <w:right w:val="single" w:color="000000" w:themeColor="accent6" w:themeTint="90" w:sz="4" w:space="0"/>
         </w:tcBorders>
       </w:tcPr>
@@ -20106,10 +20177,10 @@
       <w:tcPr>
         <w:shd w:val="clear" w:color="ffffff" w:themeColor="light1" w:fill="ffffff" w:themeFill="light1"/>
         <w:tcBorders>
-          <w:top w:val="none"/>
-          <w:left w:val="none"/>
+          <w:top w:val="none" w:color="000000" w:sz="4" w:space="0"/>
+          <w:left w:val="none" w:color="000000" w:sz="4" w:space="0"/>
           <w:bottom w:val="single" w:color="000000" w:themeColor="accent6" w:themeTint="90" w:sz="4" w:space="0"/>
-          <w:right w:val="none"/>
+          <w:right w:val="none" w:color="000000" w:sz="4" w:space="0"/>
         </w:tcBorders>
       </w:tcPr>
     </w:tblStylePr>
@@ -20129,12 +20200,12 @@
         <w:tblBorders/>
       </w:tblPr>
       <w:tcPr>
-        <w:shd w:color="ffffff"/>
+        <w:shd w:val="clear" w:color="ffffff"/>
         <w:tcBorders>
-          <w:top w:val="none"/>
+          <w:top w:val="none" w:color="000000" w:sz="4" w:space="0"/>
           <w:left w:val="single" w:color="000000" w:themeColor="accent6" w:themeTint="90" w:sz="4" w:space="0"/>
-          <w:bottom w:val="none"/>
-          <w:right w:val="none"/>
+          <w:bottom w:val="none" w:color="000000" w:sz="4" w:space="0"/>
+          <w:right w:val="none" w:color="000000" w:sz="4" w:space="0"/>
         </w:tcBorders>
       </w:tcPr>
     </w:tblStylePr>
@@ -20157,9 +20228,9 @@
         <w:shd w:val="clear" w:color="ffffff" w:themeColor="light1" w:fill="ffffff" w:themeFill="light1"/>
         <w:tcBorders>
           <w:top w:val="single" w:color="000000" w:themeColor="accent6" w:themeTint="90" w:sz="4" w:space="0"/>
-          <w:left w:val="none"/>
-          <w:bottom w:val="none"/>
-          <w:right w:val="none"/>
+          <w:left w:val="none" w:color="000000" w:sz="4" w:space="0"/>
+          <w:bottom w:val="none" w:color="000000" w:sz="4" w:space="0"/>
+          <w:right w:val="none" w:color="000000" w:sz="4" w:space="0"/>
         </w:tcBorders>
       </w:tcPr>
     </w:tblStylePr>
@@ -20229,9 +20300,9 @@
       </w:tcPr>
     </w:tblStylePr>
   </w:style>
-  <w:style w:type="table" w:styleId="68">
+  <w:style w:type="table" w:styleId="1042">
     <w:name w:val="List Table 1 Light"/>
-    <w:basedOn w:val="987"/>
+    <w:basedOn w:val="1153"/>
     <w:uiPriority w:val="99"/>
     <w:pPr>
       <w:pBdr/>
@@ -20445,9 +20516,9 @@
       </w:tcPr>
     </w:tblStylePr>
   </w:style>
-  <w:style w:type="table" w:styleId="69">
+  <w:style w:type="table" w:styleId="1043">
     <w:name w:val="List Table 1 Light - Accent 1"/>
-    <w:basedOn w:val="987"/>
+    <w:basedOn w:val="1153"/>
     <w:uiPriority w:val="99"/>
     <w:pPr>
       <w:pBdr/>
@@ -20661,9 +20732,9 @@
       </w:tcPr>
     </w:tblStylePr>
   </w:style>
-  <w:style w:type="table" w:styleId="70">
+  <w:style w:type="table" w:styleId="1044">
     <w:name w:val="List Table 1 Light - Accent 2"/>
-    <w:basedOn w:val="987"/>
+    <w:basedOn w:val="1153"/>
     <w:uiPriority w:val="99"/>
     <w:pPr>
       <w:pBdr/>
@@ -20877,9 +20948,9 @@
       </w:tcPr>
     </w:tblStylePr>
   </w:style>
-  <w:style w:type="table" w:styleId="71">
+  <w:style w:type="table" w:styleId="1045">
     <w:name w:val="List Table 1 Light - Accent 3"/>
-    <w:basedOn w:val="987"/>
+    <w:basedOn w:val="1153"/>
     <w:uiPriority w:val="99"/>
     <w:pPr>
       <w:pBdr/>
@@ -21093,9 +21164,9 @@
       </w:tcPr>
     </w:tblStylePr>
   </w:style>
-  <w:style w:type="table" w:styleId="72">
+  <w:style w:type="table" w:styleId="1046">
     <w:name w:val="List Table 1 Light - Accent 4"/>
-    <w:basedOn w:val="987"/>
+    <w:basedOn w:val="1153"/>
     <w:uiPriority w:val="99"/>
     <w:pPr>
       <w:pBdr/>
@@ -21309,9 +21380,9 @@
       </w:tcPr>
     </w:tblStylePr>
   </w:style>
-  <w:style w:type="table" w:styleId="73">
+  <w:style w:type="table" w:styleId="1047">
     <w:name w:val="List Table 1 Light - Accent 5"/>
-    <w:basedOn w:val="987"/>
+    <w:basedOn w:val="1153"/>
     <w:uiPriority w:val="99"/>
     <w:pPr>
       <w:pBdr/>
@@ -21525,9 +21596,9 @@
       </w:tcPr>
     </w:tblStylePr>
   </w:style>
-  <w:style w:type="table" w:styleId="74">
+  <w:style w:type="table" w:styleId="1048">
     <w:name w:val="List Table 1 Light - Accent 6"/>
-    <w:basedOn w:val="987"/>
+    <w:basedOn w:val="1153"/>
     <w:uiPriority w:val="99"/>
     <w:pPr>
       <w:pBdr/>
@@ -21741,9 +21812,9 @@
       </w:tcPr>
     </w:tblStylePr>
   </w:style>
-  <w:style w:type="table" w:styleId="75">
+  <w:style w:type="table" w:styleId="1049">
     <w:name w:val="List Table 2"/>
-    <w:basedOn w:val="987"/>
+    <w:basedOn w:val="1153"/>
     <w:uiPriority w:val="99"/>
     <w:pPr>
       <w:pBdr/>
@@ -21979,9 +22050,9 @@
       </w:tcPr>
     </w:tblStylePr>
   </w:style>
-  <w:style w:type="table" w:styleId="76">
+  <w:style w:type="table" w:styleId="1050">
     <w:name w:val="List Table 2 - Accent 1"/>
-    <w:basedOn w:val="987"/>
+    <w:basedOn w:val="1153"/>
     <w:uiPriority w:val="99"/>
     <w:pPr>
       <w:pBdr/>
@@ -22217,9 +22288,9 @@
       </w:tcPr>
     </w:tblStylePr>
   </w:style>
-  <w:style w:type="table" w:styleId="77">
+  <w:style w:type="table" w:styleId="1051">
     <w:name w:val="List Table 2 - Accent 2"/>
-    <w:basedOn w:val="987"/>
+    <w:basedOn w:val="1153"/>
     <w:uiPriority w:val="99"/>
     <w:pPr>
       <w:pBdr/>
@@ -22455,9 +22526,9 @@
       </w:tcPr>
     </w:tblStylePr>
   </w:style>
-  <w:style w:type="table" w:styleId="78">
+  <w:style w:type="table" w:styleId="1052">
     <w:name w:val="List Table 2 - Accent 3"/>
-    <w:basedOn w:val="987"/>
+    <w:basedOn w:val="1153"/>
     <w:uiPriority w:val="99"/>
     <w:pPr>
       <w:pBdr/>
@@ -22693,9 +22764,9 @@
       </w:tcPr>
     </w:tblStylePr>
   </w:style>
-  <w:style w:type="table" w:styleId="79">
+  <w:style w:type="table" w:styleId="1053">
     <w:name w:val="List Table 2 - Accent 4"/>
-    <w:basedOn w:val="987"/>
+    <w:basedOn w:val="1153"/>
     <w:uiPriority w:val="99"/>
     <w:pPr>
       <w:pBdr/>
@@ -22931,9 +23002,9 @@
       </w:tcPr>
     </w:tblStylePr>
   </w:style>
-  <w:style w:type="table" w:styleId="80">
+  <w:style w:type="table" w:styleId="1054">
     <w:name w:val="List Table 2 - Accent 5"/>
-    <w:basedOn w:val="987"/>
+    <w:basedOn w:val="1153"/>
     <w:uiPriority w:val="99"/>
     <w:pPr>
       <w:pBdr/>
@@ -23169,9 +23240,9 @@
       </w:tcPr>
     </w:tblStylePr>
   </w:style>
-  <w:style w:type="table" w:styleId="81">
+  <w:style w:type="table" w:styleId="1055">
     <w:name w:val="List Table 2 - Accent 6"/>
-    <w:basedOn w:val="987"/>
+    <w:basedOn w:val="1153"/>
     <w:uiPriority w:val="99"/>
     <w:pPr>
       <w:pBdr/>
@@ -23407,9 +23478,9 @@
       </w:tcPr>
     </w:tblStylePr>
   </w:style>
-  <w:style w:type="table" w:styleId="82">
+  <w:style w:type="table" w:styleId="1056">
     <w:name w:val="List Table 3"/>
-    <w:basedOn w:val="987"/>
+    <w:basedOn w:val="1153"/>
     <w:uiPriority w:val="99"/>
     <w:pPr>
       <w:pBdr/>
@@ -23635,9 +23706,9 @@
       </w:tcPr>
     </w:tblStylePr>
   </w:style>
-  <w:style w:type="table" w:styleId="83">
+  <w:style w:type="table" w:styleId="1057">
     <w:name w:val="List Table 3 - Accent 1"/>
-    <w:basedOn w:val="987"/>
+    <w:basedOn w:val="1153"/>
     <w:uiPriority w:val="99"/>
     <w:pPr>
       <w:pBdr/>
@@ -23863,9 +23934,9 @@
       </w:tcPr>
     </w:tblStylePr>
   </w:style>
-  <w:style w:type="table" w:styleId="84">
+  <w:style w:type="table" w:styleId="1058">
     <w:name w:val="List Table 3 - Accent 2"/>
-    <w:basedOn w:val="987"/>
+    <w:basedOn w:val="1153"/>
     <w:uiPriority w:val="99"/>
     <w:pPr>
       <w:pBdr/>
@@ -24091,9 +24162,9 @@
       </w:tcPr>
     </w:tblStylePr>
   </w:style>
-  <w:style w:type="table" w:styleId="85">
+  <w:style w:type="table" w:styleId="1059">
     <w:name w:val="List Table 3 - Accent 3"/>
-    <w:basedOn w:val="987"/>
+    <w:basedOn w:val="1153"/>
     <w:uiPriority w:val="99"/>
     <w:pPr>
       <w:pBdr/>
@@ -24319,9 +24390,9 @@
       </w:tcPr>
     </w:tblStylePr>
   </w:style>
-  <w:style w:type="table" w:styleId="86">
+  <w:style w:type="table" w:styleId="1060">
     <w:name w:val="List Table 3 - Accent 4"/>
-    <w:basedOn w:val="987"/>
+    <w:basedOn w:val="1153"/>
     <w:uiPriority w:val="99"/>
     <w:pPr>
       <w:pBdr/>
@@ -24547,9 +24618,9 @@
       </w:tcPr>
     </w:tblStylePr>
   </w:style>
-  <w:style w:type="table" w:styleId="87">
+  <w:style w:type="table" w:styleId="1061">
     <w:name w:val="List Table 3 - Accent 5"/>
-    <w:basedOn w:val="987"/>
+    <w:basedOn w:val="1153"/>
     <w:uiPriority w:val="99"/>
     <w:pPr>
       <w:pBdr/>
@@ -24775,9 +24846,9 @@
       </w:tcPr>
     </w:tblStylePr>
   </w:style>
-  <w:style w:type="table" w:styleId="88">
+  <w:style w:type="table" w:styleId="1062">
     <w:name w:val="List Table 3 - Accent 6"/>
-    <w:basedOn w:val="987"/>
+    <w:basedOn w:val="1153"/>
     <w:uiPriority w:val="99"/>
     <w:pPr>
       <w:pBdr/>
@@ -25003,9 +25074,9 @@
       </w:tcPr>
     </w:tblStylePr>
   </w:style>
-  <w:style w:type="table" w:styleId="89">
+  <w:style w:type="table" w:styleId="1063">
     <w:name w:val="List Table 4"/>
-    <w:basedOn w:val="987"/>
+    <w:basedOn w:val="1153"/>
     <w:uiPriority w:val="99"/>
     <w:pPr>
       <w:pBdr/>
@@ -25228,9 +25299,9 @@
       </w:tcPr>
     </w:tblStylePr>
   </w:style>
-  <w:style w:type="table" w:styleId="90">
+  <w:style w:type="table" w:styleId="1064">
     <w:name w:val="List Table 4 - Accent 1"/>
-    <w:basedOn w:val="987"/>
+    <w:basedOn w:val="1153"/>
     <w:uiPriority w:val="99"/>
     <w:pPr>
       <w:pBdr/>
@@ -25453,9 +25524,9 @@
       </w:tcPr>
     </w:tblStylePr>
   </w:style>
-  <w:style w:type="table" w:styleId="91">
+  <w:style w:type="table" w:styleId="1065">
     <w:name w:val="List Table 4 - Accent 2"/>
-    <w:basedOn w:val="987"/>
+    <w:basedOn w:val="1153"/>
     <w:uiPriority w:val="99"/>
     <w:pPr>
       <w:pBdr/>
@@ -25678,9 +25749,9 @@
       </w:tcPr>
     </w:tblStylePr>
   </w:style>
-  <w:style w:type="table" w:styleId="92">
+  <w:style w:type="table" w:styleId="1066">
     <w:name w:val="List Table 4 - Accent 3"/>
-    <w:basedOn w:val="987"/>
+    <w:basedOn w:val="1153"/>
     <w:uiPriority w:val="99"/>
     <w:pPr>
       <w:pBdr/>
@@ -25903,9 +25974,9 @@
       </w:tcPr>
     </w:tblStylePr>
   </w:style>
-  <w:style w:type="table" w:styleId="93">
+  <w:style w:type="table" w:styleId="1067">
     <w:name w:val="List Table 4 - Accent 4"/>
-    <w:basedOn w:val="987"/>
+    <w:basedOn w:val="1153"/>
     <w:uiPriority w:val="99"/>
     <w:pPr>
       <w:pBdr/>
@@ -26128,9 +26199,9 @@
       </w:tcPr>
     </w:tblStylePr>
   </w:style>
-  <w:style w:type="table" w:styleId="94">
+  <w:style w:type="table" w:styleId="1068">
     <w:name w:val="List Table 4 - Accent 5"/>
-    <w:basedOn w:val="987"/>
+    <w:basedOn w:val="1153"/>
     <w:uiPriority w:val="99"/>
     <w:pPr>
       <w:pBdr/>
@@ -26353,9 +26424,9 @@
       </w:tcPr>
     </w:tblStylePr>
   </w:style>
-  <w:style w:type="table" w:styleId="95">
+  <w:style w:type="table" w:styleId="1069">
     <w:name w:val="List Table 4 - Accent 6"/>
-    <w:basedOn w:val="987"/>
+    <w:basedOn w:val="1153"/>
     <w:uiPriority w:val="99"/>
     <w:pPr>
       <w:pBdr/>
@@ -26578,9 +26649,9 @@
       </w:tcPr>
     </w:tblStylePr>
   </w:style>
-  <w:style w:type="table" w:styleId="96">
+  <w:style w:type="table" w:styleId="1070">
     <w:name w:val="List Table 5 Dark"/>
-    <w:basedOn w:val="987"/>
+    <w:basedOn w:val="1153"/>
     <w:uiPriority w:val="99"/>
     <w:pPr>
       <w:pBdr/>
@@ -26820,9 +26891,9 @@
       </w:tcPr>
     </w:tblStylePr>
   </w:style>
-  <w:style w:type="table" w:styleId="97">
+  <w:style w:type="table" w:styleId="1071">
     <w:name w:val="List Table 5 Dark - Accent 1"/>
-    <w:basedOn w:val="987"/>
+    <w:basedOn w:val="1153"/>
     <w:uiPriority w:val="99"/>
     <w:pPr>
       <w:pBdr/>
@@ -27062,9 +27133,9 @@
       </w:tcPr>
     </w:tblStylePr>
   </w:style>
-  <w:style w:type="table" w:styleId="98">
+  <w:style w:type="table" w:styleId="1072">
     <w:name w:val="List Table 5 Dark - Accent 2"/>
-    <w:basedOn w:val="987"/>
+    <w:basedOn w:val="1153"/>
     <w:uiPriority w:val="99"/>
     <w:pPr>
       <w:pBdr/>
@@ -27304,9 +27375,9 @@
       </w:tcPr>
     </w:tblStylePr>
   </w:style>
-  <w:style w:type="table" w:styleId="99">
+  <w:style w:type="table" w:styleId="1073">
     <w:name w:val="List Table 5 Dark - Accent 3"/>
-    <w:basedOn w:val="987"/>
+    <w:basedOn w:val="1153"/>
     <w:uiPriority w:val="99"/>
     <w:pPr>
       <w:pBdr/>
@@ -27546,9 +27617,9 @@
       </w:tcPr>
     </w:tblStylePr>
   </w:style>
-  <w:style w:type="table" w:styleId="100">
+  <w:style w:type="table" w:styleId="1074">
     <w:name w:val="List Table 5 Dark - Accent 4"/>
-    <w:basedOn w:val="987"/>
+    <w:basedOn w:val="1153"/>
     <w:uiPriority w:val="99"/>
     <w:pPr>
       <w:pBdr/>
@@ -27788,9 +27859,9 @@
       </w:tcPr>
     </w:tblStylePr>
   </w:style>
-  <w:style w:type="table" w:styleId="101">
+  <w:style w:type="table" w:styleId="1075">
     <w:name w:val="List Table 5 Dark - Accent 5"/>
-    <w:basedOn w:val="987"/>
+    <w:basedOn w:val="1153"/>
     <w:uiPriority w:val="99"/>
     <w:pPr>
       <w:pBdr/>
@@ -28030,9 +28101,9 @@
       </w:tcPr>
     </w:tblStylePr>
   </w:style>
-  <w:style w:type="table" w:styleId="102">
+  <w:style w:type="table" w:styleId="1076">
     <w:name w:val="List Table 5 Dark - Accent 6"/>
-    <w:basedOn w:val="987"/>
+    <w:basedOn w:val="1153"/>
     <w:uiPriority w:val="99"/>
     <w:pPr>
       <w:pBdr/>
@@ -28272,9 +28343,9 @@
       </w:tcPr>
     </w:tblStylePr>
   </w:style>
-  <w:style w:type="table" w:styleId="103">
+  <w:style w:type="table" w:styleId="1077">
     <w:name w:val="List Table 6 Colorful"/>
-    <w:basedOn w:val="987"/>
+    <w:basedOn w:val="1153"/>
     <w:uiPriority w:val="99"/>
     <w:pPr>
       <w:pBdr/>
@@ -28495,9 +28566,9 @@
       </w:tcPr>
     </w:tblStylePr>
   </w:style>
-  <w:style w:type="table" w:styleId="104">
+  <w:style w:type="table" w:styleId="1078">
     <w:name w:val="List Table 6 Colorful - Accent 1"/>
-    <w:basedOn w:val="987"/>
+    <w:basedOn w:val="1153"/>
     <w:uiPriority w:val="99"/>
     <w:pPr>
       <w:pBdr/>
@@ -28718,9 +28789,9 @@
       </w:tcPr>
     </w:tblStylePr>
   </w:style>
-  <w:style w:type="table" w:styleId="105">
+  <w:style w:type="table" w:styleId="1079">
     <w:name w:val="List Table 6 Colorful - Accent 2"/>
-    <w:basedOn w:val="987"/>
+    <w:basedOn w:val="1153"/>
     <w:uiPriority w:val="99"/>
     <w:pPr>
       <w:pBdr/>
@@ -28941,9 +29012,9 @@
       </w:tcPr>
     </w:tblStylePr>
   </w:style>
-  <w:style w:type="table" w:styleId="106">
+  <w:style w:type="table" w:styleId="1080">
     <w:name w:val="List Table 6 Colorful - Accent 3"/>
-    <w:basedOn w:val="987"/>
+    <w:basedOn w:val="1153"/>
     <w:uiPriority w:val="99"/>
     <w:pPr>
       <w:pBdr/>
@@ -29164,9 +29235,9 @@
       </w:tcPr>
     </w:tblStylePr>
   </w:style>
-  <w:style w:type="table" w:styleId="107">
+  <w:style w:type="table" w:styleId="1081">
     <w:name w:val="List Table 6 Colorful - Accent 4"/>
-    <w:basedOn w:val="987"/>
+    <w:basedOn w:val="1153"/>
     <w:uiPriority w:val="99"/>
     <w:pPr>
       <w:pBdr/>
@@ -29387,9 +29458,9 @@
       </w:tcPr>
     </w:tblStylePr>
   </w:style>
-  <w:style w:type="table" w:styleId="108">
+  <w:style w:type="table" w:styleId="1082">
     <w:name w:val="List Table 6 Colorful - Accent 5"/>
-    <w:basedOn w:val="987"/>
+    <w:basedOn w:val="1153"/>
     <w:uiPriority w:val="99"/>
     <w:pPr>
       <w:pBdr/>
@@ -29610,9 +29681,9 @@
       </w:tcPr>
     </w:tblStylePr>
   </w:style>
-  <w:style w:type="table" w:styleId="109">
+  <w:style w:type="table" w:styleId="1083">
     <w:name w:val="List Table 6 Colorful - Accent 6"/>
-    <w:basedOn w:val="987"/>
+    <w:basedOn w:val="1153"/>
     <w:uiPriority w:val="99"/>
     <w:pPr>
       <w:pBdr/>
@@ -29833,9 +29904,9 @@
       </w:tcPr>
     </w:tblStylePr>
   </w:style>
-  <w:style w:type="table" w:styleId="110">
+  <w:style w:type="table" w:styleId="1084">
     <w:name w:val="List Table 7 Colorful"/>
-    <w:basedOn w:val="987"/>
+    <w:basedOn w:val="1153"/>
     <w:uiPriority w:val="99"/>
     <w:pPr>
       <w:pBdr/>
@@ -29934,11 +30005,11 @@
         <w:tblBorders/>
       </w:tblPr>
       <w:tcPr>
-        <w:shd w:color="ffffff"/>
+        <w:shd w:val="clear" w:color="ffffff"/>
         <w:tcBorders>
-          <w:top w:val="none"/>
-          <w:left w:val="none"/>
-          <w:bottom w:val="none"/>
+          <w:top w:val="none" w:color="000000" w:sz="4" w:space="0"/>
+          <w:left w:val="none" w:color="000000" w:sz="4" w:space="0"/>
+          <w:bottom w:val="none" w:color="000000" w:sz="4" w:space="0"/>
           <w:right w:val="single" w:color="000000" w:themeColor="text1" w:themeTint="80" w:sz="4" w:space="0"/>
         </w:tcBorders>
       </w:tcPr>
@@ -29961,10 +30032,10 @@
       <w:tcPr>
         <w:shd w:val="clear" w:color="ffffff" w:themeColor="light1" w:fill="ffffff" w:themeFill="light1"/>
         <w:tcBorders>
-          <w:top w:val="none"/>
-          <w:left w:val="none"/>
+          <w:top w:val="none" w:color="000000" w:sz="4" w:space="0"/>
+          <w:left w:val="none" w:color="000000" w:sz="4" w:space="0"/>
           <w:bottom w:val="single" w:color="000000" w:themeColor="text1" w:themeTint="80" w:sz="4" w:space="0"/>
-          <w:right w:val="none"/>
+          <w:right w:val="none" w:color="000000" w:sz="4" w:space="0"/>
         </w:tcBorders>
       </w:tcPr>
     </w:tblStylePr>
@@ -29984,12 +30055,12 @@
         <w:tblBorders/>
       </w:tblPr>
       <w:tcPr>
-        <w:shd w:color="ffffff"/>
+        <w:shd w:val="clear" w:color="ffffff"/>
         <w:tcBorders>
-          <w:top w:val="none"/>
+          <w:top w:val="none" w:color="000000" w:sz="4" w:space="0"/>
           <w:left w:val="single" w:color="000000" w:themeColor="text1" w:themeTint="80" w:sz="4" w:space="0"/>
-          <w:bottom w:val="none"/>
-          <w:right w:val="none"/>
+          <w:bottom w:val="none" w:color="000000" w:sz="4" w:space="0"/>
+          <w:right w:val="none" w:color="000000" w:sz="4" w:space="0"/>
         </w:tcBorders>
       </w:tcPr>
     </w:tblStylePr>
@@ -30012,9 +30083,9 @@
         <w:shd w:val="clear" w:color="ffffff" w:themeColor="light1" w:fill="ffffff" w:themeFill="light1"/>
         <w:tcBorders>
           <w:top w:val="single" w:color="000000" w:themeColor="text1" w:themeTint="80" w:sz="4" w:space="0"/>
-          <w:left w:val="none"/>
-          <w:bottom w:val="none"/>
-          <w:right w:val="none"/>
+          <w:left w:val="none" w:color="000000" w:sz="4" w:space="0"/>
+          <w:bottom w:val="none" w:color="000000" w:sz="4" w:space="0"/>
+          <w:right w:val="none" w:color="000000" w:sz="4" w:space="0"/>
         </w:tcBorders>
       </w:tcPr>
     </w:tblStylePr>
@@ -30089,9 +30160,9 @@
       </w:tcPr>
     </w:tblStylePr>
   </w:style>
-  <w:style w:type="table" w:styleId="111">
+  <w:style w:type="table" w:styleId="1085">
     <w:name w:val="List Table 7 Colorful - Accent 1"/>
-    <w:basedOn w:val="987"/>
+    <w:basedOn w:val="1153"/>
     <w:uiPriority w:val="99"/>
     <w:pPr>
       <w:pBdr/>
@@ -30190,11 +30261,11 @@
         <w:tblBorders/>
       </w:tblPr>
       <w:tcPr>
-        <w:shd w:color="ffffff"/>
+        <w:shd w:val="clear" w:color="ffffff"/>
         <w:tcBorders>
-          <w:top w:val="none"/>
-          <w:left w:val="none"/>
-          <w:bottom w:val="none"/>
+          <w:top w:val="none" w:color="000000" w:sz="4" w:space="0"/>
+          <w:left w:val="none" w:color="000000" w:sz="4" w:space="0"/>
+          <w:bottom w:val="none" w:color="000000" w:sz="4" w:space="0"/>
           <w:right w:val="single" w:color="000000" w:themeColor="accent1" w:sz="4" w:space="0"/>
         </w:tcBorders>
       </w:tcPr>
@@ -30217,10 +30288,10 @@
       <w:tcPr>
         <w:shd w:val="clear" w:color="ffffff" w:themeColor="light1" w:fill="ffffff" w:themeFill="light1"/>
         <w:tcBorders>
-          <w:top w:val="none"/>
-          <w:left w:val="none"/>
+          <w:top w:val="none" w:color="000000" w:sz="4" w:space="0"/>
+          <w:left w:val="none" w:color="000000" w:sz="4" w:space="0"/>
           <w:bottom w:val="single" w:color="000000" w:themeColor="accent1" w:sz="4" w:space="0"/>
-          <w:right w:val="none"/>
+          <w:right w:val="none" w:color="000000" w:sz="4" w:space="0"/>
         </w:tcBorders>
       </w:tcPr>
     </w:tblStylePr>
@@ -30240,12 +30311,12 @@
         <w:tblBorders/>
       </w:tblPr>
       <w:tcPr>
-        <w:shd w:color="ffffff"/>
+        <w:shd w:val="clear" w:color="ffffff"/>
         <w:tcBorders>
-          <w:top w:val="none"/>
+          <w:top w:val="none" w:color="000000" w:sz="4" w:space="0"/>
           <w:left w:val="single" w:color="000000" w:themeColor="accent1" w:sz="4" w:space="0"/>
-          <w:bottom w:val="none"/>
-          <w:right w:val="none"/>
+          <w:bottom w:val="none" w:color="000000" w:sz="4" w:space="0"/>
+          <w:right w:val="none" w:color="000000" w:sz="4" w:space="0"/>
         </w:tcBorders>
       </w:tcPr>
     </w:tblStylePr>
@@ -30268,9 +30339,9 @@
         <w:shd w:val="clear" w:color="ffffff" w:themeColor="light1" w:fill="ffffff" w:themeFill="light1"/>
         <w:tcBorders>
           <w:top w:val="single" w:color="000000" w:themeColor="accent1" w:sz="4" w:space="0"/>
-          <w:left w:val="none"/>
-          <w:bottom w:val="none"/>
-          <w:right w:val="none"/>
+          <w:left w:val="none" w:color="000000" w:sz="4" w:space="0"/>
+          <w:bottom w:val="none" w:color="000000" w:sz="4" w:space="0"/>
+          <w:right w:val="none" w:color="000000" w:sz="4" w:space="0"/>
         </w:tcBorders>
       </w:tcPr>
     </w:tblStylePr>
@@ -30345,9 +30416,9 @@
       </w:tcPr>
     </w:tblStylePr>
   </w:style>
-  <w:style w:type="table" w:styleId="112">
+  <w:style w:type="table" w:styleId="1086">
     <w:name w:val="List Table 7 Colorful - Accent 2"/>
-    <w:basedOn w:val="987"/>
+    <w:basedOn w:val="1153"/>
     <w:uiPriority w:val="99"/>
     <w:pPr>
       <w:pBdr/>
@@ -30446,11 +30517,11 @@
         <w:tblBorders/>
       </w:tblPr>
       <w:tcPr>
-        <w:shd w:color="ffffff"/>
+        <w:shd w:val="clear" w:color="ffffff"/>
         <w:tcBorders>
-          <w:top w:val="none"/>
-          <w:left w:val="none"/>
-          <w:bottom w:val="none"/>
+          <w:top w:val="none" w:color="000000" w:sz="4" w:space="0"/>
+          <w:left w:val="none" w:color="000000" w:sz="4" w:space="0"/>
+          <w:bottom w:val="none" w:color="000000" w:sz="4" w:space="0"/>
           <w:right w:val="single" w:color="000000" w:themeColor="accent2" w:themeTint="97" w:sz="4" w:space="0"/>
         </w:tcBorders>
       </w:tcPr>
@@ -30473,10 +30544,10 @@
       <w:tcPr>
         <w:shd w:val="clear" w:color="ffffff" w:themeColor="light1" w:fill="ffffff" w:themeFill="light1"/>
         <w:tcBorders>
-          <w:top w:val="none"/>
-          <w:left w:val="none"/>
+          <w:top w:val="none" w:color="000000" w:sz="4" w:space="0"/>
+          <w:left w:val="none" w:color="000000" w:sz="4" w:space="0"/>
           <w:bottom w:val="single" w:color="000000" w:themeColor="accent2" w:themeTint="97" w:sz="4" w:space="0"/>
-          <w:right w:val="none"/>
+          <w:right w:val="none" w:color="000000" w:sz="4" w:space="0"/>
         </w:tcBorders>
       </w:tcPr>
     </w:tblStylePr>
@@ -30496,12 +30567,12 @@
         <w:tblBorders/>
       </w:tblPr>
       <w:tcPr>
-        <w:shd w:color="ffffff"/>
+        <w:shd w:val="clear" w:color="ffffff"/>
         <w:tcBorders>
-          <w:top w:val="none"/>
+          <w:top w:val="none" w:color="000000" w:sz="4" w:space="0"/>
           <w:left w:val="single" w:color="000000" w:themeColor="accent2" w:themeTint="97" w:sz="4" w:space="0"/>
-          <w:bottom w:val="none"/>
-          <w:right w:val="none"/>
+          <w:bottom w:val="none" w:color="000000" w:sz="4" w:space="0"/>
+          <w:right w:val="none" w:color="000000" w:sz="4" w:space="0"/>
         </w:tcBorders>
       </w:tcPr>
     </w:tblStylePr>
@@ -30524,9 +30595,9 @@
         <w:shd w:val="clear" w:color="ffffff" w:themeColor="light1" w:fill="ffffff" w:themeFill="light1"/>
         <w:tcBorders>
           <w:top w:val="single" w:color="000000" w:themeColor="accent2" w:themeTint="97" w:sz="4" w:space="0"/>
-          <w:left w:val="none"/>
-          <w:bottom w:val="none"/>
-          <w:right w:val="none"/>
+          <w:left w:val="none" w:color="000000" w:sz="4" w:space="0"/>
+          <w:bottom w:val="none" w:color="000000" w:sz="4" w:space="0"/>
+          <w:right w:val="none" w:color="000000" w:sz="4" w:space="0"/>
         </w:tcBorders>
       </w:tcPr>
     </w:tblStylePr>
@@ -30601,9 +30672,9 @@
       </w:tcPr>
     </w:tblStylePr>
   </w:style>
-  <w:style w:type="table" w:styleId="113">
+  <w:style w:type="table" w:styleId="1087">
     <w:name w:val="List Table 7 Colorful - Accent 3"/>
-    <w:basedOn w:val="987"/>
+    <w:basedOn w:val="1153"/>
     <w:uiPriority w:val="99"/>
     <w:pPr>
       <w:pBdr/>
@@ -30702,11 +30773,11 @@
         <w:tblBorders/>
       </w:tblPr>
       <w:tcPr>
-        <w:shd w:color="ffffff"/>
+        <w:shd w:val="clear" w:color="ffffff"/>
         <w:tcBorders>
-          <w:top w:val="none"/>
-          <w:left w:val="none"/>
-          <w:bottom w:val="none"/>
+          <w:top w:val="none" w:color="000000" w:sz="4" w:space="0"/>
+          <w:left w:val="none" w:color="000000" w:sz="4" w:space="0"/>
+          <w:bottom w:val="none" w:color="000000" w:sz="4" w:space="0"/>
           <w:right w:val="single" w:color="000000" w:themeColor="accent3" w:themeTint="98" w:sz="4" w:space="0"/>
         </w:tcBorders>
       </w:tcPr>
@@ -30729,10 +30800,10 @@
       <w:tcPr>
         <w:shd w:val="clear" w:color="ffffff" w:themeColor="light1" w:fill="ffffff" w:themeFill="light1"/>
         <w:tcBorders>
-          <w:top w:val="none"/>
-          <w:left w:val="none"/>
+          <w:top w:val="none" w:color="000000" w:sz="4" w:space="0"/>
+          <w:left w:val="none" w:color="000000" w:sz="4" w:space="0"/>
           <w:bottom w:val="single" w:color="000000" w:themeColor="accent3" w:themeTint="98" w:sz="4" w:space="0"/>
-          <w:right w:val="none"/>
+          <w:right w:val="none" w:color="000000" w:sz="4" w:space="0"/>
         </w:tcBorders>
       </w:tcPr>
     </w:tblStylePr>
@@ -30752,12 +30823,12 @@
         <w:tblBorders/>
       </w:tblPr>
       <w:tcPr>
-        <w:shd w:color="ffffff"/>
+        <w:shd w:val="clear" w:color="ffffff"/>
         <w:tcBorders>
-          <w:top w:val="none"/>
+          <w:top w:val="none" w:color="000000" w:sz="4" w:space="0"/>
           <w:left w:val="single" w:color="000000" w:themeColor="accent3" w:themeTint="98" w:sz="4" w:space="0"/>
-          <w:bottom w:val="none"/>
-          <w:right w:val="none"/>
+          <w:bottom w:val="none" w:color="000000" w:sz="4" w:space="0"/>
+          <w:right w:val="none" w:color="000000" w:sz="4" w:space="0"/>
         </w:tcBorders>
       </w:tcPr>
     </w:tblStylePr>
@@ -30780,9 +30851,9 @@
         <w:shd w:val="clear" w:color="ffffff" w:themeColor="light1" w:fill="ffffff" w:themeFill="light1"/>
         <w:tcBorders>
           <w:top w:val="single" w:color="000000" w:themeColor="accent3" w:themeTint="98" w:sz="4" w:space="0"/>
-          <w:left w:val="none"/>
-          <w:bottom w:val="none"/>
-          <w:right w:val="none"/>
+          <w:left w:val="none" w:color="000000" w:sz="4" w:space="0"/>
+          <w:bottom w:val="none" w:color="000000" w:sz="4" w:space="0"/>
+          <w:right w:val="none" w:color="000000" w:sz="4" w:space="0"/>
         </w:tcBorders>
       </w:tcPr>
     </w:tblStylePr>
@@ -30857,9 +30928,9 @@
       </w:tcPr>
     </w:tblStylePr>
   </w:style>
-  <w:style w:type="table" w:styleId="114">
+  <w:style w:type="table" w:styleId="1088">
     <w:name w:val="List Table 7 Colorful - Accent 4"/>
-    <w:basedOn w:val="987"/>
+    <w:basedOn w:val="1153"/>
     <w:uiPriority w:val="99"/>
     <w:pPr>
       <w:pBdr/>
@@ -30958,11 +31029,11 @@
         <w:tblBorders/>
       </w:tblPr>
       <w:tcPr>
-        <w:shd w:color="ffffff"/>
+        <w:shd w:val="clear" w:color="ffffff"/>
         <w:tcBorders>
-          <w:top w:val="none"/>
-          <w:left w:val="none"/>
-          <w:bottom w:val="none"/>
+          <w:top w:val="none" w:color="000000" w:sz="4" w:space="0"/>
+          <w:left w:val="none" w:color="000000" w:sz="4" w:space="0"/>
+          <w:bottom w:val="none" w:color="000000" w:sz="4" w:space="0"/>
           <w:right w:val="single" w:color="000000" w:themeColor="accent4" w:themeTint="9A" w:sz="4" w:space="0"/>
         </w:tcBorders>
       </w:tcPr>
@@ -30985,10 +31056,10 @@
       <w:tcPr>
         <w:shd w:val="clear" w:color="ffffff" w:themeColor="light1" w:fill="ffffff" w:themeFill="light1"/>
         <w:tcBorders>
-          <w:top w:val="none"/>
-          <w:left w:val="none"/>
+          <w:top w:val="none" w:color="000000" w:sz="4" w:space="0"/>
+          <w:left w:val="none" w:color="000000" w:sz="4" w:space="0"/>
           <w:bottom w:val="single" w:color="000000" w:themeColor="accent4" w:themeTint="9A" w:sz="4" w:space="0"/>
-          <w:right w:val="none"/>
+          <w:right w:val="none" w:color="000000" w:sz="4" w:space="0"/>
         </w:tcBorders>
       </w:tcPr>
     </w:tblStylePr>
@@ -31008,12 +31079,12 @@
         <w:tblBorders/>
       </w:tblPr>
       <w:tcPr>
-        <w:shd w:color="ffffff"/>
+        <w:shd w:val="clear" w:color="ffffff"/>
         <w:tcBorders>
-          <w:top w:val="none"/>
+          <w:top w:val="none" w:color="000000" w:sz="4" w:space="0"/>
           <w:left w:val="single" w:color="000000" w:themeColor="accent4" w:themeTint="9A" w:sz="4" w:space="0"/>
-          <w:bottom w:val="none"/>
-          <w:right w:val="none"/>
+          <w:bottom w:val="none" w:color="000000" w:sz="4" w:space="0"/>
+          <w:right w:val="none" w:color="000000" w:sz="4" w:space="0"/>
         </w:tcBorders>
       </w:tcPr>
     </w:tblStylePr>
@@ -31036,9 +31107,9 @@
         <w:shd w:val="clear" w:color="ffffff" w:themeColor="light1" w:fill="ffffff" w:themeFill="light1"/>
         <w:tcBorders>
           <w:top w:val="single" w:color="000000" w:themeColor="accent4" w:themeTint="9A" w:sz="4" w:space="0"/>
-          <w:left w:val="none"/>
-          <w:bottom w:val="none"/>
-          <w:right w:val="none"/>
+          <w:left w:val="none" w:color="000000" w:sz="4" w:space="0"/>
+          <w:bottom w:val="none" w:color="000000" w:sz="4" w:space="0"/>
+          <w:right w:val="none" w:color="000000" w:sz="4" w:space="0"/>
         </w:tcBorders>
       </w:tcPr>
     </w:tblStylePr>
@@ -31113,9 +31184,9 @@
       </w:tcPr>
     </w:tblStylePr>
   </w:style>
-  <w:style w:type="table" w:styleId="115">
+  <w:style w:type="table" w:styleId="1089">
     <w:name w:val="List Table 7 Colorful - Accent 5"/>
-    <w:basedOn w:val="987"/>
+    <w:basedOn w:val="1153"/>
     <w:uiPriority w:val="99"/>
     <w:pPr>
       <w:pBdr/>
@@ -31214,11 +31285,11 @@
         <w:tblBorders/>
       </w:tblPr>
       <w:tcPr>
-        <w:shd w:color="ffffff"/>
+        <w:shd w:val="clear" w:color="ffffff"/>
         <w:tcBorders>
-          <w:top w:val="none"/>
-          <w:left w:val="none"/>
-          <w:bottom w:val="none"/>
+          <w:top w:val="none" w:color="000000" w:sz="4" w:space="0"/>
+          <w:left w:val="none" w:color="000000" w:sz="4" w:space="0"/>
+          <w:bottom w:val="none" w:color="000000" w:sz="4" w:space="0"/>
           <w:right w:val="single" w:color="000000" w:themeColor="accent5" w:themeTint="9A" w:sz="4" w:space="0"/>
         </w:tcBorders>
       </w:tcPr>
@@ -31241,10 +31312,10 @@
       <w:tcPr>
         <w:shd w:val="clear" w:color="ffffff" w:themeColor="light1" w:fill="ffffff" w:themeFill="light1"/>
         <w:tcBorders>
-          <w:top w:val="none"/>
-          <w:left w:val="none"/>
+          <w:top w:val="none" w:color="000000" w:sz="4" w:space="0"/>
+          <w:left w:val="none" w:color="000000" w:sz="4" w:space="0"/>
           <w:bottom w:val="single" w:color="000000" w:themeColor="accent5" w:themeTint="9A" w:sz="4" w:space="0"/>
-          <w:right w:val="none"/>
+          <w:right w:val="none" w:color="000000" w:sz="4" w:space="0"/>
         </w:tcBorders>
       </w:tcPr>
     </w:tblStylePr>
@@ -31264,12 +31335,12 @@
         <w:tblBorders/>
       </w:tblPr>
       <w:tcPr>
-        <w:shd w:color="ffffff"/>
+        <w:shd w:val="clear" w:color="ffffff"/>
         <w:tcBorders>
-          <w:top w:val="none"/>
+          <w:top w:val="none" w:color="000000" w:sz="4" w:space="0"/>
           <w:left w:val="single" w:color="000000" w:themeColor="accent5" w:themeTint="9A" w:sz="4" w:space="0"/>
-          <w:bottom w:val="none"/>
-          <w:right w:val="none"/>
+          <w:bottom w:val="none" w:color="000000" w:sz="4" w:space="0"/>
+          <w:right w:val="none" w:color="000000" w:sz="4" w:space="0"/>
         </w:tcBorders>
       </w:tcPr>
     </w:tblStylePr>
@@ -31292,9 +31363,9 @@
         <w:shd w:val="clear" w:color="ffffff" w:themeColor="light1" w:fill="ffffff" w:themeFill="light1"/>
         <w:tcBorders>
           <w:top w:val="single" w:color="000000" w:themeColor="accent5" w:themeTint="9A" w:sz="4" w:space="0"/>
-          <w:left w:val="none"/>
-          <w:bottom w:val="none"/>
-          <w:right w:val="none"/>
+          <w:left w:val="none" w:color="000000" w:sz="4" w:space="0"/>
+          <w:bottom w:val="none" w:color="000000" w:sz="4" w:space="0"/>
+          <w:right w:val="none" w:color="000000" w:sz="4" w:space="0"/>
         </w:tcBorders>
       </w:tcPr>
     </w:tblStylePr>
@@ -31369,9 +31440,9 @@
       </w:tcPr>
     </w:tblStylePr>
   </w:style>
-  <w:style w:type="table" w:styleId="116">
+  <w:style w:type="table" w:styleId="1090">
     <w:name w:val="List Table 7 Colorful - Accent 6"/>
-    <w:basedOn w:val="987"/>
+    <w:basedOn w:val="1153"/>
     <w:uiPriority w:val="99"/>
     <w:pPr>
       <w:pBdr/>
@@ -31470,11 +31541,11 @@
         <w:tblBorders/>
       </w:tblPr>
       <w:tcPr>
-        <w:shd w:color="ffffff"/>
+        <w:shd w:val="clear" w:color="ffffff"/>
         <w:tcBorders>
-          <w:top w:val="none"/>
-          <w:left w:val="none"/>
-          <w:bottom w:val="none"/>
+          <w:top w:val="none" w:color="000000" w:sz="4" w:space="0"/>
+          <w:left w:val="none" w:color="000000" w:sz="4" w:space="0"/>
+          <w:bottom w:val="none" w:color="000000" w:sz="4" w:space="0"/>
           <w:right w:val="single" w:color="000000" w:themeColor="accent6" w:themeTint="98" w:sz="4" w:space="0"/>
         </w:tcBorders>
       </w:tcPr>
@@ -31497,10 +31568,10 @@
       <w:tcPr>
         <w:shd w:val="clear" w:color="ffffff" w:themeColor="light1" w:fill="ffffff" w:themeFill="light1"/>
         <w:tcBorders>
-          <w:top w:val="none"/>
-          <w:left w:val="none"/>
+          <w:top w:val="none" w:color="000000" w:sz="4" w:space="0"/>
+          <w:left w:val="none" w:color="000000" w:sz="4" w:space="0"/>
           <w:bottom w:val="single" w:color="000000" w:themeColor="accent6" w:themeTint="98" w:sz="4" w:space="0"/>
-          <w:right w:val="none"/>
+          <w:right w:val="none" w:color="000000" w:sz="4" w:space="0"/>
         </w:tcBorders>
       </w:tcPr>
     </w:tblStylePr>
@@ -31520,12 +31591,12 @@
         <w:tblBorders/>
       </w:tblPr>
       <w:tcPr>
-        <w:shd w:color="ffffff"/>
+        <w:shd w:val="clear" w:color="ffffff"/>
         <w:tcBorders>
-          <w:top w:val="none"/>
+          <w:top w:val="none" w:color="000000" w:sz="4" w:space="0"/>
           <w:left w:val="single" w:color="000000" w:themeColor="accent6" w:themeTint="98" w:sz="4" w:space="0"/>
-          <w:bottom w:val="none"/>
-          <w:right w:val="none"/>
+          <w:bottom w:val="none" w:color="000000" w:sz="4" w:space="0"/>
+          <w:right w:val="none" w:color="000000" w:sz="4" w:space="0"/>
         </w:tcBorders>
       </w:tcPr>
     </w:tblStylePr>
@@ -31548,9 +31619,9 @@
         <w:shd w:val="clear" w:color="ffffff" w:themeColor="light1" w:fill="ffffff" w:themeFill="light1"/>
         <w:tcBorders>
           <w:top w:val="single" w:color="000000" w:themeColor="accent6" w:themeTint="98" w:sz="4" w:space="0"/>
-          <w:left w:val="none"/>
-          <w:bottom w:val="none"/>
-          <w:right w:val="none"/>
+          <w:left w:val="none" w:color="000000" w:sz="4" w:space="0"/>
+          <w:bottom w:val="none" w:color="000000" w:sz="4" w:space="0"/>
+          <w:right w:val="none" w:color="000000" w:sz="4" w:space="0"/>
         </w:tcBorders>
       </w:tcPr>
     </w:tblStylePr>
@@ -31625,9 +31696,9 @@
       </w:tcPr>
     </w:tblStylePr>
   </w:style>
-  <w:style w:type="table" w:styleId="117">
+  <w:style w:type="table" w:styleId="1091">
     <w:name w:val="Lined - Accent"/>
-    <w:basedOn w:val="987"/>
+    <w:basedOn w:val="1153"/>
     <w:uiPriority w:val="99"/>
     <w:pPr>
       <w:pBdr/>
@@ -31862,9 +31933,9 @@
       </w:tcPr>
     </w:tblStylePr>
   </w:style>
-  <w:style w:type="table" w:styleId="118">
+  <w:style w:type="table" w:styleId="1092">
     <w:name w:val="Lined - Accent 1"/>
-    <w:basedOn w:val="987"/>
+    <w:basedOn w:val="1153"/>
     <w:uiPriority w:val="99"/>
     <w:pPr>
       <w:pBdr/>
@@ -32099,9 +32170,9 @@
       </w:tcPr>
     </w:tblStylePr>
   </w:style>
-  <w:style w:type="table" w:styleId="119">
+  <w:style w:type="table" w:styleId="1093">
     <w:name w:val="Lined - Accent 2"/>
-    <w:basedOn w:val="987"/>
+    <w:basedOn w:val="1153"/>
     <w:uiPriority w:val="99"/>
     <w:pPr>
       <w:pBdr/>
@@ -32336,9 +32407,9 @@
       </w:tcPr>
     </w:tblStylePr>
   </w:style>
-  <w:style w:type="table" w:styleId="120">
+  <w:style w:type="table" w:styleId="1094">
     <w:name w:val="Lined - Accent 3"/>
-    <w:basedOn w:val="987"/>
+    <w:basedOn w:val="1153"/>
     <w:uiPriority w:val="99"/>
     <w:pPr>
       <w:pBdr/>
@@ -32573,9 +32644,9 @@
       </w:tcPr>
     </w:tblStylePr>
   </w:style>
-  <w:style w:type="table" w:styleId="121">
+  <w:style w:type="table" w:styleId="1095">
     <w:name w:val="Lined - Accent 4"/>
-    <w:basedOn w:val="987"/>
+    <w:basedOn w:val="1153"/>
     <w:uiPriority w:val="99"/>
     <w:pPr>
       <w:pBdr/>
@@ -32810,9 +32881,9 @@
       </w:tcPr>
     </w:tblStylePr>
   </w:style>
-  <w:style w:type="table" w:styleId="122">
+  <w:style w:type="table" w:styleId="1096">
     <w:name w:val="Lined - Accent 5"/>
-    <w:basedOn w:val="987"/>
+    <w:basedOn w:val="1153"/>
     <w:uiPriority w:val="99"/>
     <w:pPr>
       <w:pBdr/>
@@ -33047,9 +33118,9 @@
       </w:tcPr>
     </w:tblStylePr>
   </w:style>
-  <w:style w:type="table" w:styleId="123">
+  <w:style w:type="table" w:styleId="1097">
     <w:name w:val="Lined - Accent 6"/>
-    <w:basedOn w:val="987"/>
+    <w:basedOn w:val="1153"/>
     <w:uiPriority w:val="99"/>
     <w:pPr>
       <w:pBdr/>
@@ -33284,9 +33355,9 @@
       </w:tcPr>
     </w:tblStylePr>
   </w:style>
-  <w:style w:type="table" w:styleId="124">
+  <w:style w:type="table" w:styleId="1098">
     <w:name w:val="Bordered &amp; Lined - Accent"/>
-    <w:basedOn w:val="987"/>
+    <w:basedOn w:val="1153"/>
     <w:uiPriority w:val="99"/>
     <w:pPr>
       <w:pBdr/>
@@ -33528,9 +33599,9 @@
       </w:tcPr>
     </w:tblStylePr>
   </w:style>
-  <w:style w:type="table" w:styleId="125">
+  <w:style w:type="table" w:styleId="1099">
     <w:name w:val="Bordered &amp; Lined - Accent 1"/>
-    <w:basedOn w:val="987"/>
+    <w:basedOn w:val="1153"/>
     <w:uiPriority w:val="99"/>
     <w:pPr>
       <w:pBdr/>
@@ -33772,9 +33843,9 @@
       </w:tcPr>
     </w:tblStylePr>
   </w:style>
-  <w:style w:type="table" w:styleId="126">
+  <w:style w:type="table" w:styleId="1100">
     <w:name w:val="Bordered &amp; Lined - Accent 2"/>
-    <w:basedOn w:val="987"/>
+    <w:basedOn w:val="1153"/>
     <w:uiPriority w:val="99"/>
     <w:pPr>
       <w:pBdr/>
@@ -34016,9 +34087,9 @@
       </w:tcPr>
     </w:tblStylePr>
   </w:style>
-  <w:style w:type="table" w:styleId="127">
+  <w:style w:type="table" w:styleId="1101">
     <w:name w:val="Bordered &amp; Lined - Accent 3"/>
-    <w:basedOn w:val="987"/>
+    <w:basedOn w:val="1153"/>
     <w:uiPriority w:val="99"/>
     <w:pPr>
       <w:pBdr/>
@@ -34260,9 +34331,9 @@
       </w:tcPr>
     </w:tblStylePr>
   </w:style>
-  <w:style w:type="table" w:styleId="128">
+  <w:style w:type="table" w:styleId="1102">
     <w:name w:val="Bordered &amp; Lined - Accent 4"/>
-    <w:basedOn w:val="987"/>
+    <w:basedOn w:val="1153"/>
     <w:uiPriority w:val="99"/>
     <w:pPr>
       <w:pBdr/>
@@ -34504,9 +34575,9 @@
       </w:tcPr>
     </w:tblStylePr>
   </w:style>
-  <w:style w:type="table" w:styleId="129">
+  <w:style w:type="table" w:styleId="1103">
     <w:name w:val="Bordered &amp; Lined - Accent 5"/>
-    <w:basedOn w:val="987"/>
+    <w:basedOn w:val="1153"/>
     <w:uiPriority w:val="99"/>
     <w:pPr>
       <w:pBdr/>
@@ -34748,9 +34819,9 @@
       </w:tcPr>
     </w:tblStylePr>
   </w:style>
-  <w:style w:type="table" w:styleId="130">
+  <w:style w:type="table" w:styleId="1104">
     <w:name w:val="Bordered &amp; Lined - Accent 6"/>
-    <w:basedOn w:val="987"/>
+    <w:basedOn w:val="1153"/>
     <w:uiPriority w:val="99"/>
     <w:pPr>
       <w:pBdr/>
@@ -34992,9 +35063,9 @@
       </w:tcPr>
     </w:tblStylePr>
   </w:style>
-  <w:style w:type="table" w:styleId="131">
+  <w:style w:type="table" w:styleId="1105">
     <w:name w:val="Bordered"/>
-    <w:basedOn w:val="987"/>
+    <w:basedOn w:val="1153"/>
     <w:uiPriority w:val="99"/>
     <w:pPr>
       <w:pBdr/>
@@ -35223,9 +35294,9 @@
       </w:tcPr>
     </w:tblStylePr>
   </w:style>
-  <w:style w:type="table" w:styleId="132">
+  <w:style w:type="table" w:styleId="1106">
     <w:name w:val="Bordered - Accent 1"/>
-    <w:basedOn w:val="987"/>
+    <w:basedOn w:val="1153"/>
     <w:uiPriority w:val="99"/>
     <w:pPr>
       <w:pBdr/>
@@ -35454,9 +35525,9 @@
       </w:tcPr>
     </w:tblStylePr>
   </w:style>
-  <w:style w:type="table" w:styleId="133">
+  <w:style w:type="table" w:styleId="1107">
     <w:name w:val="Bordered - Accent 2"/>
-    <w:basedOn w:val="987"/>
+    <w:basedOn w:val="1153"/>
     <w:uiPriority w:val="99"/>
     <w:pPr>
       <w:pBdr/>
@@ -35685,9 +35756,9 @@
       </w:tcPr>
     </w:tblStylePr>
   </w:style>
-  <w:style w:type="table" w:styleId="134">
+  <w:style w:type="table" w:styleId="1108">
     <w:name w:val="Bordered - Accent 3"/>
-    <w:basedOn w:val="987"/>
+    <w:basedOn w:val="1153"/>
     <w:uiPriority w:val="99"/>
     <w:pPr>
       <w:pBdr/>
@@ -35916,9 +35987,9 @@
       </w:tcPr>
     </w:tblStylePr>
   </w:style>
-  <w:style w:type="table" w:styleId="135">
+  <w:style w:type="table" w:styleId="1109">
     <w:name w:val="Bordered - Accent 4"/>
-    <w:basedOn w:val="987"/>
+    <w:basedOn w:val="1153"/>
     <w:uiPriority w:val="99"/>
     <w:pPr>
       <w:pBdr/>
@@ -36147,9 +36218,9 @@
       </w:tcPr>
     </w:tblStylePr>
   </w:style>
-  <w:style w:type="table" w:styleId="136">
+  <w:style w:type="table" w:styleId="1110">
     <w:name w:val="Bordered - Accent 5"/>
-    <w:basedOn w:val="987"/>
+    <w:basedOn w:val="1153"/>
     <w:uiPriority w:val="99"/>
     <w:pPr>
       <w:pBdr/>
@@ -36378,9 +36449,9 @@
       </w:tcPr>
     </w:tblStylePr>
   </w:style>
-  <w:style w:type="table" w:styleId="137">
+  <w:style w:type="table" w:styleId="1111">
     <w:name w:val="Bordered - Accent 6"/>
-    <w:basedOn w:val="987"/>
+    <w:basedOn w:val="1153"/>
     <w:uiPriority w:val="99"/>
     <w:pPr>
       <w:pBdr/>
@@ -36609,11 +36680,11 @@
       </w:tcPr>
     </w:tblStylePr>
   </w:style>
-  <w:style w:type="paragraph" w:styleId="143">
+  <w:style w:type="paragraph" w:styleId="1112">
     <w:name w:val="Heading 5"/>
-    <w:basedOn w:val="981"/>
-    <w:next w:val="981"/>
-    <w:link w:val="154"/>
+    <w:basedOn w:val="1147"/>
+    <w:next w:val="1147"/>
+    <w:link w:val="1121"/>
     <w:uiPriority w:val="9"/>
     <w:unhideWhenUsed/>
     <w:qFormat/>
@@ -36630,11 +36701,11 @@
       <w:color w:val="0f4761" w:themeColor="accent1" w:themeShade="BF"/>
     </w:rPr>
   </w:style>
-  <w:style w:type="paragraph" w:styleId="144">
+  <w:style w:type="paragraph" w:styleId="1113">
     <w:name w:val="Heading 6"/>
-    <w:basedOn w:val="981"/>
-    <w:next w:val="981"/>
-    <w:link w:val="155"/>
+    <w:basedOn w:val="1147"/>
+    <w:next w:val="1147"/>
+    <w:link w:val="1122"/>
     <w:uiPriority w:val="9"/>
     <w:unhideWhenUsed/>
     <w:qFormat/>
@@ -36653,11 +36724,11 @@
       <w:color w:val="595959" w:themeColor="text1" w:themeTint="A6"/>
     </w:rPr>
   </w:style>
-  <w:style w:type="paragraph" w:styleId="145">
+  <w:style w:type="paragraph" w:styleId="1114">
     <w:name w:val="Heading 7"/>
-    <w:basedOn w:val="981"/>
-    <w:next w:val="981"/>
-    <w:link w:val="156"/>
+    <w:basedOn w:val="1147"/>
+    <w:next w:val="1147"/>
+    <w:link w:val="1123"/>
     <w:uiPriority w:val="9"/>
     <w:unhideWhenUsed/>
     <w:qFormat/>
@@ -36674,11 +36745,11 @@
       <w:color w:val="595959" w:themeColor="text1" w:themeTint="A6"/>
     </w:rPr>
   </w:style>
-  <w:style w:type="paragraph" w:styleId="146">
+  <w:style w:type="paragraph" w:styleId="1115">
     <w:name w:val="Heading 8"/>
-    <w:basedOn w:val="981"/>
-    <w:next w:val="981"/>
-    <w:link w:val="157"/>
+    <w:basedOn w:val="1147"/>
+    <w:next w:val="1147"/>
+    <w:link w:val="1124"/>
     <w:uiPriority w:val="9"/>
     <w:unhideWhenUsed/>
     <w:qFormat/>
@@ -36697,11 +36768,11 @@
       <w:color w:val="272727" w:themeColor="text1" w:themeTint="D8"/>
     </w:rPr>
   </w:style>
-  <w:style w:type="paragraph" w:styleId="147">
+  <w:style w:type="paragraph" w:styleId="1116">
     <w:name w:val="Heading 9"/>
-    <w:basedOn w:val="981"/>
-    <w:next w:val="981"/>
-    <w:link w:val="158"/>
+    <w:basedOn w:val="1147"/>
+    <w:next w:val="1147"/>
+    <w:link w:val="1125"/>
     <w:uiPriority w:val="9"/>
     <w:unhideWhenUsed/>
     <w:qFormat/>
@@ -36720,10 +36791,10 @@
       <w:color w:val="272727" w:themeColor="text1" w:themeTint="D8"/>
     </w:rPr>
   </w:style>
-  <w:style w:type="character" w:styleId="150">
+  <w:style w:type="character" w:styleId="1117">
     <w:name w:val="Heading 1 Char"/>
-    <w:basedOn w:val="986"/>
-    <w:link w:val="982"/>
+    <w:basedOn w:val="1152"/>
+    <w:link w:val="1148"/>
     <w:uiPriority w:val="9"/>
     <w:pPr>
       <w:pBdr/>
@@ -36737,10 +36808,10 @@
       <w:szCs w:val="40"/>
     </w:rPr>
   </w:style>
-  <w:style w:type="character" w:styleId="151">
+  <w:style w:type="character" w:styleId="1118">
     <w:name w:val="Heading 2 Char"/>
-    <w:basedOn w:val="986"/>
-    <w:link w:val="983"/>
+    <w:basedOn w:val="1152"/>
+    <w:link w:val="1149"/>
     <w:uiPriority w:val="9"/>
     <w:pPr>
       <w:pBdr/>
@@ -36754,10 +36825,10 @@
       <w:szCs w:val="32"/>
     </w:rPr>
   </w:style>
-  <w:style w:type="character" w:styleId="152">
+  <w:style w:type="character" w:styleId="1119">
     <w:name w:val="Heading 3 Char"/>
-    <w:basedOn w:val="986"/>
-    <w:link w:val="984"/>
+    <w:basedOn w:val="1152"/>
+    <w:link w:val="1150"/>
     <w:uiPriority w:val="9"/>
     <w:pPr>
       <w:pBdr/>
@@ -36771,10 +36842,10 @@
       <w:szCs w:val="28"/>
     </w:rPr>
   </w:style>
-  <w:style w:type="character" w:styleId="153">
+  <w:style w:type="character" w:styleId="1120">
     <w:name w:val="Heading 4 Char"/>
-    <w:basedOn w:val="986"/>
-    <w:link w:val="985"/>
+    <w:basedOn w:val="1152"/>
+    <w:link w:val="1151"/>
     <w:uiPriority w:val="9"/>
     <w:pPr>
       <w:pBdr/>
@@ -36788,10 +36859,10 @@
       <w:color w:val="0f4761" w:themeColor="accent1" w:themeShade="BF"/>
     </w:rPr>
   </w:style>
-  <w:style w:type="character" w:styleId="154">
+  <w:style w:type="character" w:styleId="1121">
     <w:name w:val="Heading 5 Char"/>
-    <w:basedOn w:val="986"/>
-    <w:link w:val="143"/>
+    <w:basedOn w:val="1152"/>
+    <w:link w:val="1112"/>
     <w:uiPriority w:val="9"/>
     <w:pPr>
       <w:pBdr/>
@@ -36803,10 +36874,10 @@
       <w:color w:val="0f4761" w:themeColor="accent1" w:themeShade="BF"/>
     </w:rPr>
   </w:style>
-  <w:style w:type="character" w:styleId="155">
+  <w:style w:type="character" w:styleId="1122">
     <w:name w:val="Heading 6 Char"/>
-    <w:basedOn w:val="986"/>
-    <w:link w:val="144"/>
+    <w:basedOn w:val="1152"/>
+    <w:link w:val="1113"/>
     <w:uiPriority w:val="9"/>
     <w:pPr>
       <w:pBdr/>
@@ -36820,10 +36891,10 @@
       <w:color w:val="595959" w:themeColor="text1" w:themeTint="A6"/>
     </w:rPr>
   </w:style>
-  <w:style w:type="character" w:styleId="156">
+  <w:style w:type="character" w:styleId="1123">
     <w:name w:val="Heading 7 Char"/>
-    <w:basedOn w:val="986"/>
-    <w:link w:val="145"/>
+    <w:basedOn w:val="1152"/>
+    <w:link w:val="1114"/>
     <w:uiPriority w:val="9"/>
     <w:pPr>
       <w:pBdr/>
@@ -36835,10 +36906,10 @@
       <w:color w:val="595959" w:themeColor="text1" w:themeTint="A6"/>
     </w:rPr>
   </w:style>
-  <w:style w:type="character" w:styleId="157">
+  <w:style w:type="character" w:styleId="1124">
     <w:name w:val="Heading 8 Char"/>
-    <w:basedOn w:val="986"/>
-    <w:link w:val="146"/>
+    <w:basedOn w:val="1152"/>
+    <w:link w:val="1115"/>
     <w:uiPriority w:val="9"/>
     <w:pPr>
       <w:pBdr/>
@@ -36852,10 +36923,10 @@
       <w:color w:val="272727" w:themeColor="text1" w:themeTint="D8"/>
     </w:rPr>
   </w:style>
-  <w:style w:type="character" w:styleId="158">
+  <w:style w:type="character" w:styleId="1125">
     <w:name w:val="Heading 9 Char"/>
-    <w:basedOn w:val="986"/>
-    <w:link w:val="147"/>
+    <w:basedOn w:val="1152"/>
+    <w:link w:val="1116"/>
     <w:uiPriority w:val="9"/>
     <w:pPr>
       <w:pBdr/>
@@ -36869,10 +36940,10 @@
       <w:color w:val="272727" w:themeColor="text1" w:themeTint="D8"/>
     </w:rPr>
   </w:style>
-  <w:style w:type="character" w:styleId="160">
+  <w:style w:type="character" w:styleId="1126">
     <w:name w:val="Title Char"/>
-    <w:basedOn w:val="986"/>
-    <w:link w:val="997"/>
+    <w:basedOn w:val="1152"/>
+    <w:link w:val="1163"/>
     <w:uiPriority w:val="10"/>
     <w:pPr>
       <w:pBdr/>
@@ -36886,10 +36957,10 @@
       <w:szCs w:val="56"/>
     </w:rPr>
   </w:style>
-  <w:style w:type="character" w:styleId="162">
+  <w:style w:type="character" w:styleId="1127">
     <w:name w:val="Subtitle Char"/>
-    <w:basedOn w:val="986"/>
-    <w:link w:val="1000"/>
+    <w:basedOn w:val="1152"/>
+    <w:link w:val="1166"/>
     <w:uiPriority w:val="11"/>
     <w:pPr>
       <w:pBdr/>
@@ -36903,10 +36974,10 @@
       <w:szCs w:val="28"/>
     </w:rPr>
   </w:style>
-  <w:style w:type="character" w:styleId="164">
+  <w:style w:type="character" w:styleId="1128">
     <w:name w:val="Quote Char"/>
-    <w:basedOn w:val="986"/>
-    <w:link w:val="1006"/>
+    <w:basedOn w:val="1152"/>
+    <w:link w:val="1172"/>
     <w:uiPriority w:val="29"/>
     <w:pPr>
       <w:pBdr/>
@@ -36919,10 +36990,10 @@
       <w:color w:val="404040" w:themeColor="text1" w:themeTint="BF"/>
     </w:rPr>
   </w:style>
-  <w:style w:type="character" w:styleId="168">
+  <w:style w:type="character" w:styleId="1129">
     <w:name w:val="Intense Quote Char"/>
-    <w:basedOn w:val="986"/>
-    <w:link w:val="1008"/>
+    <w:basedOn w:val="1152"/>
+    <w:link w:val="1174"/>
     <w:uiPriority w:val="30"/>
     <w:pPr>
       <w:pBdr/>
@@ -36935,10 +37006,10 @@
       <w:color w:val="0f4761" w:themeColor="accent1" w:themeShade="BF"/>
     </w:rPr>
   </w:style>
-  <w:style w:type="character" w:styleId="177">
+  <w:style w:type="character" w:styleId="1130">
     <w:name w:val="Header Char"/>
-    <w:basedOn w:val="986"/>
-    <w:link w:val="989"/>
+    <w:basedOn w:val="1152"/>
+    <w:link w:val="1155"/>
     <w:uiPriority w:val="99"/>
     <w:pPr>
       <w:pBdr/>
@@ -36946,10 +37017,10 @@
       <w:ind/>
     </w:pPr>
   </w:style>
-  <w:style w:type="character" w:styleId="179">
+  <w:style w:type="character" w:styleId="1131">
     <w:name w:val="Footer Char"/>
-    <w:basedOn w:val="986"/>
-    <w:link w:val="991"/>
+    <w:basedOn w:val="1152"/>
+    <w:link w:val="1157"/>
     <w:uiPriority w:val="99"/>
     <w:pPr>
       <w:pBdr/>
@@ -36957,10 +37028,10 @@
       <w:ind/>
     </w:pPr>
   </w:style>
-  <w:style w:type="paragraph" w:styleId="180">
+  <w:style w:type="paragraph" w:styleId="1132">
     <w:name w:val="Caption"/>
-    <w:basedOn w:val="981"/>
-    <w:next w:val="981"/>
+    <w:basedOn w:val="1147"/>
+    <w:next w:val="1147"/>
     <w:uiPriority w:val="35"/>
     <w:unhideWhenUsed/>
     <w:qFormat/>
@@ -36977,10 +37048,10 @@
       <w:szCs w:val="18"/>
     </w:rPr>
   </w:style>
-  <w:style w:type="paragraph" w:styleId="181">
+  <w:style w:type="paragraph" w:styleId="1133">
     <w:name w:val="footnote text"/>
-    <w:basedOn w:val="981"/>
-    <w:link w:val="182"/>
+    <w:basedOn w:val="1147"/>
+    <w:link w:val="1134"/>
     <w:uiPriority w:val="99"/>
     <w:semiHidden/>
     <w:unhideWhenUsed/>
@@ -36994,10 +37065,10 @@
       <w:szCs w:val="20"/>
     </w:rPr>
   </w:style>
-  <w:style w:type="character" w:styleId="182">
+  <w:style w:type="character" w:styleId="1134">
     <w:name w:val="Footnote Text Char"/>
-    <w:basedOn w:val="986"/>
-    <w:link w:val="181"/>
+    <w:basedOn w:val="1152"/>
+    <w:link w:val="1133"/>
     <w:uiPriority w:val="99"/>
     <w:semiHidden/>
     <w:pPr>
@@ -37010,9 +37081,9 @@
       <w:szCs w:val="20"/>
     </w:rPr>
   </w:style>
-  <w:style w:type="character" w:styleId="183">
+  <w:style w:type="character" w:styleId="1135">
     <w:name w:val="footnote reference"/>
-    <w:basedOn w:val="986"/>
+    <w:basedOn w:val="1152"/>
     <w:uiPriority w:val="99"/>
     <w:semiHidden/>
     <w:unhideWhenUsed/>
@@ -37025,10 +37096,10 @@
       <w:vertAlign w:val="superscript"/>
     </w:rPr>
   </w:style>
-  <w:style w:type="paragraph" w:styleId="184">
+  <w:style w:type="paragraph" w:styleId="1136">
     <w:name w:val="endnote text"/>
-    <w:basedOn w:val="981"/>
-    <w:link w:val="185"/>
+    <w:basedOn w:val="1147"/>
+    <w:link w:val="1137"/>
     <w:uiPriority w:val="99"/>
     <w:semiHidden/>
     <w:unhideWhenUsed/>
@@ -37042,10 +37113,10 @@
       <w:szCs w:val="20"/>
     </w:rPr>
   </w:style>
-  <w:style w:type="character" w:styleId="185">
+  <w:style w:type="character" w:styleId="1137">
     <w:name w:val="Endnote Text Char"/>
-    <w:basedOn w:val="986"/>
-    <w:link w:val="184"/>
+    <w:basedOn w:val="1152"/>
+    <w:link w:val="1136"/>
     <w:uiPriority w:val="99"/>
     <w:semiHidden/>
     <w:pPr>
@@ -37058,9 +37129,9 @@
       <w:szCs w:val="20"/>
     </w:rPr>
   </w:style>
-  <w:style w:type="character" w:styleId="186">
+  <w:style w:type="character" w:styleId="1138">
     <w:name w:val="endnote reference"/>
-    <w:basedOn w:val="986"/>
+    <w:basedOn w:val="1152"/>
     <w:uiPriority w:val="99"/>
     <w:semiHidden/>
     <w:unhideWhenUsed/>
@@ -37073,10 +37144,10 @@
       <w:vertAlign w:val="superscript"/>
     </w:rPr>
   </w:style>
-  <w:style w:type="paragraph" w:styleId="192">
+  <w:style w:type="paragraph" w:styleId="1139">
     <w:name w:val="toc 4"/>
-    <w:basedOn w:val="981"/>
-    <w:next w:val="981"/>
+    <w:basedOn w:val="1147"/>
+    <w:next w:val="1147"/>
     <w:uiPriority w:val="39"/>
     <w:unhideWhenUsed/>
     <w:pPr>
@@ -37085,10 +37156,10 @@
       <w:ind w:left="660"/>
     </w:pPr>
   </w:style>
-  <w:style w:type="paragraph" w:styleId="193">
+  <w:style w:type="paragraph" w:styleId="1140">
     <w:name w:val="toc 5"/>
-    <w:basedOn w:val="981"/>
-    <w:next w:val="981"/>
+    <w:basedOn w:val="1147"/>
+    <w:next w:val="1147"/>
     <w:uiPriority w:val="39"/>
     <w:unhideWhenUsed/>
     <w:pPr>
@@ -37097,10 +37168,10 @@
       <w:ind w:left="880"/>
     </w:pPr>
   </w:style>
-  <w:style w:type="paragraph" w:styleId="194">
+  <w:style w:type="paragraph" w:styleId="1141">
     <w:name w:val="toc 6"/>
-    <w:basedOn w:val="981"/>
-    <w:next w:val="981"/>
+    <w:basedOn w:val="1147"/>
+    <w:next w:val="1147"/>
     <w:uiPriority w:val="39"/>
     <w:unhideWhenUsed/>
     <w:pPr>
@@ -37109,10 +37180,10 @@
       <w:ind w:left="1100"/>
     </w:pPr>
   </w:style>
-  <w:style w:type="paragraph" w:styleId="195">
+  <w:style w:type="paragraph" w:styleId="1142">
     <w:name w:val="toc 7"/>
-    <w:basedOn w:val="981"/>
-    <w:next w:val="981"/>
+    <w:basedOn w:val="1147"/>
+    <w:next w:val="1147"/>
     <w:uiPriority w:val="39"/>
     <w:unhideWhenUsed/>
     <w:pPr>
@@ -37121,10 +37192,10 @@
       <w:ind w:left="1320"/>
     </w:pPr>
   </w:style>
-  <w:style w:type="paragraph" w:styleId="196">
+  <w:style w:type="paragraph" w:styleId="1143">
     <w:name w:val="toc 8"/>
-    <w:basedOn w:val="981"/>
-    <w:next w:val="981"/>
+    <w:basedOn w:val="1147"/>
+    <w:next w:val="1147"/>
     <w:uiPriority w:val="39"/>
     <w:unhideWhenUsed/>
     <w:pPr>
@@ -37133,10 +37204,10 @@
       <w:ind w:left="1540"/>
     </w:pPr>
   </w:style>
-  <w:style w:type="paragraph" w:styleId="197">
+  <w:style w:type="paragraph" w:styleId="1144">
     <w:name w:val="toc 9"/>
-    <w:basedOn w:val="981"/>
-    <w:next w:val="981"/>
+    <w:basedOn w:val="1147"/>
+    <w:next w:val="1147"/>
     <w:uiPriority w:val="39"/>
     <w:unhideWhenUsed/>
     <w:pPr>
@@ -37145,9 +37216,9 @@
       <w:ind w:left="1760"/>
     </w:pPr>
   </w:style>
-  <w:style w:type="character" w:styleId="198">
+  <w:style w:type="character" w:styleId="1145">
     <w:name w:val="Placeholder Text"/>
-    <w:basedOn w:val="986"/>
+    <w:basedOn w:val="1152"/>
     <w:uiPriority w:val="99"/>
     <w:semiHidden/>
     <w:pPr>
@@ -37159,10 +37230,10 @@
       <w:color w:val="666666"/>
     </w:rPr>
   </w:style>
-  <w:style w:type="paragraph" w:styleId="209">
+  <w:style w:type="paragraph" w:styleId="1146">
     <w:name w:val="table of figures"/>
-    <w:basedOn w:val="981"/>
-    <w:next w:val="981"/>
+    <w:basedOn w:val="1147"/>
+    <w:next w:val="1147"/>
     <w:uiPriority w:val="99"/>
     <w:unhideWhenUsed/>
     <w:pPr>
@@ -37171,7 +37242,7 @@
       <w:ind/>
     </w:pPr>
   </w:style>
-  <w:style w:type="paragraph" w:styleId="981" w:default="1">
+  <w:style w:type="paragraph" w:styleId="1147" w:default="1">
     <w:name w:val="Normal"/>
     <w:qFormat/>
     <w:pPr>
@@ -37184,11 +37255,11 @@
       <w:color w:val="262626" w:themeColor="text1" w:themeTint="D9"/>
     </w:rPr>
   </w:style>
-  <w:style w:type="paragraph" w:styleId="982">
+  <w:style w:type="paragraph" w:styleId="1148">
     <w:name w:val="Heading 1"/>
-    <w:basedOn w:val="981"/>
-    <w:next w:val="981"/>
-    <w:link w:val="995"/>
+    <w:basedOn w:val="1147"/>
+    <w:next w:val="1147"/>
+    <w:link w:val="1161"/>
     <w:uiPriority w:val="9"/>
     <w:qFormat/>
     <w:pPr>
@@ -37207,11 +37278,11 @@
       <w:szCs w:val="32"/>
     </w:rPr>
   </w:style>
-  <w:style w:type="paragraph" w:styleId="983">
+  <w:style w:type="paragraph" w:styleId="1149">
     <w:name w:val="Heading 2"/>
-    <w:basedOn w:val="981"/>
-    <w:next w:val="981"/>
-    <w:link w:val="996"/>
+    <w:basedOn w:val="1147"/>
+    <w:next w:val="1147"/>
+    <w:link w:val="1162"/>
     <w:uiPriority w:val="9"/>
     <w:unhideWhenUsed/>
     <w:qFormat/>
@@ -37231,11 +37302,11 @@
       <w:szCs w:val="26"/>
     </w:rPr>
   </w:style>
-  <w:style w:type="paragraph" w:styleId="984">
+  <w:style w:type="paragraph" w:styleId="1150">
     <w:name w:val="Heading 3"/>
-    <w:basedOn w:val="981"/>
-    <w:next w:val="981"/>
-    <w:link w:val="1013"/>
+    <w:basedOn w:val="1147"/>
+    <w:next w:val="1147"/>
+    <w:link w:val="1179"/>
     <w:uiPriority w:val="9"/>
     <w:unhideWhenUsed/>
     <w:qFormat/>
@@ -37255,11 +37326,11 @@
       <w:szCs w:val="24"/>
     </w:rPr>
   </w:style>
-  <w:style w:type="paragraph" w:styleId="985">
+  <w:style w:type="paragraph" w:styleId="1151">
     <w:name w:val="Heading 4"/>
-    <w:basedOn w:val="981"/>
-    <w:next w:val="981"/>
-    <w:link w:val="1016"/>
+    <w:basedOn w:val="1147"/>
+    <w:next w:val="1147"/>
+    <w:link w:val="1182"/>
     <w:uiPriority w:val="9"/>
     <w:semiHidden/>
     <w:unhideWhenUsed/>
@@ -37278,7 +37349,7 @@
       <w:color w:val="2f5496" w:themeColor="accent1" w:themeShade="BF"/>
     </w:rPr>
   </w:style>
-  <w:style w:type="character" w:styleId="986" w:default="1">
+  <w:style w:type="character" w:styleId="1152" w:default="1">
     <w:name w:val="Default Paragraph Font"/>
     <w:uiPriority w:val="1"/>
     <w:semiHidden/>
@@ -37289,7 +37360,7 @@
       <w:ind/>
     </w:pPr>
   </w:style>
-  <w:style w:type="table" w:styleId="987" w:default="1">
+  <w:style w:type="table" w:styleId="1153" w:default="1">
     <w:name w:val="Normal Table"/>
     <w:uiPriority w:val="99"/>
     <w:semiHidden/>
@@ -37482,7 +37553,7 @@
       </w:tcPr>
     </w:tblStylePr>
   </w:style>
-  <w:style w:type="numbering" w:styleId="988" w:default="1">
+  <w:style w:type="numbering" w:styleId="1154" w:default="1">
     <w:name w:val="No List"/>
     <w:uiPriority w:val="99"/>
     <w:semiHidden/>
@@ -37493,10 +37564,10 @@
       <w:ind/>
     </w:pPr>
   </w:style>
-  <w:style w:type="paragraph" w:styleId="989">
+  <w:style w:type="paragraph" w:styleId="1155">
     <w:name w:val="Header"/>
-    <w:basedOn w:val="981"/>
-    <w:link w:val="990"/>
+    <w:basedOn w:val="1147"/>
+    <w:link w:val="1156"/>
     <w:uiPriority w:val="99"/>
     <w:unhideWhenUsed/>
     <w:pPr>
@@ -37509,10 +37580,10 @@
       <w:ind/>
     </w:pPr>
   </w:style>
-  <w:style w:type="character" w:styleId="990" w:customStyle="1">
+  <w:style w:type="character" w:styleId="1156" w:customStyle="1">
     <w:name w:val="Intestazione Carattere"/>
-    <w:basedOn w:val="986"/>
-    <w:link w:val="989"/>
+    <w:basedOn w:val="1152"/>
+    <w:link w:val="1155"/>
     <w:uiPriority w:val="99"/>
     <w:pPr>
       <w:pBdr/>
@@ -37520,10 +37591,10 @@
       <w:ind/>
     </w:pPr>
   </w:style>
-  <w:style w:type="paragraph" w:styleId="991">
+  <w:style w:type="paragraph" w:styleId="1157">
     <w:name w:val="Footer"/>
-    <w:basedOn w:val="981"/>
-    <w:link w:val="992"/>
+    <w:basedOn w:val="1147"/>
+    <w:link w:val="1158"/>
     <w:uiPriority w:val="99"/>
     <w:unhideWhenUsed/>
     <w:pPr>
@@ -37536,10 +37607,10 @@
       <w:ind/>
     </w:pPr>
   </w:style>
-  <w:style w:type="character" w:styleId="992" w:customStyle="1">
+  <w:style w:type="character" w:styleId="1158" w:customStyle="1">
     <w:name w:val="Piè di pagina Carattere"/>
-    <w:basedOn w:val="986"/>
-    <w:link w:val="991"/>
+    <w:basedOn w:val="1152"/>
+    <w:link w:val="1157"/>
     <w:uiPriority w:val="99"/>
     <w:pPr>
       <w:pBdr/>
@@ -37547,9 +37618,9 @@
       <w:ind/>
     </w:pPr>
   </w:style>
-  <w:style w:type="table" w:styleId="993">
+  <w:style w:type="table" w:styleId="1159">
     <w:name w:val="Table Grid"/>
-    <w:basedOn w:val="987"/>
+    <w:basedOn w:val="1153"/>
     <w:uiPriority w:val="39"/>
     <w:pPr>
       <w:pBdr/>
@@ -37749,7 +37820,7 @@
       </w:tcPr>
     </w:tblStylePr>
   </w:style>
-  <w:style w:type="paragraph" w:styleId="994">
+  <w:style w:type="paragraph" w:styleId="1160">
     <w:name w:val="No Spacing"/>
     <w:uiPriority w:val="1"/>
     <w:qFormat/>
@@ -37763,10 +37834,10 @@
       <w:color w:val="262626" w:themeColor="text1" w:themeTint="D9"/>
     </w:rPr>
   </w:style>
-  <w:style w:type="character" w:styleId="995" w:customStyle="1">
+  <w:style w:type="character" w:styleId="1161" w:customStyle="1">
     <w:name w:val="Titolo 1 Carattere"/>
-    <w:basedOn w:val="986"/>
-    <w:link w:val="982"/>
+    <w:basedOn w:val="1152"/>
+    <w:link w:val="1148"/>
     <w:uiPriority w:val="9"/>
     <w:pPr>
       <w:pBdr/>
@@ -37781,10 +37852,10 @@
       <w:szCs w:val="32"/>
     </w:rPr>
   </w:style>
-  <w:style w:type="character" w:styleId="996" w:customStyle="1">
+  <w:style w:type="character" w:styleId="1162" w:customStyle="1">
     <w:name w:val="Titolo 2 Carattere"/>
-    <w:basedOn w:val="986"/>
-    <w:link w:val="983"/>
+    <w:basedOn w:val="1152"/>
+    <w:link w:val="1149"/>
     <w:uiPriority w:val="9"/>
     <w:pPr>
       <w:pBdr/>
@@ -37799,11 +37870,11 @@
       <w:szCs w:val="26"/>
     </w:rPr>
   </w:style>
-  <w:style w:type="paragraph" w:styleId="997">
+  <w:style w:type="paragraph" w:styleId="1163">
     <w:name w:val="Title"/>
-    <w:basedOn w:val="981"/>
-    <w:next w:val="981"/>
-    <w:link w:val="998"/>
+    <w:basedOn w:val="1147"/>
+    <w:next w:val="1147"/>
+    <w:link w:val="1164"/>
     <w:uiPriority w:val="10"/>
     <w:pPr>
       <w:pBdr/>
@@ -37820,10 +37891,10 @@
       <w:szCs w:val="56"/>
     </w:rPr>
   </w:style>
-  <w:style w:type="character" w:styleId="998" w:customStyle="1">
+  <w:style w:type="character" w:styleId="1164" w:customStyle="1">
     <w:name w:val="Titolo Carattere"/>
-    <w:basedOn w:val="986"/>
-    <w:link w:val="997"/>
+    <w:basedOn w:val="1152"/>
+    <w:link w:val="1163"/>
     <w:uiPriority w:val="10"/>
     <w:pPr>
       <w:pBdr/>
@@ -37839,9 +37910,9 @@
       <w:szCs w:val="56"/>
     </w:rPr>
   </w:style>
-  <w:style w:type="character" w:styleId="999">
+  <w:style w:type="character" w:styleId="1165">
     <w:name w:val="Book Title"/>
-    <w:basedOn w:val="986"/>
+    <w:basedOn w:val="1152"/>
     <w:uiPriority w:val="33"/>
     <w:qFormat/>
     <w:pPr>
@@ -37860,11 +37931,11 @@
       <w:sz w:val="52"/>
     </w:rPr>
   </w:style>
-  <w:style w:type="paragraph" w:styleId="1000">
+  <w:style w:type="paragraph" w:styleId="1166">
     <w:name w:val="Subtitle"/>
-    <w:basedOn w:val="981"/>
-    <w:next w:val="981"/>
-    <w:link w:val="1001"/>
+    <w:basedOn w:val="1147"/>
+    <w:next w:val="1147"/>
+    <w:link w:val="1167"/>
     <w:uiPriority w:val="11"/>
     <w:qFormat/>
     <w:pPr>
@@ -37884,10 +37955,10 @@
       <w:spacing w:val="15"/>
     </w:rPr>
   </w:style>
-  <w:style w:type="character" w:styleId="1001" w:customStyle="1">
+  <w:style w:type="character" w:styleId="1167" w:customStyle="1">
     <w:name w:val="Sottotitolo Carattere"/>
-    <w:basedOn w:val="986"/>
-    <w:link w:val="1000"/>
+    <w:basedOn w:val="1152"/>
+    <w:link w:val="1166"/>
     <w:uiPriority w:val="11"/>
     <w:pPr>
       <w:pBdr/>
@@ -37902,9 +37973,9 @@
       <w:spacing w:val="15"/>
     </w:rPr>
   </w:style>
-  <w:style w:type="character" w:styleId="1002">
+  <w:style w:type="character" w:styleId="1168">
     <w:name w:val="Subtle Emphasis"/>
-    <w:basedOn w:val="986"/>
+    <w:basedOn w:val="1152"/>
     <w:uiPriority w:val="19"/>
     <w:qFormat/>
     <w:pPr>
@@ -37919,9 +37990,9 @@
       <w:color w:val="404040" w:themeColor="text1" w:themeTint="BF"/>
     </w:rPr>
   </w:style>
-  <w:style w:type="character" w:styleId="1003">
+  <w:style w:type="character" w:styleId="1169">
     <w:name w:val="Emphasis"/>
-    <w:basedOn w:val="986"/>
+    <w:basedOn w:val="1152"/>
     <w:uiPriority w:val="20"/>
     <w:qFormat/>
     <w:pPr>
@@ -37935,9 +38006,9 @@
       <w:iCs/>
     </w:rPr>
   </w:style>
-  <w:style w:type="character" w:styleId="1004">
+  <w:style w:type="character" w:styleId="1170">
     <w:name w:val="Intense Emphasis"/>
-    <w:basedOn w:val="986"/>
+    <w:basedOn w:val="1152"/>
     <w:uiPriority w:val="21"/>
     <w:qFormat/>
     <w:pPr>
@@ -37952,9 +38023,9 @@
       <w:color w:val="467445"/>
     </w:rPr>
   </w:style>
-  <w:style w:type="character" w:styleId="1005">
+  <w:style w:type="character" w:styleId="1171">
     <w:name w:val="Strong"/>
-    <w:basedOn w:val="986"/>
+    <w:basedOn w:val="1152"/>
     <w:uiPriority w:val="22"/>
     <w:qFormat/>
     <w:pPr>
@@ -37969,11 +38040,11 @@
       <w:color w:val="467445"/>
     </w:rPr>
   </w:style>
-  <w:style w:type="paragraph" w:styleId="1006">
+  <w:style w:type="paragraph" w:styleId="1172">
     <w:name w:val="Quote"/>
-    <w:basedOn w:val="981"/>
-    <w:next w:val="981"/>
-    <w:link w:val="1007"/>
+    <w:basedOn w:val="1147"/>
+    <w:next w:val="1147"/>
+    <w:link w:val="1173"/>
     <w:uiPriority w:val="29"/>
     <w:qFormat/>
     <w:pPr>
@@ -37988,10 +38059,10 @@
       <w:color w:val="404040" w:themeColor="text1" w:themeTint="BF"/>
     </w:rPr>
   </w:style>
-  <w:style w:type="character" w:styleId="1007" w:customStyle="1">
+  <w:style w:type="character" w:styleId="1173" w:customStyle="1">
     <w:name w:val="Citazione Carattere"/>
-    <w:basedOn w:val="986"/>
-    <w:link w:val="1006"/>
+    <w:basedOn w:val="1152"/>
+    <w:link w:val="1172"/>
     <w:uiPriority w:val="29"/>
     <w:pPr>
       <w:pBdr/>
@@ -38005,11 +38076,11 @@
       <w:color w:val="404040" w:themeColor="text1" w:themeTint="BF"/>
     </w:rPr>
   </w:style>
-  <w:style w:type="paragraph" w:styleId="1008">
+  <w:style w:type="paragraph" w:styleId="1174">
     <w:name w:val="Intense Quote"/>
-    <w:basedOn w:val="981"/>
-    <w:next w:val="981"/>
-    <w:link w:val="1009"/>
+    <w:basedOn w:val="1147"/>
+    <w:next w:val="1147"/>
+    <w:link w:val="1175"/>
     <w:uiPriority w:val="30"/>
     <w:qFormat/>
     <w:pPr>
@@ -38027,10 +38098,10 @@
       <w:color w:val="79ac2b"/>
     </w:rPr>
   </w:style>
-  <w:style w:type="character" w:styleId="1009" w:customStyle="1">
+  <w:style w:type="character" w:styleId="1175" w:customStyle="1">
     <w:name w:val="Citazione intensa Carattere"/>
-    <w:basedOn w:val="986"/>
-    <w:link w:val="1008"/>
+    <w:basedOn w:val="1152"/>
+    <w:link w:val="1174"/>
     <w:uiPriority w:val="30"/>
     <w:pPr>
       <w:pBdr/>
@@ -38044,9 +38115,9 @@
       <w:color w:val="79ac2b"/>
     </w:rPr>
   </w:style>
-  <w:style w:type="character" w:styleId="1010">
+  <w:style w:type="character" w:styleId="1176">
     <w:name w:val="Subtle Reference"/>
-    <w:basedOn w:val="986"/>
+    <w:basedOn w:val="1152"/>
     <w:uiPriority w:val="31"/>
     <w:qFormat/>
     <w:pPr>
@@ -38060,9 +38131,9 @@
       <w:color w:val="79ac2b"/>
     </w:rPr>
   </w:style>
-  <w:style w:type="character" w:styleId="1011">
+  <w:style w:type="character" w:styleId="1177">
     <w:name w:val="Intense Reference"/>
-    <w:basedOn w:val="986"/>
+    <w:basedOn w:val="1152"/>
     <w:uiPriority w:val="32"/>
     <w:qFormat/>
     <w:pPr>
@@ -38079,9 +38150,9 @@
       <w:spacing w:val="5"/>
     </w:rPr>
   </w:style>
-  <w:style w:type="paragraph" w:styleId="1012">
+  <w:style w:type="paragraph" w:styleId="1178">
     <w:name w:val="List Paragraph"/>
-    <w:basedOn w:val="981"/>
+    <w:basedOn w:val="1147"/>
     <w:uiPriority w:val="34"/>
     <w:qFormat/>
     <w:pPr>
@@ -38091,10 +38162,10 @@
       <w:contextualSpacing w:val="true"/>
     </w:pPr>
   </w:style>
-  <w:style w:type="character" w:styleId="1013" w:customStyle="1">
+  <w:style w:type="character" w:styleId="1179" w:customStyle="1">
     <w:name w:val="Titolo 3 Carattere"/>
-    <w:basedOn w:val="986"/>
-    <w:link w:val="984"/>
+    <w:basedOn w:val="1152"/>
+    <w:link w:val="1150"/>
     <w:uiPriority w:val="9"/>
     <w:pPr>
       <w:pBdr/>
@@ -38109,9 +38180,9 @@
       <w:szCs w:val="24"/>
     </w:rPr>
   </w:style>
-  <w:style w:type="table" w:styleId="1014">
+  <w:style w:type="table" w:styleId="1180">
     <w:name w:val="Grid Table Light"/>
-    <w:basedOn w:val="987"/>
+    <w:basedOn w:val="1153"/>
     <w:uiPriority w:val="40"/>
     <w:pPr>
       <w:pBdr/>
@@ -38309,9 +38380,9 @@
       </w:tcPr>
     </w:tblStylePr>
   </w:style>
-  <w:style w:type="table" w:styleId="1015">
+  <w:style w:type="table" w:styleId="1181">
     <w:name w:val="Plain Table 1"/>
-    <w:basedOn w:val="987"/>
+    <w:basedOn w:val="1153"/>
     <w:uiPriority w:val="41"/>
     <w:pPr>
       <w:pBdr/>
@@ -38530,10 +38601,10 @@
       </w:tcPr>
     </w:tblStylePr>
   </w:style>
-  <w:style w:type="character" w:styleId="1016" w:customStyle="1">
+  <w:style w:type="character" w:styleId="1182" w:customStyle="1">
     <w:name w:val="Titolo 4 Carattere"/>
-    <w:basedOn w:val="986"/>
-    <w:link w:val="985"/>
+    <w:basedOn w:val="1152"/>
+    <w:link w:val="1151"/>
     <w:uiPriority w:val="9"/>
     <w:semiHidden/>
     <w:pPr>
@@ -38548,10 +38619,10 @@
       <w:color w:val="2f5496" w:themeColor="accent1" w:themeShade="BF"/>
     </w:rPr>
   </w:style>
-  <w:style w:type="paragraph" w:styleId="1017">
+  <w:style w:type="paragraph" w:styleId="1183">
     <w:name w:val="TOC Heading"/>
-    <w:basedOn w:val="982"/>
-    <w:next w:val="981"/>
+    <w:basedOn w:val="1148"/>
+    <w:next w:val="1147"/>
     <w:uiPriority w:val="39"/>
     <w:unhideWhenUsed/>
     <w:qFormat/>
@@ -38566,10 +38637,10 @@
       <w14:ligatures w14:val="none"/>
     </w:rPr>
   </w:style>
-  <w:style w:type="paragraph" w:styleId="1018">
+  <w:style w:type="paragraph" w:styleId="1184">
     <w:name w:val="toc 1"/>
-    <w:basedOn w:val="981"/>
-    <w:next w:val="981"/>
+    <w:basedOn w:val="1147"/>
+    <w:next w:val="1147"/>
     <w:uiPriority w:val="39"/>
     <w:unhideWhenUsed/>
     <w:pPr>
@@ -38578,10 +38649,10 @@
       <w:ind/>
     </w:pPr>
   </w:style>
-  <w:style w:type="paragraph" w:styleId="1019">
+  <w:style w:type="paragraph" w:styleId="1185">
     <w:name w:val="toc 2"/>
-    <w:basedOn w:val="981"/>
-    <w:next w:val="981"/>
+    <w:basedOn w:val="1147"/>
+    <w:next w:val="1147"/>
     <w:uiPriority w:val="39"/>
     <w:unhideWhenUsed/>
     <w:pPr>
@@ -38590,10 +38661,10 @@
       <w:ind w:left="220"/>
     </w:pPr>
   </w:style>
-  <w:style w:type="paragraph" w:styleId="1020">
+  <w:style w:type="paragraph" w:styleId="1186">
     <w:name w:val="toc 3"/>
-    <w:basedOn w:val="981"/>
-    <w:next w:val="981"/>
+    <w:basedOn w:val="1147"/>
+    <w:next w:val="1147"/>
     <w:uiPriority w:val="39"/>
     <w:unhideWhenUsed/>
     <w:pPr>
@@ -38602,9 +38673,9 @@
       <w:ind w:left="440"/>
     </w:pPr>
   </w:style>
-  <w:style w:type="character" w:styleId="1021">
+  <w:style w:type="character" w:styleId="1187">
     <w:name w:val="Hyperlink"/>
-    <w:basedOn w:val="986"/>
+    <w:basedOn w:val="1152"/>
     <w:uiPriority w:val="99"/>
     <w:unhideWhenUsed/>
     <w:pPr>
@@ -38617,9 +38688,9 @@
       <w:u w:val="single"/>
     </w:rPr>
   </w:style>
-  <w:style w:type="character" w:styleId="1022">
+  <w:style w:type="character" w:styleId="1188">
     <w:name w:val="Unresolved Mention"/>
-    <w:basedOn w:val="986"/>
+    <w:basedOn w:val="1152"/>
     <w:uiPriority w:val="99"/>
     <w:semiHidden/>
     <w:unhideWhenUsed/>
@@ -38633,9 +38704,9 @@
       <w:shd w:val="clear" w:color="auto" w:fill="e1dfdd"/>
     </w:rPr>
   </w:style>
-  <w:style w:type="character" w:styleId="1023">
+  <w:style w:type="character" w:styleId="1189">
     <w:name w:val="FollowedHyperlink"/>
-    <w:basedOn w:val="986"/>
+    <w:basedOn w:val="1152"/>
     <w:uiPriority w:val="99"/>
     <w:semiHidden/>
     <w:unhideWhenUsed/>

--- a/Plantilla final.docx
+++ b/Plantilla final.docx
@@ -9,17 +9,22 @@
         <w:ind/>
         <w:jc w:val="center"/>
         <w:rPr>
-          <w:rStyle w:val="1165"/>
+          <w:rStyle w:val="1170"/>
         </w:rPr>
       </w:pPr>
       <w:r>
         <w:rPr>
-          <w:rStyle w:val="1165"/>
+          <w:rStyle w:val="1170"/>
         </w:rPr>
       </w:r>
       <w:r>
         <w:rPr>
-          <w:rStyle w:val="1165"/>
+          <w:rStyle w:val="1170"/>
+        </w:rPr>
+      </w:r>
+      <w:r>
+        <w:rPr>
+          <w:rStyle w:val="1170"/>
         </w:rPr>
       </w:r>
     </w:p>
@@ -30,17 +35,22 @@
         <w:ind/>
         <w:jc w:val="center"/>
         <w:rPr>
-          <w:rStyle w:val="1165"/>
+          <w:rStyle w:val="1170"/>
         </w:rPr>
       </w:pPr>
       <w:r>
         <w:rPr>
-          <w:rStyle w:val="1165"/>
+          <w:rStyle w:val="1170"/>
         </w:rPr>
       </w:r>
       <w:r>
         <w:rPr>
-          <w:rStyle w:val="1165"/>
+          <w:rStyle w:val="1170"/>
+        </w:rPr>
+      </w:r>
+      <w:r>
+        <w:rPr>
+          <w:rStyle w:val="1170"/>
         </w:rPr>
       </w:r>
     </w:p>
@@ -51,12 +61,12 @@
         <w:ind/>
         <w:jc w:val="center"/>
         <w:rPr>
-          <w:rStyle w:val="1165"/>
+          <w:rStyle w:val="1170"/>
         </w:rPr>
       </w:pPr>
       <w:r>
         <w:rPr>
-          <w:rStyle w:val="1165"/>
+          <w:rStyle w:val="1170"/>
         </w:rPr>
       </w:r>
       <w:r>
@@ -130,12 +140,12 @@
       </w:r>
       <w:r>
         <w:rPr>
-          <w:rStyle w:val="1165"/>
+          <w:rStyle w:val="1170"/>
         </w:rPr>
       </w:r>
       <w:r>
         <w:rPr>
-          <w:rStyle w:val="1165"/>
+          <w:rStyle w:val="1170"/>
         </w:rPr>
       </w:r>
     </w:p>
@@ -146,33 +156,33 @@
         <w:ind/>
         <w:jc w:val="center"/>
         <w:rPr>
-          <w:rStyle w:val="1165"/>
+          <w:rStyle w:val="1170"/>
           <w:lang w:val="en-US"/>
         </w:rPr>
       </w:pPr>
       <w:r>
         <w:rPr>
-          <w:rStyle w:val="1165"/>
+          <w:rStyle w:val="1170"/>
           <w:lang w:val="es-ES"/>
         </w:rPr>
         <w:t xml:space="preserve">NetZero</w:t>
       </w:r>
       <w:r>
         <w:rPr>
-          <w:rStyle w:val="1165"/>
+          <w:rStyle w:val="1170"/>
           <w:lang w:val="en-US"/>
         </w:rPr>
       </w:r>
       <w:r>
         <w:rPr>
-          <w:rStyle w:val="1165"/>
+          <w:rStyle w:val="1170"/>
           <w:lang w:val="en-US"/>
         </w:rPr>
       </w:r>
     </w:p>
     <w:p>
       <w:pPr>
-        <w:pStyle w:val="1166"/>
+        <w:pStyle w:val="1171"/>
         <w:pBdr/>
         <w:spacing/>
         <w:ind/>
@@ -340,7 +350,7 @@
     </w:p>
     <w:p>
       <w:pPr>
-        <w:pStyle w:val="1149"/>
+        <w:pStyle w:val="1154"/>
         <w:pBdr/>
         <w:spacing/>
         <w:ind/>
@@ -367,7 +377,7 @@
     </w:p>
     <w:p>
       <w:pPr>
-        <w:pStyle w:val="1178"/>
+        <w:pStyle w:val="1183"/>
         <w:numPr>
           <w:ilvl w:val="0"/>
           <w:numId w:val="19"/>
@@ -530,7 +540,7 @@
     </w:p>
     <w:p>
       <w:pPr>
-        <w:pStyle w:val="1178"/>
+        <w:pStyle w:val="1183"/>
         <w:numPr>
           <w:ilvl w:val="0"/>
           <w:numId w:val="19"/>
@@ -695,7 +705,7 @@
     </w:p>
     <w:p>
       <w:pPr>
-        <w:pStyle w:val="1178"/>
+        <w:pStyle w:val="1183"/>
         <w:numPr>
           <w:ilvl w:val="0"/>
           <w:numId w:val="19"/>
@@ -1028,7 +1038,7 @@
     </w:p>
     <w:p>
       <w:pPr>
-        <w:pStyle w:val="1178"/>
+        <w:pStyle w:val="1183"/>
         <w:numPr>
           <w:ilvl w:val="0"/>
           <w:numId w:val="20"/>
@@ -1082,7 +1092,7 @@
     </w:p>
     <w:p>
       <w:pPr>
-        <w:pStyle w:val="1178"/>
+        <w:pStyle w:val="1183"/>
         <w:numPr>
           <w:ilvl w:val="0"/>
           <w:numId w:val="20"/>
@@ -1121,7 +1131,7 @@
     </w:p>
     <w:p>
       <w:pPr>
-        <w:pStyle w:val="1178"/>
+        <w:pStyle w:val="1183"/>
         <w:numPr>
           <w:ilvl w:val="0"/>
           <w:numId w:val="20"/>
@@ -1205,7 +1215,7 @@
     </w:p>
     <w:p>
       <w:pPr>
-        <w:pStyle w:val="1148"/>
+        <w:pStyle w:val="1153"/>
         <w:pBdr/>
         <w:spacing/>
         <w:ind/>
@@ -1230,7 +1240,7 @@
     </w:p>
     <w:p>
       <w:pPr>
-        <w:pStyle w:val="1149"/>
+        <w:pStyle w:val="1154"/>
         <w:numPr>
           <w:ilvl w:val="0"/>
           <w:numId w:val="22"/>
@@ -1380,7 +1390,7 @@
     </w:p>
     <w:p>
       <w:pPr>
-        <w:pStyle w:val="1178"/>
+        <w:pStyle w:val="1183"/>
         <w:numPr>
           <w:ilvl w:val="0"/>
           <w:numId w:val="23"/>
@@ -1390,8 +1400,7 @@
         <w:ind/>
         <w:jc w:val="both"/>
         <w:rPr>
-          <w:b/>
-          <w:bCs/>
+          <w:lang w:val="es-ES"/>
         </w:rPr>
       </w:pPr>
       <w:r>
@@ -1402,11 +1411,9 @@
         <w:t xml:space="preserve">Título del proyecto:</w:t>
       </w:r>
       <w:r>
-        <w:rPr>
-          <w:b/>
-          <w:bCs/>
-        </w:rPr>
+        <w:t xml:space="preserve"> NetZero: Auditoría y Certificación de la Huella Digital.</w:t>
       </w:r>
+      <w:r/>
       <w:r>
         <w:rPr>
           <w:b/>
@@ -1416,98 +1423,7 @@
     </w:p>
     <w:p>
       <w:pPr>
-        <w:pStyle w:val="1178"/>
-        <w:pBdr/>
-        <w:spacing/>
-        <w:ind/>
-        <w:jc w:val="both"/>
-        <w:rPr>
-          <w:sz w:val="16"/>
-          <w:szCs w:val="16"/>
-          <w:highlight w:val="none"/>
-          <w:lang w:val="es-ES"/>
-        </w:rPr>
-      </w:pPr>
-      <w:r>
-        <w:rPr>
-          <w:sz w:val="16"/>
-          <w:szCs w:val="16"/>
-          <w:highlight w:val="none"/>
-          <w:lang w:val="es-ES"/>
-        </w:rPr>
-        <w:t xml:space="preserve">Titulo: </w:t>
-      </w:r>
-      <w:r>
-        <w:rPr>
-          <w:b/>
-          <w:bCs/>
-          <w:i/>
-          <w:iCs/>
-          <w:sz w:val="16"/>
-          <w:szCs w:val="16"/>
-          <w:highlight w:val="none"/>
-          <w:lang w:val="es-ES"/>
-        </w:rPr>
-        <w:t xml:space="preserve">NetZero</w:t>
-      </w:r>
-      <w:r>
-        <w:rPr>
-          <w:sz w:val="16"/>
-          <w:szCs w:val="16"/>
-          <w:highlight w:val="none"/>
-          <w:lang w:val="es-ES"/>
-        </w:rPr>
-      </w:r>
-      <w:r>
-        <w:rPr>
-          <w:sz w:val="16"/>
-          <w:szCs w:val="16"/>
-          <w:highlight w:val="none"/>
-          <w:lang w:val="es-ES"/>
-        </w:rPr>
-      </w:r>
-    </w:p>
-    <w:p>
-      <w:pPr>
-        <w:pStyle w:val="1178"/>
-        <w:pBdr/>
-        <w:spacing/>
-        <w:ind/>
-        <w:jc w:val="both"/>
-        <w:rPr>
-          <w:sz w:val="16"/>
-          <w:szCs w:val="16"/>
-          <w:highlight w:val="none"/>
-          <w:lang w:val="es-ES"/>
-        </w:rPr>
-      </w:pPr>
-      <w:r>
-        <w:rPr>
-          <w:sz w:val="16"/>
-          <w:szCs w:val="16"/>
-          <w:highlight w:val="none"/>
-          <w:lang w:val="es-ES"/>
-        </w:rPr>
-        <w:t xml:space="preserve">Eslogan: NetZero, Y se mejor persona</w:t>
-      </w:r>
-      <w:r>
-        <w:rPr>
-          <w:b/>
-          <w:bCs/>
-        </w:rPr>
-      </w:r>
-      <w:r>
-        <w:rPr>
-          <w:sz w:val="16"/>
-          <w:szCs w:val="16"/>
-          <w:highlight w:val="none"/>
-          <w:lang w:val="es-ES"/>
-        </w:rPr>
-      </w:r>
-    </w:p>
-    <w:p>
-      <w:pPr>
-        <w:pStyle w:val="1178"/>
+        <w:pStyle w:val="1183"/>
         <w:pBdr/>
         <w:spacing/>
         <w:ind/>
@@ -1538,7 +1454,7 @@
     </w:p>
     <w:p>
       <w:pPr>
-        <w:pStyle w:val="1178"/>
+        <w:pStyle w:val="1183"/>
         <w:numPr>
           <w:ilvl w:val="0"/>
           <w:numId w:val="23"/>
@@ -1602,47 +1518,429 @@
     </w:p>
     <w:p>
       <w:pPr>
-        <w:pStyle w:val="1178"/>
-        <w:pBdr/>
-        <w:spacing/>
-        <w:ind/>
+        <w:pBdr/>
+        <w:spacing/>
+        <w:ind w:firstLine="0" w:left="720"/>
         <w:jc w:val="both"/>
         <w:rPr>
-          <w:sz w:val="16"/>
-          <w:szCs w:val="16"/>
+          <w:b/>
+          <w:bCs/>
+          <w:sz w:val="20"/>
+          <w:szCs w:val="20"/>
         </w:rPr>
       </w:pPr>
       <w:r>
         <w:rPr>
-          <w:sz w:val="16"/>
-          <w:szCs w:val="16"/>
-          <w:lang w:val="es-ES"/>
+          <w:b/>
+          <w:bCs/>
+          <w:sz w:val="20"/>
+          <w:szCs w:val="20"/>
         </w:rPr>
       </w:r>
       <w:r>
         <w:rPr>
-          <w:sz w:val="16"/>
-          <w:szCs w:val="16"/>
-          <w:lang w:val="es-ES"/>
-        </w:rPr>
-        <w:t xml:space="preserve">Falta de conciencia sobre el impacto del consumo energético derivado del uso prolongado de dispositivos móviles y sus repercusiones</w:t>
-      </w:r>
-      <w:r>
-        <w:rPr>
-          <w:sz w:val="16"/>
-          <w:szCs w:val="16"/>
+          <w:b/>
+          <w:bCs/>
+          <w:sz w:val="20"/>
+          <w:szCs w:val="20"/>
         </w:rPr>
       </w:r>
       <w:r>
         <w:rPr>
-          <w:sz w:val="16"/>
-          <w:szCs w:val="16"/>
+          <w:b/>
+          <w:bCs/>
+          <w:sz w:val="20"/>
+          <w:szCs w:val="20"/>
         </w:rPr>
       </w:r>
     </w:p>
     <w:p>
       <w:pPr>
-        <w:pStyle w:val="1178"/>
+        <w:pBdr>
+          <w:top w:val="none" w:color="000000" w:sz="4" w:space="0"/>
+          <w:left w:val="none" w:color="000000" w:sz="4" w:space="0"/>
+          <w:bottom w:val="none" w:color="000000" w:sz="4" w:space="0"/>
+          <w:right w:val="none" w:color="000000" w:sz="4" w:space="0"/>
+        </w:pBdr>
+        <w:spacing w:before="0" w:line="276" w:lineRule="auto"/>
+        <w:ind w:right="0" w:firstLine="0" w:left="0"/>
+        <w:rPr>
+          <w:sz w:val="22"/>
+          <w:szCs w:val="20"/>
+        </w:rPr>
+      </w:pPr>
+      <w:r>
+        <w:rPr>
+          <w:rFonts w:ascii="Arial" w:hAnsi="Arial" w:eastAsia="Arial" w:cs="Arial"/>
+          <w:b/>
+          <w:color w:val="000000"/>
+          <w:sz w:val="22"/>
+          <w:szCs w:val="20"/>
+        </w:rPr>
+        <w:t xml:space="preserve">La invisibilidad del "Humo Digital".</w:t>
+      </w:r>
+      <w:r>
+        <w:rPr>
+          <w:rFonts w:ascii="Arial" w:hAnsi="Arial" w:eastAsia="Arial" w:cs="Arial"/>
+          <w:color w:val="000000"/>
+          <w:sz w:val="22"/>
+          <w:szCs w:val="20"/>
+        </w:rPr>
+        <w:t xml:space="preserve"> El problema es la falta de conciencia sobre la "sed" y el "hambre" de la tecnología. En 2026, la IA y el streaming no son solo datos, son recursos físicos:</w:t>
+      </w:r>
+      <w:r>
+        <w:rPr>
+          <w:sz w:val="20"/>
+          <w:szCs w:val="20"/>
+        </w:rPr>
+      </w:r>
+    </w:p>
+    <w:p>
+      <w:pPr>
+        <w:pStyle w:val="1183"/>
+        <w:numPr>
+          <w:ilvl w:val="0"/>
+          <w:numId w:val="26"/>
+        </w:numPr>
+        <w:pBdr>
+          <w:top w:val="none" w:color="000000" w:sz="4" w:space="0"/>
+          <w:left w:val="none" w:color="000000" w:sz="4" w:space="0"/>
+          <w:bottom w:val="none" w:color="000000" w:sz="4" w:space="0"/>
+          <w:right w:val="none" w:color="000000" w:sz="4" w:space="0"/>
+        </w:pBdr>
+        <w:spacing w:before="0" w:line="276" w:lineRule="auto"/>
+        <w:ind w:right="0"/>
+        <w:rPr>
+          <w:sz w:val="22"/>
+          <w:szCs w:val="20"/>
+        </w:rPr>
+      </w:pPr>
+      <w:r>
+        <w:rPr>
+          <w:rFonts w:ascii="Arial" w:hAnsi="Arial" w:eastAsia="Arial" w:cs="Arial"/>
+          <w:b/>
+          <w:color w:val="000000"/>
+          <w:sz w:val="22"/>
+          <w:szCs w:val="20"/>
+        </w:rPr>
+        <w:t xml:space="preserve">Consumo Hídrico:</w:t>
+      </w:r>
+      <w:r>
+        <w:rPr>
+          <w:rFonts w:ascii="Arial" w:hAnsi="Arial" w:eastAsia="Arial" w:cs="Arial"/>
+          <w:color w:val="000000"/>
+          <w:sz w:val="22"/>
+          <w:szCs w:val="20"/>
+        </w:rPr>
+        <w:t xml:space="preserve"> Una sesión de 20-50 preguntas a una IA "bebe" </w:t>
+      </w:r>
+      <w:r>
+        <w:rPr>
+          <w:rFonts w:ascii="Arial" w:hAnsi="Arial" w:eastAsia="Arial" w:cs="Arial"/>
+          <w:b/>
+          <w:color w:val="000000"/>
+          <w:sz w:val="22"/>
+          <w:szCs w:val="20"/>
+        </w:rPr>
+        <w:t xml:space="preserve">0.5 litros de agua</w:t>
+      </w:r>
+      <w:r>
+        <w:rPr>
+          <w:rFonts w:ascii="Arial" w:hAnsi="Arial" w:eastAsia="Arial" w:cs="Arial"/>
+          <w:color w:val="000000"/>
+          <w:sz w:val="22"/>
+          <w:szCs w:val="20"/>
+        </w:rPr>
+        <w:t xml:space="preserve"> (Fuente: </w:t>
+      </w:r>
+      <w:r>
+        <w:rPr>
+          <w:rFonts w:ascii="Arial" w:hAnsi="Arial" w:eastAsia="Arial" w:cs="Arial"/>
+          <w:i/>
+          <w:color w:val="000000"/>
+          <w:sz w:val="22"/>
+          <w:szCs w:val="20"/>
+        </w:rPr>
+        <w:t xml:space="preserve">U. California</w:t>
+      </w:r>
+      <w:r>
+        <w:rPr>
+          <w:rFonts w:ascii="Arial" w:hAnsi="Arial" w:eastAsia="Arial" w:cs="Arial"/>
+          <w:color w:val="000000"/>
+          <w:sz w:val="22"/>
+          <w:szCs w:val="20"/>
+        </w:rPr>
+        <w:t xml:space="preserve">).</w:t>
+      </w:r>
+      <w:r>
+        <w:rPr>
+          <w:rFonts w:ascii="Arial" w:hAnsi="Arial" w:eastAsia="Arial" w:cs="Arial"/>
+          <w:sz w:val="22"/>
+          <w:szCs w:val="20"/>
+        </w:rPr>
+      </w:r>
+    </w:p>
+    <w:p>
+      <w:pPr>
+        <w:pStyle w:val="1183"/>
+        <w:numPr>
+          <w:ilvl w:val="0"/>
+          <w:numId w:val="26"/>
+        </w:numPr>
+        <w:pBdr>
+          <w:top w:val="none" w:color="000000" w:sz="4" w:space="0"/>
+          <w:left w:val="none" w:color="000000" w:sz="4" w:space="0"/>
+          <w:bottom w:val="none" w:color="000000" w:sz="4" w:space="0"/>
+          <w:right w:val="none" w:color="000000" w:sz="4" w:space="0"/>
+        </w:pBdr>
+        <w:spacing w:before="0" w:line="276" w:lineRule="auto"/>
+        <w:ind w:right="0"/>
+        <w:rPr>
+          <w:sz w:val="22"/>
+          <w:szCs w:val="20"/>
+        </w:rPr>
+      </w:pPr>
+      <w:r>
+        <w:rPr>
+          <w:rFonts w:ascii="Arial" w:hAnsi="Arial" w:eastAsia="Arial" w:cs="Arial"/>
+          <w:b/>
+          <w:color w:val="000000"/>
+          <w:sz w:val="22"/>
+          <w:szCs w:val="20"/>
+        </w:rPr>
+        <w:t xml:space="preserve">Consumo Energético:</w:t>
+      </w:r>
+      <w:r>
+        <w:rPr>
+          <w:rFonts w:ascii="Arial" w:hAnsi="Arial" w:eastAsia="Arial" w:cs="Arial"/>
+          <w:color w:val="000000"/>
+          <w:sz w:val="22"/>
+          <w:szCs w:val="20"/>
+        </w:rPr>
+        <w:t xml:space="preserve"> Generar una imagen con IA gasta tanta electricidad como </w:t>
+      </w:r>
+      <w:r>
+        <w:rPr>
+          <w:rFonts w:ascii="Arial" w:hAnsi="Arial" w:eastAsia="Arial" w:cs="Arial"/>
+          <w:b/>
+          <w:color w:val="000000"/>
+          <w:sz w:val="22"/>
+          <w:szCs w:val="20"/>
+        </w:rPr>
+        <w:t xml:space="preserve">cargar un móvil al 100%</w:t>
+      </w:r>
+      <w:r>
+        <w:rPr>
+          <w:rFonts w:ascii="Arial" w:hAnsi="Arial" w:eastAsia="Arial" w:cs="Arial"/>
+          <w:color w:val="000000"/>
+          <w:sz w:val="22"/>
+          <w:szCs w:val="20"/>
+        </w:rPr>
+        <w:t xml:space="preserve">.</w:t>
+      </w:r>
+      <w:r>
+        <w:rPr>
+          <w:sz w:val="20"/>
+          <w:szCs w:val="20"/>
+        </w:rPr>
+      </w:r>
+    </w:p>
+    <w:p>
+      <w:pPr>
+        <w:pStyle w:val="1183"/>
+        <w:numPr>
+          <w:ilvl w:val="0"/>
+          <w:numId w:val="26"/>
+        </w:numPr>
+        <w:pBdr>
+          <w:top w:val="none" w:color="000000" w:sz="4" w:space="0"/>
+          <w:left w:val="none" w:color="000000" w:sz="4" w:space="0"/>
+          <w:bottom w:val="none" w:color="000000" w:sz="4" w:space="0"/>
+          <w:right w:val="none" w:color="000000" w:sz="4" w:space="0"/>
+        </w:pBdr>
+        <w:spacing w:before="0" w:line="276" w:lineRule="auto"/>
+        <w:ind w:right="0"/>
+        <w:rPr>
+          <w:sz w:val="22"/>
+          <w:szCs w:val="20"/>
+        </w:rPr>
+      </w:pPr>
+      <w:r>
+        <w:rPr>
+          <w:rFonts w:ascii="Arial" w:hAnsi="Arial" w:eastAsia="Arial" w:cs="Arial"/>
+          <w:b/>
+          <w:color w:val="000000"/>
+          <w:sz w:val="22"/>
+          <w:szCs w:val="20"/>
+        </w:rPr>
+        <w:t xml:space="preserve">Emisiones Locales:</w:t>
+      </w:r>
+      <w:r>
+        <w:rPr>
+          <w:rFonts w:ascii="Arial" w:hAnsi="Arial" w:eastAsia="Arial" w:cs="Arial"/>
+          <w:color w:val="000000"/>
+          <w:sz w:val="22"/>
+          <w:szCs w:val="20"/>
+        </w:rPr>
+        <w:t xml:space="preserve"> 1 minuto de TikTok emite </w:t>
+      </w:r>
+      <w:r>
+        <w:rPr>
+          <w:rFonts w:ascii="Arial" w:hAnsi="Arial" w:eastAsia="Arial" w:cs="Arial"/>
+          <w:b/>
+          <w:color w:val="000000"/>
+          <w:sz w:val="22"/>
+          <w:szCs w:val="20"/>
+        </w:rPr>
+        <w:t xml:space="preserve">2.63g de </w:t>
+      </w:r>
+      <w:r>
+        <w:rPr>
+          <w:rFonts w:ascii="Arial" w:hAnsi="Arial" w:eastAsia="Arial" w:cs="Arial"/>
+          <w:b/>
+          <w:color w:val="000000"/>
+          <w:sz w:val="22"/>
+          <w:szCs w:val="20"/>
+          <w:lang w:val="es-ES"/>
+        </w:rPr>
+        <w:t xml:space="preserve">CO2</w:t>
+      </w:r>
+      <w:r>
+        <w:rPr>
+          <w:rFonts w:ascii="Arial" w:hAnsi="Arial" w:eastAsia="Arial" w:cs="Arial"/>
+          <w:color w:val="000000"/>
+          <w:sz w:val="22"/>
+          <w:szCs w:val="20"/>
+        </w:rPr>
+        <w:t xml:space="preserve">. En una ciudad media, el scroll infinito equivale a las emisiones de miles de coches diarios.</w:t>
+      </w:r>
+      <w:r>
+        <w:rPr>
+          <w:sz w:val="20"/>
+          <w:szCs w:val="20"/>
+        </w:rPr>
+      </w:r>
+    </w:p>
+    <w:p>
+      <w:pPr>
+        <w:pStyle w:val="1183"/>
+        <w:numPr>
+          <w:ilvl w:val="0"/>
+          <w:numId w:val="26"/>
+        </w:numPr>
+        <w:pBdr>
+          <w:top w:val="none" w:color="000000" w:sz="4" w:space="0"/>
+          <w:left w:val="none" w:color="000000" w:sz="4" w:space="0"/>
+          <w:bottom w:val="none" w:color="000000" w:sz="4" w:space="0"/>
+          <w:right w:val="none" w:color="000000" w:sz="4" w:space="0"/>
+        </w:pBdr>
+        <w:spacing w:before="0" w:line="276" w:lineRule="auto"/>
+        <w:ind w:right="0"/>
+        <w:rPr>
+          <w:sz w:val="22"/>
+          <w:szCs w:val="20"/>
+        </w:rPr>
+      </w:pPr>
+      <w:r>
+        <w:rPr>
+          <w:rFonts w:ascii="Arial" w:hAnsi="Arial" w:eastAsia="Arial" w:cs="Arial"/>
+          <w:b/>
+          <w:color w:val="000000"/>
+          <w:sz w:val="22"/>
+          <w:szCs w:val="20"/>
+        </w:rPr>
+        <w:t xml:space="preserve">Residuos en España:</w:t>
+      </w:r>
+      <w:r>
+        <w:rPr>
+          <w:rFonts w:ascii="Arial" w:hAnsi="Arial" w:eastAsia="Arial" w:cs="Arial"/>
+          <w:color w:val="000000"/>
+          <w:sz w:val="22"/>
+          <w:szCs w:val="20"/>
+        </w:rPr>
+        <w:t xml:space="preserve"> Existen </w:t>
+      </w:r>
+      <w:r>
+        <w:rPr>
+          <w:rFonts w:ascii="Arial" w:hAnsi="Arial" w:eastAsia="Arial" w:cs="Arial"/>
+          <w:b/>
+          <w:color w:val="000000"/>
+          <w:sz w:val="22"/>
+          <w:szCs w:val="20"/>
+        </w:rPr>
+        <w:t xml:space="preserve">50 millones de dispositivos</w:t>
+      </w:r>
+      <w:r>
+        <w:rPr>
+          <w:rFonts w:ascii="Arial" w:hAnsi="Arial" w:eastAsia="Arial" w:cs="Arial"/>
+          <w:color w:val="000000"/>
+          <w:sz w:val="22"/>
+          <w:szCs w:val="20"/>
+        </w:rPr>
+        <w:t xml:space="preserve"> olvidados en cajones españoles, una mina de residuos tóxicos sin gestionar (Fuente: </w:t>
+      </w:r>
+      <w:r>
+        <w:rPr>
+          <w:rFonts w:ascii="Arial" w:hAnsi="Arial" w:eastAsia="Arial" w:cs="Arial"/>
+          <w:i/>
+          <w:color w:val="000000"/>
+          <w:sz w:val="22"/>
+          <w:szCs w:val="20"/>
+        </w:rPr>
+        <w:t xml:space="preserve">Recyclia</w:t>
+      </w:r>
+      <w:r>
+        <w:rPr>
+          <w:rFonts w:ascii="Arial" w:hAnsi="Arial" w:eastAsia="Arial" w:cs="Arial"/>
+          <w:color w:val="000000"/>
+          <w:sz w:val="22"/>
+          <w:szCs w:val="20"/>
+        </w:rPr>
+        <w:t xml:space="preserve">).</w:t>
+      </w:r>
+      <w:r>
+        <w:rPr>
+          <w:sz w:val="20"/>
+          <w:szCs w:val="20"/>
+        </w:rPr>
+      </w:r>
+    </w:p>
+    <w:p>
+      <w:pPr>
+        <w:pBdr/>
+        <w:spacing/>
+        <w:ind w:firstLine="0" w:left="720"/>
+        <w:jc w:val="both"/>
+        <w:rPr>
+          <w:b/>
+          <w:bCs/>
+        </w:rPr>
+      </w:pPr>
+      <w:r>
+        <w:rPr>
+          <w:b/>
+          <w:bCs/>
+          <w:highlight w:val="none"/>
+        </w:rPr>
+      </w:r>
+      <w:r>
+        <w:rPr>
+          <w:b/>
+          <w:bCs/>
+          <w:highlight w:val="none"/>
+        </w:rPr>
+      </w:r>
+      <w:r>
+        <w:rPr>
+          <w:b/>
+          <w:bCs/>
+          <w:highlight w:val="none"/>
+        </w:rPr>
+      </w:r>
+    </w:p>
+    <w:p>
+      <w:pPr>
+        <w:pStyle w:val="1183"/>
         <w:pBdr/>
         <w:spacing/>
         <w:ind/>
@@ -1673,7 +1971,7 @@
     </w:p>
     <w:p>
       <w:pPr>
-        <w:pStyle w:val="1178"/>
+        <w:pStyle w:val="1183"/>
         <w:numPr>
           <w:ilvl w:val="0"/>
           <w:numId w:val="23"/>
@@ -1725,38 +2023,249 @@
       <w:pPr>
         <w:pBdr/>
         <w:spacing/>
-        <w:ind w:left="360"/>
+        <w:ind w:firstLine="0" w:left="720"/>
         <w:jc w:val="both"/>
         <w:rPr>
-          <w:sz w:val="32"/>
-          <w:szCs w:val="32"/>
+          <w:b/>
+          <w:bCs/>
         </w:rPr>
       </w:pPr>
       <w:r>
         <w:rPr>
-          <w:sz w:val="22"/>
-          <w:szCs w:val="22"/>
+          <w:b/>
+          <w:bCs/>
+          <w:highlight w:val="none"/>
         </w:rPr>
-        <w:t xml:space="preserve">L</w:t>
       </w:r>
       <w:r>
         <w:rPr>
-          <w:sz w:val="22"/>
-          <w:szCs w:val="22"/>
+          <w:b/>
+          <w:bCs/>
+          <w:highlight w:val="none"/>
         </w:rPr>
-        <w:t xml:space="preserve">a solución consiste en una aplicación móvil que calcula el gasto energético derivado del uso del teléfono y otros dispositivos vinculados. La app analiza datos como el tiempo de uso, tipo de actividad y consumo de batería para estimar el consumo energético</w:t>
       </w:r>
       <w:r>
         <w:rPr>
+          <w:b/>
+          <w:bCs/>
+          <w:highlight w:val="none"/>
+        </w:rPr>
+      </w:r>
+    </w:p>
+    <w:p>
+      <w:pPr>
+        <w:pBdr>
+          <w:top w:val="none" w:color="000000" w:sz="4" w:space="0"/>
+          <w:left w:val="none" w:color="000000" w:sz="4" w:space="0"/>
+          <w:bottom w:val="none" w:color="000000" w:sz="4" w:space="0"/>
+          <w:right w:val="none" w:color="000000" w:sz="4" w:space="0"/>
+        </w:pBdr>
+        <w:spacing w:before="0" w:line="276" w:lineRule="auto"/>
+        <w:ind w:right="0" w:firstLine="0" w:left="709"/>
+        <w:rPr>
           <w:sz w:val="22"/>
-          <w:szCs w:val="22"/>
+          <w:szCs w:val="20"/>
         </w:rPr>
-        <w:t xml:space="preserve">, el coste aproximado y la huella de carbono asociada.</w:t>
+      </w:pPr>
+      <w:r>
+        <w:rPr>
+          <w:rFonts w:ascii="Arial" w:hAnsi="Arial" w:eastAsia="Arial" w:cs="Arial"/>
+          <w:b/>
+          <w:color w:val="000000"/>
+          <w:sz w:val="22"/>
+          <w:szCs w:val="20"/>
+        </w:rPr>
+        <w:t xml:space="preserve">NetZero: Arquitectura del Cambio.</w:t>
       </w:r>
       <w:r>
         <w:rPr>
-          <w:sz w:val="32"/>
-          <w:szCs w:val="32"/>
+          <w:rFonts w:ascii="Arial" w:hAnsi="Arial" w:eastAsia="Arial" w:cs="Arial"/>
+          <w:color w:val="000000"/>
+          <w:sz w:val="22"/>
+          <w:szCs w:val="20"/>
+        </w:rPr>
+        <w:t xml:space="preserve"> La solución es un ecosistema digital que traduce el uso del teléfono en impacto ambiental real mediante:</w:t>
+      </w:r>
+      <w:r>
+        <w:rPr>
+          <w:sz w:val="20"/>
+          <w:szCs w:val="20"/>
+        </w:rPr>
+      </w:r>
+    </w:p>
+    <w:p>
+      <w:pPr>
+        <w:pStyle w:val="1183"/>
+        <w:numPr>
+          <w:ilvl w:val="1"/>
+          <w:numId w:val="27"/>
+        </w:numPr>
+        <w:pBdr>
+          <w:top w:val="none" w:color="000000" w:sz="4" w:space="0"/>
+          <w:left w:val="none" w:color="000000" w:sz="4" w:space="0"/>
+          <w:bottom w:val="none" w:color="000000" w:sz="4" w:space="0"/>
+          <w:right w:val="none" w:color="000000" w:sz="4" w:space="0"/>
+        </w:pBdr>
+        <w:spacing w:before="0" w:line="276" w:lineRule="auto"/>
+        <w:ind w:right="0"/>
+        <w:rPr>
+          <w:sz w:val="22"/>
+          <w:szCs w:val="20"/>
+        </w:rPr>
+      </w:pPr>
+      <w:r>
+        <w:rPr>
+          <w:rFonts w:ascii="Arial" w:hAnsi="Arial" w:eastAsia="Arial" w:cs="Arial"/>
+          <w:b/>
+          <w:color w:val="000000"/>
+          <w:sz w:val="22"/>
+          <w:szCs w:val="20"/>
+        </w:rPr>
+        <w:t xml:space="preserve">Algoritmo LCA (Life Cycle Assessment):</w:t>
+      </w:r>
+      <w:r>
+        <w:rPr>
+          <w:rFonts w:ascii="Arial" w:hAnsi="Arial" w:eastAsia="Arial" w:cs="Arial"/>
+          <w:color w:val="000000"/>
+          <w:sz w:val="22"/>
+          <w:szCs w:val="20"/>
+        </w:rPr>
+        <w:t xml:space="preserve"> Cálculo dinámico de emisiones en tiempo real basado en el tráfico de red (</w:t>
+      </w:r>
+      <w:r>
+        <w:rPr>
+          <w:rFonts w:ascii="Arial" w:hAnsi="Arial" w:eastAsia="Arial" w:cs="Arial"/>
+          <w:color w:val="000000"/>
+          <w:sz w:val="22"/>
+          <w:szCs w:val="20"/>
+          <w:lang w:val="es-ES"/>
+        </w:rPr>
+        <w:t xml:space="preserve">TCP/IP</w:t>
+      </w:r>
+      <w:r>
+        <w:rPr>
+          <w:rFonts w:ascii="Arial" w:hAnsi="Arial" w:eastAsia="Arial" w:cs="Arial"/>
+          <w:color w:val="000000"/>
+          <w:sz w:val="22"/>
+          <w:szCs w:val="20"/>
+        </w:rPr>
+        <w:t xml:space="preserve">) y uso de CPU.</w:t>
+      </w:r>
+      <w:r>
+        <w:rPr>
+          <w:sz w:val="20"/>
+          <w:szCs w:val="20"/>
+        </w:rPr>
+      </w:r>
+    </w:p>
+    <w:p>
+      <w:pPr>
+        <w:pStyle w:val="1183"/>
+        <w:numPr>
+          <w:ilvl w:val="1"/>
+          <w:numId w:val="27"/>
+        </w:numPr>
+        <w:pBdr>
+          <w:top w:val="none" w:color="000000" w:sz="4" w:space="0"/>
+          <w:left w:val="none" w:color="000000" w:sz="4" w:space="0"/>
+          <w:bottom w:val="none" w:color="000000" w:sz="4" w:space="0"/>
+          <w:right w:val="none" w:color="000000" w:sz="4" w:space="0"/>
+        </w:pBdr>
+        <w:spacing w:before="0" w:line="276" w:lineRule="auto"/>
+        <w:ind w:right="0"/>
+        <w:rPr>
+          <w:sz w:val="22"/>
+          <w:szCs w:val="20"/>
+        </w:rPr>
+      </w:pPr>
+      <w:r>
+        <w:rPr>
+          <w:rFonts w:ascii="Arial" w:hAnsi="Arial" w:eastAsia="Arial" w:cs="Arial"/>
+          <w:b/>
+          <w:color w:val="000000"/>
+          <w:sz w:val="22"/>
+          <w:szCs w:val="20"/>
+        </w:rPr>
+        <w:t xml:space="preserve">App Móvil Gamificada:</w:t>
+      </w:r>
+      <w:r>
+        <w:rPr>
+          <w:rFonts w:ascii="Arial" w:hAnsi="Arial" w:eastAsia="Arial" w:cs="Arial"/>
+          <w:color w:val="000000"/>
+          <w:sz w:val="22"/>
+          <w:szCs w:val="20"/>
+        </w:rPr>
+        <w:t xml:space="preserve"> Interfaz de usuario que desglosa la huella por aplicaciones, permitiendo ver qué app es la más "contaminante" y ofreciendo alternativas sostenibles .</w:t>
+      </w:r>
+      <w:r>
+        <w:rPr>
+          <w:sz w:val="20"/>
+          <w:szCs w:val="20"/>
+        </w:rPr>
+      </w:r>
+    </w:p>
+    <w:p>
+      <w:pPr>
+        <w:pStyle w:val="1183"/>
+        <w:numPr>
+          <w:ilvl w:val="1"/>
+          <w:numId w:val="27"/>
+        </w:numPr>
+        <w:pBdr>
+          <w:top w:val="none" w:color="000000" w:sz="4" w:space="0"/>
+          <w:left w:val="none" w:color="000000" w:sz="4" w:space="0"/>
+          <w:bottom w:val="none" w:color="000000" w:sz="4" w:space="0"/>
+          <w:right w:val="none" w:color="000000" w:sz="4" w:space="0"/>
+        </w:pBdr>
+        <w:spacing w:before="0" w:line="276" w:lineRule="auto"/>
+        <w:ind w:right="0"/>
+        <w:rPr>
+          <w:sz w:val="22"/>
+          <w:szCs w:val="20"/>
+        </w:rPr>
+      </w:pPr>
+      <w:r>
+        <w:rPr>
+          <w:rFonts w:ascii="Arial" w:hAnsi="Arial" w:eastAsia="Arial" w:cs="Arial"/>
+          <w:b/>
+          <w:color w:val="000000"/>
+          <w:sz w:val="22"/>
+          <w:szCs w:val="20"/>
+        </w:rPr>
+        <w:t xml:space="preserve">NetZero Control Hub (B2B):</w:t>
+      </w:r>
+      <w:r>
+        <w:rPr>
+          <w:rFonts w:ascii="Arial" w:hAnsi="Arial" w:eastAsia="Arial" w:cs="Arial"/>
+          <w:color w:val="000000"/>
+          <w:sz w:val="22"/>
+          <w:szCs w:val="20"/>
+        </w:rPr>
+        <w:t xml:space="preserve"> Dashboard web para empresas que permite la gestión de flotas y la exportación de </w:t>
+      </w:r>
+      <w:r>
+        <w:rPr>
+          <w:rFonts w:ascii="Arial" w:hAnsi="Arial" w:eastAsia="Arial" w:cs="Arial"/>
+          <w:b/>
+          <w:color w:val="000000"/>
+          <w:sz w:val="22"/>
+          <w:szCs w:val="20"/>
+        </w:rPr>
+        <w:t xml:space="preserve">informes de Alcance 3</w:t>
+      </w:r>
+      <w:r>
+        <w:rPr>
+          <w:rFonts w:ascii="Arial" w:hAnsi="Arial" w:eastAsia="Arial" w:cs="Arial"/>
+          <w:color w:val="000000"/>
+          <w:sz w:val="22"/>
+          <w:szCs w:val="20"/>
+        </w:rPr>
+        <w:t xml:space="preserve">, ahorrando miles de euros en consultoría ambiental.</w:t>
+      </w:r>
+      <w:r>
+        <w:rPr>
+          <w:sz w:val="20"/>
+          <w:szCs w:val="20"/>
         </w:rPr>
       </w:r>
     </w:p>
@@ -1800,44 +2309,11 @@
           <w:sz w:val="22"/>
           <w:szCs w:val="22"/>
         </w:rPr>
-        <w:t xml:space="preserve">L</w:t>
-      </w:r>
-      <w:r>
-        <w:rPr>
-          <w:sz w:val="22"/>
-          <w:szCs w:val="22"/>
-        </w:rPr>
-        <w:t xml:space="preserve">os resultados se muestran mediante gráficos simples, datos fáciles de interpretar y comparaciones claras. Además, incorpora rankings por zonas, empresas y a nivel global, fomentando la participación y la mejora continua a través de la comparación responsab</w:t>
-      </w:r>
-      <w:r>
-        <w:rPr>
-          <w:sz w:val="22"/>
-          <w:szCs w:val="22"/>
-        </w:rPr>
-        <w:t xml:space="preserve">le.</w:t>
       </w:r>
       <w:r>
         <w:rPr>
           <w:sz w:val="32"/>
           <w:szCs w:val="32"/>
-        </w:rPr>
-      </w:r>
-    </w:p>
-    <w:p>
-      <w:pPr>
-        <w:pBdr/>
-        <w:spacing/>
-        <w:ind w:left="360"/>
-        <w:jc w:val="both"/>
-        <w:rPr>
-          <w:sz w:val="32"/>
-          <w:szCs w:val="32"/>
-        </w:rPr>
-      </w:pPr>
-      <w:r>
-        <w:rPr>
-          <w:sz w:val="22"/>
-          <w:szCs w:val="22"/>
         </w:rPr>
       </w:r>
       <w:r>
@@ -1888,6 +2364,1681 @@
     </w:p>
     <w:p>
       <w:pPr>
+        <w:pStyle w:val="1156"/>
+        <w:pBdr>
+          <w:top w:val="none" w:color="000000" w:sz="4" w:space="0"/>
+          <w:left w:val="none" w:color="000000" w:sz="4" w:space="0"/>
+          <w:bottom w:val="none" w:color="000000" w:sz="4" w:space="0"/>
+          <w:right w:val="none" w:color="000000" w:sz="4" w:space="0"/>
+        </w:pBdr>
+        <w:spacing w:before="0" w:line="276" w:lineRule="auto"/>
+        <w:ind w:right="0" w:firstLine="0" w:left="709"/>
+        <w:rPr>
+          <w:sz w:val="22"/>
+          <w:szCs w:val="20"/>
+        </w:rPr>
+      </w:pPr>
+      <w:r>
+        <w:rPr>
+          <w:rFonts w:ascii="Arial" w:hAnsi="Arial" w:eastAsia="Arial" w:cs="Arial"/>
+          <w:b/>
+          <w:color w:val="000000"/>
+          <w:sz w:val="22"/>
+          <w:szCs w:val="20"/>
+        </w:rPr>
+        <w:t xml:space="preserve">Impacto Social: De la "Invisibilidad del Dato" a la Acción Colectiva</w:t>
+      </w:r>
+      <w:r>
+        <w:rPr>
+          <w:sz w:val="20"/>
+          <w:szCs w:val="20"/>
+        </w:rPr>
+      </w:r>
+    </w:p>
+    <w:p>
+      <w:pPr>
+        <w:pBdr>
+          <w:top w:val="none" w:color="000000" w:sz="4" w:space="0"/>
+          <w:left w:val="none" w:color="000000" w:sz="4" w:space="0"/>
+          <w:bottom w:val="none" w:color="000000" w:sz="4" w:space="0"/>
+          <w:right w:val="none" w:color="000000" w:sz="4" w:space="0"/>
+        </w:pBdr>
+        <w:spacing w:before="0" w:line="276" w:lineRule="auto"/>
+        <w:ind w:right="0" w:firstLine="0" w:left="709"/>
+        <w:rPr>
+          <w:sz w:val="22"/>
+          <w:szCs w:val="20"/>
+        </w:rPr>
+      </w:pPr>
+      <w:r>
+        <w:rPr>
+          <w:rFonts w:ascii="Arial" w:hAnsi="Arial" w:eastAsia="Arial" w:cs="Arial"/>
+          <w:color w:val="000000"/>
+          <w:sz w:val="22"/>
+          <w:szCs w:val="20"/>
+        </w:rPr>
+        <w:t xml:space="preserve">NetZero no se limita a informar; reconfigura el comportamiento social mediante la </w:t>
+      </w:r>
+      <w:r>
+        <w:rPr>
+          <w:rFonts w:ascii="Arial" w:hAnsi="Arial" w:eastAsia="Arial" w:cs="Arial"/>
+          <w:b/>
+          <w:color w:val="000000"/>
+          <w:sz w:val="22"/>
+          <w:szCs w:val="20"/>
+        </w:rPr>
+        <w:t xml:space="preserve">Gamificación Estratégica y la Psicología del Comportamiento (Nudging)</w:t>
+      </w:r>
+      <w:r>
+        <w:rPr>
+          <w:rFonts w:ascii="Arial" w:hAnsi="Arial" w:eastAsia="Arial" w:cs="Arial"/>
+          <w:color w:val="000000"/>
+          <w:sz w:val="22"/>
+          <w:szCs w:val="20"/>
+        </w:rPr>
+        <w:t xml:space="preserve">.</w:t>
+      </w:r>
+      <w:r>
+        <w:rPr>
+          <w:sz w:val="20"/>
+          <w:szCs w:val="20"/>
+        </w:rPr>
+      </w:r>
+    </w:p>
+    <w:p>
+      <w:pPr>
+        <w:pStyle w:val="1183"/>
+        <w:numPr>
+          <w:ilvl w:val="1"/>
+          <w:numId w:val="29"/>
+        </w:numPr>
+        <w:pBdr>
+          <w:top w:val="none" w:color="000000" w:sz="4" w:space="0"/>
+          <w:left w:val="none" w:color="000000" w:sz="4" w:space="0"/>
+          <w:bottom w:val="none" w:color="000000" w:sz="4" w:space="0"/>
+          <w:right w:val="none" w:color="000000" w:sz="4" w:space="0"/>
+        </w:pBdr>
+        <w:spacing w:before="0" w:line="276" w:lineRule="auto"/>
+        <w:ind w:right="0"/>
+        <w:rPr>
+          <w:sz w:val="22"/>
+          <w:szCs w:val="20"/>
+        </w:rPr>
+      </w:pPr>
+      <w:r>
+        <w:rPr>
+          <w:rFonts w:ascii="Arial" w:hAnsi="Arial" w:eastAsia="Arial" w:cs="Arial"/>
+          <w:b/>
+          <w:color w:val="000000"/>
+          <w:sz w:val="22"/>
+          <w:szCs w:val="20"/>
+        </w:rPr>
+        <w:t xml:space="preserve">Ranking de Sostenibilidad Multicapa:</w:t>
+      </w:r>
+      <w:r>
+        <w:rPr>
+          <w:rFonts w:ascii="Arial" w:hAnsi="Arial" w:eastAsia="Arial" w:cs="Arial"/>
+          <w:color w:val="000000"/>
+          <w:sz w:val="22"/>
+          <w:szCs w:val="20"/>
+        </w:rPr>
+        <w:t xml:space="preserve"> Implementamos un sistema de clasificación dinámico que opera a nivel individual, departamental y corporativo. Esto transforma la "parálisis climática" en una </w:t>
+      </w:r>
+      <w:r>
+        <w:rPr>
+          <w:rFonts w:ascii="Arial" w:hAnsi="Arial" w:eastAsia="Arial" w:cs="Arial"/>
+          <w:b/>
+          <w:color w:val="000000"/>
+          <w:sz w:val="22"/>
+          <w:szCs w:val="20"/>
+        </w:rPr>
+        <w:t xml:space="preserve">competencia de eficiencia positiva</w:t>
+      </w:r>
+      <w:r>
+        <w:rPr>
+          <w:rFonts w:ascii="Arial" w:hAnsi="Arial" w:eastAsia="Arial" w:cs="Arial"/>
+          <w:color w:val="000000"/>
+          <w:sz w:val="22"/>
+          <w:szCs w:val="20"/>
+        </w:rPr>
+        <w:t xml:space="preserve">, donde el ahorro energético se convierte en un activo reputacional.</w:t>
+      </w:r>
+      <w:r>
+        <w:rPr>
+          <w:sz w:val="20"/>
+          <w:szCs w:val="20"/>
+        </w:rPr>
+      </w:r>
+    </w:p>
+    <w:p>
+      <w:pPr>
+        <w:pStyle w:val="1183"/>
+        <w:numPr>
+          <w:ilvl w:val="1"/>
+          <w:numId w:val="29"/>
+        </w:numPr>
+        <w:pBdr>
+          <w:top w:val="none" w:color="000000" w:sz="4" w:space="0"/>
+          <w:left w:val="none" w:color="000000" w:sz="4" w:space="0"/>
+          <w:bottom w:val="none" w:color="000000" w:sz="4" w:space="0"/>
+          <w:right w:val="none" w:color="000000" w:sz="4" w:space="0"/>
+        </w:pBdr>
+        <w:spacing w:before="0" w:line="276" w:lineRule="auto"/>
+        <w:ind w:right="0"/>
+        <w:rPr>
+          <w:sz w:val="22"/>
+          <w:szCs w:val="20"/>
+        </w:rPr>
+      </w:pPr>
+      <w:r>
+        <w:rPr>
+          <w:rFonts w:ascii="Arial" w:hAnsi="Arial" w:eastAsia="Arial" w:cs="Arial"/>
+          <w:b/>
+          <w:color w:val="000000"/>
+          <w:sz w:val="22"/>
+          <w:szCs w:val="20"/>
+        </w:rPr>
+        <w:t xml:space="preserve">Cultura de Transparencia Digital:</w:t>
+      </w:r>
+      <w:r>
+        <w:rPr>
+          <w:rFonts w:ascii="Arial" w:hAnsi="Arial" w:eastAsia="Arial" w:cs="Arial"/>
+          <w:color w:val="000000"/>
+          <w:sz w:val="22"/>
+          <w:szCs w:val="20"/>
+        </w:rPr>
+        <w:t xml:space="preserve"> Fomentamos la </w:t>
+      </w:r>
+      <w:r>
+        <w:rPr>
+          <w:rFonts w:ascii="Arial" w:hAnsi="Arial" w:eastAsia="Arial" w:cs="Arial"/>
+          <w:b/>
+          <w:color w:val="000000"/>
+          <w:sz w:val="22"/>
+          <w:szCs w:val="20"/>
+        </w:rPr>
+        <w:t xml:space="preserve">Responsabilidad Digital Colectiva</w:t>
+      </w:r>
+      <w:r>
+        <w:rPr>
+          <w:rFonts w:ascii="Arial" w:hAnsi="Arial" w:eastAsia="Arial" w:cs="Arial"/>
+          <w:color w:val="000000"/>
+          <w:sz w:val="22"/>
+          <w:szCs w:val="20"/>
+        </w:rPr>
+        <w:t xml:space="preserve">, permitiendo que comunidades y empresas locales se posicionen como líderes en sostenibilidad verificada. Esto genera un efecto de "presión social positiva" que acelera la adopción de hábitos de bajo consumo de datos y energía.</w:t>
+      </w:r>
+      <w:r>
+        <w:rPr>
+          <w:sz w:val="20"/>
+          <w:szCs w:val="20"/>
+        </w:rPr>
+      </w:r>
+    </w:p>
+    <w:p>
+      <w:pPr>
+        <w:pStyle w:val="1156"/>
+        <w:pBdr>
+          <w:top w:val="none" w:color="000000" w:sz="4" w:space="0"/>
+          <w:left w:val="none" w:color="000000" w:sz="4" w:space="0"/>
+          <w:bottom w:val="none" w:color="000000" w:sz="4" w:space="0"/>
+          <w:right w:val="none" w:color="000000" w:sz="4" w:space="0"/>
+        </w:pBdr>
+        <w:spacing w:before="0" w:line="276" w:lineRule="auto"/>
+        <w:ind w:right="0" w:firstLine="0" w:left="709"/>
+        <w:rPr>
+          <w:sz w:val="22"/>
+          <w:szCs w:val="20"/>
+        </w:rPr>
+      </w:pPr>
+      <w:r>
+        <w:rPr>
+          <w:rFonts w:ascii="Arial" w:hAnsi="Arial" w:eastAsia="Arial" w:cs="Arial"/>
+          <w:b/>
+          <w:color w:val="000000"/>
+          <w:sz w:val="22"/>
+          <w:szCs w:val="20"/>
+        </w:rPr>
+        <w:t xml:space="preserve">Impacto Medioambiental: Descarbonización Activa del Alcance 3</w:t>
+      </w:r>
+      <w:r>
+        <w:rPr>
+          <w:sz w:val="20"/>
+          <w:szCs w:val="20"/>
+        </w:rPr>
+      </w:r>
+    </w:p>
+    <w:p>
+      <w:pPr>
+        <w:pBdr>
+          <w:top w:val="none" w:color="000000" w:sz="4" w:space="0"/>
+          <w:left w:val="none" w:color="000000" w:sz="4" w:space="0"/>
+          <w:bottom w:val="none" w:color="000000" w:sz="4" w:space="0"/>
+          <w:right w:val="none" w:color="000000" w:sz="4" w:space="0"/>
+        </w:pBdr>
+        <w:spacing w:before="0" w:line="276" w:lineRule="auto"/>
+        <w:ind w:right="0" w:firstLine="0" w:left="709"/>
+        <w:rPr>
+          <w:sz w:val="22"/>
+          <w:szCs w:val="20"/>
+        </w:rPr>
+      </w:pPr>
+      <w:r>
+        <w:rPr>
+          <w:rFonts w:ascii="Arial" w:hAnsi="Arial" w:eastAsia="Arial" w:cs="Arial"/>
+          <w:color w:val="000000"/>
+          <w:sz w:val="22"/>
+          <w:szCs w:val="20"/>
+        </w:rPr>
+        <w:t xml:space="preserve">El proyecto aborda directamente la </w:t>
+      </w:r>
+      <w:r>
+        <w:rPr>
+          <w:rFonts w:ascii="Arial" w:hAnsi="Arial" w:eastAsia="Arial" w:cs="Arial"/>
+          <w:b/>
+          <w:color w:val="000000"/>
+          <w:sz w:val="22"/>
+          <w:szCs w:val="20"/>
+        </w:rPr>
+        <w:t xml:space="preserve">huella de carbono digital</w:t>
+      </w:r>
+      <w:r>
+        <w:rPr>
+          <w:rFonts w:ascii="Arial" w:hAnsi="Arial" w:eastAsia="Arial" w:cs="Arial"/>
+          <w:color w:val="000000"/>
+          <w:sz w:val="22"/>
+          <w:szCs w:val="20"/>
+        </w:rPr>
+        <w:t xml:space="preserve">, que es el vector de emisión con mayor crecimiento y menor monitorización en la actualidad.</w:t>
+      </w:r>
+      <w:r>
+        <w:rPr>
+          <w:sz w:val="20"/>
+          <w:szCs w:val="20"/>
+        </w:rPr>
+      </w:r>
+    </w:p>
+    <w:p>
+      <w:pPr>
+        <w:pStyle w:val="1183"/>
+        <w:numPr>
+          <w:ilvl w:val="1"/>
+          <w:numId w:val="30"/>
+        </w:numPr>
+        <w:pBdr>
+          <w:top w:val="none" w:color="000000" w:sz="4" w:space="0"/>
+          <w:left w:val="none" w:color="000000" w:sz="4" w:space="0"/>
+          <w:bottom w:val="none" w:color="000000" w:sz="4" w:space="0"/>
+          <w:right w:val="none" w:color="000000" w:sz="4" w:space="0"/>
+        </w:pBdr>
+        <w:spacing w:before="0" w:line="276" w:lineRule="auto"/>
+        <w:ind w:right="0"/>
+        <w:rPr>
+          <w:sz w:val="22"/>
+          <w:szCs w:val="20"/>
+        </w:rPr>
+      </w:pPr>
+      <w:r>
+        <w:rPr>
+          <w:rFonts w:ascii="Arial" w:hAnsi="Arial" w:eastAsia="Arial" w:cs="Arial"/>
+          <w:b/>
+          <w:color w:val="000000"/>
+          <w:sz w:val="22"/>
+          <w:szCs w:val="20"/>
+        </w:rPr>
+        <w:t xml:space="preserve">Mitigación de la "Sed de la IA":</w:t>
+      </w:r>
+      <w:r>
+        <w:rPr>
+          <w:rFonts w:ascii="Arial" w:hAnsi="Arial" w:eastAsia="Arial" w:cs="Arial"/>
+          <w:color w:val="000000"/>
+          <w:sz w:val="22"/>
+          <w:szCs w:val="20"/>
+        </w:rPr>
+        <w:t xml:space="preserve"> Al visibilizar el coste hídrico real (0.5 litros de agua por cada ciclo de consultas) y energético de la GenAI, NetZero actúa como un mecanismo de control de demanda, optimizando el uso de recursos críticos.</w:t>
+      </w:r>
+      <w:r>
+        <w:rPr>
+          <w:sz w:val="20"/>
+          <w:szCs w:val="20"/>
+        </w:rPr>
+      </w:r>
+    </w:p>
+    <w:p>
+      <w:pPr>
+        <w:pStyle w:val="1183"/>
+        <w:numPr>
+          <w:ilvl w:val="1"/>
+          <w:numId w:val="30"/>
+        </w:numPr>
+        <w:pBdr>
+          <w:top w:val="none" w:color="000000" w:sz="4" w:space="0"/>
+          <w:left w:val="none" w:color="000000" w:sz="4" w:space="0"/>
+          <w:bottom w:val="none" w:color="000000" w:sz="4" w:space="0"/>
+          <w:right w:val="none" w:color="000000" w:sz="4" w:space="0"/>
+        </w:pBdr>
+        <w:spacing w:before="0" w:line="276" w:lineRule="auto"/>
+        <w:ind w:right="0"/>
+        <w:rPr>
+          <w:sz w:val="22"/>
+          <w:szCs w:val="20"/>
+        </w:rPr>
+      </w:pPr>
+      <w:r>
+        <w:rPr>
+          <w:rFonts w:ascii="Arial" w:hAnsi="Arial" w:eastAsia="Arial" w:cs="Arial"/>
+          <w:b/>
+          <w:color w:val="000000"/>
+          <w:sz w:val="22"/>
+          <w:szCs w:val="20"/>
+        </w:rPr>
+        <w:t xml:space="preserve">Alineación con el Pacto Verde Europeo (2050):</w:t>
+      </w:r>
+      <w:r>
+        <w:rPr>
+          <w:rFonts w:ascii="Arial" w:hAnsi="Arial" w:eastAsia="Arial" w:cs="Arial"/>
+          <w:color w:val="000000"/>
+          <w:sz w:val="22"/>
+          <w:szCs w:val="20"/>
+        </w:rPr>
+        <w:t xml:space="preserve"> El proyecto proporciona la métrica necesaria para que los usuarios y organizaciones sean agentes activos en la transición hacia la </w:t>
+      </w:r>
+      <w:r>
+        <w:rPr>
+          <w:rFonts w:ascii="Arial" w:hAnsi="Arial" w:eastAsia="Arial" w:cs="Arial"/>
+          <w:b/>
+          <w:color w:val="000000"/>
+          <w:sz w:val="22"/>
+          <w:szCs w:val="20"/>
+        </w:rPr>
+        <w:t xml:space="preserve">Neutralidad Climática</w:t>
+      </w:r>
+      <w:r>
+        <w:rPr>
+          <w:rFonts w:ascii="Arial" w:hAnsi="Arial" w:eastAsia="Arial" w:cs="Arial"/>
+          <w:color w:val="000000"/>
+          <w:sz w:val="22"/>
+          <w:szCs w:val="20"/>
+        </w:rPr>
+        <w:t xml:space="preserve">. Al reducir el tráfico de datos innecesario y la redundancia en la nube, disminuimos la carga operativa de los Data Centers, responsables de un consumo eléctrico masivo a nivel global.</w:t>
+      </w:r>
+      <w:r>
+        <w:rPr>
+          <w:sz w:val="20"/>
+          <w:szCs w:val="20"/>
+        </w:rPr>
+      </w:r>
+    </w:p>
+    <w:p>
+      <w:pPr>
+        <w:pStyle w:val="1183"/>
+        <w:numPr>
+          <w:ilvl w:val="1"/>
+          <w:numId w:val="30"/>
+        </w:numPr>
+        <w:pBdr>
+          <w:top w:val="none" w:color="000000" w:sz="4" w:space="0"/>
+          <w:left w:val="none" w:color="000000" w:sz="4" w:space="0"/>
+          <w:bottom w:val="none" w:color="000000" w:sz="4" w:space="0"/>
+          <w:right w:val="none" w:color="000000" w:sz="4" w:space="0"/>
+        </w:pBdr>
+        <w:spacing w:before="0" w:line="276" w:lineRule="auto"/>
+        <w:ind w:right="0"/>
+        <w:rPr>
+          <w:sz w:val="22"/>
+          <w:szCs w:val="20"/>
+        </w:rPr>
+      </w:pPr>
+      <w:r>
+        <w:rPr>
+          <w:rFonts w:ascii="Arial" w:hAnsi="Arial" w:eastAsia="Arial" w:cs="Arial"/>
+          <w:b/>
+          <w:color w:val="000000"/>
+          <w:sz w:val="22"/>
+          <w:szCs w:val="20"/>
+        </w:rPr>
+        <w:t xml:space="preserve">Economía Circular Incentivada:</w:t>
+      </w:r>
+      <w:r>
+        <w:rPr>
+          <w:rFonts w:ascii="Arial" w:hAnsi="Arial" w:eastAsia="Arial" w:cs="Arial"/>
+          <w:color w:val="000000"/>
+          <w:sz w:val="22"/>
+          <w:szCs w:val="20"/>
+        </w:rPr>
+        <w:t xml:space="preserve"> A través de nuestro módulo de gestión de terminales, promovemos la extensión del ciclo de vida de los dispositivos y el reciclaje certificado de RAEE, combatiendo la obsolescencia programada.</w:t>
+      </w:r>
+      <w:r>
+        <w:rPr>
+          <w:sz w:val="20"/>
+          <w:szCs w:val="20"/>
+        </w:rPr>
+      </w:r>
+    </w:p>
+    <w:p>
+      <w:pPr>
+        <w:pStyle w:val="1156"/>
+        <w:pBdr>
+          <w:top w:val="none" w:color="000000" w:sz="4" w:space="0"/>
+          <w:left w:val="none" w:color="000000" w:sz="4" w:space="0"/>
+          <w:bottom w:val="none" w:color="000000" w:sz="4" w:space="0"/>
+          <w:right w:val="none" w:color="000000" w:sz="4" w:space="0"/>
+        </w:pBdr>
+        <w:spacing w:before="0" w:line="276" w:lineRule="auto"/>
+        <w:ind w:right="0" w:firstLine="0" w:left="709"/>
+        <w:rPr>
+          <w:sz w:val="22"/>
+          <w:szCs w:val="20"/>
+        </w:rPr>
+      </w:pPr>
+      <w:r>
+        <w:rPr>
+          <w:rFonts w:ascii="Arial" w:hAnsi="Arial" w:eastAsia="Arial" w:cs="Arial"/>
+          <w:b/>
+          <w:color w:val="000000"/>
+          <w:sz w:val="22"/>
+          <w:szCs w:val="20"/>
+        </w:rPr>
+        <w:t xml:space="preserve">Impacto Digital y Tecnológico: Soberanía del Dato y Edge Analytics</w:t>
+      </w:r>
+      <w:r>
+        <w:rPr>
+          <w:sz w:val="20"/>
+          <w:szCs w:val="20"/>
+        </w:rPr>
+      </w:r>
+    </w:p>
+    <w:p>
+      <w:pPr>
+        <w:pBdr>
+          <w:top w:val="none" w:color="000000" w:sz="4" w:space="0"/>
+          <w:left w:val="none" w:color="000000" w:sz="4" w:space="0"/>
+          <w:bottom w:val="none" w:color="000000" w:sz="4" w:space="0"/>
+          <w:right w:val="none" w:color="000000" w:sz="4" w:space="0"/>
+        </w:pBdr>
+        <w:spacing w:before="0" w:line="276" w:lineRule="auto"/>
+        <w:ind w:right="0" w:firstLine="0" w:left="709"/>
+        <w:rPr>
+          <w:sz w:val="22"/>
+          <w:szCs w:val="20"/>
+        </w:rPr>
+      </w:pPr>
+      <w:r>
+        <w:rPr>
+          <w:rFonts w:ascii="Arial" w:hAnsi="Arial" w:eastAsia="Arial" w:cs="Arial"/>
+          <w:color w:val="000000"/>
+          <w:sz w:val="22"/>
+          <w:szCs w:val="20"/>
+        </w:rPr>
+        <w:t xml:space="preserve">NetZero representa la vanguardia de la tecnología responsable (</w:t>
+      </w:r>
+      <w:r>
+        <w:rPr>
+          <w:rFonts w:ascii="Arial" w:hAnsi="Arial" w:eastAsia="Arial" w:cs="Arial"/>
+          <w:i/>
+          <w:color w:val="000000"/>
+          <w:sz w:val="22"/>
+          <w:szCs w:val="20"/>
+        </w:rPr>
+        <w:t xml:space="preserve">Tech for Good</w:t>
+      </w:r>
+      <w:r>
+        <w:rPr>
+          <w:rFonts w:ascii="Arial" w:hAnsi="Arial" w:eastAsia="Arial" w:cs="Arial"/>
+          <w:color w:val="000000"/>
+          <w:sz w:val="22"/>
+          <w:szCs w:val="20"/>
+        </w:rPr>
+        <w:t xml:space="preserve">), priorizando la eficiencia computacional y la seguridad.</w:t>
+      </w:r>
+      <w:r>
+        <w:rPr>
+          <w:sz w:val="20"/>
+          <w:szCs w:val="20"/>
+        </w:rPr>
+      </w:r>
+    </w:p>
+    <w:p>
+      <w:pPr>
+        <w:pStyle w:val="1183"/>
+        <w:numPr>
+          <w:ilvl w:val="1"/>
+          <w:numId w:val="31"/>
+        </w:numPr>
+        <w:pBdr>
+          <w:top w:val="none" w:color="000000" w:sz="4" w:space="0"/>
+          <w:left w:val="none" w:color="000000" w:sz="4" w:space="0"/>
+          <w:bottom w:val="none" w:color="000000" w:sz="4" w:space="0"/>
+          <w:right w:val="none" w:color="000000" w:sz="4" w:space="0"/>
+        </w:pBdr>
+        <w:spacing w:before="0" w:line="276" w:lineRule="auto"/>
+        <w:ind w:right="0"/>
+        <w:rPr>
+          <w:sz w:val="22"/>
+          <w:szCs w:val="20"/>
+        </w:rPr>
+      </w:pPr>
+      <w:r>
+        <w:rPr>
+          <w:rFonts w:ascii="Arial" w:hAnsi="Arial" w:eastAsia="Arial" w:cs="Arial"/>
+          <w:b/>
+          <w:color w:val="000000"/>
+          <w:sz w:val="22"/>
+          <w:szCs w:val="20"/>
+        </w:rPr>
+        <w:t xml:space="preserve">Arquitectura de Edge Computing:</w:t>
+      </w:r>
+      <w:r>
+        <w:rPr>
+          <w:rFonts w:ascii="Arial" w:hAnsi="Arial" w:eastAsia="Arial" w:cs="Arial"/>
+          <w:color w:val="000000"/>
+          <w:sz w:val="22"/>
+          <w:szCs w:val="20"/>
+        </w:rPr>
+        <w:t xml:space="preserve"> A diferencia de las soluciones en la nube, NetZero procesa el </w:t>
+      </w:r>
+      <w:r>
+        <w:rPr>
+          <w:rFonts w:ascii="Arial" w:hAnsi="Arial" w:eastAsia="Arial" w:cs="Arial"/>
+          <w:b/>
+          <w:color w:val="000000"/>
+          <w:sz w:val="22"/>
+          <w:szCs w:val="20"/>
+        </w:rPr>
+        <w:t xml:space="preserve">análisis de paquetes y consumo de CPU localmente en el terminal</w:t>
+      </w:r>
+      <w:r>
+        <w:rPr>
+          <w:rFonts w:ascii="Arial" w:hAnsi="Arial" w:eastAsia="Arial" w:cs="Arial"/>
+          <w:color w:val="000000"/>
+          <w:sz w:val="22"/>
+          <w:szCs w:val="20"/>
+        </w:rPr>
+        <w:t xml:space="preserve">. Esto minimiza la latencia y elimina el consumo energético adicional que supondría enviar gigabytes de registros a un servidor externo para su análisis.</w:t>
+      </w:r>
+      <w:r>
+        <w:rPr>
+          <w:sz w:val="20"/>
+          <w:szCs w:val="20"/>
+        </w:rPr>
+      </w:r>
+    </w:p>
+    <w:p>
+      <w:pPr>
+        <w:pStyle w:val="1183"/>
+        <w:numPr>
+          <w:ilvl w:val="1"/>
+          <w:numId w:val="31"/>
+        </w:numPr>
+        <w:pBdr>
+          <w:top w:val="none" w:color="000000" w:sz="4" w:space="0"/>
+          <w:left w:val="none" w:color="000000" w:sz="4" w:space="0"/>
+          <w:bottom w:val="none" w:color="000000" w:sz="4" w:space="0"/>
+          <w:right w:val="none" w:color="000000" w:sz="4" w:space="0"/>
+        </w:pBdr>
+        <w:spacing w:before="0" w:line="276" w:lineRule="auto"/>
+        <w:ind w:right="0"/>
+        <w:rPr>
+          <w:sz w:val="22"/>
+          <w:szCs w:val="20"/>
+        </w:rPr>
+      </w:pPr>
+      <w:r>
+        <w:rPr>
+          <w:rFonts w:ascii="Arial" w:hAnsi="Arial" w:eastAsia="Arial" w:cs="Arial"/>
+          <w:b/>
+          <w:color w:val="000000"/>
+          <w:sz w:val="22"/>
+          <w:szCs w:val="20"/>
+        </w:rPr>
+        <w:t xml:space="preserve">Privacidad por Diseño (Privacy by Design - RGPD):</w:t>
+      </w:r>
+      <w:r>
+        <w:rPr>
+          <w:rFonts w:ascii="Arial" w:hAnsi="Arial" w:eastAsia="Arial" w:cs="Arial"/>
+          <w:color w:val="000000"/>
+          <w:sz w:val="22"/>
+          <w:szCs w:val="20"/>
+        </w:rPr>
+        <w:t xml:space="preserve"> Al procesar los datos </w:t>
+      </w:r>
+      <w:r>
+        <w:rPr>
+          <w:rFonts w:ascii="Arial" w:hAnsi="Arial" w:eastAsia="Arial" w:cs="Arial"/>
+          <w:i/>
+          <w:color w:val="000000"/>
+          <w:sz w:val="22"/>
+          <w:szCs w:val="20"/>
+        </w:rPr>
+        <w:t xml:space="preserve">in-situ</w:t>
+      </w:r>
+      <w:r>
+        <w:rPr>
+          <w:rFonts w:ascii="Arial" w:hAnsi="Arial" w:eastAsia="Arial" w:cs="Arial"/>
+          <w:color w:val="000000"/>
+          <w:sz w:val="22"/>
+          <w:szCs w:val="20"/>
+        </w:rPr>
+        <w:t xml:space="preserve">, garantizamos que la información sensible del usuario nunca abandone el dispositivo. Cumplimos estrictamente con el </w:t>
+      </w:r>
+      <w:r>
+        <w:rPr>
+          <w:rFonts w:ascii="Arial" w:hAnsi="Arial" w:eastAsia="Arial" w:cs="Arial"/>
+          <w:b/>
+          <w:color w:val="000000"/>
+          <w:sz w:val="22"/>
+          <w:szCs w:val="20"/>
+        </w:rPr>
+        <w:t xml:space="preserve">RGPD</w:t>
+      </w:r>
+      <w:r>
+        <w:rPr>
+          <w:rFonts w:ascii="Arial" w:hAnsi="Arial" w:eastAsia="Arial" w:cs="Arial"/>
+          <w:color w:val="000000"/>
+          <w:sz w:val="22"/>
+          <w:szCs w:val="20"/>
+        </w:rPr>
+        <w:t xml:space="preserve">, ofreciendo una analítica de </w:t>
+      </w:r>
+      <w:r>
+        <w:rPr>
+          <w:rFonts w:ascii="Arial" w:hAnsi="Arial" w:eastAsia="Arial" w:cs="Arial"/>
+          <w:b/>
+          <w:color w:val="000000"/>
+          <w:sz w:val="22"/>
+          <w:szCs w:val="20"/>
+        </w:rPr>
+        <w:t xml:space="preserve">alta fidelidad</w:t>
+      </w:r>
+      <w:r>
+        <w:rPr>
+          <w:rFonts w:ascii="Arial" w:hAnsi="Arial" w:eastAsia="Arial" w:cs="Arial"/>
+          <w:color w:val="000000"/>
+          <w:sz w:val="22"/>
+          <w:szCs w:val="20"/>
+        </w:rPr>
+        <w:t xml:space="preserve"> sin comprometer la integridad ni la soberanía de los datos personales.</w:t>
+      </w:r>
+      <w:r>
+        <w:rPr>
+          <w:sz w:val="20"/>
+          <w:szCs w:val="20"/>
+        </w:rPr>
+      </w:r>
+    </w:p>
+    <w:p>
+      <w:pPr>
+        <w:pStyle w:val="1183"/>
+        <w:numPr>
+          <w:ilvl w:val="1"/>
+          <w:numId w:val="31"/>
+        </w:numPr>
+        <w:pBdr>
+          <w:top w:val="none" w:color="000000" w:sz="4" w:space="0"/>
+          <w:left w:val="none" w:color="000000" w:sz="4" w:space="0"/>
+          <w:bottom w:val="none" w:color="000000" w:sz="4" w:space="0"/>
+          <w:right w:val="none" w:color="000000" w:sz="4" w:space="0"/>
+        </w:pBdr>
+        <w:spacing w:before="0" w:line="276" w:lineRule="auto"/>
+        <w:ind w:right="0"/>
+        <w:rPr>
+          <w:sz w:val="22"/>
+          <w:szCs w:val="20"/>
+        </w:rPr>
+      </w:pPr>
+      <w:r>
+        <w:rPr>
+          <w:rFonts w:ascii="Arial" w:hAnsi="Arial" w:eastAsia="Arial" w:cs="Arial"/>
+          <w:b/>
+          <w:color w:val="000000"/>
+          <w:sz w:val="22"/>
+          <w:szCs w:val="20"/>
+        </w:rPr>
+        <w:t xml:space="preserve">Interoperabilidad B2B:</w:t>
+      </w:r>
+      <w:r>
+        <w:rPr>
+          <w:rFonts w:ascii="Arial" w:hAnsi="Arial" w:eastAsia="Arial" w:cs="Arial"/>
+          <w:color w:val="000000"/>
+          <w:sz w:val="22"/>
+          <w:szCs w:val="20"/>
+        </w:rPr>
+        <w:t xml:space="preserve"> La solución integra una </w:t>
+      </w:r>
+      <w:r>
+        <w:rPr>
+          <w:rFonts w:ascii="Arial" w:hAnsi="Arial" w:eastAsia="Arial" w:cs="Arial"/>
+          <w:b/>
+          <w:color w:val="000000"/>
+          <w:sz w:val="22"/>
+          <w:szCs w:val="20"/>
+        </w:rPr>
+        <w:t xml:space="preserve">API de Reporte de Sostenibilidad</w:t>
+      </w:r>
+      <w:r>
+        <w:rPr>
+          <w:rFonts w:ascii="Arial" w:hAnsi="Arial" w:eastAsia="Arial" w:cs="Arial"/>
+          <w:color w:val="000000"/>
+          <w:sz w:val="22"/>
+          <w:szCs w:val="20"/>
+        </w:rPr>
+        <w:t xml:space="preserve"> que se conecta con sistemas ERP de gestión empresarial, automatizando la recopilación de datos para auditorías ambientales bajo el estándar </w:t>
+      </w:r>
+      <w:r>
+        <w:rPr>
+          <w:rFonts w:ascii="Arial" w:hAnsi="Arial" w:eastAsia="Arial" w:cs="Arial"/>
+          <w:b/>
+          <w:color w:val="000000"/>
+          <w:sz w:val="22"/>
+          <w:szCs w:val="20"/>
+        </w:rPr>
+        <w:t xml:space="preserve">ISO 14064-1</w:t>
+      </w:r>
+      <w:r>
+        <w:rPr>
+          <w:rFonts w:ascii="Arial" w:hAnsi="Arial" w:eastAsia="Arial" w:cs="Arial"/>
+          <w:color w:val="000000"/>
+          <w:sz w:val="22"/>
+          <w:szCs w:val="20"/>
+        </w:rPr>
+        <w:t xml:space="preserve"> y la </w:t>
+      </w:r>
+      <w:r>
+        <w:rPr>
+          <w:rFonts w:ascii="Arial" w:hAnsi="Arial" w:eastAsia="Arial" w:cs="Arial"/>
+          <w:b/>
+          <w:color w:val="000000"/>
+          <w:sz w:val="22"/>
+          <w:szCs w:val="20"/>
+        </w:rPr>
+        <w:t xml:space="preserve">Directiva CSRD</w:t>
+      </w:r>
+      <w:r>
+        <w:rPr>
+          <w:rFonts w:ascii="Arial" w:hAnsi="Arial" w:eastAsia="Arial" w:cs="Arial"/>
+          <w:color w:val="000000"/>
+          <w:sz w:val="22"/>
+          <w:szCs w:val="20"/>
+        </w:rPr>
+        <w:t xml:space="preserve">.</w:t>
+      </w:r>
+      <w:r>
+        <w:rPr>
+          <w:sz w:val="20"/>
+          <w:szCs w:val="20"/>
+        </w:rPr>
+      </w:r>
+    </w:p>
+    <w:p>
+      <w:pPr>
+        <w:pBdr>
+          <w:top w:val="none" w:color="000000" w:sz="4" w:space="0"/>
+          <w:left w:val="none" w:color="000000" w:sz="4" w:space="0"/>
+          <w:bottom w:val="none" w:color="000000" w:sz="4" w:space="0"/>
+          <w:right w:val="none" w:color="000000" w:sz="4" w:space="0"/>
+        </w:pBdr>
+        <w:spacing/>
+        <w:ind w:right="0" w:firstLine="0" w:left="709"/>
+        <w:jc w:val="both"/>
+        <w:rPr>
+          <w:rFonts w:ascii="Times New Roman" w:hAnsi="Times New Roman" w:eastAsia="Times New Roman" w:cs="Times New Roman"/>
+          <w:sz w:val="24"/>
+          <w:szCs w:val="24"/>
+        </w:rPr>
+      </w:pPr>
+      <w:r>
+        <w:rPr>
+          <w:rFonts w:ascii="Times New Roman" w:hAnsi="Times New Roman" w:eastAsia="Times New Roman" w:cs="Times New Roman"/>
+          <w:sz w:val="24"/>
+          <w:szCs w:val="24"/>
+        </w:rPr>
+      </w:r>
+      <w:r>
+        <w:rPr>
+          <w:rFonts w:ascii="Times New Roman" w:hAnsi="Times New Roman" w:eastAsia="Times New Roman" w:cs="Times New Roman"/>
+          <w:sz w:val="24"/>
+          <w:szCs w:val="24"/>
+        </w:rPr>
+      </w:r>
+      <w:r>
+        <w:rPr>
+          <w:rFonts w:ascii="Times New Roman" w:hAnsi="Times New Roman" w:eastAsia="Times New Roman" w:cs="Times New Roman"/>
+          <w:sz w:val="24"/>
+          <w:szCs w:val="24"/>
+        </w:rPr>
+      </w:r>
+    </w:p>
+    <w:p>
+      <w:pPr>
+        <w:pBdr>
+          <w:top w:val="none" w:color="000000" w:sz="4" w:space="0"/>
+          <w:left w:val="none" w:color="000000" w:sz="4" w:space="0"/>
+          <w:bottom w:val="none" w:color="000000" w:sz="4" w:space="0"/>
+          <w:right w:val="none" w:color="000000" w:sz="4" w:space="0"/>
+        </w:pBdr>
+        <w:spacing/>
+        <w:ind w:right="0" w:firstLine="0" w:left="709"/>
+        <w:rPr/>
+      </w:pPr>
+      <w:r>
+        <w:rPr>
+          <w:b/>
+          <w:bCs/>
+        </w:rPr>
+        <w:t xml:space="preserve">Innovación</w:t>
+      </w:r>
+      <w:r>
+        <w:t xml:space="preserve">: La innovación disruptiva de NetZero es la Certificación Normativa Automatizada. No solo medimos, validamos:</w:t>
+      </w:r>
+      <w:r/>
+    </w:p>
+    <w:p>
+      <w:pPr>
+        <w:pStyle w:val="1183"/>
+        <w:numPr>
+          <w:ilvl w:val="1"/>
+          <w:numId w:val="32"/>
+        </w:numPr>
+        <w:pBdr>
+          <w:top w:val="none" w:color="000000" w:sz="4" w:space="0"/>
+          <w:left w:val="none" w:color="000000" w:sz="4" w:space="0"/>
+          <w:bottom w:val="none" w:color="000000" w:sz="4" w:space="0"/>
+          <w:right w:val="none" w:color="000000" w:sz="4" w:space="0"/>
+        </w:pBdr>
+        <w:spacing/>
+        <w:ind w:right="0"/>
+        <w:rPr/>
+      </w:pPr>
+      <w:r>
+        <w:t xml:space="preserve">Sello NetZero: Un sistema de niveles (Oro, Plata, Bronce) blindado por la Directiva (UE) 2024/825 contra el greenwashing.</w:t>
+      </w:r>
+      <w:r/>
+    </w:p>
+    <w:p>
+      <w:pPr>
+        <w:pStyle w:val="1183"/>
+        <w:numPr>
+          <w:ilvl w:val="1"/>
+          <w:numId w:val="32"/>
+        </w:numPr>
+        <w:pBdr>
+          <w:top w:val="none" w:color="000000" w:sz="4" w:space="0"/>
+          <w:left w:val="none" w:color="000000" w:sz="4" w:space="0"/>
+          <w:bottom w:val="none" w:color="000000" w:sz="4" w:space="0"/>
+          <w:right w:val="none" w:color="000000" w:sz="4" w:space="0"/>
+        </w:pBdr>
+        <w:spacing/>
+        <w:ind w:right="0"/>
+        <w:rPr/>
+      </w:pPr>
+      <w:r>
+        <w:t xml:space="preserve">Compliance Legal: Es la primera herramienta en España diseñada nativamente para facilitar el registro obligatorio de huella de carbono según el RD 214/2025.</w:t>
+      </w:r>
+      <w:r/>
+    </w:p>
+    <w:p>
+      <w:pPr>
+        <w:pBdr>
+          <w:top w:val="none" w:color="000000" w:sz="4" w:space="0"/>
+          <w:left w:val="none" w:color="000000" w:sz="4" w:space="0"/>
+          <w:bottom w:val="none" w:color="000000" w:sz="4" w:space="0"/>
+          <w:right w:val="none" w:color="000000" w:sz="4" w:space="0"/>
+        </w:pBdr>
+        <w:spacing/>
+        <w:ind w:right="0" w:firstLine="0" w:left="709"/>
+        <w:jc w:val="both"/>
+        <w:rPr>
+          <w:rFonts w:ascii="Times New Roman" w:hAnsi="Times New Roman" w:eastAsia="Times New Roman" w:cs="Times New Roman"/>
+          <w:sz w:val="24"/>
+          <w:szCs w:val="24"/>
+        </w:rPr>
+      </w:pPr>
+      <w:r>
+        <w:rPr>
+          <w:rFonts w:ascii="Times New Roman" w:hAnsi="Times New Roman" w:eastAsia="Times New Roman" w:cs="Times New Roman"/>
+          <w:sz w:val="24"/>
+        </w:rPr>
+      </w:r>
+      <w:r>
+        <w:rPr>
+          <w:rFonts w:ascii="Times New Roman" w:hAnsi="Times New Roman" w:eastAsia="Times New Roman" w:cs="Times New Roman"/>
+          <w:sz w:val="24"/>
+        </w:rPr>
+      </w:r>
+    </w:p>
+    <w:p>
+      <w:pPr>
+        <w:pBdr>
+          <w:top w:val="none" w:color="000000" w:sz="4" w:space="0"/>
+          <w:left w:val="none" w:color="000000" w:sz="4" w:space="0"/>
+          <w:bottom w:val="none" w:color="000000" w:sz="4" w:space="0"/>
+          <w:right w:val="none" w:color="000000" w:sz="4" w:space="0"/>
+        </w:pBdr>
+        <w:spacing/>
+        <w:ind w:right="0" w:firstLine="0" w:left="709"/>
+        <w:jc w:val="both"/>
+        <w:rPr>
+          <w:b/>
+          <w:bCs/>
+          <w:sz w:val="28"/>
+          <w:szCs w:val="28"/>
+          <w:highlight w:val="none"/>
+        </w:rPr>
+      </w:pPr>
+      <w:r>
+        <w:rPr>
+          <w:b/>
+          <w:bCs/>
+          <w:sz w:val="28"/>
+          <w:szCs w:val="28"/>
+          <w:lang w:val="es-ES"/>
+        </w:rPr>
+        <w:t xml:space="preserve">Análisis de la competitividad:</w:t>
+      </w:r>
+      <w:r>
+        <w:rPr>
+          <w:rFonts w:ascii="Times New Roman" w:hAnsi="Times New Roman" w:eastAsia="Times New Roman" w:cs="Times New Roman"/>
+          <w:b/>
+          <w:bCs/>
+          <w:sz w:val="32"/>
+          <w:szCs w:val="32"/>
+        </w:rPr>
+      </w:r>
+    </w:p>
+    <w:p>
+      <w:pPr>
+        <w:pBdr>
+          <w:top w:val="none" w:color="000000" w:sz="4" w:space="0"/>
+          <w:left w:val="none" w:color="000000" w:sz="4" w:space="0"/>
+          <w:bottom w:val="none" w:color="000000" w:sz="4" w:space="0"/>
+          <w:right w:val="none" w:color="000000" w:sz="4" w:space="0"/>
+        </w:pBdr>
+        <w:spacing/>
+        <w:ind w:right="0" w:firstLine="0" w:left="709"/>
+        <w:jc w:val="both"/>
+        <w:rPr>
+          <w:rFonts w:ascii="Times New Roman" w:hAnsi="Times New Roman" w:eastAsia="Times New Roman" w:cs="Times New Roman"/>
+          <w:sz w:val="24"/>
+          <w:szCs w:val="24"/>
+        </w:rPr>
+      </w:pPr>
+      <w:r>
+        <w:rPr>
+          <w:rFonts w:ascii="Times New Roman" w:hAnsi="Times New Roman" w:eastAsia="Times New Roman" w:cs="Times New Roman"/>
+          <w:sz w:val="24"/>
+          <w:szCs w:val="24"/>
+        </w:rPr>
+      </w:r>
+      <w:r>
+        <w:rPr>
+          <w:rFonts w:ascii="Times New Roman" w:hAnsi="Times New Roman" w:eastAsia="Times New Roman" w:cs="Times New Roman"/>
+          <w:sz w:val="24"/>
+          <w:szCs w:val="24"/>
+        </w:rPr>
+      </w:r>
+      <w:r>
+        <w:rPr>
+          <w:rFonts w:ascii="Times New Roman" w:hAnsi="Times New Roman" w:eastAsia="Times New Roman" w:cs="Times New Roman"/>
+          <w:sz w:val="24"/>
+          <w:szCs w:val="24"/>
+        </w:rPr>
+      </w:r>
+    </w:p>
+    <w:tbl>
+      <w:tblPr>
+        <w:tblStyle w:val="1164"/>
+        <w:tblInd w:w="0" w:type="dxa"/>
+        <w:tblW w:w="0" w:type="auto"/>
+        <w:tblBorders>
+          <w:top w:val="none" w:color="000000" w:sz="4" w:space="0"/>
+          <w:left w:val="none" w:color="000000" w:sz="4" w:space="0"/>
+          <w:bottom w:val="none" w:color="000000" w:sz="4" w:space="0"/>
+          <w:right w:val="none" w:color="000000" w:sz="4" w:space="0"/>
+          <w:insideH w:val="none" w:color="000000" w:sz="4" w:space="0"/>
+          <w:insideV w:val="none" w:color="000000" w:sz="4" w:space="0"/>
+        </w:tblBorders>
+        <w:tblLayout w:type="autofit"/>
+        <w:tblLook w:val="04A0" w:firstRow="1" w:lastRow="0" w:firstColumn="1" w:lastColumn="0" w:noHBand="0" w:noVBand="1"/>
+      </w:tblPr>
+      <w:tblGrid>
+        <w:gridCol w:w="3068"/>
+        <w:gridCol w:w="3681"/>
+        <w:gridCol w:w="6376"/>
+        <w:gridCol w:w="9098"/>
+      </w:tblGrid>
+      <w:tr>
+        <w:trPr/>
+        <w:tc>
+          <w:tcPr>
+            <w:shd w:val="clear" w:color="efefef" w:fill="efefef"/>
+            <w:tcBorders>
+              <w:top w:val="single" w:color="1f1f1f" w:sz="6" w:space="0"/>
+              <w:left w:val="single" w:color="1f1f1f" w:sz="6" w:space="0"/>
+              <w:bottom w:val="single" w:color="1f1f1f" w:sz="6" w:space="0"/>
+              <w:right w:val="single" w:color="1f1f1f" w:sz="6" w:space="0"/>
+            </w:tcBorders>
+            <w:tcMar>
+              <w:left w:w="0" w:type="dxa"/>
+              <w:top w:w="240" w:type="dxa"/>
+              <w:right w:w="180" w:type="dxa"/>
+              <w:bottom w:w="240" w:type="dxa"/>
+            </w:tcMar>
+            <w:tcW w:w="3068" w:type="dxa"/>
+            <w:vAlign w:val="center"/>
+            <w:textDirection w:val="lrTb"/>
+            <w:noWrap w:val="false"/>
+          </w:tcPr>
+          <w:p>
+            <w:pPr>
+              <w:pBdr/>
+              <w:shd w:val="nil"/>
+              <w:spacing/>
+              <w:ind/>
+              <w:rPr>
+                <w14:ligatures w14:val="none"/>
+              </w:rPr>
+            </w:pPr>
+            <w:r>
+              <w:t xml:space="preserve">Tipo de Proyecto</w:t>
+            </w:r>
+            <w:r/>
+          </w:p>
+        </w:tc>
+        <w:tc>
+          <w:tcPr>
+            <w:shd w:val="clear" w:color="efefef" w:fill="efefef"/>
+            <w:tcBorders>
+              <w:top w:val="single" w:color="1f1f1f" w:sz="6" w:space="0"/>
+              <w:left w:val="single" w:color="1f1f1f" w:sz="6" w:space="0"/>
+              <w:bottom w:val="single" w:color="1f1f1f" w:sz="6" w:space="0"/>
+              <w:right w:val="single" w:color="1f1f1f" w:sz="6" w:space="0"/>
+            </w:tcBorders>
+            <w:tcMar>
+              <w:left w:w="0" w:type="dxa"/>
+              <w:top w:w="240" w:type="dxa"/>
+              <w:right w:w="180" w:type="dxa"/>
+              <w:bottom w:w="240" w:type="dxa"/>
+            </w:tcMar>
+            <w:tcW w:w="3681" w:type="dxa"/>
+            <w:vAlign w:val="center"/>
+            <w:textDirection w:val="lrTb"/>
+            <w:noWrap w:val="false"/>
+          </w:tcPr>
+          <w:p>
+            <w:pPr>
+              <w:pBdr/>
+              <w:shd w:val="nil"/>
+              <w:spacing/>
+              <w:ind/>
+              <w:rPr>
+                <w14:ligatures w14:val="none"/>
+              </w:rPr>
+            </w:pPr>
+            <w:r>
+              <w:t xml:space="preserve">Ejemplos (Nacionales/UE)</w:t>
+            </w:r>
+            <w:r/>
+          </w:p>
+        </w:tc>
+        <w:tc>
+          <w:tcPr>
+            <w:shd w:val="clear" w:color="efefef" w:fill="efefef"/>
+            <w:tcBorders>
+              <w:top w:val="single" w:color="1f1f1f" w:sz="6" w:space="0"/>
+              <w:left w:val="single" w:color="1f1f1f" w:sz="6" w:space="0"/>
+              <w:bottom w:val="single" w:color="1f1f1f" w:sz="6" w:space="0"/>
+              <w:right w:val="single" w:color="1f1f1f" w:sz="6" w:space="0"/>
+            </w:tcBorders>
+            <w:tcMar>
+              <w:left w:w="0" w:type="dxa"/>
+              <w:top w:w="240" w:type="dxa"/>
+              <w:right w:w="180" w:type="dxa"/>
+              <w:bottom w:w="240" w:type="dxa"/>
+            </w:tcMar>
+            <w:tcW w:w="6376" w:type="dxa"/>
+            <w:vAlign w:val="center"/>
+            <w:textDirection w:val="lrTb"/>
+            <w:noWrap w:val="false"/>
+          </w:tcPr>
+          <w:p>
+            <w:pPr>
+              <w:pBdr/>
+              <w:shd w:val="nil"/>
+              <w:spacing/>
+              <w:ind/>
+              <w:rPr>
+                <w14:ligatures w14:val="none"/>
+              </w:rPr>
+            </w:pPr>
+            <w:r>
+              <w:t xml:space="preserve">Limitación Principal</w:t>
+            </w:r>
+            <w:r/>
+          </w:p>
+        </w:tc>
+        <w:tc>
+          <w:tcPr>
+            <w:shd w:val="clear" w:color="efefef" w:fill="efefef"/>
+            <w:tcBorders>
+              <w:top w:val="single" w:color="1f1f1f" w:sz="6" w:space="0"/>
+              <w:left w:val="single" w:color="1f1f1f" w:sz="6" w:space="0"/>
+              <w:bottom w:val="single" w:color="1f1f1f" w:sz="6" w:space="0"/>
+              <w:right w:val="single" w:color="1f1f1f" w:sz="6" w:space="0"/>
+            </w:tcBorders>
+            <w:tcMar>
+              <w:left w:w="0" w:type="dxa"/>
+              <w:top w:w="240" w:type="dxa"/>
+              <w:right w:w="0" w:type="dxa"/>
+              <w:bottom w:w="240" w:type="dxa"/>
+            </w:tcMar>
+            <w:tcW w:w="9098" w:type="dxa"/>
+            <w:vAlign w:val="center"/>
+            <w:textDirection w:val="lrTb"/>
+            <w:noWrap w:val="false"/>
+          </w:tcPr>
+          <w:p>
+            <w:pPr>
+              <w:pBdr/>
+              <w:shd w:val="nil"/>
+              <w:spacing/>
+              <w:ind/>
+              <w:rPr>
+                <w14:ligatures w14:val="none"/>
+              </w:rPr>
+            </w:pPr>
+            <w:r>
+              <w:t xml:space="preserve">Ventaja de NetZero</w:t>
+            </w:r>
+            <w:r/>
+          </w:p>
+        </w:tc>
+      </w:tr>
+      <w:tr>
+        <w:trPr/>
+        <w:tc>
+          <w:tcPr>
+            <w:tcBorders>
+              <w:top w:val="single" w:color="1f1f1f" w:sz="6" w:space="0"/>
+              <w:left w:val="single" w:color="1f1f1f" w:sz="6" w:space="0"/>
+              <w:bottom w:val="single" w:color="1f1f1f" w:sz="6" w:space="0"/>
+              <w:right w:val="single" w:color="1f1f1f" w:sz="6" w:space="0"/>
+            </w:tcBorders>
+            <w:tcMar>
+              <w:left w:w="0" w:type="dxa"/>
+              <w:top w:w="240" w:type="dxa"/>
+              <w:right w:w="180" w:type="dxa"/>
+              <w:bottom w:w="240" w:type="dxa"/>
+            </w:tcMar>
+            <w:tcW w:w="3068" w:type="dxa"/>
+            <w:vAlign w:val="center"/>
+            <w:textDirection w:val="lrTb"/>
+            <w:noWrap w:val="false"/>
+          </w:tcPr>
+          <w:p>
+            <w:pPr>
+              <w:pBdr/>
+              <w:shd w:val="clear" w:color="ffffff" w:themeColor="background1" w:fill="ffffff" w:themeFill="background1"/>
+              <w:spacing/>
+              <w:ind/>
+              <w:rPr>
+                <w14:ligatures w14:val="none"/>
+              </w:rPr>
+            </w:pPr>
+            <w:r>
+              <w:t xml:space="preserve">Apps de Bienestar Digital</w:t>
+            </w:r>
+            <w:r/>
+          </w:p>
+        </w:tc>
+        <w:tc>
+          <w:tcPr>
+            <w:tcBorders>
+              <w:top w:val="single" w:color="1f1f1f" w:sz="6" w:space="0"/>
+              <w:left w:val="single" w:color="1f1f1f" w:sz="6" w:space="0"/>
+              <w:bottom w:val="single" w:color="1f1f1f" w:sz="6" w:space="0"/>
+              <w:right w:val="single" w:color="1f1f1f" w:sz="6" w:space="0"/>
+            </w:tcBorders>
+            <w:tcMar>
+              <w:left w:w="0" w:type="dxa"/>
+              <w:top w:w="240" w:type="dxa"/>
+              <w:right w:w="180" w:type="dxa"/>
+              <w:bottom w:w="240" w:type="dxa"/>
+            </w:tcMar>
+            <w:tcW w:w="3681" w:type="dxa"/>
+            <w:vAlign w:val="center"/>
+            <w:textDirection w:val="lrTb"/>
+            <w:noWrap w:val="false"/>
+          </w:tcPr>
+          <w:p>
+            <w:pPr>
+              <w:pBdr/>
+              <w:shd w:val="nil"/>
+              <w:spacing/>
+              <w:ind/>
+              <w:rPr>
+                <w14:ligatures w14:val="none"/>
+              </w:rPr>
+            </w:pPr>
+            <w:r>
+              <w:t xml:space="preserve">Forest, Screen Time (iOS/Android)</w:t>
+            </w:r>
+            <w:r/>
+          </w:p>
+        </w:tc>
+        <w:tc>
+          <w:tcPr>
+            <w:tcBorders>
+              <w:top w:val="single" w:color="1f1f1f" w:sz="6" w:space="0"/>
+              <w:left w:val="single" w:color="1f1f1f" w:sz="6" w:space="0"/>
+              <w:bottom w:val="single" w:color="1f1f1f" w:sz="6" w:space="0"/>
+              <w:right w:val="single" w:color="1f1f1f" w:sz="6" w:space="0"/>
+            </w:tcBorders>
+            <w:tcMar>
+              <w:left w:w="0" w:type="dxa"/>
+              <w:top w:w="240" w:type="dxa"/>
+              <w:right w:w="180" w:type="dxa"/>
+              <w:bottom w:w="240" w:type="dxa"/>
+            </w:tcMar>
+            <w:tcW w:w="6376" w:type="dxa"/>
+            <w:vAlign w:val="center"/>
+            <w:textDirection w:val="lrTb"/>
+            <w:noWrap w:val="false"/>
+          </w:tcPr>
+          <w:p>
+            <w:pPr>
+              <w:pBdr/>
+              <w:shd w:val="nil"/>
+              <w:spacing/>
+              <w:ind/>
+              <w:rPr>
+                <w14:ligatures w14:val="none"/>
+              </w:rPr>
+            </w:pPr>
+            <w:r>
+              <w:t xml:space="preserve">Solo miden "tiempo", no impacto biofísico (CO</w:t>
+            </w:r>
+            <w:r>
+              <w:rPr>
+                <w:lang w:val="es-ES"/>
+              </w:rPr>
+              <w:t xml:space="preserve">2</w:t>
+            </w:r>
+            <w:r>
+              <w:t xml:space="preserve">, agua).</w:t>
+            </w:r>
+            <w:r/>
+          </w:p>
+        </w:tc>
+        <w:tc>
+          <w:tcPr>
+            <w:tcBorders>
+              <w:top w:val="single" w:color="1f1f1f" w:sz="6" w:space="0"/>
+              <w:left w:val="single" w:color="1f1f1f" w:sz="6" w:space="0"/>
+              <w:bottom w:val="single" w:color="1f1f1f" w:sz="6" w:space="0"/>
+              <w:right w:val="single" w:color="1f1f1f" w:sz="6" w:space="0"/>
+            </w:tcBorders>
+            <w:tcMar>
+              <w:left w:w="0" w:type="dxa"/>
+              <w:top w:w="240" w:type="dxa"/>
+              <w:right w:w="0" w:type="dxa"/>
+              <w:bottom w:w="240" w:type="dxa"/>
+            </w:tcMar>
+            <w:tcW w:w="9098" w:type="dxa"/>
+            <w:vAlign w:val="center"/>
+            <w:textDirection w:val="lrTb"/>
+            <w:noWrap w:val="false"/>
+          </w:tcPr>
+          <w:p>
+            <w:pPr>
+              <w:pBdr/>
+              <w:shd w:val="nil"/>
+              <w:spacing/>
+              <w:ind/>
+              <w:rPr>
+                <w14:ligatures w14:val="none"/>
+              </w:rPr>
+            </w:pPr>
+            <w:r>
+              <w:t xml:space="preserve">Conversión Física:</w:t>
+            </w:r>
+            <w:r>
+              <w:t xml:space="preserve"> Traducimos minutos en gramos de carbono y centilitros de agua.</w:t>
+            </w:r>
+            <w:r/>
+          </w:p>
+        </w:tc>
+      </w:tr>
+      <w:tr>
+        <w:trPr/>
+        <w:tc>
+          <w:tcPr>
+            <w:tcBorders>
+              <w:top w:val="single" w:color="1f1f1f" w:sz="6" w:space="0"/>
+              <w:left w:val="single" w:color="1f1f1f" w:sz="6" w:space="0"/>
+              <w:bottom w:val="single" w:color="1f1f1f" w:sz="6" w:space="0"/>
+              <w:right w:val="single" w:color="1f1f1f" w:sz="6" w:space="0"/>
+            </w:tcBorders>
+            <w:tcMar>
+              <w:left w:w="0" w:type="dxa"/>
+              <w:top w:w="240" w:type="dxa"/>
+              <w:right w:w="180" w:type="dxa"/>
+              <w:bottom w:w="240" w:type="dxa"/>
+            </w:tcMar>
+            <w:tcW w:w="3068" w:type="dxa"/>
+            <w:vAlign w:val="center"/>
+            <w:textDirection w:val="lrTb"/>
+            <w:noWrap w:val="false"/>
+          </w:tcPr>
+          <w:p>
+            <w:pPr>
+              <w:pBdr/>
+              <w:shd w:val="clear" w:color="ffffff" w:themeColor="background1" w:fill="ffffff" w:themeFill="background1"/>
+              <w:spacing/>
+              <w:ind/>
+              <w:rPr>
+                <w14:ligatures w14:val="none"/>
+              </w:rPr>
+            </w:pPr>
+            <w:r>
+              <w:t xml:space="preserve">Consultoras de Carbono</w:t>
+            </w:r>
+            <w:r/>
+          </w:p>
+        </w:tc>
+        <w:tc>
+          <w:tcPr>
+            <w:tcBorders>
+              <w:top w:val="single" w:color="1f1f1f" w:sz="6" w:space="0"/>
+              <w:left w:val="single" w:color="1f1f1f" w:sz="6" w:space="0"/>
+              <w:bottom w:val="single" w:color="1f1f1f" w:sz="6" w:space="0"/>
+              <w:right w:val="single" w:color="1f1f1f" w:sz="6" w:space="0"/>
+            </w:tcBorders>
+            <w:tcMar>
+              <w:left w:w="0" w:type="dxa"/>
+              <w:top w:w="240" w:type="dxa"/>
+              <w:right w:w="180" w:type="dxa"/>
+              <w:bottom w:w="240" w:type="dxa"/>
+            </w:tcMar>
+            <w:tcW w:w="3681" w:type="dxa"/>
+            <w:vAlign w:val="center"/>
+            <w:textDirection w:val="lrTb"/>
+            <w:noWrap w:val="false"/>
+          </w:tcPr>
+          <w:p>
+            <w:pPr>
+              <w:pBdr/>
+              <w:shd w:val="nil"/>
+              <w:spacing/>
+              <w:ind/>
+              <w:rPr>
+                <w14:ligatures w14:val="none"/>
+              </w:rPr>
+            </w:pPr>
+            <w:r>
+              <w:t xml:space="preserve">Carbon Trust, South Pole</w:t>
+            </w:r>
+            <w:r/>
+          </w:p>
+        </w:tc>
+        <w:tc>
+          <w:tcPr>
+            <w:tcBorders>
+              <w:top w:val="single" w:color="1f1f1f" w:sz="6" w:space="0"/>
+              <w:left w:val="single" w:color="1f1f1f" w:sz="6" w:space="0"/>
+              <w:bottom w:val="single" w:color="1f1f1f" w:sz="6" w:space="0"/>
+              <w:right w:val="single" w:color="1f1f1f" w:sz="6" w:space="0"/>
+            </w:tcBorders>
+            <w:tcMar>
+              <w:left w:w="0" w:type="dxa"/>
+              <w:top w:w="240" w:type="dxa"/>
+              <w:right w:w="180" w:type="dxa"/>
+              <w:bottom w:w="240" w:type="dxa"/>
+            </w:tcMar>
+            <w:tcW w:w="6376" w:type="dxa"/>
+            <w:vAlign w:val="center"/>
+            <w:textDirection w:val="lrTb"/>
+            <w:noWrap w:val="false"/>
+          </w:tcPr>
+          <w:p>
+            <w:pPr>
+              <w:pBdr/>
+              <w:shd w:val="nil"/>
+              <w:spacing/>
+              <w:ind/>
+              <w:rPr>
+                <w14:ligatures w14:val="none"/>
+              </w:rPr>
+            </w:pPr>
+            <w:r>
+              <w:t xml:space="preserve">Procesos manuales, caros y lentos (auditorías trimestrales).</w:t>
+            </w:r>
+            <w:r/>
+          </w:p>
+        </w:tc>
+        <w:tc>
+          <w:tcPr>
+            <w:tcBorders>
+              <w:top w:val="single" w:color="1f1f1f" w:sz="6" w:space="0"/>
+              <w:left w:val="single" w:color="1f1f1f" w:sz="6" w:space="0"/>
+              <w:bottom w:val="single" w:color="1f1f1f" w:sz="6" w:space="0"/>
+              <w:right w:val="single" w:color="1f1f1f" w:sz="6" w:space="0"/>
+            </w:tcBorders>
+            <w:tcMar>
+              <w:left w:w="0" w:type="dxa"/>
+              <w:top w:w="240" w:type="dxa"/>
+              <w:right w:w="0" w:type="dxa"/>
+              <w:bottom w:w="240" w:type="dxa"/>
+            </w:tcMar>
+            <w:tcW w:w="9098" w:type="dxa"/>
+            <w:vAlign w:val="center"/>
+            <w:textDirection w:val="lrTb"/>
+            <w:noWrap w:val="false"/>
+          </w:tcPr>
+          <w:p>
+            <w:pPr>
+              <w:pBdr/>
+              <w:shd w:val="nil"/>
+              <w:spacing/>
+              <w:ind/>
+              <w:rPr>
+                <w14:ligatures w14:val="none"/>
+              </w:rPr>
+            </w:pPr>
+            <w:r>
+              <w:t xml:space="preserve">Real-Time Audit:</w:t>
+            </w:r>
+            <w:r>
+              <w:t xml:space="preserve"> Auditoría automatizada y continua vía software (SaaS).</w:t>
+            </w:r>
+            <w:r/>
+          </w:p>
+        </w:tc>
+      </w:tr>
+      <w:tr>
+        <w:trPr/>
+        <w:tc>
+          <w:tcPr>
+            <w:tcBorders>
+              <w:top w:val="single" w:color="1f1f1f" w:sz="6" w:space="0"/>
+              <w:left w:val="single" w:color="1f1f1f" w:sz="6" w:space="0"/>
+              <w:bottom w:val="single" w:color="1f1f1f" w:sz="6" w:space="0"/>
+              <w:right w:val="single" w:color="1f1f1f" w:sz="6" w:space="0"/>
+            </w:tcBorders>
+            <w:tcMar>
+              <w:left w:w="0" w:type="dxa"/>
+              <w:top w:w="240" w:type="dxa"/>
+              <w:right w:w="180" w:type="dxa"/>
+              <w:bottom w:w="240" w:type="dxa"/>
+            </w:tcMar>
+            <w:tcW w:w="3068" w:type="dxa"/>
+            <w:vAlign w:val="center"/>
+            <w:textDirection w:val="lrTb"/>
+            <w:noWrap w:val="false"/>
+          </w:tcPr>
+          <w:p>
+            <w:pPr>
+              <w:pBdr/>
+              <w:shd w:val="clear" w:color="ffffff" w:themeColor="background1" w:fill="ffffff" w:themeFill="background1"/>
+              <w:spacing/>
+              <w:ind/>
+              <w:rPr>
+                <w14:ligatures w14:val="none"/>
+              </w:rPr>
+            </w:pPr>
+            <w:r>
+              <w:t xml:space="preserve">Extensiones de Navegador</w:t>
+            </w:r>
+            <w:r/>
+          </w:p>
+        </w:tc>
+        <w:tc>
+          <w:tcPr>
+            <w:tcBorders>
+              <w:top w:val="single" w:color="1f1f1f" w:sz="6" w:space="0"/>
+              <w:left w:val="single" w:color="1f1f1f" w:sz="6" w:space="0"/>
+              <w:bottom w:val="single" w:color="1f1f1f" w:sz="6" w:space="0"/>
+              <w:right w:val="single" w:color="1f1f1f" w:sz="6" w:space="0"/>
+            </w:tcBorders>
+            <w:tcMar>
+              <w:left w:w="0" w:type="dxa"/>
+              <w:top w:w="240" w:type="dxa"/>
+              <w:right w:w="180" w:type="dxa"/>
+              <w:bottom w:w="240" w:type="dxa"/>
+            </w:tcMar>
+            <w:tcW w:w="3681" w:type="dxa"/>
+            <w:vAlign w:val="center"/>
+            <w:textDirection w:val="lrTb"/>
+            <w:noWrap w:val="false"/>
+          </w:tcPr>
+          <w:p>
+            <w:pPr>
+              <w:pBdr/>
+              <w:shd w:val="nil"/>
+              <w:spacing/>
+              <w:ind/>
+              <w:rPr>
+                <w14:ligatures w14:val="none"/>
+              </w:rPr>
+            </w:pPr>
+            <w:r>
+              <w:t xml:space="preserve">Carbonalyser (The Shift Project)</w:t>
+            </w:r>
+            <w:r/>
+          </w:p>
+        </w:tc>
+        <w:tc>
+          <w:tcPr>
+            <w:tcBorders>
+              <w:top w:val="single" w:color="1f1f1f" w:sz="6" w:space="0"/>
+              <w:left w:val="single" w:color="1f1f1f" w:sz="6" w:space="0"/>
+              <w:bottom w:val="single" w:color="1f1f1f" w:sz="6" w:space="0"/>
+              <w:right w:val="single" w:color="1f1f1f" w:sz="6" w:space="0"/>
+            </w:tcBorders>
+            <w:tcMar>
+              <w:left w:w="0" w:type="dxa"/>
+              <w:top w:w="240" w:type="dxa"/>
+              <w:right w:w="180" w:type="dxa"/>
+              <w:bottom w:w="240" w:type="dxa"/>
+            </w:tcMar>
+            <w:tcW w:w="6376" w:type="dxa"/>
+            <w:vAlign w:val="center"/>
+            <w:textDirection w:val="lrTb"/>
+            <w:noWrap w:val="false"/>
+          </w:tcPr>
+          <w:p>
+            <w:pPr>
+              <w:pBdr/>
+              <w:shd w:val="nil"/>
+              <w:spacing/>
+              <w:ind/>
+              <w:rPr>
+                <w14:ligatures w14:val="none"/>
+              </w:rPr>
+            </w:pPr>
+            <w:r>
+              <w:t xml:space="preserve">Solo miden tráfico de navegador, ignoran Apps e IA.</w:t>
+            </w:r>
+            <w:r/>
+          </w:p>
+        </w:tc>
+        <w:tc>
+          <w:tcPr>
+            <w:tcBorders>
+              <w:top w:val="single" w:color="1f1f1f" w:sz="6" w:space="0"/>
+              <w:left w:val="single" w:color="1f1f1f" w:sz="6" w:space="0"/>
+              <w:bottom w:val="single" w:color="1f1f1f" w:sz="6" w:space="0"/>
+              <w:right w:val="single" w:color="1f1f1f" w:sz="6" w:space="0"/>
+            </w:tcBorders>
+            <w:tcMar>
+              <w:left w:w="0" w:type="dxa"/>
+              <w:top w:w="240" w:type="dxa"/>
+              <w:right w:w="0" w:type="dxa"/>
+              <w:bottom w:w="240" w:type="dxa"/>
+            </w:tcMar>
+            <w:tcW w:w="9098" w:type="dxa"/>
+            <w:vAlign w:val="center"/>
+            <w:textDirection w:val="lrTb"/>
+            <w:noWrap w:val="false"/>
+          </w:tcPr>
+          <w:p>
+            <w:pPr>
+              <w:pBdr/>
+              <w:shd w:val="nil"/>
+              <w:spacing/>
+              <w:ind/>
+              <w:rPr>
+                <w14:ligatures w14:val="none"/>
+              </w:rPr>
+            </w:pPr>
+            <w:r>
+              <w:t xml:space="preserve">Análisis Sistémico:</w:t>
+            </w:r>
+            <w:r>
+              <w:t xml:space="preserve"> Monitoriza todo el dispositivo (Apps, IA, CPU y Red).</w:t>
+            </w:r>
+            <w:r/>
+          </w:p>
+        </w:tc>
+      </w:tr>
+    </w:tbl>
+    <w:p>
+      <w:pPr>
+        <w:pBdr>
+          <w:top w:val="none" w:color="000000" w:sz="4" w:space="0"/>
+          <w:left w:val="none" w:color="000000" w:sz="4" w:space="0"/>
+          <w:bottom w:val="none" w:color="000000" w:sz="4" w:space="0"/>
+          <w:right w:val="none" w:color="000000" w:sz="4" w:space="0"/>
+        </w:pBdr>
+        <w:spacing/>
+        <w:ind w:right="0" w:firstLine="0" w:left="709"/>
+        <w:jc w:val="both"/>
+        <w:rPr>
+          <w:rFonts w:ascii="Times New Roman" w:hAnsi="Times New Roman" w:eastAsia="Times New Roman" w:cs="Times New Roman"/>
+          <w:sz w:val="24"/>
+          <w:szCs w:val="24"/>
+        </w:rPr>
+      </w:pPr>
+      <w:r>
+        <w:rPr>
+          <w:highlight w:val="none"/>
+          <w:lang w:val="es-ES"/>
+        </w:rPr>
+      </w:r>
+      <w:r>
+        <w:rPr>
+          <w:highlight w:val="none"/>
+          <w:lang w:val="es-ES"/>
+        </w:rPr>
+      </w:r>
+      <w:r>
+        <w:rPr>
+          <w:highlight w:val="none"/>
+          <w:lang w:val="es-ES"/>
+        </w:rPr>
+      </w:r>
+    </w:p>
+    <w:p>
+      <w:pPr>
         <w:pBdr/>
         <w:spacing/>
         <w:ind w:left="360"/>
@@ -1904,94 +4055,6 @@
           <w:sz w:val="22"/>
           <w:szCs w:val="22"/>
         </w:rPr>
-        <w:t xml:space="preserve">Social:</w:t>
-      </w:r>
-      <w:r>
-        <w:rPr>
-          <w:sz w:val="22"/>
-          <w:szCs w:val="22"/>
-        </w:rPr>
-        <w:t xml:space="preserve"> Promueve la conciencia sobre el impacto energético del uso digital y fomenta hábitos más responsables. Los rankings incentivan la implicación colectiva y la competencia positiva.</w:t>
-      </w:r>
-      <w:r>
-        <w:rPr>
-          <w:sz w:val="22"/>
-          <w:szCs w:val="22"/>
-        </w:rPr>
-      </w:r>
-      <w:r>
-        <w:rPr>
-          <w:sz w:val="32"/>
-          <w:szCs w:val="32"/>
-        </w:rPr>
-      </w:r>
-    </w:p>
-    <w:p>
-      <w:pPr>
-        <w:pBdr/>
-        <w:spacing/>
-        <w:ind w:left="360"/>
-        <w:jc w:val="both"/>
-        <w:rPr>
-          <w:sz w:val="32"/>
-          <w:szCs w:val="32"/>
-        </w:rPr>
-      </w:pPr>
-      <w:r>
-        <w:rPr>
-          <w:b/>
-          <w:bCs/>
-          <w:sz w:val="22"/>
-          <w:szCs w:val="22"/>
-        </w:rPr>
-        <w:t xml:space="preserve">Medioambiental</w:t>
-      </w:r>
-      <w:r>
-        <w:rPr>
-          <w:sz w:val="22"/>
-          <w:szCs w:val="22"/>
-        </w:rPr>
-        <w:t xml:space="preserve">: Al visibilizar el consumo energético y sus emisiones asociadas, contribuye a la reducción del gasto innecesario y a la adopción de prácticas más sostenibles.</w:t>
-      </w:r>
-      <w:r>
-        <w:rPr>
-          <w:sz w:val="22"/>
-          <w:szCs w:val="22"/>
-        </w:rPr>
-      </w:r>
-      <w:r>
-        <w:rPr>
-          <w:sz w:val="32"/>
-          <w:szCs w:val="32"/>
-        </w:rPr>
-      </w:r>
-    </w:p>
-    <w:p>
-      <w:pPr>
-        <w:pBdr/>
-        <w:spacing/>
-        <w:ind w:left="360"/>
-        <w:jc w:val="both"/>
-        <w:rPr>
-          <w:sz w:val="32"/>
-          <w:szCs w:val="32"/>
-        </w:rPr>
-      </w:pPr>
-      <w:r>
-        <w:rPr>
-          <w:b/>
-          <w:bCs/>
-          <w:sz w:val="22"/>
-          <w:szCs w:val="22"/>
-        </w:rPr>
-        <w:t xml:space="preserve">Digital y tecnológico:</w:t>
-      </w:r>
-      <w:r>
-        <w:rPr>
-          <w:sz w:val="22"/>
-          <w:szCs w:val="22"/>
-        </w:rPr>
-        <w:t xml:space="preserve"> Impulsa un uso más consciente de la tecnología, combinando análisis de datos, estimaciones energéticas y visualización gráfica en una interfaz accesible y dinámica.</w:t>
       </w:r>
       <w:r>
         <w:rPr>
@@ -2115,6 +4178,12 @@
           <w:szCs w:val="32"/>
         </w:rPr>
       </w:r>
+      <w:r>
+        <w:rPr>
+          <w:sz w:val="32"/>
+          <w:szCs w:val="32"/>
+        </w:rPr>
+      </w:r>
     </w:p>
     <w:p>
       <w:pPr>
@@ -2131,6 +4200,12 @@
         <w:rPr>
           <w:sz w:val="22"/>
           <w:szCs w:val="22"/>
+        </w:rPr>
+      </w:r>
+      <w:r>
+        <w:rPr>
+          <w:sz w:val="32"/>
+          <w:szCs w:val="32"/>
         </w:rPr>
       </w:r>
       <w:r>
@@ -2197,7 +4272,7 @@
     </w:p>
     <w:p>
       <w:pPr>
-        <w:pStyle w:val="1149"/>
+        <w:pStyle w:val="1154"/>
         <w:numPr>
           <w:ilvl w:val="0"/>
           <w:numId w:val="22"/>
@@ -2455,7 +4530,7 @@
 <w:ftr xmlns:wpc="http://schemas.microsoft.com/office/word/2010/wordprocessingCanvas" xmlns:mc="http://schemas.openxmlformats.org/markup-compatibility/2006" xmlns:o="urn:schemas-microsoft-com:office:office" xmlns:r="http://schemas.openxmlformats.org/officeDocument/2006/relationships" xmlns:m="http://schemas.openxmlformats.org/officeDocument/2006/math" xmlns:v="urn:schemas-microsoft-com:vml" xmlns:wp14="http://schemas.microsoft.com/office/word/2010/wordprocessingDrawing" xmlns:wp="http://schemas.openxmlformats.org/drawingml/2006/wordprocessingDrawing" xmlns:w10="urn:schemas-microsoft-com:office:word" xmlns:w="http://schemas.openxmlformats.org/wordprocessingml/2006/main" xmlns:w14="http://schemas.microsoft.com/office/word/2010/wordml" xmlns:w15="http://schemas.microsoft.com/office/word/2012/wordml" xmlns:wpg="http://schemas.microsoft.com/office/word/2010/wordprocessingGroup" xmlns:wpi="http://schemas.microsoft.com/office/word/2010/wordprocessingInk" xmlns:wne="http://schemas.microsoft.com/office/word/2006/wordml" xmlns:a="http://schemas.openxmlformats.org/drawingml/2006/main" xmlns:wps="http://schemas.microsoft.com/office/word/2010/wordprocessingShape" mc:Ignorable="w14 w15 wp14">
   <w:p>
     <w:pPr>
-      <w:pStyle w:val="1157"/>
+      <w:pStyle w:val="1162"/>
       <w:pBdr/>
       <w:spacing/>
       <w:ind/>
@@ -2752,7 +4827,7 @@
 <w:ftr xmlns:wpc="http://schemas.microsoft.com/office/word/2010/wordprocessingCanvas" xmlns:mc="http://schemas.openxmlformats.org/markup-compatibility/2006" xmlns:o="urn:schemas-microsoft-com:office:office" xmlns:r="http://schemas.openxmlformats.org/officeDocument/2006/relationships" xmlns:m="http://schemas.openxmlformats.org/officeDocument/2006/math" xmlns:v="urn:schemas-microsoft-com:vml" xmlns:wp14="http://schemas.microsoft.com/office/word/2010/wordprocessingDrawing" xmlns:wp="http://schemas.openxmlformats.org/drawingml/2006/wordprocessingDrawing" xmlns:w10="urn:schemas-microsoft-com:office:word" xmlns:w="http://schemas.openxmlformats.org/wordprocessingml/2006/main" xmlns:w14="http://schemas.microsoft.com/office/word/2010/wordml" xmlns:w15="http://schemas.microsoft.com/office/word/2012/wordml" xmlns:wpg="http://schemas.microsoft.com/office/word/2010/wordprocessingGroup" xmlns:wpi="http://schemas.microsoft.com/office/word/2010/wordprocessingInk" xmlns:wne="http://schemas.microsoft.com/office/word/2006/wordml" xmlns:a="http://schemas.openxmlformats.org/drawingml/2006/main" xmlns:wps="http://schemas.microsoft.com/office/word/2010/wordprocessingShape" mc:Ignorable="w14 w15 wp14">
   <w:p>
     <w:pPr>
-      <w:pStyle w:val="1157"/>
+      <w:pStyle w:val="1162"/>
       <w:pBdr/>
       <w:spacing/>
       <w:ind/>
@@ -2883,7 +4958,7 @@
 <w:hdr xmlns:wpc="http://schemas.microsoft.com/office/word/2010/wordprocessingCanvas" xmlns:mc="http://schemas.openxmlformats.org/markup-compatibility/2006" xmlns:o="urn:schemas-microsoft-com:office:office" xmlns:r="http://schemas.openxmlformats.org/officeDocument/2006/relationships" xmlns:m="http://schemas.openxmlformats.org/officeDocument/2006/math" xmlns:v="urn:schemas-microsoft-com:vml" xmlns:wp14="http://schemas.microsoft.com/office/word/2010/wordprocessingDrawing" xmlns:wp="http://schemas.openxmlformats.org/drawingml/2006/wordprocessingDrawing" xmlns:w10="urn:schemas-microsoft-com:office:word" xmlns:w="http://schemas.openxmlformats.org/wordprocessingml/2006/main" xmlns:w14="http://schemas.microsoft.com/office/word/2010/wordml" xmlns:w15="http://schemas.microsoft.com/office/word/2012/wordml" xmlns:wpg="http://schemas.microsoft.com/office/word/2010/wordprocessingGroup" xmlns:wpi="http://schemas.microsoft.com/office/word/2010/wordprocessingInk" xmlns:wne="http://schemas.microsoft.com/office/word/2006/wordml" xmlns:a="http://schemas.openxmlformats.org/drawingml/2006/main" xmlns:wps="http://schemas.microsoft.com/office/word/2010/wordprocessingShape" mc:Ignorable="w14 w15 wp14">
   <w:tbl>
     <w:tblPr>
-      <w:tblStyle w:val="1159"/>
+      <w:tblStyle w:val="1164"/>
       <w:tblInd w:w="4111" w:type="dxa"/>
       <w:tblW w:w="9072" w:type="dxa"/>
       <w:tblBorders>
@@ -2915,7 +4990,7 @@
         </w:tcPr>
         <w:p>
           <w:pPr>
-            <w:pStyle w:val="1155"/>
+            <w:pStyle w:val="1160"/>
             <w:pBdr/>
             <w:spacing w:line="276" w:lineRule="auto"/>
             <w:ind/>
@@ -2959,7 +5034,7 @@
         </w:tcPr>
         <w:p>
           <w:pPr>
-            <w:pStyle w:val="1155"/>
+            <w:pStyle w:val="1160"/>
             <w:pBdr/>
             <w:spacing w:line="276" w:lineRule="auto"/>
             <w:ind/>
@@ -3009,7 +5084,7 @@
         </w:tcPr>
         <w:p>
           <w:pPr>
-            <w:pStyle w:val="1155"/>
+            <w:pStyle w:val="1160"/>
             <w:pBdr/>
             <w:spacing w:line="276" w:lineRule="auto"/>
             <w:ind/>
@@ -3053,7 +5128,7 @@
         </w:tcPr>
         <w:p>
           <w:pPr>
-            <w:pStyle w:val="1155"/>
+            <w:pStyle w:val="1160"/>
             <w:pBdr/>
             <w:spacing w:line="276" w:lineRule="auto"/>
             <w:ind/>
@@ -3088,7 +5163,7 @@
   </w:tbl>
   <w:p>
     <w:pPr>
-      <w:pStyle w:val="1155"/>
+      <w:pStyle w:val="1160"/>
       <w:pBdr/>
       <w:spacing/>
       <w:ind/>
@@ -3270,7 +5345,7 @@
 <w:hdr xmlns:wpc="http://schemas.microsoft.com/office/word/2010/wordprocessingCanvas" xmlns:mc="http://schemas.openxmlformats.org/markup-compatibility/2006" xmlns:o="urn:schemas-microsoft-com:office:office" xmlns:r="http://schemas.openxmlformats.org/officeDocument/2006/relationships" xmlns:m="http://schemas.openxmlformats.org/officeDocument/2006/math" xmlns:v="urn:schemas-microsoft-com:vml" xmlns:wp14="http://schemas.microsoft.com/office/word/2010/wordprocessingDrawing" xmlns:wp="http://schemas.openxmlformats.org/drawingml/2006/wordprocessingDrawing" xmlns:w10="urn:schemas-microsoft-com:office:word" xmlns:w="http://schemas.openxmlformats.org/wordprocessingml/2006/main" xmlns:w14="http://schemas.microsoft.com/office/word/2010/wordml" xmlns:w15="http://schemas.microsoft.com/office/word/2012/wordml" xmlns:wpg="http://schemas.microsoft.com/office/word/2010/wordprocessingGroup" xmlns:wpi="http://schemas.microsoft.com/office/word/2010/wordprocessingInk" xmlns:wne="http://schemas.microsoft.com/office/word/2006/wordml" xmlns:a="http://schemas.openxmlformats.org/drawingml/2006/main" xmlns:wps="http://schemas.microsoft.com/office/word/2010/wordprocessingShape" mc:Ignorable="w14 w15 wp14">
   <w:p>
     <w:pPr>
-      <w:pStyle w:val="1155"/>
+      <w:pStyle w:val="1160"/>
       <w:pBdr/>
       <w:spacing/>
       <w:ind/>
@@ -7437,6 +9512,999 @@
       <w:suff w:val="tab"/>
     </w:lvl>
   </w:abstractNum>
+  <w:abstractNum w:abstractNumId="25">
+    <w:nsid w:val="5B3CB2B4"/>
+    <w:lvl w:ilvl="0">
+      <w:isLgl w:val="false"/>
+      <w:lvlJc w:val="left"/>
+      <w:lvlText w:val="·"/>
+      <w:numFmt w:val="bullet"/>
+      <w:pPr>
+        <w:pBdr/>
+        <w:spacing/>
+        <w:ind w:hanging="360" w:left="709"/>
+      </w:pPr>
+      <w:rPr>
+        <w:rFonts w:hint="default" w:ascii="Symbol" w:hAnsi="Symbol" w:eastAsia="Symbol" w:cs="Symbol"/>
+      </w:rPr>
+      <w:start w:val="1"/>
+      <w:suff w:val="tab"/>
+    </w:lvl>
+    <w:lvl w:ilvl="1">
+      <w:isLgl w:val="false"/>
+      <w:lvlJc w:val="left"/>
+      <w:lvlText w:val="o"/>
+      <w:numFmt w:val="bullet"/>
+      <w:pPr>
+        <w:pBdr/>
+        <w:spacing/>
+        <w:ind w:hanging="360" w:left="1429"/>
+      </w:pPr>
+      <w:rPr>
+        <w:rFonts w:hint="default" w:ascii="Courier New" w:hAnsi="Courier New" w:eastAsia="Courier New" w:cs="Courier New"/>
+      </w:rPr>
+      <w:start w:val="1"/>
+      <w:suff w:val="tab"/>
+    </w:lvl>
+    <w:lvl w:ilvl="2">
+      <w:isLgl w:val="false"/>
+      <w:lvlJc w:val="left"/>
+      <w:lvlText w:val="§"/>
+      <w:numFmt w:val="bullet"/>
+      <w:pPr>
+        <w:pBdr/>
+        <w:spacing/>
+        <w:ind w:hanging="360" w:left="2149"/>
+      </w:pPr>
+      <w:rPr>
+        <w:rFonts w:hint="default" w:ascii="Wingdings" w:hAnsi="Wingdings" w:eastAsia="Wingdings" w:cs="Wingdings"/>
+      </w:rPr>
+      <w:start w:val="1"/>
+      <w:suff w:val="tab"/>
+    </w:lvl>
+    <w:lvl w:ilvl="3">
+      <w:isLgl w:val="false"/>
+      <w:lvlJc w:val="left"/>
+      <w:lvlText w:val="·"/>
+      <w:numFmt w:val="bullet"/>
+      <w:pPr>
+        <w:pBdr/>
+        <w:spacing/>
+        <w:ind w:hanging="360" w:left="2869"/>
+      </w:pPr>
+      <w:rPr>
+        <w:rFonts w:hint="default" w:ascii="Symbol" w:hAnsi="Symbol" w:eastAsia="Symbol" w:cs="Symbol"/>
+      </w:rPr>
+      <w:start w:val="1"/>
+      <w:suff w:val="tab"/>
+    </w:lvl>
+    <w:lvl w:ilvl="4">
+      <w:isLgl w:val="false"/>
+      <w:lvlJc w:val="left"/>
+      <w:lvlText w:val="o"/>
+      <w:numFmt w:val="bullet"/>
+      <w:pPr>
+        <w:pBdr/>
+        <w:spacing/>
+        <w:ind w:hanging="360" w:left="3589"/>
+      </w:pPr>
+      <w:rPr>
+        <w:rFonts w:hint="default" w:ascii="Courier New" w:hAnsi="Courier New" w:eastAsia="Courier New" w:cs="Courier New"/>
+      </w:rPr>
+      <w:start w:val="1"/>
+      <w:suff w:val="tab"/>
+    </w:lvl>
+    <w:lvl w:ilvl="5">
+      <w:isLgl w:val="false"/>
+      <w:lvlJc w:val="left"/>
+      <w:lvlText w:val="§"/>
+      <w:numFmt w:val="bullet"/>
+      <w:pPr>
+        <w:pBdr/>
+        <w:spacing/>
+        <w:ind w:hanging="360" w:left="4309"/>
+      </w:pPr>
+      <w:rPr>
+        <w:rFonts w:hint="default" w:ascii="Wingdings" w:hAnsi="Wingdings" w:eastAsia="Wingdings" w:cs="Wingdings"/>
+      </w:rPr>
+      <w:start w:val="1"/>
+      <w:suff w:val="tab"/>
+    </w:lvl>
+    <w:lvl w:ilvl="6">
+      <w:isLgl w:val="false"/>
+      <w:lvlJc w:val="left"/>
+      <w:lvlText w:val="·"/>
+      <w:numFmt w:val="bullet"/>
+      <w:pPr>
+        <w:pBdr/>
+        <w:spacing/>
+        <w:ind w:hanging="360" w:left="5029"/>
+      </w:pPr>
+      <w:rPr>
+        <w:rFonts w:hint="default" w:ascii="Symbol" w:hAnsi="Symbol" w:eastAsia="Symbol" w:cs="Symbol"/>
+      </w:rPr>
+      <w:start w:val="1"/>
+      <w:suff w:val="tab"/>
+    </w:lvl>
+    <w:lvl w:ilvl="7">
+      <w:isLgl w:val="false"/>
+      <w:lvlJc w:val="left"/>
+      <w:lvlText w:val="o"/>
+      <w:numFmt w:val="bullet"/>
+      <w:pPr>
+        <w:pBdr/>
+        <w:spacing/>
+        <w:ind w:hanging="360" w:left="5749"/>
+      </w:pPr>
+      <w:rPr>
+        <w:rFonts w:hint="default" w:ascii="Courier New" w:hAnsi="Courier New" w:eastAsia="Courier New" w:cs="Courier New"/>
+      </w:rPr>
+      <w:start w:val="1"/>
+      <w:suff w:val="tab"/>
+    </w:lvl>
+    <w:lvl w:ilvl="8">
+      <w:isLgl w:val="false"/>
+      <w:lvlJc w:val="left"/>
+      <w:lvlText w:val="§"/>
+      <w:numFmt w:val="bullet"/>
+      <w:pPr>
+        <w:pBdr/>
+        <w:spacing/>
+        <w:ind w:hanging="360" w:left="6469"/>
+      </w:pPr>
+      <w:rPr>
+        <w:rFonts w:hint="default" w:ascii="Wingdings" w:hAnsi="Wingdings" w:eastAsia="Wingdings" w:cs="Wingdings"/>
+      </w:rPr>
+      <w:start w:val="1"/>
+      <w:suff w:val="tab"/>
+    </w:lvl>
+  </w:abstractNum>
+  <w:abstractNum w:abstractNumId="26">
+    <w:nsid w:val="2C214F68"/>
+    <w:lvl w:ilvl="0">
+      <w:isLgl w:val="false"/>
+      <w:lvlJc w:val="right"/>
+      <w:lvlText w:val="%1."/>
+      <w:numFmt w:val="decimal"/>
+      <w:pPr>
+        <w:pBdr/>
+        <w:spacing/>
+        <w:ind w:hanging="360" w:left="709"/>
+      </w:pPr>
+      <w:rPr/>
+      <w:start w:val="1"/>
+      <w:suff w:val="tab"/>
+    </w:lvl>
+    <w:lvl w:ilvl="1">
+      <w:isLgl w:val="false"/>
+      <w:lvlJc w:val="right"/>
+      <w:lvlText w:val="%2."/>
+      <w:numFmt w:val="decimal"/>
+      <w:pPr>
+        <w:pBdr/>
+        <w:spacing/>
+        <w:ind w:hanging="360" w:left="1429"/>
+      </w:pPr>
+      <w:rPr/>
+      <w:start w:val="1"/>
+      <w:suff w:val="tab"/>
+    </w:lvl>
+    <w:lvl w:ilvl="2">
+      <w:isLgl w:val="false"/>
+      <w:lvlJc w:val="right"/>
+      <w:lvlText w:val="%3."/>
+      <w:numFmt w:val="decimal"/>
+      <w:pPr>
+        <w:pBdr/>
+        <w:spacing/>
+        <w:ind w:hanging="360" w:left="2149"/>
+      </w:pPr>
+      <w:rPr/>
+      <w:start w:val="1"/>
+      <w:suff w:val="tab"/>
+    </w:lvl>
+    <w:lvl w:ilvl="3">
+      <w:isLgl w:val="false"/>
+      <w:lvlJc w:val="right"/>
+      <w:lvlText w:val="%4."/>
+      <w:numFmt w:val="decimal"/>
+      <w:pPr>
+        <w:pBdr/>
+        <w:spacing/>
+        <w:ind w:hanging="360" w:left="2869"/>
+      </w:pPr>
+      <w:rPr/>
+      <w:start w:val="1"/>
+      <w:suff w:val="tab"/>
+    </w:lvl>
+    <w:lvl w:ilvl="4">
+      <w:isLgl w:val="false"/>
+      <w:lvlJc w:val="right"/>
+      <w:lvlText w:val="%5."/>
+      <w:numFmt w:val="decimal"/>
+      <w:pPr>
+        <w:pBdr/>
+        <w:spacing/>
+        <w:ind w:hanging="360" w:left="3589"/>
+      </w:pPr>
+      <w:rPr/>
+      <w:start w:val="1"/>
+      <w:suff w:val="tab"/>
+    </w:lvl>
+    <w:lvl w:ilvl="5">
+      <w:isLgl w:val="false"/>
+      <w:lvlJc w:val="right"/>
+      <w:lvlText w:val="%6."/>
+      <w:numFmt w:val="decimal"/>
+      <w:pPr>
+        <w:pBdr/>
+        <w:spacing/>
+        <w:ind w:hanging="360" w:left="4309"/>
+      </w:pPr>
+      <w:rPr/>
+      <w:start w:val="1"/>
+      <w:suff w:val="tab"/>
+    </w:lvl>
+    <w:lvl w:ilvl="6">
+      <w:isLgl w:val="false"/>
+      <w:lvlJc w:val="right"/>
+      <w:lvlText w:val="%7."/>
+      <w:numFmt w:val="decimal"/>
+      <w:pPr>
+        <w:pBdr/>
+        <w:spacing/>
+        <w:ind w:hanging="360" w:left="5029"/>
+      </w:pPr>
+      <w:rPr/>
+      <w:start w:val="1"/>
+      <w:suff w:val="tab"/>
+    </w:lvl>
+    <w:lvl w:ilvl="7">
+      <w:isLgl w:val="false"/>
+      <w:lvlJc w:val="right"/>
+      <w:lvlText w:val="%8."/>
+      <w:numFmt w:val="decimal"/>
+      <w:pPr>
+        <w:pBdr/>
+        <w:spacing/>
+        <w:ind w:hanging="360" w:left="5749"/>
+      </w:pPr>
+      <w:rPr/>
+      <w:start w:val="1"/>
+      <w:suff w:val="tab"/>
+    </w:lvl>
+    <w:lvl w:ilvl="8">
+      <w:isLgl w:val="false"/>
+      <w:lvlJc w:val="right"/>
+      <w:lvlText w:val="%9."/>
+      <w:numFmt w:val="decimal"/>
+      <w:pPr>
+        <w:pBdr/>
+        <w:spacing/>
+        <w:ind w:hanging="360" w:left="6469"/>
+      </w:pPr>
+      <w:rPr/>
+      <w:start w:val="1"/>
+      <w:suff w:val="tab"/>
+    </w:lvl>
+  </w:abstractNum>
+  <w:abstractNum w:abstractNumId="27">
+    <w:nsid w:val="7885561F"/>
+    <w:lvl w:ilvl="0">
+      <w:isLgl w:val="false"/>
+      <w:lvlJc w:val="left"/>
+      <w:lvlText w:val="·"/>
+      <w:numFmt w:val="bullet"/>
+      <w:pPr>
+        <w:pBdr/>
+        <w:spacing/>
+        <w:ind w:hanging="360" w:left="709"/>
+      </w:pPr>
+      <w:rPr>
+        <w:rFonts w:hint="default" w:ascii="Symbol" w:hAnsi="Symbol" w:eastAsia="Symbol" w:cs="Symbol"/>
+      </w:rPr>
+      <w:start w:val="1"/>
+      <w:suff w:val="tab"/>
+    </w:lvl>
+    <w:lvl w:ilvl="1">
+      <w:isLgl w:val="false"/>
+      <w:lvlJc w:val="left"/>
+      <w:lvlText w:val="o"/>
+      <w:numFmt w:val="bullet"/>
+      <w:pPr>
+        <w:pBdr/>
+        <w:spacing/>
+        <w:ind w:hanging="360" w:left="1429"/>
+      </w:pPr>
+      <w:rPr>
+        <w:rFonts w:hint="default" w:ascii="Courier New" w:hAnsi="Courier New" w:eastAsia="Courier New" w:cs="Courier New"/>
+      </w:rPr>
+      <w:start w:val="1"/>
+      <w:suff w:val="tab"/>
+    </w:lvl>
+    <w:lvl w:ilvl="2">
+      <w:isLgl w:val="false"/>
+      <w:lvlJc w:val="left"/>
+      <w:lvlText w:val="§"/>
+      <w:numFmt w:val="bullet"/>
+      <w:pPr>
+        <w:pBdr/>
+        <w:spacing/>
+        <w:ind w:hanging="360" w:left="2149"/>
+      </w:pPr>
+      <w:rPr>
+        <w:rFonts w:hint="default" w:ascii="Wingdings" w:hAnsi="Wingdings" w:eastAsia="Wingdings" w:cs="Wingdings"/>
+      </w:rPr>
+      <w:start w:val="1"/>
+      <w:suff w:val="tab"/>
+    </w:lvl>
+    <w:lvl w:ilvl="3">
+      <w:isLgl w:val="false"/>
+      <w:lvlJc w:val="left"/>
+      <w:lvlText w:val="·"/>
+      <w:numFmt w:val="bullet"/>
+      <w:pPr>
+        <w:pBdr/>
+        <w:spacing/>
+        <w:ind w:hanging="360" w:left="2869"/>
+      </w:pPr>
+      <w:rPr>
+        <w:rFonts w:hint="default" w:ascii="Symbol" w:hAnsi="Symbol" w:eastAsia="Symbol" w:cs="Symbol"/>
+      </w:rPr>
+      <w:start w:val="1"/>
+      <w:suff w:val="tab"/>
+    </w:lvl>
+    <w:lvl w:ilvl="4">
+      <w:isLgl w:val="false"/>
+      <w:lvlJc w:val="left"/>
+      <w:lvlText w:val="o"/>
+      <w:numFmt w:val="bullet"/>
+      <w:pPr>
+        <w:pBdr/>
+        <w:spacing/>
+        <w:ind w:hanging="360" w:left="3589"/>
+      </w:pPr>
+      <w:rPr>
+        <w:rFonts w:hint="default" w:ascii="Courier New" w:hAnsi="Courier New" w:eastAsia="Courier New" w:cs="Courier New"/>
+      </w:rPr>
+      <w:start w:val="1"/>
+      <w:suff w:val="tab"/>
+    </w:lvl>
+    <w:lvl w:ilvl="5">
+      <w:isLgl w:val="false"/>
+      <w:lvlJc w:val="left"/>
+      <w:lvlText w:val="§"/>
+      <w:numFmt w:val="bullet"/>
+      <w:pPr>
+        <w:pBdr/>
+        <w:spacing/>
+        <w:ind w:hanging="360" w:left="4309"/>
+      </w:pPr>
+      <w:rPr>
+        <w:rFonts w:hint="default" w:ascii="Wingdings" w:hAnsi="Wingdings" w:eastAsia="Wingdings" w:cs="Wingdings"/>
+      </w:rPr>
+      <w:start w:val="1"/>
+      <w:suff w:val="tab"/>
+    </w:lvl>
+    <w:lvl w:ilvl="6">
+      <w:isLgl w:val="false"/>
+      <w:lvlJc w:val="left"/>
+      <w:lvlText w:val="·"/>
+      <w:numFmt w:val="bullet"/>
+      <w:pPr>
+        <w:pBdr/>
+        <w:spacing/>
+        <w:ind w:hanging="360" w:left="5029"/>
+      </w:pPr>
+      <w:rPr>
+        <w:rFonts w:hint="default" w:ascii="Symbol" w:hAnsi="Symbol" w:eastAsia="Symbol" w:cs="Symbol"/>
+      </w:rPr>
+      <w:start w:val="1"/>
+      <w:suff w:val="tab"/>
+    </w:lvl>
+    <w:lvl w:ilvl="7">
+      <w:isLgl w:val="false"/>
+      <w:lvlJc w:val="left"/>
+      <w:lvlText w:val="o"/>
+      <w:numFmt w:val="bullet"/>
+      <w:pPr>
+        <w:pBdr/>
+        <w:spacing/>
+        <w:ind w:hanging="360" w:left="5749"/>
+      </w:pPr>
+      <w:rPr>
+        <w:rFonts w:hint="default" w:ascii="Courier New" w:hAnsi="Courier New" w:eastAsia="Courier New" w:cs="Courier New"/>
+      </w:rPr>
+      <w:start w:val="1"/>
+      <w:suff w:val="tab"/>
+    </w:lvl>
+    <w:lvl w:ilvl="8">
+      <w:isLgl w:val="false"/>
+      <w:lvlJc w:val="left"/>
+      <w:lvlText w:val="§"/>
+      <w:numFmt w:val="bullet"/>
+      <w:pPr>
+        <w:pBdr/>
+        <w:spacing/>
+        <w:ind w:hanging="360" w:left="6469"/>
+      </w:pPr>
+      <w:rPr>
+        <w:rFonts w:hint="default" w:ascii="Wingdings" w:hAnsi="Wingdings" w:eastAsia="Wingdings" w:cs="Wingdings"/>
+      </w:rPr>
+      <w:start w:val="1"/>
+      <w:suff w:val="tab"/>
+    </w:lvl>
+  </w:abstractNum>
+  <w:abstractNum w:abstractNumId="28">
+    <w:nsid w:val="50D5A508"/>
+    <w:lvl w:ilvl="0">
+      <w:isLgl w:val="false"/>
+      <w:lvlJc w:val="left"/>
+      <w:lvlText w:val="·"/>
+      <w:numFmt w:val="bullet"/>
+      <w:pPr>
+        <w:pBdr/>
+        <w:spacing/>
+        <w:ind w:hanging="360" w:left="709"/>
+      </w:pPr>
+      <w:rPr>
+        <w:rFonts w:hint="default" w:ascii="Symbol" w:hAnsi="Symbol" w:eastAsia="Symbol" w:cs="Symbol"/>
+      </w:rPr>
+      <w:start w:val="1"/>
+      <w:suff w:val="tab"/>
+    </w:lvl>
+    <w:lvl w:ilvl="1">
+      <w:isLgl w:val="false"/>
+      <w:lvlJc w:val="left"/>
+      <w:lvlText w:val="o"/>
+      <w:numFmt w:val="bullet"/>
+      <w:pPr>
+        <w:pBdr/>
+        <w:spacing/>
+        <w:ind w:hanging="360" w:left="1429"/>
+      </w:pPr>
+      <w:rPr>
+        <w:rFonts w:hint="default" w:ascii="Courier New" w:hAnsi="Courier New" w:eastAsia="Courier New" w:cs="Courier New"/>
+      </w:rPr>
+      <w:start w:val="1"/>
+      <w:suff w:val="tab"/>
+    </w:lvl>
+    <w:lvl w:ilvl="2">
+      <w:isLgl w:val="false"/>
+      <w:lvlJc w:val="left"/>
+      <w:lvlText w:val="§"/>
+      <w:numFmt w:val="bullet"/>
+      <w:pPr>
+        <w:pBdr/>
+        <w:spacing/>
+        <w:ind w:hanging="360" w:left="2149"/>
+      </w:pPr>
+      <w:rPr>
+        <w:rFonts w:hint="default" w:ascii="Wingdings" w:hAnsi="Wingdings" w:eastAsia="Wingdings" w:cs="Wingdings"/>
+      </w:rPr>
+      <w:start w:val="1"/>
+      <w:suff w:val="tab"/>
+    </w:lvl>
+    <w:lvl w:ilvl="3">
+      <w:isLgl w:val="false"/>
+      <w:lvlJc w:val="left"/>
+      <w:lvlText w:val="·"/>
+      <w:numFmt w:val="bullet"/>
+      <w:pPr>
+        <w:pBdr/>
+        <w:spacing/>
+        <w:ind w:hanging="360" w:left="2869"/>
+      </w:pPr>
+      <w:rPr>
+        <w:rFonts w:hint="default" w:ascii="Symbol" w:hAnsi="Symbol" w:eastAsia="Symbol" w:cs="Symbol"/>
+      </w:rPr>
+      <w:start w:val="1"/>
+      <w:suff w:val="tab"/>
+    </w:lvl>
+    <w:lvl w:ilvl="4">
+      <w:isLgl w:val="false"/>
+      <w:lvlJc w:val="left"/>
+      <w:lvlText w:val="o"/>
+      <w:numFmt w:val="bullet"/>
+      <w:pPr>
+        <w:pBdr/>
+        <w:spacing/>
+        <w:ind w:hanging="360" w:left="3589"/>
+      </w:pPr>
+      <w:rPr>
+        <w:rFonts w:hint="default" w:ascii="Courier New" w:hAnsi="Courier New" w:eastAsia="Courier New" w:cs="Courier New"/>
+      </w:rPr>
+      <w:start w:val="1"/>
+      <w:suff w:val="tab"/>
+    </w:lvl>
+    <w:lvl w:ilvl="5">
+      <w:isLgl w:val="false"/>
+      <w:lvlJc w:val="left"/>
+      <w:lvlText w:val="§"/>
+      <w:numFmt w:val="bullet"/>
+      <w:pPr>
+        <w:pBdr/>
+        <w:spacing/>
+        <w:ind w:hanging="360" w:left="4309"/>
+      </w:pPr>
+      <w:rPr>
+        <w:rFonts w:hint="default" w:ascii="Wingdings" w:hAnsi="Wingdings" w:eastAsia="Wingdings" w:cs="Wingdings"/>
+      </w:rPr>
+      <w:start w:val="1"/>
+      <w:suff w:val="tab"/>
+    </w:lvl>
+    <w:lvl w:ilvl="6">
+      <w:isLgl w:val="false"/>
+      <w:lvlJc w:val="left"/>
+      <w:lvlText w:val="·"/>
+      <w:numFmt w:val="bullet"/>
+      <w:pPr>
+        <w:pBdr/>
+        <w:spacing/>
+        <w:ind w:hanging="360" w:left="5029"/>
+      </w:pPr>
+      <w:rPr>
+        <w:rFonts w:hint="default" w:ascii="Symbol" w:hAnsi="Symbol" w:eastAsia="Symbol" w:cs="Symbol"/>
+      </w:rPr>
+      <w:start w:val="1"/>
+      <w:suff w:val="tab"/>
+    </w:lvl>
+    <w:lvl w:ilvl="7">
+      <w:isLgl w:val="false"/>
+      <w:lvlJc w:val="left"/>
+      <w:lvlText w:val="o"/>
+      <w:numFmt w:val="bullet"/>
+      <w:pPr>
+        <w:pBdr/>
+        <w:spacing/>
+        <w:ind w:hanging="360" w:left="5749"/>
+      </w:pPr>
+      <w:rPr>
+        <w:rFonts w:hint="default" w:ascii="Courier New" w:hAnsi="Courier New" w:eastAsia="Courier New" w:cs="Courier New"/>
+      </w:rPr>
+      <w:start w:val="1"/>
+      <w:suff w:val="tab"/>
+    </w:lvl>
+    <w:lvl w:ilvl="8">
+      <w:isLgl w:val="false"/>
+      <w:lvlJc w:val="left"/>
+      <w:lvlText w:val="§"/>
+      <w:numFmt w:val="bullet"/>
+      <w:pPr>
+        <w:pBdr/>
+        <w:spacing/>
+        <w:ind w:hanging="360" w:left="6469"/>
+      </w:pPr>
+      <w:rPr>
+        <w:rFonts w:hint="default" w:ascii="Wingdings" w:hAnsi="Wingdings" w:eastAsia="Wingdings" w:cs="Wingdings"/>
+      </w:rPr>
+      <w:start w:val="1"/>
+      <w:suff w:val="tab"/>
+    </w:lvl>
+  </w:abstractNum>
+  <w:abstractNum w:abstractNumId="29">
+    <w:nsid w:val="3511573A"/>
+    <w:lvl w:ilvl="0">
+      <w:isLgl w:val="false"/>
+      <w:lvlJc w:val="left"/>
+      <w:lvlText w:val="·"/>
+      <w:numFmt w:val="bullet"/>
+      <w:pPr>
+        <w:pBdr/>
+        <w:spacing/>
+        <w:ind w:hanging="360" w:left="709"/>
+      </w:pPr>
+      <w:rPr>
+        <w:rFonts w:hint="default" w:ascii="Symbol" w:hAnsi="Symbol" w:eastAsia="Symbol" w:cs="Symbol"/>
+      </w:rPr>
+      <w:start w:val="1"/>
+      <w:suff w:val="tab"/>
+    </w:lvl>
+    <w:lvl w:ilvl="1">
+      <w:isLgl w:val="false"/>
+      <w:lvlJc w:val="left"/>
+      <w:lvlText w:val="o"/>
+      <w:numFmt w:val="bullet"/>
+      <w:pPr>
+        <w:pBdr/>
+        <w:spacing/>
+        <w:ind w:hanging="360" w:left="1429"/>
+      </w:pPr>
+      <w:rPr>
+        <w:rFonts w:hint="default" w:ascii="Courier New" w:hAnsi="Courier New" w:eastAsia="Courier New" w:cs="Courier New"/>
+      </w:rPr>
+      <w:start w:val="1"/>
+      <w:suff w:val="tab"/>
+    </w:lvl>
+    <w:lvl w:ilvl="2">
+      <w:isLgl w:val="false"/>
+      <w:lvlJc w:val="left"/>
+      <w:lvlText w:val="§"/>
+      <w:numFmt w:val="bullet"/>
+      <w:pPr>
+        <w:pBdr/>
+        <w:spacing/>
+        <w:ind w:hanging="360" w:left="2149"/>
+      </w:pPr>
+      <w:rPr>
+        <w:rFonts w:hint="default" w:ascii="Wingdings" w:hAnsi="Wingdings" w:eastAsia="Wingdings" w:cs="Wingdings"/>
+      </w:rPr>
+      <w:start w:val="1"/>
+      <w:suff w:val="tab"/>
+    </w:lvl>
+    <w:lvl w:ilvl="3">
+      <w:isLgl w:val="false"/>
+      <w:lvlJc w:val="left"/>
+      <w:lvlText w:val="·"/>
+      <w:numFmt w:val="bullet"/>
+      <w:pPr>
+        <w:pBdr/>
+        <w:spacing/>
+        <w:ind w:hanging="360" w:left="2869"/>
+      </w:pPr>
+      <w:rPr>
+        <w:rFonts w:hint="default" w:ascii="Symbol" w:hAnsi="Symbol" w:eastAsia="Symbol" w:cs="Symbol"/>
+      </w:rPr>
+      <w:start w:val="1"/>
+      <w:suff w:val="tab"/>
+    </w:lvl>
+    <w:lvl w:ilvl="4">
+      <w:isLgl w:val="false"/>
+      <w:lvlJc w:val="left"/>
+      <w:lvlText w:val="o"/>
+      <w:numFmt w:val="bullet"/>
+      <w:pPr>
+        <w:pBdr/>
+        <w:spacing/>
+        <w:ind w:hanging="360" w:left="3589"/>
+      </w:pPr>
+      <w:rPr>
+        <w:rFonts w:hint="default" w:ascii="Courier New" w:hAnsi="Courier New" w:eastAsia="Courier New" w:cs="Courier New"/>
+      </w:rPr>
+      <w:start w:val="1"/>
+      <w:suff w:val="tab"/>
+    </w:lvl>
+    <w:lvl w:ilvl="5">
+      <w:isLgl w:val="false"/>
+      <w:lvlJc w:val="left"/>
+      <w:lvlText w:val="§"/>
+      <w:numFmt w:val="bullet"/>
+      <w:pPr>
+        <w:pBdr/>
+        <w:spacing/>
+        <w:ind w:hanging="360" w:left="4309"/>
+      </w:pPr>
+      <w:rPr>
+        <w:rFonts w:hint="default" w:ascii="Wingdings" w:hAnsi="Wingdings" w:eastAsia="Wingdings" w:cs="Wingdings"/>
+      </w:rPr>
+      <w:start w:val="1"/>
+      <w:suff w:val="tab"/>
+    </w:lvl>
+    <w:lvl w:ilvl="6">
+      <w:isLgl w:val="false"/>
+      <w:lvlJc w:val="left"/>
+      <w:lvlText w:val="·"/>
+      <w:numFmt w:val="bullet"/>
+      <w:pPr>
+        <w:pBdr/>
+        <w:spacing/>
+        <w:ind w:hanging="360" w:left="5029"/>
+      </w:pPr>
+      <w:rPr>
+        <w:rFonts w:hint="default" w:ascii="Symbol" w:hAnsi="Symbol" w:eastAsia="Symbol" w:cs="Symbol"/>
+      </w:rPr>
+      <w:start w:val="1"/>
+      <w:suff w:val="tab"/>
+    </w:lvl>
+    <w:lvl w:ilvl="7">
+      <w:isLgl w:val="false"/>
+      <w:lvlJc w:val="left"/>
+      <w:lvlText w:val="o"/>
+      <w:numFmt w:val="bullet"/>
+      <w:pPr>
+        <w:pBdr/>
+        <w:spacing/>
+        <w:ind w:hanging="360" w:left="5749"/>
+      </w:pPr>
+      <w:rPr>
+        <w:rFonts w:hint="default" w:ascii="Courier New" w:hAnsi="Courier New" w:eastAsia="Courier New" w:cs="Courier New"/>
+      </w:rPr>
+      <w:start w:val="1"/>
+      <w:suff w:val="tab"/>
+    </w:lvl>
+    <w:lvl w:ilvl="8">
+      <w:isLgl w:val="false"/>
+      <w:lvlJc w:val="left"/>
+      <w:lvlText w:val="§"/>
+      <w:numFmt w:val="bullet"/>
+      <w:pPr>
+        <w:pBdr/>
+        <w:spacing/>
+        <w:ind w:hanging="360" w:left="6469"/>
+      </w:pPr>
+      <w:rPr>
+        <w:rFonts w:hint="default" w:ascii="Wingdings" w:hAnsi="Wingdings" w:eastAsia="Wingdings" w:cs="Wingdings"/>
+      </w:rPr>
+      <w:start w:val="1"/>
+      <w:suff w:val="tab"/>
+    </w:lvl>
+  </w:abstractNum>
+  <w:abstractNum w:abstractNumId="30">
+    <w:nsid w:val="51007369"/>
+    <w:lvl w:ilvl="0">
+      <w:isLgl w:val="false"/>
+      <w:lvlJc w:val="left"/>
+      <w:lvlText w:val="·"/>
+      <w:numFmt w:val="bullet"/>
+      <w:pPr>
+        <w:pBdr/>
+        <w:spacing/>
+        <w:ind w:hanging="360" w:left="709"/>
+      </w:pPr>
+      <w:rPr>
+        <w:rFonts w:hint="default" w:ascii="Symbol" w:hAnsi="Symbol" w:eastAsia="Symbol" w:cs="Symbol"/>
+      </w:rPr>
+      <w:start w:val="1"/>
+      <w:suff w:val="tab"/>
+    </w:lvl>
+    <w:lvl w:ilvl="1">
+      <w:isLgl w:val="false"/>
+      <w:lvlJc w:val="left"/>
+      <w:lvlText w:val="o"/>
+      <w:numFmt w:val="bullet"/>
+      <w:pPr>
+        <w:pBdr/>
+        <w:spacing/>
+        <w:ind w:hanging="360" w:left="1429"/>
+      </w:pPr>
+      <w:rPr>
+        <w:rFonts w:hint="default" w:ascii="Courier New" w:hAnsi="Courier New" w:eastAsia="Courier New" w:cs="Courier New"/>
+      </w:rPr>
+      <w:start w:val="1"/>
+      <w:suff w:val="tab"/>
+    </w:lvl>
+    <w:lvl w:ilvl="2">
+      <w:isLgl w:val="false"/>
+      <w:lvlJc w:val="left"/>
+      <w:lvlText w:val="§"/>
+      <w:numFmt w:val="bullet"/>
+      <w:pPr>
+        <w:pBdr/>
+        <w:spacing/>
+        <w:ind w:hanging="360" w:left="2149"/>
+      </w:pPr>
+      <w:rPr>
+        <w:rFonts w:hint="default" w:ascii="Wingdings" w:hAnsi="Wingdings" w:eastAsia="Wingdings" w:cs="Wingdings"/>
+      </w:rPr>
+      <w:start w:val="1"/>
+      <w:suff w:val="tab"/>
+    </w:lvl>
+    <w:lvl w:ilvl="3">
+      <w:isLgl w:val="false"/>
+      <w:lvlJc w:val="left"/>
+      <w:lvlText w:val="·"/>
+      <w:numFmt w:val="bullet"/>
+      <w:pPr>
+        <w:pBdr/>
+        <w:spacing/>
+        <w:ind w:hanging="360" w:left="2869"/>
+      </w:pPr>
+      <w:rPr>
+        <w:rFonts w:hint="default" w:ascii="Symbol" w:hAnsi="Symbol" w:eastAsia="Symbol" w:cs="Symbol"/>
+      </w:rPr>
+      <w:start w:val="1"/>
+      <w:suff w:val="tab"/>
+    </w:lvl>
+    <w:lvl w:ilvl="4">
+      <w:isLgl w:val="false"/>
+      <w:lvlJc w:val="left"/>
+      <w:lvlText w:val="o"/>
+      <w:numFmt w:val="bullet"/>
+      <w:pPr>
+        <w:pBdr/>
+        <w:spacing/>
+        <w:ind w:hanging="360" w:left="3589"/>
+      </w:pPr>
+      <w:rPr>
+        <w:rFonts w:hint="default" w:ascii="Courier New" w:hAnsi="Courier New" w:eastAsia="Courier New" w:cs="Courier New"/>
+      </w:rPr>
+      <w:start w:val="1"/>
+      <w:suff w:val="tab"/>
+    </w:lvl>
+    <w:lvl w:ilvl="5">
+      <w:isLgl w:val="false"/>
+      <w:lvlJc w:val="left"/>
+      <w:lvlText w:val="§"/>
+      <w:numFmt w:val="bullet"/>
+      <w:pPr>
+        <w:pBdr/>
+        <w:spacing/>
+        <w:ind w:hanging="360" w:left="4309"/>
+      </w:pPr>
+      <w:rPr>
+        <w:rFonts w:hint="default" w:ascii="Wingdings" w:hAnsi="Wingdings" w:eastAsia="Wingdings" w:cs="Wingdings"/>
+      </w:rPr>
+      <w:start w:val="1"/>
+      <w:suff w:val="tab"/>
+    </w:lvl>
+    <w:lvl w:ilvl="6">
+      <w:isLgl w:val="false"/>
+      <w:lvlJc w:val="left"/>
+      <w:lvlText w:val="·"/>
+      <w:numFmt w:val="bullet"/>
+      <w:pPr>
+        <w:pBdr/>
+        <w:spacing/>
+        <w:ind w:hanging="360" w:left="5029"/>
+      </w:pPr>
+      <w:rPr>
+        <w:rFonts w:hint="default" w:ascii="Symbol" w:hAnsi="Symbol" w:eastAsia="Symbol" w:cs="Symbol"/>
+      </w:rPr>
+      <w:start w:val="1"/>
+      <w:suff w:val="tab"/>
+    </w:lvl>
+    <w:lvl w:ilvl="7">
+      <w:isLgl w:val="false"/>
+      <w:lvlJc w:val="left"/>
+      <w:lvlText w:val="o"/>
+      <w:numFmt w:val="bullet"/>
+      <w:pPr>
+        <w:pBdr/>
+        <w:spacing/>
+        <w:ind w:hanging="360" w:left="5749"/>
+      </w:pPr>
+      <w:rPr>
+        <w:rFonts w:hint="default" w:ascii="Courier New" w:hAnsi="Courier New" w:eastAsia="Courier New" w:cs="Courier New"/>
+      </w:rPr>
+      <w:start w:val="1"/>
+      <w:suff w:val="tab"/>
+    </w:lvl>
+    <w:lvl w:ilvl="8">
+      <w:isLgl w:val="false"/>
+      <w:lvlJc w:val="left"/>
+      <w:lvlText w:val="§"/>
+      <w:numFmt w:val="bullet"/>
+      <w:pPr>
+        <w:pBdr/>
+        <w:spacing/>
+        <w:ind w:hanging="360" w:left="6469"/>
+      </w:pPr>
+      <w:rPr>
+        <w:rFonts w:hint="default" w:ascii="Wingdings" w:hAnsi="Wingdings" w:eastAsia="Wingdings" w:cs="Wingdings"/>
+      </w:rPr>
+      <w:start w:val="1"/>
+      <w:suff w:val="tab"/>
+    </w:lvl>
+  </w:abstractNum>
+  <w:abstractNum w:abstractNumId="31">
+    <w:nsid w:val="4FA18057"/>
+    <w:lvl w:ilvl="0">
+      <w:isLgl w:val="false"/>
+      <w:lvlJc w:val="right"/>
+      <w:lvlText w:val="%1."/>
+      <w:numFmt w:val="decimal"/>
+      <w:pPr>
+        <w:pBdr/>
+        <w:spacing/>
+        <w:ind w:hanging="360" w:left="709"/>
+      </w:pPr>
+      <w:rPr/>
+      <w:start w:val="1"/>
+      <w:suff w:val="tab"/>
+    </w:lvl>
+    <w:lvl w:ilvl="1">
+      <w:isLgl w:val="false"/>
+      <w:lvlJc w:val="right"/>
+      <w:lvlText w:val="%2."/>
+      <w:numFmt w:val="decimal"/>
+      <w:pPr>
+        <w:pBdr/>
+        <w:spacing/>
+        <w:ind w:hanging="360" w:left="1429"/>
+      </w:pPr>
+      <w:rPr/>
+      <w:start w:val="1"/>
+      <w:suff w:val="tab"/>
+    </w:lvl>
+    <w:lvl w:ilvl="2">
+      <w:isLgl w:val="false"/>
+      <w:lvlJc w:val="right"/>
+      <w:lvlText w:val="%3."/>
+      <w:numFmt w:val="decimal"/>
+      <w:pPr>
+        <w:pBdr/>
+        <w:spacing/>
+        <w:ind w:hanging="360" w:left="2149"/>
+      </w:pPr>
+      <w:rPr/>
+      <w:start w:val="1"/>
+      <w:suff w:val="tab"/>
+    </w:lvl>
+    <w:lvl w:ilvl="3">
+      <w:isLgl w:val="false"/>
+      <w:lvlJc w:val="right"/>
+      <w:lvlText w:val="%4."/>
+      <w:numFmt w:val="decimal"/>
+      <w:pPr>
+        <w:pBdr/>
+        <w:spacing/>
+        <w:ind w:hanging="360" w:left="2869"/>
+      </w:pPr>
+      <w:rPr/>
+      <w:start w:val="1"/>
+      <w:suff w:val="tab"/>
+    </w:lvl>
+    <w:lvl w:ilvl="4">
+      <w:isLgl w:val="false"/>
+      <w:lvlJc w:val="right"/>
+      <w:lvlText w:val="%5."/>
+      <w:numFmt w:val="decimal"/>
+      <w:pPr>
+        <w:pBdr/>
+        <w:spacing/>
+        <w:ind w:hanging="360" w:left="3589"/>
+      </w:pPr>
+      <w:rPr/>
+      <w:start w:val="1"/>
+      <w:suff w:val="tab"/>
+    </w:lvl>
+    <w:lvl w:ilvl="5">
+      <w:isLgl w:val="false"/>
+      <w:lvlJc w:val="right"/>
+      <w:lvlText w:val="%6."/>
+      <w:numFmt w:val="decimal"/>
+      <w:pPr>
+        <w:pBdr/>
+        <w:spacing/>
+        <w:ind w:hanging="360" w:left="4309"/>
+      </w:pPr>
+      <w:rPr/>
+      <w:start w:val="1"/>
+      <w:suff w:val="tab"/>
+    </w:lvl>
+    <w:lvl w:ilvl="6">
+      <w:isLgl w:val="false"/>
+      <w:lvlJc w:val="right"/>
+      <w:lvlText w:val="%7."/>
+      <w:numFmt w:val="decimal"/>
+      <w:pPr>
+        <w:pBdr/>
+        <w:spacing/>
+        <w:ind w:hanging="360" w:left="5029"/>
+      </w:pPr>
+      <w:rPr/>
+      <w:start w:val="1"/>
+      <w:suff w:val="tab"/>
+    </w:lvl>
+    <w:lvl w:ilvl="7">
+      <w:isLgl w:val="false"/>
+      <w:lvlJc w:val="right"/>
+      <w:lvlText w:val="%8."/>
+      <w:numFmt w:val="decimal"/>
+      <w:pPr>
+        <w:pBdr/>
+        <w:spacing/>
+        <w:ind w:hanging="360" w:left="5749"/>
+      </w:pPr>
+      <w:rPr/>
+      <w:start w:val="1"/>
+      <w:suff w:val="tab"/>
+    </w:lvl>
+    <w:lvl w:ilvl="8">
+      <w:isLgl w:val="false"/>
+      <w:lvlJc w:val="right"/>
+      <w:lvlText w:val="%9."/>
+      <w:numFmt w:val="decimal"/>
+      <w:pPr>
+        <w:pBdr/>
+        <w:spacing/>
+        <w:ind w:hanging="360" w:left="6469"/>
+      </w:pPr>
+      <w:rPr/>
+      <w:start w:val="1"/>
+      <w:suff w:val="tab"/>
+    </w:lvl>
+  </w:abstractNum>
   <w:num w:numId="1">
     <w:abstractNumId w:val="13"/>
   </w:num>
@@ -7511,6 +10579,27 @@
   </w:num>
   <w:num w:numId="25">
     <w:abstractNumId w:val="19"/>
+  </w:num>
+  <w:num w:numId="26">
+    <w:abstractNumId w:val="25"/>
+  </w:num>
+  <w:num w:numId="27">
+    <w:abstractNumId w:val="26"/>
+  </w:num>
+  <w:num w:numId="28">
+    <w:abstractNumId w:val="27"/>
+  </w:num>
+  <w:num w:numId="29">
+    <w:abstractNumId w:val="28"/>
+  </w:num>
+  <w:num w:numId="30">
+    <w:abstractNumId w:val="29"/>
+  </w:num>
+  <w:num w:numId="31">
+    <w:abstractNumId w:val="30"/>
+  </w:num>
+  <w:num w:numId="32">
+    <w:abstractNumId w:val="31"/>
   </w:num>
 </w:numbering>
 </file>
@@ -7674,9 +10763,9 @@
     <w:lsdException w:name="Bibliography" w:uiPriority="37"/>
     <w:lsdException w:name="TOC Heading" w:uiPriority="39" w:qFormat="1"/>
   </w:latentStyles>
-  <w:style w:type="table" w:styleId="988">
+  <w:style w:type="table" w:styleId="993">
     <w:name w:val="Table Grid Light"/>
-    <w:basedOn w:val="1153"/>
+    <w:basedOn w:val="1158"/>
     <w:uiPriority w:val="59"/>
     <w:pPr>
       <w:pBdr/>
@@ -7873,9 +10962,9 @@
       </w:tcPr>
     </w:tblStylePr>
   </w:style>
-  <w:style w:type="table" w:styleId="989">
+  <w:style w:type="table" w:styleId="994">
     <w:name w:val="Plain Table 2"/>
-    <w:basedOn w:val="1153"/>
+    <w:basedOn w:val="1158"/>
     <w:uiPriority w:val="59"/>
     <w:pPr>
       <w:pBdr/>
@@ -8106,9 +11195,9 @@
       </w:tcPr>
     </w:tblStylePr>
   </w:style>
-  <w:style w:type="table" w:styleId="990">
+  <w:style w:type="table" w:styleId="995">
     <w:name w:val="Plain Table 3"/>
-    <w:basedOn w:val="1153"/>
+    <w:basedOn w:val="1158"/>
     <w:uiPriority w:val="99"/>
     <w:pPr>
       <w:pBdr/>
@@ -8336,9 +11425,9 @@
       </w:tcPr>
     </w:tblStylePr>
   </w:style>
-  <w:style w:type="table" w:styleId="991">
+  <w:style w:type="table" w:styleId="996">
     <w:name w:val="Plain Table 4"/>
-    <w:basedOn w:val="1153"/>
+    <w:basedOn w:val="1158"/>
     <w:uiPriority w:val="99"/>
     <w:pPr>
       <w:pBdr/>
@@ -8552,9 +11641,9 @@
       </w:tcPr>
     </w:tblStylePr>
   </w:style>
-  <w:style w:type="table" w:styleId="992">
+  <w:style w:type="table" w:styleId="997">
     <w:name w:val="Plain Table 5"/>
-    <w:basedOn w:val="1153"/>
+    <w:basedOn w:val="1158"/>
     <w:uiPriority w:val="99"/>
     <w:pPr>
       <w:pBdr/>
@@ -8785,9 +11874,9 @@
       </w:tcPr>
     </w:tblStylePr>
   </w:style>
-  <w:style w:type="table" w:styleId="993">
+  <w:style w:type="table" w:styleId="998">
     <w:name w:val="Grid Table 1 Light"/>
-    <w:basedOn w:val="1153"/>
+    <w:basedOn w:val="1158"/>
     <w:uiPriority w:val="99"/>
     <w:pPr>
       <w:pBdr/>
@@ -9008,9 +12097,9 @@
       </w:tcPr>
     </w:tblStylePr>
   </w:style>
-  <w:style w:type="table" w:styleId="994">
+  <w:style w:type="table" w:styleId="999">
     <w:name w:val="Grid Table 1 Light - Accent 1"/>
-    <w:basedOn w:val="1153"/>
+    <w:basedOn w:val="1158"/>
     <w:uiPriority w:val="99"/>
     <w:pPr>
       <w:pBdr/>
@@ -9231,9 +12320,9 @@
       </w:tcPr>
     </w:tblStylePr>
   </w:style>
-  <w:style w:type="table" w:styleId="995">
+  <w:style w:type="table" w:styleId="1000">
     <w:name w:val="Grid Table 1 Light - Accent 2"/>
-    <w:basedOn w:val="1153"/>
+    <w:basedOn w:val="1158"/>
     <w:uiPriority w:val="99"/>
     <w:pPr>
       <w:pBdr/>
@@ -9454,9 +12543,9 @@
       </w:tcPr>
     </w:tblStylePr>
   </w:style>
-  <w:style w:type="table" w:styleId="996">
+  <w:style w:type="table" w:styleId="1001">
     <w:name w:val="Grid Table 1 Light - Accent 3"/>
-    <w:basedOn w:val="1153"/>
+    <w:basedOn w:val="1158"/>
     <w:uiPriority w:val="99"/>
     <w:pPr>
       <w:pBdr/>
@@ -9677,9 +12766,9 @@
       </w:tcPr>
     </w:tblStylePr>
   </w:style>
-  <w:style w:type="table" w:styleId="997">
+  <w:style w:type="table" w:styleId="1002">
     <w:name w:val="Grid Table 1 Light - Accent 4"/>
-    <w:basedOn w:val="1153"/>
+    <w:basedOn w:val="1158"/>
     <w:uiPriority w:val="99"/>
     <w:pPr>
       <w:pBdr/>
@@ -9900,9 +12989,9 @@
       </w:tcPr>
     </w:tblStylePr>
   </w:style>
-  <w:style w:type="table" w:styleId="998">
+  <w:style w:type="table" w:styleId="1003">
     <w:name w:val="Grid Table 1 Light - Accent 5"/>
-    <w:basedOn w:val="1153"/>
+    <w:basedOn w:val="1158"/>
     <w:uiPriority w:val="99"/>
     <w:pPr>
       <w:pBdr/>
@@ -10123,9 +13212,9 @@
       </w:tcPr>
     </w:tblStylePr>
   </w:style>
-  <w:style w:type="table" w:styleId="999">
+  <w:style w:type="table" w:styleId="1004">
     <w:name w:val="Grid Table 1 Light - Accent 6"/>
-    <w:basedOn w:val="1153"/>
+    <w:basedOn w:val="1158"/>
     <w:uiPriority w:val="99"/>
     <w:pPr>
       <w:pBdr/>
@@ -10346,9 +13435,9 @@
       </w:tcPr>
     </w:tblStylePr>
   </w:style>
-  <w:style w:type="table" w:styleId="1000">
+  <w:style w:type="table" w:styleId="1005">
     <w:name w:val="Grid Table 2"/>
-    <w:basedOn w:val="1153"/>
+    <w:basedOn w:val="1158"/>
     <w:uiPriority w:val="99"/>
     <w:pPr>
       <w:pBdr/>
@@ -10578,9 +13667,9 @@
       </w:tcPr>
     </w:tblStylePr>
   </w:style>
-  <w:style w:type="table" w:styleId="1001">
+  <w:style w:type="table" w:styleId="1006">
     <w:name w:val="Grid Table 2 - Accent 1"/>
-    <w:basedOn w:val="1153"/>
+    <w:basedOn w:val="1158"/>
     <w:uiPriority w:val="99"/>
     <w:pPr>
       <w:pBdr/>
@@ -10810,9 +13899,9 @@
       </w:tcPr>
     </w:tblStylePr>
   </w:style>
-  <w:style w:type="table" w:styleId="1002">
+  <w:style w:type="table" w:styleId="1007">
     <w:name w:val="Grid Table 2 - Accent 2"/>
-    <w:basedOn w:val="1153"/>
+    <w:basedOn w:val="1158"/>
     <w:uiPriority w:val="99"/>
     <w:pPr>
       <w:pBdr/>
@@ -11042,9 +14131,9 @@
       </w:tcPr>
     </w:tblStylePr>
   </w:style>
-  <w:style w:type="table" w:styleId="1003">
+  <w:style w:type="table" w:styleId="1008">
     <w:name w:val="Grid Table 2 - Accent 3"/>
-    <w:basedOn w:val="1153"/>
+    <w:basedOn w:val="1158"/>
     <w:uiPriority w:val="99"/>
     <w:pPr>
       <w:pBdr/>
@@ -11274,9 +14363,9 @@
       </w:tcPr>
     </w:tblStylePr>
   </w:style>
-  <w:style w:type="table" w:styleId="1004">
+  <w:style w:type="table" w:styleId="1009">
     <w:name w:val="Grid Table 2 - Accent 4"/>
-    <w:basedOn w:val="1153"/>
+    <w:basedOn w:val="1158"/>
     <w:uiPriority w:val="99"/>
     <w:pPr>
       <w:pBdr/>
@@ -11506,9 +14595,9 @@
       </w:tcPr>
     </w:tblStylePr>
   </w:style>
-  <w:style w:type="table" w:styleId="1005">
+  <w:style w:type="table" w:styleId="1010">
     <w:name w:val="Grid Table 2 - Accent 5"/>
-    <w:basedOn w:val="1153"/>
+    <w:basedOn w:val="1158"/>
     <w:uiPriority w:val="99"/>
     <w:pPr>
       <w:pBdr/>
@@ -11738,9 +14827,9 @@
       </w:tcPr>
     </w:tblStylePr>
   </w:style>
-  <w:style w:type="table" w:styleId="1006">
+  <w:style w:type="table" w:styleId="1011">
     <w:name w:val="Grid Table 2 - Accent 6"/>
-    <w:basedOn w:val="1153"/>
+    <w:basedOn w:val="1158"/>
     <w:uiPriority w:val="99"/>
     <w:pPr>
       <w:pBdr/>
@@ -11970,9 +15059,9 @@
       </w:tcPr>
     </w:tblStylePr>
   </w:style>
-  <w:style w:type="table" w:styleId="1007">
+  <w:style w:type="table" w:styleId="1012">
     <w:name w:val="Grid Table 3"/>
-    <w:basedOn w:val="1153"/>
+    <w:basedOn w:val="1158"/>
     <w:uiPriority w:val="99"/>
     <w:pPr>
       <w:pBdr/>
@@ -12215,9 +15304,9 @@
       </w:tcPr>
     </w:tblStylePr>
   </w:style>
-  <w:style w:type="table" w:styleId="1008">
+  <w:style w:type="table" w:styleId="1013">
     <w:name w:val="Grid Table 3 - Accent 1"/>
-    <w:basedOn w:val="1153"/>
+    <w:basedOn w:val="1158"/>
     <w:uiPriority w:val="99"/>
     <w:pPr>
       <w:pBdr/>
@@ -12460,9 +15549,9 @@
       </w:tcPr>
     </w:tblStylePr>
   </w:style>
-  <w:style w:type="table" w:styleId="1009">
+  <w:style w:type="table" w:styleId="1014">
     <w:name w:val="Grid Table 3 - Accent 2"/>
-    <w:basedOn w:val="1153"/>
+    <w:basedOn w:val="1158"/>
     <w:uiPriority w:val="99"/>
     <w:pPr>
       <w:pBdr/>
@@ -12705,9 +15794,9 @@
       </w:tcPr>
     </w:tblStylePr>
   </w:style>
-  <w:style w:type="table" w:styleId="1010">
+  <w:style w:type="table" w:styleId="1015">
     <w:name w:val="Grid Table 3 - Accent 3"/>
-    <w:basedOn w:val="1153"/>
+    <w:basedOn w:val="1158"/>
     <w:uiPriority w:val="99"/>
     <w:pPr>
       <w:pBdr/>
@@ -12950,9 +16039,9 @@
       </w:tcPr>
     </w:tblStylePr>
   </w:style>
-  <w:style w:type="table" w:styleId="1011">
+  <w:style w:type="table" w:styleId="1016">
     <w:name w:val="Grid Table 3 - Accent 4"/>
-    <w:basedOn w:val="1153"/>
+    <w:basedOn w:val="1158"/>
     <w:uiPriority w:val="99"/>
     <w:pPr>
       <w:pBdr/>
@@ -13195,9 +16284,9 @@
       </w:tcPr>
     </w:tblStylePr>
   </w:style>
-  <w:style w:type="table" w:styleId="1012">
+  <w:style w:type="table" w:styleId="1017">
     <w:name w:val="Grid Table 3 - Accent 5"/>
-    <w:basedOn w:val="1153"/>
+    <w:basedOn w:val="1158"/>
     <w:uiPriority w:val="99"/>
     <w:pPr>
       <w:pBdr/>
@@ -13440,9 +16529,9 @@
       </w:tcPr>
     </w:tblStylePr>
   </w:style>
-  <w:style w:type="table" w:styleId="1013">
+  <w:style w:type="table" w:styleId="1018">
     <w:name w:val="Grid Table 3 - Accent 6"/>
-    <w:basedOn w:val="1153"/>
+    <w:basedOn w:val="1158"/>
     <w:uiPriority w:val="99"/>
     <w:pPr>
       <w:pBdr/>
@@ -13685,9 +16774,9 @@
       </w:tcPr>
     </w:tblStylePr>
   </w:style>
-  <w:style w:type="table" w:styleId="1014">
+  <w:style w:type="table" w:styleId="1019">
     <w:name w:val="Grid Table 4"/>
-    <w:basedOn w:val="1153"/>
+    <w:basedOn w:val="1158"/>
     <w:uiPriority w:val="59"/>
     <w:pPr>
       <w:pBdr/>
@@ -13918,9 +17007,9 @@
       </w:tcPr>
     </w:tblStylePr>
   </w:style>
-  <w:style w:type="table" w:styleId="1015">
+  <w:style w:type="table" w:styleId="1020">
     <w:name w:val="Grid Table 4 - Accent 1"/>
-    <w:basedOn w:val="1153"/>
+    <w:basedOn w:val="1158"/>
     <w:uiPriority w:val="59"/>
     <w:pPr>
       <w:pBdr/>
@@ -14151,9 +17240,9 @@
       </w:tcPr>
     </w:tblStylePr>
   </w:style>
-  <w:style w:type="table" w:styleId="1016">
+  <w:style w:type="table" w:styleId="1021">
     <w:name w:val="Grid Table 4 - Accent 2"/>
-    <w:basedOn w:val="1153"/>
+    <w:basedOn w:val="1158"/>
     <w:uiPriority w:val="59"/>
     <w:pPr>
       <w:pBdr/>
@@ -14384,9 +17473,9 @@
       </w:tcPr>
     </w:tblStylePr>
   </w:style>
-  <w:style w:type="table" w:styleId="1017">
+  <w:style w:type="table" w:styleId="1022">
     <w:name w:val="Grid Table 4 - Accent 3"/>
-    <w:basedOn w:val="1153"/>
+    <w:basedOn w:val="1158"/>
     <w:uiPriority w:val="59"/>
     <w:pPr>
       <w:pBdr/>
@@ -14617,9 +17706,9 @@
       </w:tcPr>
     </w:tblStylePr>
   </w:style>
-  <w:style w:type="table" w:styleId="1018">
+  <w:style w:type="table" w:styleId="1023">
     <w:name w:val="Grid Table 4 - Accent 4"/>
-    <w:basedOn w:val="1153"/>
+    <w:basedOn w:val="1158"/>
     <w:uiPriority w:val="59"/>
     <w:pPr>
       <w:pBdr/>
@@ -14850,9 +17939,9 @@
       </w:tcPr>
     </w:tblStylePr>
   </w:style>
-  <w:style w:type="table" w:styleId="1019">
+  <w:style w:type="table" w:styleId="1024">
     <w:name w:val="Grid Table 4 - Accent 5"/>
-    <w:basedOn w:val="1153"/>
+    <w:basedOn w:val="1158"/>
     <w:uiPriority w:val="59"/>
     <w:pPr>
       <w:pBdr/>
@@ -15083,9 +18172,9 @@
       </w:tcPr>
     </w:tblStylePr>
   </w:style>
-  <w:style w:type="table" w:styleId="1020">
+  <w:style w:type="table" w:styleId="1025">
     <w:name w:val="Grid Table 4 - Accent 6"/>
-    <w:basedOn w:val="1153"/>
+    <w:basedOn w:val="1158"/>
     <w:uiPriority w:val="59"/>
     <w:pPr>
       <w:pBdr/>
@@ -15316,9 +18405,9 @@
       </w:tcPr>
     </w:tblStylePr>
   </w:style>
-  <w:style w:type="table" w:styleId="1021">
+  <w:style w:type="table" w:styleId="1026">
     <w:name w:val="Grid Table 5 Dark"/>
-    <w:basedOn w:val="1153"/>
+    <w:basedOn w:val="1158"/>
     <w:uiPriority w:val="99"/>
     <w:pPr>
       <w:pBdr/>
@@ -15544,9 +18633,9 @@
       </w:tcPr>
     </w:tblStylePr>
   </w:style>
-  <w:style w:type="table" w:styleId="1022">
+  <w:style w:type="table" w:styleId="1027">
     <w:name w:val="Grid Table 5 Dark- Accent 1"/>
-    <w:basedOn w:val="1153"/>
+    <w:basedOn w:val="1158"/>
     <w:uiPriority w:val="99"/>
     <w:pPr>
       <w:pBdr/>
@@ -15772,9 +18861,9 @@
       </w:tcPr>
     </w:tblStylePr>
   </w:style>
-  <w:style w:type="table" w:styleId="1023">
+  <w:style w:type="table" w:styleId="1028">
     <w:name w:val="Grid Table 5 Dark - Accent 2"/>
-    <w:basedOn w:val="1153"/>
+    <w:basedOn w:val="1158"/>
     <w:uiPriority w:val="99"/>
     <w:pPr>
       <w:pBdr/>
@@ -16000,9 +19089,9 @@
       </w:tcPr>
     </w:tblStylePr>
   </w:style>
-  <w:style w:type="table" w:styleId="1024">
+  <w:style w:type="table" w:styleId="1029">
     <w:name w:val="Grid Table 5 Dark - Accent 3"/>
-    <w:basedOn w:val="1153"/>
+    <w:basedOn w:val="1158"/>
     <w:uiPriority w:val="99"/>
     <w:pPr>
       <w:pBdr/>
@@ -16228,9 +19317,9 @@
       </w:tcPr>
     </w:tblStylePr>
   </w:style>
-  <w:style w:type="table" w:styleId="1025">
+  <w:style w:type="table" w:styleId="1030">
     <w:name w:val="Grid Table 5 Dark- Accent 4"/>
-    <w:basedOn w:val="1153"/>
+    <w:basedOn w:val="1158"/>
     <w:uiPriority w:val="99"/>
     <w:pPr>
       <w:pBdr/>
@@ -16456,9 +19545,9 @@
       </w:tcPr>
     </w:tblStylePr>
   </w:style>
-  <w:style w:type="table" w:styleId="1026">
+  <w:style w:type="table" w:styleId="1031">
     <w:name w:val="Grid Table 5 Dark - Accent 5"/>
-    <w:basedOn w:val="1153"/>
+    <w:basedOn w:val="1158"/>
     <w:uiPriority w:val="99"/>
     <w:pPr>
       <w:pBdr/>
@@ -16684,9 +19773,9 @@
       </w:tcPr>
     </w:tblStylePr>
   </w:style>
-  <w:style w:type="table" w:styleId="1027">
+  <w:style w:type="table" w:styleId="1032">
     <w:name w:val="Grid Table 5 Dark - Accent 6"/>
-    <w:basedOn w:val="1153"/>
+    <w:basedOn w:val="1158"/>
     <w:uiPriority w:val="99"/>
     <w:pPr>
       <w:pBdr/>
@@ -16912,9 +20001,9 @@
       </w:tcPr>
     </w:tblStylePr>
   </w:style>
-  <w:style w:type="table" w:styleId="1028">
+  <w:style w:type="table" w:styleId="1033">
     <w:name w:val="Grid Table 6 Colorful"/>
-    <w:basedOn w:val="1153"/>
+    <w:basedOn w:val="1158"/>
     <w:uiPriority w:val="99"/>
     <w:pPr>
       <w:pBdr/>
@@ -17142,9 +20231,9 @@
       </w:tcPr>
     </w:tblStylePr>
   </w:style>
-  <w:style w:type="table" w:styleId="1029">
+  <w:style w:type="table" w:styleId="1034">
     <w:name w:val="Grid Table 6 Colorful - Accent 1"/>
-    <w:basedOn w:val="1153"/>
+    <w:basedOn w:val="1158"/>
     <w:uiPriority w:val="99"/>
     <w:pPr>
       <w:pBdr/>
@@ -17372,9 +20461,9 @@
       </w:tcPr>
     </w:tblStylePr>
   </w:style>
-  <w:style w:type="table" w:styleId="1030">
+  <w:style w:type="table" w:styleId="1035">
     <w:name w:val="Grid Table 6 Colorful - Accent 2"/>
-    <w:basedOn w:val="1153"/>
+    <w:basedOn w:val="1158"/>
     <w:uiPriority w:val="99"/>
     <w:pPr>
       <w:pBdr/>
@@ -17602,9 +20691,9 @@
       </w:tcPr>
     </w:tblStylePr>
   </w:style>
-  <w:style w:type="table" w:styleId="1031">
+  <w:style w:type="table" w:styleId="1036">
     <w:name w:val="Grid Table 6 Colorful - Accent 3"/>
-    <w:basedOn w:val="1153"/>
+    <w:basedOn w:val="1158"/>
     <w:uiPriority w:val="99"/>
     <w:pPr>
       <w:pBdr/>
@@ -17832,9 +20921,9 @@
       </w:tcPr>
     </w:tblStylePr>
   </w:style>
-  <w:style w:type="table" w:styleId="1032">
+  <w:style w:type="table" w:styleId="1037">
     <w:name w:val="Grid Table 6 Colorful - Accent 4"/>
-    <w:basedOn w:val="1153"/>
+    <w:basedOn w:val="1158"/>
     <w:uiPriority w:val="99"/>
     <w:pPr>
       <w:pBdr/>
@@ -18062,9 +21151,9 @@
       </w:tcPr>
     </w:tblStylePr>
   </w:style>
-  <w:style w:type="table" w:styleId="1033">
+  <w:style w:type="table" w:styleId="1038">
     <w:name w:val="Grid Table 6 Colorful - Accent 5"/>
-    <w:basedOn w:val="1153"/>
+    <w:basedOn w:val="1158"/>
     <w:uiPriority w:val="99"/>
     <w:pPr>
       <w:pBdr/>
@@ -18292,9 +21381,9 @@
       </w:tcPr>
     </w:tblStylePr>
   </w:style>
-  <w:style w:type="table" w:styleId="1034">
+  <w:style w:type="table" w:styleId="1039">
     <w:name w:val="Grid Table 6 Colorful - Accent 6"/>
-    <w:basedOn w:val="1153"/>
+    <w:basedOn w:val="1158"/>
     <w:uiPriority w:val="99"/>
     <w:pPr>
       <w:pBdr/>
@@ -18522,9 +21611,9 @@
       </w:tcPr>
     </w:tblStylePr>
   </w:style>
-  <w:style w:type="table" w:styleId="1035">
+  <w:style w:type="table" w:styleId="1040">
     <w:name w:val="Grid Table 7 Colorful"/>
-    <w:basedOn w:val="1153"/>
+    <w:basedOn w:val="1158"/>
     <w:uiPriority w:val="99"/>
     <w:pPr>
       <w:pBdr/>
@@ -18776,9 +21865,9 @@
       </w:tcPr>
     </w:tblStylePr>
   </w:style>
-  <w:style w:type="table" w:styleId="1036">
+  <w:style w:type="table" w:styleId="1041">
     <w:name w:val="Grid Table 7 Colorful - Accent 1"/>
-    <w:basedOn w:val="1153"/>
+    <w:basedOn w:val="1158"/>
     <w:uiPriority w:val="99"/>
     <w:pPr>
       <w:pBdr/>
@@ -19030,9 +22119,9 @@
       </w:tcPr>
     </w:tblStylePr>
   </w:style>
-  <w:style w:type="table" w:styleId="1037">
+  <w:style w:type="table" w:styleId="1042">
     <w:name w:val="Grid Table 7 Colorful - Accent 2"/>
-    <w:basedOn w:val="1153"/>
+    <w:basedOn w:val="1158"/>
     <w:uiPriority w:val="99"/>
     <w:pPr>
       <w:pBdr/>
@@ -19284,9 +22373,9 @@
       </w:tcPr>
     </w:tblStylePr>
   </w:style>
-  <w:style w:type="table" w:styleId="1038">
+  <w:style w:type="table" w:styleId="1043">
     <w:name w:val="Grid Table 7 Colorful - Accent 3"/>
-    <w:basedOn w:val="1153"/>
+    <w:basedOn w:val="1158"/>
     <w:uiPriority w:val="99"/>
     <w:pPr>
       <w:pBdr/>
@@ -19538,9 +22627,9 @@
       </w:tcPr>
     </w:tblStylePr>
   </w:style>
-  <w:style w:type="table" w:styleId="1039">
+  <w:style w:type="table" w:styleId="1044">
     <w:name w:val="Grid Table 7 Colorful - Accent 4"/>
-    <w:basedOn w:val="1153"/>
+    <w:basedOn w:val="1158"/>
     <w:uiPriority w:val="99"/>
     <w:pPr>
       <w:pBdr/>
@@ -19792,9 +22881,9 @@
       </w:tcPr>
     </w:tblStylePr>
   </w:style>
-  <w:style w:type="table" w:styleId="1040">
+  <w:style w:type="table" w:styleId="1045">
     <w:name w:val="Grid Table 7 Colorful - Accent 5"/>
-    <w:basedOn w:val="1153"/>
+    <w:basedOn w:val="1158"/>
     <w:uiPriority w:val="99"/>
     <w:pPr>
       <w:pBdr/>
@@ -20046,9 +23135,9 @@
       </w:tcPr>
     </w:tblStylePr>
   </w:style>
-  <w:style w:type="table" w:styleId="1041">
+  <w:style w:type="table" w:styleId="1046">
     <w:name w:val="Grid Table 7 Colorful - Accent 6"/>
-    <w:basedOn w:val="1153"/>
+    <w:basedOn w:val="1158"/>
     <w:uiPriority w:val="99"/>
     <w:pPr>
       <w:pBdr/>
@@ -20300,9 +23389,9 @@
       </w:tcPr>
     </w:tblStylePr>
   </w:style>
-  <w:style w:type="table" w:styleId="1042">
+  <w:style w:type="table" w:styleId="1047">
     <w:name w:val="List Table 1 Light"/>
-    <w:basedOn w:val="1153"/>
+    <w:basedOn w:val="1158"/>
     <w:uiPriority w:val="99"/>
     <w:pPr>
       <w:pBdr/>
@@ -20516,9 +23605,9 @@
       </w:tcPr>
     </w:tblStylePr>
   </w:style>
-  <w:style w:type="table" w:styleId="1043">
+  <w:style w:type="table" w:styleId="1048">
     <w:name w:val="List Table 1 Light - Accent 1"/>
-    <w:basedOn w:val="1153"/>
+    <w:basedOn w:val="1158"/>
     <w:uiPriority w:val="99"/>
     <w:pPr>
       <w:pBdr/>
@@ -20732,9 +23821,9 @@
       </w:tcPr>
     </w:tblStylePr>
   </w:style>
-  <w:style w:type="table" w:styleId="1044">
+  <w:style w:type="table" w:styleId="1049">
     <w:name w:val="List Table 1 Light - Accent 2"/>
-    <w:basedOn w:val="1153"/>
+    <w:basedOn w:val="1158"/>
     <w:uiPriority w:val="99"/>
     <w:pPr>
       <w:pBdr/>
@@ -20948,9 +24037,9 @@
       </w:tcPr>
     </w:tblStylePr>
   </w:style>
-  <w:style w:type="table" w:styleId="1045">
+  <w:style w:type="table" w:styleId="1050">
     <w:name w:val="List Table 1 Light - Accent 3"/>
-    <w:basedOn w:val="1153"/>
+    <w:basedOn w:val="1158"/>
     <w:uiPriority w:val="99"/>
     <w:pPr>
       <w:pBdr/>
@@ -21164,9 +24253,9 @@
       </w:tcPr>
     </w:tblStylePr>
   </w:style>
-  <w:style w:type="table" w:styleId="1046">
+  <w:style w:type="table" w:styleId="1051">
     <w:name w:val="List Table 1 Light - Accent 4"/>
-    <w:basedOn w:val="1153"/>
+    <w:basedOn w:val="1158"/>
     <w:uiPriority w:val="99"/>
     <w:pPr>
       <w:pBdr/>
@@ -21380,9 +24469,9 @@
       </w:tcPr>
     </w:tblStylePr>
   </w:style>
-  <w:style w:type="table" w:styleId="1047">
+  <w:style w:type="table" w:styleId="1052">
     <w:name w:val="List Table 1 Light - Accent 5"/>
-    <w:basedOn w:val="1153"/>
+    <w:basedOn w:val="1158"/>
     <w:uiPriority w:val="99"/>
     <w:pPr>
       <w:pBdr/>
@@ -21596,9 +24685,9 @@
       </w:tcPr>
     </w:tblStylePr>
   </w:style>
-  <w:style w:type="table" w:styleId="1048">
+  <w:style w:type="table" w:styleId="1053">
     <w:name w:val="List Table 1 Light - Accent 6"/>
-    <w:basedOn w:val="1153"/>
+    <w:basedOn w:val="1158"/>
     <w:uiPriority w:val="99"/>
     <w:pPr>
       <w:pBdr/>
@@ -21812,9 +24901,9 @@
       </w:tcPr>
     </w:tblStylePr>
   </w:style>
-  <w:style w:type="table" w:styleId="1049">
+  <w:style w:type="table" w:styleId="1054">
     <w:name w:val="List Table 2"/>
-    <w:basedOn w:val="1153"/>
+    <w:basedOn w:val="1158"/>
     <w:uiPriority w:val="99"/>
     <w:pPr>
       <w:pBdr/>
@@ -22050,9 +25139,9 @@
       </w:tcPr>
     </w:tblStylePr>
   </w:style>
-  <w:style w:type="table" w:styleId="1050">
+  <w:style w:type="table" w:styleId="1055">
     <w:name w:val="List Table 2 - Accent 1"/>
-    <w:basedOn w:val="1153"/>
+    <w:basedOn w:val="1158"/>
     <w:uiPriority w:val="99"/>
     <w:pPr>
       <w:pBdr/>
@@ -22288,9 +25377,9 @@
       </w:tcPr>
     </w:tblStylePr>
   </w:style>
-  <w:style w:type="table" w:styleId="1051">
+  <w:style w:type="table" w:styleId="1056">
     <w:name w:val="List Table 2 - Accent 2"/>
-    <w:basedOn w:val="1153"/>
+    <w:basedOn w:val="1158"/>
     <w:uiPriority w:val="99"/>
     <w:pPr>
       <w:pBdr/>
@@ -22526,9 +25615,9 @@
       </w:tcPr>
     </w:tblStylePr>
   </w:style>
-  <w:style w:type="table" w:styleId="1052">
+  <w:style w:type="table" w:styleId="1057">
     <w:name w:val="List Table 2 - Accent 3"/>
-    <w:basedOn w:val="1153"/>
+    <w:basedOn w:val="1158"/>
     <w:uiPriority w:val="99"/>
     <w:pPr>
       <w:pBdr/>
@@ -22764,9 +25853,9 @@
       </w:tcPr>
     </w:tblStylePr>
   </w:style>
-  <w:style w:type="table" w:styleId="1053">
+  <w:style w:type="table" w:styleId="1058">
     <w:name w:val="List Table 2 - Accent 4"/>
-    <w:basedOn w:val="1153"/>
+    <w:basedOn w:val="1158"/>
     <w:uiPriority w:val="99"/>
     <w:pPr>
       <w:pBdr/>
@@ -23002,9 +26091,9 @@
       </w:tcPr>
     </w:tblStylePr>
   </w:style>
-  <w:style w:type="table" w:styleId="1054">
+  <w:style w:type="table" w:styleId="1059">
     <w:name w:val="List Table 2 - Accent 5"/>
-    <w:basedOn w:val="1153"/>
+    <w:basedOn w:val="1158"/>
     <w:uiPriority w:val="99"/>
     <w:pPr>
       <w:pBdr/>
@@ -23240,9 +26329,9 @@
       </w:tcPr>
     </w:tblStylePr>
   </w:style>
-  <w:style w:type="table" w:styleId="1055">
+  <w:style w:type="table" w:styleId="1060">
     <w:name w:val="List Table 2 - Accent 6"/>
-    <w:basedOn w:val="1153"/>
+    <w:basedOn w:val="1158"/>
     <w:uiPriority w:val="99"/>
     <w:pPr>
       <w:pBdr/>
@@ -23478,9 +26567,9 @@
       </w:tcPr>
     </w:tblStylePr>
   </w:style>
-  <w:style w:type="table" w:styleId="1056">
+  <w:style w:type="table" w:styleId="1061">
     <w:name w:val="List Table 3"/>
-    <w:basedOn w:val="1153"/>
+    <w:basedOn w:val="1158"/>
     <w:uiPriority w:val="99"/>
     <w:pPr>
       <w:pBdr/>
@@ -23706,9 +26795,9 @@
       </w:tcPr>
     </w:tblStylePr>
   </w:style>
-  <w:style w:type="table" w:styleId="1057">
+  <w:style w:type="table" w:styleId="1062">
     <w:name w:val="List Table 3 - Accent 1"/>
-    <w:basedOn w:val="1153"/>
+    <w:basedOn w:val="1158"/>
     <w:uiPriority w:val="99"/>
     <w:pPr>
       <w:pBdr/>
@@ -23934,9 +27023,9 @@
       </w:tcPr>
     </w:tblStylePr>
   </w:style>
-  <w:style w:type="table" w:styleId="1058">
+  <w:style w:type="table" w:styleId="1063">
     <w:name w:val="List Table 3 - Accent 2"/>
-    <w:basedOn w:val="1153"/>
+    <w:basedOn w:val="1158"/>
     <w:uiPriority w:val="99"/>
     <w:pPr>
       <w:pBdr/>
@@ -24162,9 +27251,9 @@
       </w:tcPr>
     </w:tblStylePr>
   </w:style>
-  <w:style w:type="table" w:styleId="1059">
+  <w:style w:type="table" w:styleId="1064">
     <w:name w:val="List Table 3 - Accent 3"/>
-    <w:basedOn w:val="1153"/>
+    <w:basedOn w:val="1158"/>
     <w:uiPriority w:val="99"/>
     <w:pPr>
       <w:pBdr/>
@@ -24390,9 +27479,9 @@
       </w:tcPr>
     </w:tblStylePr>
   </w:style>
-  <w:style w:type="table" w:styleId="1060">
+  <w:style w:type="table" w:styleId="1065">
     <w:name w:val="List Table 3 - Accent 4"/>
-    <w:basedOn w:val="1153"/>
+    <w:basedOn w:val="1158"/>
     <w:uiPriority w:val="99"/>
     <w:pPr>
       <w:pBdr/>
@@ -24618,9 +27707,9 @@
       </w:tcPr>
     </w:tblStylePr>
   </w:style>
-  <w:style w:type="table" w:styleId="1061">
+  <w:style w:type="table" w:styleId="1066">
     <w:name w:val="List Table 3 - Accent 5"/>
-    <w:basedOn w:val="1153"/>
+    <w:basedOn w:val="1158"/>
     <w:uiPriority w:val="99"/>
     <w:pPr>
       <w:pBdr/>
@@ -24846,9 +27935,9 @@
       </w:tcPr>
     </w:tblStylePr>
   </w:style>
-  <w:style w:type="table" w:styleId="1062">
+  <w:style w:type="table" w:styleId="1067">
     <w:name w:val="List Table 3 - Accent 6"/>
-    <w:basedOn w:val="1153"/>
+    <w:basedOn w:val="1158"/>
     <w:uiPriority w:val="99"/>
     <w:pPr>
       <w:pBdr/>
@@ -25074,9 +28163,9 @@
       </w:tcPr>
     </w:tblStylePr>
   </w:style>
-  <w:style w:type="table" w:styleId="1063">
+  <w:style w:type="table" w:styleId="1068">
     <w:name w:val="List Table 4"/>
-    <w:basedOn w:val="1153"/>
+    <w:basedOn w:val="1158"/>
     <w:uiPriority w:val="99"/>
     <w:pPr>
       <w:pBdr/>
@@ -25299,9 +28388,9 @@
       </w:tcPr>
     </w:tblStylePr>
   </w:style>
-  <w:style w:type="table" w:styleId="1064">
+  <w:style w:type="table" w:styleId="1069">
     <w:name w:val="List Table 4 - Accent 1"/>
-    <w:basedOn w:val="1153"/>
+    <w:basedOn w:val="1158"/>
     <w:uiPriority w:val="99"/>
     <w:pPr>
       <w:pBdr/>
@@ -25524,9 +28613,9 @@
       </w:tcPr>
     </w:tblStylePr>
   </w:style>
-  <w:style w:type="table" w:styleId="1065">
+  <w:style w:type="table" w:styleId="1070">
     <w:name w:val="List Table 4 - Accent 2"/>
-    <w:basedOn w:val="1153"/>
+    <w:basedOn w:val="1158"/>
     <w:uiPriority w:val="99"/>
     <w:pPr>
       <w:pBdr/>
@@ -25749,9 +28838,9 @@
       </w:tcPr>
     </w:tblStylePr>
   </w:style>
-  <w:style w:type="table" w:styleId="1066">
+  <w:style w:type="table" w:styleId="1071">
     <w:name w:val="List Table 4 - Accent 3"/>
-    <w:basedOn w:val="1153"/>
+    <w:basedOn w:val="1158"/>
     <w:uiPriority w:val="99"/>
     <w:pPr>
       <w:pBdr/>
@@ -25974,9 +29063,9 @@
       </w:tcPr>
     </w:tblStylePr>
   </w:style>
-  <w:style w:type="table" w:styleId="1067">
+  <w:style w:type="table" w:styleId="1072">
     <w:name w:val="List Table 4 - Accent 4"/>
-    <w:basedOn w:val="1153"/>
+    <w:basedOn w:val="1158"/>
     <w:uiPriority w:val="99"/>
     <w:pPr>
       <w:pBdr/>
@@ -26199,9 +29288,9 @@
       </w:tcPr>
     </w:tblStylePr>
   </w:style>
-  <w:style w:type="table" w:styleId="1068">
+  <w:style w:type="table" w:styleId="1073">
     <w:name w:val="List Table 4 - Accent 5"/>
-    <w:basedOn w:val="1153"/>
+    <w:basedOn w:val="1158"/>
     <w:uiPriority w:val="99"/>
     <w:pPr>
       <w:pBdr/>
@@ -26424,9 +29513,9 @@
       </w:tcPr>
     </w:tblStylePr>
   </w:style>
-  <w:style w:type="table" w:styleId="1069">
+  <w:style w:type="table" w:styleId="1074">
     <w:name w:val="List Table 4 - Accent 6"/>
-    <w:basedOn w:val="1153"/>
+    <w:basedOn w:val="1158"/>
     <w:uiPriority w:val="99"/>
     <w:pPr>
       <w:pBdr/>
@@ -26649,9 +29738,9 @@
       </w:tcPr>
     </w:tblStylePr>
   </w:style>
-  <w:style w:type="table" w:styleId="1070">
+  <w:style w:type="table" w:styleId="1075">
     <w:name w:val="List Table 5 Dark"/>
-    <w:basedOn w:val="1153"/>
+    <w:basedOn w:val="1158"/>
     <w:uiPriority w:val="99"/>
     <w:pPr>
       <w:pBdr/>
@@ -26891,9 +29980,9 @@
       </w:tcPr>
     </w:tblStylePr>
   </w:style>
-  <w:style w:type="table" w:styleId="1071">
+  <w:style w:type="table" w:styleId="1076">
     <w:name w:val="List Table 5 Dark - Accent 1"/>
-    <w:basedOn w:val="1153"/>
+    <w:basedOn w:val="1158"/>
     <w:uiPriority w:val="99"/>
     <w:pPr>
       <w:pBdr/>
@@ -27133,9 +30222,9 @@
       </w:tcPr>
     </w:tblStylePr>
   </w:style>
-  <w:style w:type="table" w:styleId="1072">
+  <w:style w:type="table" w:styleId="1077">
     <w:name w:val="List Table 5 Dark - Accent 2"/>
-    <w:basedOn w:val="1153"/>
+    <w:basedOn w:val="1158"/>
     <w:uiPriority w:val="99"/>
     <w:pPr>
       <w:pBdr/>
@@ -27375,9 +30464,9 @@
       </w:tcPr>
     </w:tblStylePr>
   </w:style>
-  <w:style w:type="table" w:styleId="1073">
+  <w:style w:type="table" w:styleId="1078">
     <w:name w:val="List Table 5 Dark - Accent 3"/>
-    <w:basedOn w:val="1153"/>
+    <w:basedOn w:val="1158"/>
     <w:uiPriority w:val="99"/>
     <w:pPr>
       <w:pBdr/>
@@ -27617,9 +30706,9 @@
       </w:tcPr>
     </w:tblStylePr>
   </w:style>
-  <w:style w:type="table" w:styleId="1074">
+  <w:style w:type="table" w:styleId="1079">
     <w:name w:val="List Table 5 Dark - Accent 4"/>
-    <w:basedOn w:val="1153"/>
+    <w:basedOn w:val="1158"/>
     <w:uiPriority w:val="99"/>
     <w:pPr>
       <w:pBdr/>
@@ -27859,9 +30948,9 @@
       </w:tcPr>
     </w:tblStylePr>
   </w:style>
-  <w:style w:type="table" w:styleId="1075">
+  <w:style w:type="table" w:styleId="1080">
     <w:name w:val="List Table 5 Dark - Accent 5"/>
-    <w:basedOn w:val="1153"/>
+    <w:basedOn w:val="1158"/>
     <w:uiPriority w:val="99"/>
     <w:pPr>
       <w:pBdr/>
@@ -28101,9 +31190,9 @@
       </w:tcPr>
     </w:tblStylePr>
   </w:style>
-  <w:style w:type="table" w:styleId="1076">
+  <w:style w:type="table" w:styleId="1081">
     <w:name w:val="List Table 5 Dark - Accent 6"/>
-    <w:basedOn w:val="1153"/>
+    <w:basedOn w:val="1158"/>
     <w:uiPriority w:val="99"/>
     <w:pPr>
       <w:pBdr/>
@@ -28343,9 +31432,9 @@
       </w:tcPr>
     </w:tblStylePr>
   </w:style>
-  <w:style w:type="table" w:styleId="1077">
+  <w:style w:type="table" w:styleId="1082">
     <w:name w:val="List Table 6 Colorful"/>
-    <w:basedOn w:val="1153"/>
+    <w:basedOn w:val="1158"/>
     <w:uiPriority w:val="99"/>
     <w:pPr>
       <w:pBdr/>
@@ -28566,9 +31655,9 @@
       </w:tcPr>
     </w:tblStylePr>
   </w:style>
-  <w:style w:type="table" w:styleId="1078">
+  <w:style w:type="table" w:styleId="1083">
     <w:name w:val="List Table 6 Colorful - Accent 1"/>
-    <w:basedOn w:val="1153"/>
+    <w:basedOn w:val="1158"/>
     <w:uiPriority w:val="99"/>
     <w:pPr>
       <w:pBdr/>
@@ -28789,9 +31878,9 @@
       </w:tcPr>
     </w:tblStylePr>
   </w:style>
-  <w:style w:type="table" w:styleId="1079">
+  <w:style w:type="table" w:styleId="1084">
     <w:name w:val="List Table 6 Colorful - Accent 2"/>
-    <w:basedOn w:val="1153"/>
+    <w:basedOn w:val="1158"/>
     <w:uiPriority w:val="99"/>
     <w:pPr>
       <w:pBdr/>
@@ -29012,9 +32101,9 @@
       </w:tcPr>
     </w:tblStylePr>
   </w:style>
-  <w:style w:type="table" w:styleId="1080">
+  <w:style w:type="table" w:styleId="1085">
     <w:name w:val="List Table 6 Colorful - Accent 3"/>
-    <w:basedOn w:val="1153"/>
+    <w:basedOn w:val="1158"/>
     <w:uiPriority w:val="99"/>
     <w:pPr>
       <w:pBdr/>
@@ -29235,9 +32324,9 @@
       </w:tcPr>
     </w:tblStylePr>
   </w:style>
-  <w:style w:type="table" w:styleId="1081">
+  <w:style w:type="table" w:styleId="1086">
     <w:name w:val="List Table 6 Colorful - Accent 4"/>
-    <w:basedOn w:val="1153"/>
+    <w:basedOn w:val="1158"/>
     <w:uiPriority w:val="99"/>
     <w:pPr>
       <w:pBdr/>
@@ -29458,9 +32547,9 @@
       </w:tcPr>
     </w:tblStylePr>
   </w:style>
-  <w:style w:type="table" w:styleId="1082">
+  <w:style w:type="table" w:styleId="1087">
     <w:name w:val="List Table 6 Colorful - Accent 5"/>
-    <w:basedOn w:val="1153"/>
+    <w:basedOn w:val="1158"/>
     <w:uiPriority w:val="99"/>
     <w:pPr>
       <w:pBdr/>
@@ -29681,9 +32770,9 @@
       </w:tcPr>
     </w:tblStylePr>
   </w:style>
-  <w:style w:type="table" w:styleId="1083">
+  <w:style w:type="table" w:styleId="1088">
     <w:name w:val="List Table 6 Colorful - Accent 6"/>
-    <w:basedOn w:val="1153"/>
+    <w:basedOn w:val="1158"/>
     <w:uiPriority w:val="99"/>
     <w:pPr>
       <w:pBdr/>
@@ -29904,9 +32993,9 @@
       </w:tcPr>
     </w:tblStylePr>
   </w:style>
-  <w:style w:type="table" w:styleId="1084">
+  <w:style w:type="table" w:styleId="1089">
     <w:name w:val="List Table 7 Colorful"/>
-    <w:basedOn w:val="1153"/>
+    <w:basedOn w:val="1158"/>
     <w:uiPriority w:val="99"/>
     <w:pPr>
       <w:pBdr/>
@@ -30160,9 +33249,9 @@
       </w:tcPr>
     </w:tblStylePr>
   </w:style>
-  <w:style w:type="table" w:styleId="1085">
+  <w:style w:type="table" w:styleId="1090">
     <w:name w:val="List Table 7 Colorful - Accent 1"/>
-    <w:basedOn w:val="1153"/>
+    <w:basedOn w:val="1158"/>
     <w:uiPriority w:val="99"/>
     <w:pPr>
       <w:pBdr/>
@@ -30416,9 +33505,9 @@
       </w:tcPr>
     </w:tblStylePr>
   </w:style>
-  <w:style w:type="table" w:styleId="1086">
+  <w:style w:type="table" w:styleId="1091">
     <w:name w:val="List Table 7 Colorful - Accent 2"/>
-    <w:basedOn w:val="1153"/>
+    <w:basedOn w:val="1158"/>
     <w:uiPriority w:val="99"/>
     <w:pPr>
       <w:pBdr/>
@@ -30672,9 +33761,9 @@
       </w:tcPr>
     </w:tblStylePr>
   </w:style>
-  <w:style w:type="table" w:styleId="1087">
+  <w:style w:type="table" w:styleId="1092">
     <w:name w:val="List Table 7 Colorful - Accent 3"/>
-    <w:basedOn w:val="1153"/>
+    <w:basedOn w:val="1158"/>
     <w:uiPriority w:val="99"/>
     <w:pPr>
       <w:pBdr/>
@@ -30928,9 +34017,9 @@
       </w:tcPr>
     </w:tblStylePr>
   </w:style>
-  <w:style w:type="table" w:styleId="1088">
+  <w:style w:type="table" w:styleId="1093">
     <w:name w:val="List Table 7 Colorful - Accent 4"/>
-    <w:basedOn w:val="1153"/>
+    <w:basedOn w:val="1158"/>
     <w:uiPriority w:val="99"/>
     <w:pPr>
       <w:pBdr/>
@@ -31184,9 +34273,9 @@
       </w:tcPr>
     </w:tblStylePr>
   </w:style>
-  <w:style w:type="table" w:styleId="1089">
+  <w:style w:type="table" w:styleId="1094">
     <w:name w:val="List Table 7 Colorful - Accent 5"/>
-    <w:basedOn w:val="1153"/>
+    <w:basedOn w:val="1158"/>
     <w:uiPriority w:val="99"/>
     <w:pPr>
       <w:pBdr/>
@@ -31440,9 +34529,9 @@
       </w:tcPr>
     </w:tblStylePr>
   </w:style>
-  <w:style w:type="table" w:styleId="1090">
+  <w:style w:type="table" w:styleId="1095">
     <w:name w:val="List Table 7 Colorful - Accent 6"/>
-    <w:basedOn w:val="1153"/>
+    <w:basedOn w:val="1158"/>
     <w:uiPriority w:val="99"/>
     <w:pPr>
       <w:pBdr/>
@@ -31696,9 +34785,9 @@
       </w:tcPr>
     </w:tblStylePr>
   </w:style>
-  <w:style w:type="table" w:styleId="1091">
+  <w:style w:type="table" w:styleId="1096">
     <w:name w:val="Lined - Accent"/>
-    <w:basedOn w:val="1153"/>
+    <w:basedOn w:val="1158"/>
     <w:uiPriority w:val="99"/>
     <w:pPr>
       <w:pBdr/>
@@ -31933,9 +35022,9 @@
       </w:tcPr>
     </w:tblStylePr>
   </w:style>
-  <w:style w:type="table" w:styleId="1092">
+  <w:style w:type="table" w:styleId="1097">
     <w:name w:val="Lined - Accent 1"/>
-    <w:basedOn w:val="1153"/>
+    <w:basedOn w:val="1158"/>
     <w:uiPriority w:val="99"/>
     <w:pPr>
       <w:pBdr/>
@@ -32170,9 +35259,9 @@
       </w:tcPr>
     </w:tblStylePr>
   </w:style>
-  <w:style w:type="table" w:styleId="1093">
+  <w:style w:type="table" w:styleId="1098">
     <w:name w:val="Lined - Accent 2"/>
-    <w:basedOn w:val="1153"/>
+    <w:basedOn w:val="1158"/>
     <w:uiPriority w:val="99"/>
     <w:pPr>
       <w:pBdr/>
@@ -32407,9 +35496,9 @@
       </w:tcPr>
     </w:tblStylePr>
   </w:style>
-  <w:style w:type="table" w:styleId="1094">
+  <w:style w:type="table" w:styleId="1099">
     <w:name w:val="Lined - Accent 3"/>
-    <w:basedOn w:val="1153"/>
+    <w:basedOn w:val="1158"/>
     <w:uiPriority w:val="99"/>
     <w:pPr>
       <w:pBdr/>
@@ -32644,9 +35733,9 @@
       </w:tcPr>
     </w:tblStylePr>
   </w:style>
-  <w:style w:type="table" w:styleId="1095">
+  <w:style w:type="table" w:styleId="1100">
     <w:name w:val="Lined - Accent 4"/>
-    <w:basedOn w:val="1153"/>
+    <w:basedOn w:val="1158"/>
     <w:uiPriority w:val="99"/>
     <w:pPr>
       <w:pBdr/>
@@ -32881,9 +35970,9 @@
       </w:tcPr>
     </w:tblStylePr>
   </w:style>
-  <w:style w:type="table" w:styleId="1096">
+  <w:style w:type="table" w:styleId="1101">
     <w:name w:val="Lined - Accent 5"/>
-    <w:basedOn w:val="1153"/>
+    <w:basedOn w:val="1158"/>
     <w:uiPriority w:val="99"/>
     <w:pPr>
       <w:pBdr/>
@@ -33118,9 +36207,9 @@
       </w:tcPr>
     </w:tblStylePr>
   </w:style>
-  <w:style w:type="table" w:styleId="1097">
+  <w:style w:type="table" w:styleId="1102">
     <w:name w:val="Lined - Accent 6"/>
-    <w:basedOn w:val="1153"/>
+    <w:basedOn w:val="1158"/>
     <w:uiPriority w:val="99"/>
     <w:pPr>
       <w:pBdr/>
@@ -33355,9 +36444,9 @@
       </w:tcPr>
     </w:tblStylePr>
   </w:style>
-  <w:style w:type="table" w:styleId="1098">
+  <w:style w:type="table" w:styleId="1103">
     <w:name w:val="Bordered &amp; Lined - Accent"/>
-    <w:basedOn w:val="1153"/>
+    <w:basedOn w:val="1158"/>
     <w:uiPriority w:val="99"/>
     <w:pPr>
       <w:pBdr/>
@@ -33599,9 +36688,9 @@
       </w:tcPr>
     </w:tblStylePr>
   </w:style>
-  <w:style w:type="table" w:styleId="1099">
+  <w:style w:type="table" w:styleId="1104">
     <w:name w:val="Bordered &amp; Lined - Accent 1"/>
-    <w:basedOn w:val="1153"/>
+    <w:basedOn w:val="1158"/>
     <w:uiPriority w:val="99"/>
     <w:pPr>
       <w:pBdr/>
@@ -33843,9 +36932,9 @@
       </w:tcPr>
     </w:tblStylePr>
   </w:style>
-  <w:style w:type="table" w:styleId="1100">
+  <w:style w:type="table" w:styleId="1105">
     <w:name w:val="Bordered &amp; Lined - Accent 2"/>
-    <w:basedOn w:val="1153"/>
+    <w:basedOn w:val="1158"/>
     <w:uiPriority w:val="99"/>
     <w:pPr>
       <w:pBdr/>
@@ -34087,9 +37176,9 @@
       </w:tcPr>
     </w:tblStylePr>
   </w:style>
-  <w:style w:type="table" w:styleId="1101">
+  <w:style w:type="table" w:styleId="1106">
     <w:name w:val="Bordered &amp; Lined - Accent 3"/>
-    <w:basedOn w:val="1153"/>
+    <w:basedOn w:val="1158"/>
     <w:uiPriority w:val="99"/>
     <w:pPr>
       <w:pBdr/>
@@ -34331,9 +37420,9 @@
       </w:tcPr>
     </w:tblStylePr>
   </w:style>
-  <w:style w:type="table" w:styleId="1102">
+  <w:style w:type="table" w:styleId="1107">
     <w:name w:val="Bordered &amp; Lined - Accent 4"/>
-    <w:basedOn w:val="1153"/>
+    <w:basedOn w:val="1158"/>
     <w:uiPriority w:val="99"/>
     <w:pPr>
       <w:pBdr/>
@@ -34575,9 +37664,9 @@
       </w:tcPr>
     </w:tblStylePr>
   </w:style>
-  <w:style w:type="table" w:styleId="1103">
+  <w:style w:type="table" w:styleId="1108">
     <w:name w:val="Bordered &amp; Lined - Accent 5"/>
-    <w:basedOn w:val="1153"/>
+    <w:basedOn w:val="1158"/>
     <w:uiPriority w:val="99"/>
     <w:pPr>
       <w:pBdr/>
@@ -34819,9 +37908,9 @@
       </w:tcPr>
     </w:tblStylePr>
   </w:style>
-  <w:style w:type="table" w:styleId="1104">
+  <w:style w:type="table" w:styleId="1109">
     <w:name w:val="Bordered &amp; Lined - Accent 6"/>
-    <w:basedOn w:val="1153"/>
+    <w:basedOn w:val="1158"/>
     <w:uiPriority w:val="99"/>
     <w:pPr>
       <w:pBdr/>
@@ -35063,9 +38152,9 @@
       </w:tcPr>
     </w:tblStylePr>
   </w:style>
-  <w:style w:type="table" w:styleId="1105">
+  <w:style w:type="table" w:styleId="1110">
     <w:name w:val="Bordered"/>
-    <w:basedOn w:val="1153"/>
+    <w:basedOn w:val="1158"/>
     <w:uiPriority w:val="99"/>
     <w:pPr>
       <w:pBdr/>
@@ -35294,9 +38383,9 @@
       </w:tcPr>
     </w:tblStylePr>
   </w:style>
-  <w:style w:type="table" w:styleId="1106">
+  <w:style w:type="table" w:styleId="1111">
     <w:name w:val="Bordered - Accent 1"/>
-    <w:basedOn w:val="1153"/>
+    <w:basedOn w:val="1158"/>
     <w:uiPriority w:val="99"/>
     <w:pPr>
       <w:pBdr/>
@@ -35525,9 +38614,9 @@
       </w:tcPr>
     </w:tblStylePr>
   </w:style>
-  <w:style w:type="table" w:styleId="1107">
+  <w:style w:type="table" w:styleId="1112">
     <w:name w:val="Bordered - Accent 2"/>
-    <w:basedOn w:val="1153"/>
+    <w:basedOn w:val="1158"/>
     <w:uiPriority w:val="99"/>
     <w:pPr>
       <w:pBdr/>
@@ -35756,9 +38845,9 @@
       </w:tcPr>
     </w:tblStylePr>
   </w:style>
-  <w:style w:type="table" w:styleId="1108">
+  <w:style w:type="table" w:styleId="1113">
     <w:name w:val="Bordered - Accent 3"/>
-    <w:basedOn w:val="1153"/>
+    <w:basedOn w:val="1158"/>
     <w:uiPriority w:val="99"/>
     <w:pPr>
       <w:pBdr/>
@@ -35987,9 +39076,9 @@
       </w:tcPr>
     </w:tblStylePr>
   </w:style>
-  <w:style w:type="table" w:styleId="1109">
+  <w:style w:type="table" w:styleId="1114">
     <w:name w:val="Bordered - Accent 4"/>
-    <w:basedOn w:val="1153"/>
+    <w:basedOn w:val="1158"/>
     <w:uiPriority w:val="99"/>
     <w:pPr>
       <w:pBdr/>
@@ -36218,9 +39307,9 @@
       </w:tcPr>
     </w:tblStylePr>
   </w:style>
-  <w:style w:type="table" w:styleId="1110">
+  <w:style w:type="table" w:styleId="1115">
     <w:name w:val="Bordered - Accent 5"/>
-    <w:basedOn w:val="1153"/>
+    <w:basedOn w:val="1158"/>
     <w:uiPriority w:val="99"/>
     <w:pPr>
       <w:pBdr/>
@@ -36449,9 +39538,9 @@
       </w:tcPr>
     </w:tblStylePr>
   </w:style>
-  <w:style w:type="table" w:styleId="1111">
+  <w:style w:type="table" w:styleId="1116">
     <w:name w:val="Bordered - Accent 6"/>
-    <w:basedOn w:val="1153"/>
+    <w:basedOn w:val="1158"/>
     <w:uiPriority w:val="99"/>
     <w:pPr>
       <w:pBdr/>
@@ -36680,11 +39769,11 @@
       </w:tcPr>
     </w:tblStylePr>
   </w:style>
-  <w:style w:type="paragraph" w:styleId="1112">
+  <w:style w:type="paragraph" w:styleId="1117">
     <w:name w:val="Heading 5"/>
-    <w:basedOn w:val="1147"/>
-    <w:next w:val="1147"/>
-    <w:link w:val="1121"/>
+    <w:basedOn w:val="1152"/>
+    <w:next w:val="1152"/>
+    <w:link w:val="1126"/>
     <w:uiPriority w:val="9"/>
     <w:unhideWhenUsed/>
     <w:qFormat/>
@@ -36701,11 +39790,11 @@
       <w:color w:val="0f4761" w:themeColor="accent1" w:themeShade="BF"/>
     </w:rPr>
   </w:style>
-  <w:style w:type="paragraph" w:styleId="1113">
+  <w:style w:type="paragraph" w:styleId="1118">
     <w:name w:val="Heading 6"/>
-    <w:basedOn w:val="1147"/>
-    <w:next w:val="1147"/>
-    <w:link w:val="1122"/>
+    <w:basedOn w:val="1152"/>
+    <w:next w:val="1152"/>
+    <w:link w:val="1127"/>
     <w:uiPriority w:val="9"/>
     <w:unhideWhenUsed/>
     <w:qFormat/>
@@ -36724,11 +39813,11 @@
       <w:color w:val="595959" w:themeColor="text1" w:themeTint="A6"/>
     </w:rPr>
   </w:style>
-  <w:style w:type="paragraph" w:styleId="1114">
+  <w:style w:type="paragraph" w:styleId="1119">
     <w:name w:val="Heading 7"/>
-    <w:basedOn w:val="1147"/>
-    <w:next w:val="1147"/>
-    <w:link w:val="1123"/>
+    <w:basedOn w:val="1152"/>
+    <w:next w:val="1152"/>
+    <w:link w:val="1128"/>
     <w:uiPriority w:val="9"/>
     <w:unhideWhenUsed/>
     <w:qFormat/>
@@ -36745,11 +39834,11 @@
       <w:color w:val="595959" w:themeColor="text1" w:themeTint="A6"/>
     </w:rPr>
   </w:style>
-  <w:style w:type="paragraph" w:styleId="1115">
+  <w:style w:type="paragraph" w:styleId="1120">
     <w:name w:val="Heading 8"/>
-    <w:basedOn w:val="1147"/>
-    <w:next w:val="1147"/>
-    <w:link w:val="1124"/>
+    <w:basedOn w:val="1152"/>
+    <w:next w:val="1152"/>
+    <w:link w:val="1129"/>
     <w:uiPriority w:val="9"/>
     <w:unhideWhenUsed/>
     <w:qFormat/>
@@ -36768,11 +39857,11 @@
       <w:color w:val="272727" w:themeColor="text1" w:themeTint="D8"/>
     </w:rPr>
   </w:style>
-  <w:style w:type="paragraph" w:styleId="1116">
+  <w:style w:type="paragraph" w:styleId="1121">
     <w:name w:val="Heading 9"/>
-    <w:basedOn w:val="1147"/>
-    <w:next w:val="1147"/>
-    <w:link w:val="1125"/>
+    <w:basedOn w:val="1152"/>
+    <w:next w:val="1152"/>
+    <w:link w:val="1130"/>
     <w:uiPriority w:val="9"/>
     <w:unhideWhenUsed/>
     <w:qFormat/>
@@ -36791,10 +39880,10 @@
       <w:color w:val="272727" w:themeColor="text1" w:themeTint="D8"/>
     </w:rPr>
   </w:style>
-  <w:style w:type="character" w:styleId="1117">
+  <w:style w:type="character" w:styleId="1122">
     <w:name w:val="Heading 1 Char"/>
-    <w:basedOn w:val="1152"/>
-    <w:link w:val="1148"/>
+    <w:basedOn w:val="1157"/>
+    <w:link w:val="1153"/>
     <w:uiPriority w:val="9"/>
     <w:pPr>
       <w:pBdr/>
@@ -36808,10 +39897,10 @@
       <w:szCs w:val="40"/>
     </w:rPr>
   </w:style>
-  <w:style w:type="character" w:styleId="1118">
+  <w:style w:type="character" w:styleId="1123">
     <w:name w:val="Heading 2 Char"/>
-    <w:basedOn w:val="1152"/>
-    <w:link w:val="1149"/>
+    <w:basedOn w:val="1157"/>
+    <w:link w:val="1154"/>
     <w:uiPriority w:val="9"/>
     <w:pPr>
       <w:pBdr/>
@@ -36825,10 +39914,10 @@
       <w:szCs w:val="32"/>
     </w:rPr>
   </w:style>
-  <w:style w:type="character" w:styleId="1119">
+  <w:style w:type="character" w:styleId="1124">
     <w:name w:val="Heading 3 Char"/>
-    <w:basedOn w:val="1152"/>
-    <w:link w:val="1150"/>
+    <w:basedOn w:val="1157"/>
+    <w:link w:val="1155"/>
     <w:uiPriority w:val="9"/>
     <w:pPr>
       <w:pBdr/>
@@ -36842,10 +39931,10 @@
       <w:szCs w:val="28"/>
     </w:rPr>
   </w:style>
-  <w:style w:type="character" w:styleId="1120">
+  <w:style w:type="character" w:styleId="1125">
     <w:name w:val="Heading 4 Char"/>
-    <w:basedOn w:val="1152"/>
-    <w:link w:val="1151"/>
+    <w:basedOn w:val="1157"/>
+    <w:link w:val="1156"/>
     <w:uiPriority w:val="9"/>
     <w:pPr>
       <w:pBdr/>
@@ -36859,10 +39948,10 @@
       <w:color w:val="0f4761" w:themeColor="accent1" w:themeShade="BF"/>
     </w:rPr>
   </w:style>
-  <w:style w:type="character" w:styleId="1121">
+  <w:style w:type="character" w:styleId="1126">
     <w:name w:val="Heading 5 Char"/>
-    <w:basedOn w:val="1152"/>
-    <w:link w:val="1112"/>
+    <w:basedOn w:val="1157"/>
+    <w:link w:val="1117"/>
     <w:uiPriority w:val="9"/>
     <w:pPr>
       <w:pBdr/>
@@ -36874,10 +39963,10 @@
       <w:color w:val="0f4761" w:themeColor="accent1" w:themeShade="BF"/>
     </w:rPr>
   </w:style>
-  <w:style w:type="character" w:styleId="1122">
+  <w:style w:type="character" w:styleId="1127">
     <w:name w:val="Heading 6 Char"/>
-    <w:basedOn w:val="1152"/>
-    <w:link w:val="1113"/>
+    <w:basedOn w:val="1157"/>
+    <w:link w:val="1118"/>
     <w:uiPriority w:val="9"/>
     <w:pPr>
       <w:pBdr/>
@@ -36891,10 +39980,10 @@
       <w:color w:val="595959" w:themeColor="text1" w:themeTint="A6"/>
     </w:rPr>
   </w:style>
-  <w:style w:type="character" w:styleId="1123">
+  <w:style w:type="character" w:styleId="1128">
     <w:name w:val="Heading 7 Char"/>
-    <w:basedOn w:val="1152"/>
-    <w:link w:val="1114"/>
+    <w:basedOn w:val="1157"/>
+    <w:link w:val="1119"/>
     <w:uiPriority w:val="9"/>
     <w:pPr>
       <w:pBdr/>
@@ -36906,10 +39995,10 @@
       <w:color w:val="595959" w:themeColor="text1" w:themeTint="A6"/>
     </w:rPr>
   </w:style>
-  <w:style w:type="character" w:styleId="1124">
+  <w:style w:type="character" w:styleId="1129">
     <w:name w:val="Heading 8 Char"/>
-    <w:basedOn w:val="1152"/>
-    <w:link w:val="1115"/>
+    <w:basedOn w:val="1157"/>
+    <w:link w:val="1120"/>
     <w:uiPriority w:val="9"/>
     <w:pPr>
       <w:pBdr/>
@@ -36923,10 +40012,10 @@
       <w:color w:val="272727" w:themeColor="text1" w:themeTint="D8"/>
     </w:rPr>
   </w:style>
-  <w:style w:type="character" w:styleId="1125">
+  <w:style w:type="character" w:styleId="1130">
     <w:name w:val="Heading 9 Char"/>
-    <w:basedOn w:val="1152"/>
-    <w:link w:val="1116"/>
+    <w:basedOn w:val="1157"/>
+    <w:link w:val="1121"/>
     <w:uiPriority w:val="9"/>
     <w:pPr>
       <w:pBdr/>
@@ -36940,10 +40029,10 @@
       <w:color w:val="272727" w:themeColor="text1" w:themeTint="D8"/>
     </w:rPr>
   </w:style>
-  <w:style w:type="character" w:styleId="1126">
+  <w:style w:type="character" w:styleId="1131">
     <w:name w:val="Title Char"/>
-    <w:basedOn w:val="1152"/>
-    <w:link w:val="1163"/>
+    <w:basedOn w:val="1157"/>
+    <w:link w:val="1168"/>
     <w:uiPriority w:val="10"/>
     <w:pPr>
       <w:pBdr/>
@@ -36957,10 +40046,10 @@
       <w:szCs w:val="56"/>
     </w:rPr>
   </w:style>
-  <w:style w:type="character" w:styleId="1127">
+  <w:style w:type="character" w:styleId="1132">
     <w:name w:val="Subtitle Char"/>
-    <w:basedOn w:val="1152"/>
-    <w:link w:val="1166"/>
+    <w:basedOn w:val="1157"/>
+    <w:link w:val="1171"/>
     <w:uiPriority w:val="11"/>
     <w:pPr>
       <w:pBdr/>
@@ -36974,10 +40063,10 @@
       <w:szCs w:val="28"/>
     </w:rPr>
   </w:style>
-  <w:style w:type="character" w:styleId="1128">
+  <w:style w:type="character" w:styleId="1133">
     <w:name w:val="Quote Char"/>
-    <w:basedOn w:val="1152"/>
-    <w:link w:val="1172"/>
+    <w:basedOn w:val="1157"/>
+    <w:link w:val="1177"/>
     <w:uiPriority w:val="29"/>
     <w:pPr>
       <w:pBdr/>
@@ -36990,10 +40079,10 @@
       <w:color w:val="404040" w:themeColor="text1" w:themeTint="BF"/>
     </w:rPr>
   </w:style>
-  <w:style w:type="character" w:styleId="1129">
+  <w:style w:type="character" w:styleId="1134">
     <w:name w:val="Intense Quote Char"/>
-    <w:basedOn w:val="1152"/>
-    <w:link w:val="1174"/>
+    <w:basedOn w:val="1157"/>
+    <w:link w:val="1179"/>
     <w:uiPriority w:val="30"/>
     <w:pPr>
       <w:pBdr/>
@@ -37006,10 +40095,10 @@
       <w:color w:val="0f4761" w:themeColor="accent1" w:themeShade="BF"/>
     </w:rPr>
   </w:style>
-  <w:style w:type="character" w:styleId="1130">
+  <w:style w:type="character" w:styleId="1135">
     <w:name w:val="Header Char"/>
-    <w:basedOn w:val="1152"/>
-    <w:link w:val="1155"/>
+    <w:basedOn w:val="1157"/>
+    <w:link w:val="1160"/>
     <w:uiPriority w:val="99"/>
     <w:pPr>
       <w:pBdr/>
@@ -37017,10 +40106,10 @@
       <w:ind/>
     </w:pPr>
   </w:style>
-  <w:style w:type="character" w:styleId="1131">
+  <w:style w:type="character" w:styleId="1136">
     <w:name w:val="Footer Char"/>
-    <w:basedOn w:val="1152"/>
-    <w:link w:val="1157"/>
+    <w:basedOn w:val="1157"/>
+    <w:link w:val="1162"/>
     <w:uiPriority w:val="99"/>
     <w:pPr>
       <w:pBdr/>
@@ -37028,10 +40117,10 @@
       <w:ind/>
     </w:pPr>
   </w:style>
-  <w:style w:type="paragraph" w:styleId="1132">
+  <w:style w:type="paragraph" w:styleId="1137">
     <w:name w:val="Caption"/>
-    <w:basedOn w:val="1147"/>
-    <w:next w:val="1147"/>
+    <w:basedOn w:val="1152"/>
+    <w:next w:val="1152"/>
     <w:uiPriority w:val="35"/>
     <w:unhideWhenUsed/>
     <w:qFormat/>
@@ -37048,10 +40137,10 @@
       <w:szCs w:val="18"/>
     </w:rPr>
   </w:style>
-  <w:style w:type="paragraph" w:styleId="1133">
+  <w:style w:type="paragraph" w:styleId="1138">
     <w:name w:val="footnote text"/>
-    <w:basedOn w:val="1147"/>
-    <w:link w:val="1134"/>
+    <w:basedOn w:val="1152"/>
+    <w:link w:val="1139"/>
     <w:uiPriority w:val="99"/>
     <w:semiHidden/>
     <w:unhideWhenUsed/>
@@ -37065,10 +40154,10 @@
       <w:szCs w:val="20"/>
     </w:rPr>
   </w:style>
-  <w:style w:type="character" w:styleId="1134">
+  <w:style w:type="character" w:styleId="1139">
     <w:name w:val="Footnote Text Char"/>
-    <w:basedOn w:val="1152"/>
-    <w:link w:val="1133"/>
+    <w:basedOn w:val="1157"/>
+    <w:link w:val="1138"/>
     <w:uiPriority w:val="99"/>
     <w:semiHidden/>
     <w:pPr>
@@ -37081,9 +40170,9 @@
       <w:szCs w:val="20"/>
     </w:rPr>
   </w:style>
-  <w:style w:type="character" w:styleId="1135">
+  <w:style w:type="character" w:styleId="1140">
     <w:name w:val="footnote reference"/>
-    <w:basedOn w:val="1152"/>
+    <w:basedOn w:val="1157"/>
     <w:uiPriority w:val="99"/>
     <w:semiHidden/>
     <w:unhideWhenUsed/>
@@ -37096,10 +40185,10 @@
       <w:vertAlign w:val="superscript"/>
     </w:rPr>
   </w:style>
-  <w:style w:type="paragraph" w:styleId="1136">
+  <w:style w:type="paragraph" w:styleId="1141">
     <w:name w:val="endnote text"/>
-    <w:basedOn w:val="1147"/>
-    <w:link w:val="1137"/>
+    <w:basedOn w:val="1152"/>
+    <w:link w:val="1142"/>
     <w:uiPriority w:val="99"/>
     <w:semiHidden/>
     <w:unhideWhenUsed/>
@@ -37113,10 +40202,10 @@
       <w:szCs w:val="20"/>
     </w:rPr>
   </w:style>
-  <w:style w:type="character" w:styleId="1137">
+  <w:style w:type="character" w:styleId="1142">
     <w:name w:val="Endnote Text Char"/>
-    <w:basedOn w:val="1152"/>
-    <w:link w:val="1136"/>
+    <w:basedOn w:val="1157"/>
+    <w:link w:val="1141"/>
     <w:uiPriority w:val="99"/>
     <w:semiHidden/>
     <w:pPr>
@@ -37129,9 +40218,9 @@
       <w:szCs w:val="20"/>
     </w:rPr>
   </w:style>
-  <w:style w:type="character" w:styleId="1138">
+  <w:style w:type="character" w:styleId="1143">
     <w:name w:val="endnote reference"/>
-    <w:basedOn w:val="1152"/>
+    <w:basedOn w:val="1157"/>
     <w:uiPriority w:val="99"/>
     <w:semiHidden/>
     <w:unhideWhenUsed/>
@@ -37144,10 +40233,10 @@
       <w:vertAlign w:val="superscript"/>
     </w:rPr>
   </w:style>
-  <w:style w:type="paragraph" w:styleId="1139">
+  <w:style w:type="paragraph" w:styleId="1144">
     <w:name w:val="toc 4"/>
-    <w:basedOn w:val="1147"/>
-    <w:next w:val="1147"/>
+    <w:basedOn w:val="1152"/>
+    <w:next w:val="1152"/>
     <w:uiPriority w:val="39"/>
     <w:unhideWhenUsed/>
     <w:pPr>
@@ -37156,10 +40245,10 @@
       <w:ind w:left="660"/>
     </w:pPr>
   </w:style>
-  <w:style w:type="paragraph" w:styleId="1140">
+  <w:style w:type="paragraph" w:styleId="1145">
     <w:name w:val="toc 5"/>
-    <w:basedOn w:val="1147"/>
-    <w:next w:val="1147"/>
+    <w:basedOn w:val="1152"/>
+    <w:next w:val="1152"/>
     <w:uiPriority w:val="39"/>
     <w:unhideWhenUsed/>
     <w:pPr>
@@ -37168,10 +40257,10 @@
       <w:ind w:left="880"/>
     </w:pPr>
   </w:style>
-  <w:style w:type="paragraph" w:styleId="1141">
+  <w:style w:type="paragraph" w:styleId="1146">
     <w:name w:val="toc 6"/>
-    <w:basedOn w:val="1147"/>
-    <w:next w:val="1147"/>
+    <w:basedOn w:val="1152"/>
+    <w:next w:val="1152"/>
     <w:uiPriority w:val="39"/>
     <w:unhideWhenUsed/>
     <w:pPr>
@@ -37180,10 +40269,10 @@
       <w:ind w:left="1100"/>
     </w:pPr>
   </w:style>
-  <w:style w:type="paragraph" w:styleId="1142">
+  <w:style w:type="paragraph" w:styleId="1147">
     <w:name w:val="toc 7"/>
-    <w:basedOn w:val="1147"/>
-    <w:next w:val="1147"/>
+    <w:basedOn w:val="1152"/>
+    <w:next w:val="1152"/>
     <w:uiPriority w:val="39"/>
     <w:unhideWhenUsed/>
     <w:pPr>
@@ -37192,10 +40281,10 @@
       <w:ind w:left="1320"/>
     </w:pPr>
   </w:style>
-  <w:style w:type="paragraph" w:styleId="1143">
+  <w:style w:type="paragraph" w:styleId="1148">
     <w:name w:val="toc 8"/>
-    <w:basedOn w:val="1147"/>
-    <w:next w:val="1147"/>
+    <w:basedOn w:val="1152"/>
+    <w:next w:val="1152"/>
     <w:uiPriority w:val="39"/>
     <w:unhideWhenUsed/>
     <w:pPr>
@@ -37204,10 +40293,10 @@
       <w:ind w:left="1540"/>
     </w:pPr>
   </w:style>
-  <w:style w:type="paragraph" w:styleId="1144">
+  <w:style w:type="paragraph" w:styleId="1149">
     <w:name w:val="toc 9"/>
-    <w:basedOn w:val="1147"/>
-    <w:next w:val="1147"/>
+    <w:basedOn w:val="1152"/>
+    <w:next w:val="1152"/>
     <w:uiPriority w:val="39"/>
     <w:unhideWhenUsed/>
     <w:pPr>
@@ -37216,9 +40305,9 @@
       <w:ind w:left="1760"/>
     </w:pPr>
   </w:style>
-  <w:style w:type="character" w:styleId="1145">
+  <w:style w:type="character" w:styleId="1150">
     <w:name w:val="Placeholder Text"/>
-    <w:basedOn w:val="1152"/>
+    <w:basedOn w:val="1157"/>
     <w:uiPriority w:val="99"/>
     <w:semiHidden/>
     <w:pPr>
@@ -37230,10 +40319,10 @@
       <w:color w:val="666666"/>
     </w:rPr>
   </w:style>
-  <w:style w:type="paragraph" w:styleId="1146">
+  <w:style w:type="paragraph" w:styleId="1151">
     <w:name w:val="table of figures"/>
-    <w:basedOn w:val="1147"/>
-    <w:next w:val="1147"/>
+    <w:basedOn w:val="1152"/>
+    <w:next w:val="1152"/>
     <w:uiPriority w:val="99"/>
     <w:unhideWhenUsed/>
     <w:pPr>
@@ -37242,7 +40331,7 @@
       <w:ind/>
     </w:pPr>
   </w:style>
-  <w:style w:type="paragraph" w:styleId="1147" w:default="1">
+  <w:style w:type="paragraph" w:styleId="1152" w:default="1">
     <w:name w:val="Normal"/>
     <w:qFormat/>
     <w:pPr>
@@ -37255,11 +40344,11 @@
       <w:color w:val="262626" w:themeColor="text1" w:themeTint="D9"/>
     </w:rPr>
   </w:style>
-  <w:style w:type="paragraph" w:styleId="1148">
+  <w:style w:type="paragraph" w:styleId="1153">
     <w:name w:val="Heading 1"/>
-    <w:basedOn w:val="1147"/>
-    <w:next w:val="1147"/>
-    <w:link w:val="1161"/>
+    <w:basedOn w:val="1152"/>
+    <w:next w:val="1152"/>
+    <w:link w:val="1166"/>
     <w:uiPriority w:val="9"/>
     <w:qFormat/>
     <w:pPr>
@@ -37278,11 +40367,11 @@
       <w:szCs w:val="32"/>
     </w:rPr>
   </w:style>
-  <w:style w:type="paragraph" w:styleId="1149">
+  <w:style w:type="paragraph" w:styleId="1154">
     <w:name w:val="Heading 2"/>
-    <w:basedOn w:val="1147"/>
-    <w:next w:val="1147"/>
-    <w:link w:val="1162"/>
+    <w:basedOn w:val="1152"/>
+    <w:next w:val="1152"/>
+    <w:link w:val="1167"/>
     <w:uiPriority w:val="9"/>
     <w:unhideWhenUsed/>
     <w:qFormat/>
@@ -37302,11 +40391,11 @@
       <w:szCs w:val="26"/>
     </w:rPr>
   </w:style>
-  <w:style w:type="paragraph" w:styleId="1150">
+  <w:style w:type="paragraph" w:styleId="1155">
     <w:name w:val="Heading 3"/>
-    <w:basedOn w:val="1147"/>
-    <w:next w:val="1147"/>
-    <w:link w:val="1179"/>
+    <w:basedOn w:val="1152"/>
+    <w:next w:val="1152"/>
+    <w:link w:val="1184"/>
     <w:uiPriority w:val="9"/>
     <w:unhideWhenUsed/>
     <w:qFormat/>
@@ -37326,11 +40415,11 @@
       <w:szCs w:val="24"/>
     </w:rPr>
   </w:style>
-  <w:style w:type="paragraph" w:styleId="1151">
+  <w:style w:type="paragraph" w:styleId="1156">
     <w:name w:val="Heading 4"/>
-    <w:basedOn w:val="1147"/>
-    <w:next w:val="1147"/>
-    <w:link w:val="1182"/>
+    <w:basedOn w:val="1152"/>
+    <w:next w:val="1152"/>
+    <w:link w:val="1187"/>
     <w:uiPriority w:val="9"/>
     <w:semiHidden/>
     <w:unhideWhenUsed/>
@@ -37349,7 +40438,7 @@
       <w:color w:val="2f5496" w:themeColor="accent1" w:themeShade="BF"/>
     </w:rPr>
   </w:style>
-  <w:style w:type="character" w:styleId="1152" w:default="1">
+  <w:style w:type="character" w:styleId="1157" w:default="1">
     <w:name w:val="Default Paragraph Font"/>
     <w:uiPriority w:val="1"/>
     <w:semiHidden/>
@@ -37360,7 +40449,7 @@
       <w:ind/>
     </w:pPr>
   </w:style>
-  <w:style w:type="table" w:styleId="1153" w:default="1">
+  <w:style w:type="table" w:styleId="1158" w:default="1">
     <w:name w:val="Normal Table"/>
     <w:uiPriority w:val="99"/>
     <w:semiHidden/>
@@ -37553,7 +40642,7 @@
       </w:tcPr>
     </w:tblStylePr>
   </w:style>
-  <w:style w:type="numbering" w:styleId="1154" w:default="1">
+  <w:style w:type="numbering" w:styleId="1159" w:default="1">
     <w:name w:val="No List"/>
     <w:uiPriority w:val="99"/>
     <w:semiHidden/>
@@ -37564,10 +40653,10 @@
       <w:ind/>
     </w:pPr>
   </w:style>
-  <w:style w:type="paragraph" w:styleId="1155">
+  <w:style w:type="paragraph" w:styleId="1160">
     <w:name w:val="Header"/>
-    <w:basedOn w:val="1147"/>
-    <w:link w:val="1156"/>
+    <w:basedOn w:val="1152"/>
+    <w:link w:val="1161"/>
     <w:uiPriority w:val="99"/>
     <w:unhideWhenUsed/>
     <w:pPr>
@@ -37580,10 +40669,10 @@
       <w:ind/>
     </w:pPr>
   </w:style>
-  <w:style w:type="character" w:styleId="1156" w:customStyle="1">
+  <w:style w:type="character" w:styleId="1161" w:customStyle="1">
     <w:name w:val="Intestazione Carattere"/>
-    <w:basedOn w:val="1152"/>
-    <w:link w:val="1155"/>
+    <w:basedOn w:val="1157"/>
+    <w:link w:val="1160"/>
     <w:uiPriority w:val="99"/>
     <w:pPr>
       <w:pBdr/>
@@ -37591,10 +40680,10 @@
       <w:ind/>
     </w:pPr>
   </w:style>
-  <w:style w:type="paragraph" w:styleId="1157">
+  <w:style w:type="paragraph" w:styleId="1162">
     <w:name w:val="Footer"/>
-    <w:basedOn w:val="1147"/>
-    <w:link w:val="1158"/>
+    <w:basedOn w:val="1152"/>
+    <w:link w:val="1163"/>
     <w:uiPriority w:val="99"/>
     <w:unhideWhenUsed/>
     <w:pPr>
@@ -37607,10 +40696,10 @@
       <w:ind/>
     </w:pPr>
   </w:style>
-  <w:style w:type="character" w:styleId="1158" w:customStyle="1">
+  <w:style w:type="character" w:styleId="1163" w:customStyle="1">
     <w:name w:val="Piè di pagina Carattere"/>
-    <w:basedOn w:val="1152"/>
-    <w:link w:val="1157"/>
+    <w:basedOn w:val="1157"/>
+    <w:link w:val="1162"/>
     <w:uiPriority w:val="99"/>
     <w:pPr>
       <w:pBdr/>
@@ -37618,9 +40707,9 @@
       <w:ind/>
     </w:pPr>
   </w:style>
-  <w:style w:type="table" w:styleId="1159">
+  <w:style w:type="table" w:styleId="1164">
     <w:name w:val="Table Grid"/>
-    <w:basedOn w:val="1153"/>
+    <w:basedOn w:val="1158"/>
     <w:uiPriority w:val="39"/>
     <w:pPr>
       <w:pBdr/>
@@ -37820,7 +40909,7 @@
       </w:tcPr>
     </w:tblStylePr>
   </w:style>
-  <w:style w:type="paragraph" w:styleId="1160">
+  <w:style w:type="paragraph" w:styleId="1165">
     <w:name w:val="No Spacing"/>
     <w:uiPriority w:val="1"/>
     <w:qFormat/>
@@ -37834,10 +40923,10 @@
       <w:color w:val="262626" w:themeColor="text1" w:themeTint="D9"/>
     </w:rPr>
   </w:style>
-  <w:style w:type="character" w:styleId="1161" w:customStyle="1">
+  <w:style w:type="character" w:styleId="1166" w:customStyle="1">
     <w:name w:val="Titolo 1 Carattere"/>
-    <w:basedOn w:val="1152"/>
-    <w:link w:val="1148"/>
+    <w:basedOn w:val="1157"/>
+    <w:link w:val="1153"/>
     <w:uiPriority w:val="9"/>
     <w:pPr>
       <w:pBdr/>
@@ -37852,10 +40941,10 @@
       <w:szCs w:val="32"/>
     </w:rPr>
   </w:style>
-  <w:style w:type="character" w:styleId="1162" w:customStyle="1">
+  <w:style w:type="character" w:styleId="1167" w:customStyle="1">
     <w:name w:val="Titolo 2 Carattere"/>
-    <w:basedOn w:val="1152"/>
-    <w:link w:val="1149"/>
+    <w:basedOn w:val="1157"/>
+    <w:link w:val="1154"/>
     <w:uiPriority w:val="9"/>
     <w:pPr>
       <w:pBdr/>
@@ -37870,11 +40959,11 @@
       <w:szCs w:val="26"/>
     </w:rPr>
   </w:style>
-  <w:style w:type="paragraph" w:styleId="1163">
+  <w:style w:type="paragraph" w:styleId="1168">
     <w:name w:val="Title"/>
-    <w:basedOn w:val="1147"/>
-    <w:next w:val="1147"/>
-    <w:link w:val="1164"/>
+    <w:basedOn w:val="1152"/>
+    <w:next w:val="1152"/>
+    <w:link w:val="1169"/>
     <w:uiPriority w:val="10"/>
     <w:pPr>
       <w:pBdr/>
@@ -37891,10 +40980,10 @@
       <w:szCs w:val="56"/>
     </w:rPr>
   </w:style>
-  <w:style w:type="character" w:styleId="1164" w:customStyle="1">
+  <w:style w:type="character" w:styleId="1169" w:customStyle="1">
     <w:name w:val="Titolo Carattere"/>
-    <w:basedOn w:val="1152"/>
-    <w:link w:val="1163"/>
+    <w:basedOn w:val="1157"/>
+    <w:link w:val="1168"/>
     <w:uiPriority w:val="10"/>
     <w:pPr>
       <w:pBdr/>
@@ -37910,9 +40999,9 @@
       <w:szCs w:val="56"/>
     </w:rPr>
   </w:style>
-  <w:style w:type="character" w:styleId="1165">
+  <w:style w:type="character" w:styleId="1170">
     <w:name w:val="Book Title"/>
-    <w:basedOn w:val="1152"/>
+    <w:basedOn w:val="1157"/>
     <w:uiPriority w:val="33"/>
     <w:qFormat/>
     <w:pPr>
@@ -37931,11 +41020,11 @@
       <w:sz w:val="52"/>
     </w:rPr>
   </w:style>
-  <w:style w:type="paragraph" w:styleId="1166">
+  <w:style w:type="paragraph" w:styleId="1171">
     <w:name w:val="Subtitle"/>
-    <w:basedOn w:val="1147"/>
-    <w:next w:val="1147"/>
-    <w:link w:val="1167"/>
+    <w:basedOn w:val="1152"/>
+    <w:next w:val="1152"/>
+    <w:link w:val="1172"/>
     <w:uiPriority w:val="11"/>
     <w:qFormat/>
     <w:pPr>
@@ -37955,10 +41044,10 @@
       <w:spacing w:val="15"/>
     </w:rPr>
   </w:style>
-  <w:style w:type="character" w:styleId="1167" w:customStyle="1">
+  <w:style w:type="character" w:styleId="1172" w:customStyle="1">
     <w:name w:val="Sottotitolo Carattere"/>
-    <w:basedOn w:val="1152"/>
-    <w:link w:val="1166"/>
+    <w:basedOn w:val="1157"/>
+    <w:link w:val="1171"/>
     <w:uiPriority w:val="11"/>
     <w:pPr>
       <w:pBdr/>
@@ -37973,9 +41062,9 @@
       <w:spacing w:val="15"/>
     </w:rPr>
   </w:style>
-  <w:style w:type="character" w:styleId="1168">
+  <w:style w:type="character" w:styleId="1173">
     <w:name w:val="Subtle Emphasis"/>
-    <w:basedOn w:val="1152"/>
+    <w:basedOn w:val="1157"/>
     <w:uiPriority w:val="19"/>
     <w:qFormat/>
     <w:pPr>
@@ -37990,9 +41079,9 @@
       <w:color w:val="404040" w:themeColor="text1" w:themeTint="BF"/>
     </w:rPr>
   </w:style>
-  <w:style w:type="character" w:styleId="1169">
+  <w:style w:type="character" w:styleId="1174">
     <w:name w:val="Emphasis"/>
-    <w:basedOn w:val="1152"/>
+    <w:basedOn w:val="1157"/>
     <w:uiPriority w:val="20"/>
     <w:qFormat/>
     <w:pPr>
@@ -38006,9 +41095,9 @@
       <w:iCs/>
     </w:rPr>
   </w:style>
-  <w:style w:type="character" w:styleId="1170">
+  <w:style w:type="character" w:styleId="1175">
     <w:name w:val="Intense Emphasis"/>
-    <w:basedOn w:val="1152"/>
+    <w:basedOn w:val="1157"/>
     <w:uiPriority w:val="21"/>
     <w:qFormat/>
     <w:pPr>
@@ -38023,9 +41112,9 @@
       <w:color w:val="467445"/>
     </w:rPr>
   </w:style>
-  <w:style w:type="character" w:styleId="1171">
+  <w:style w:type="character" w:styleId="1176">
     <w:name w:val="Strong"/>
-    <w:basedOn w:val="1152"/>
+    <w:basedOn w:val="1157"/>
     <w:uiPriority w:val="22"/>
     <w:qFormat/>
     <w:pPr>
@@ -38040,11 +41129,11 @@
       <w:color w:val="467445"/>
     </w:rPr>
   </w:style>
-  <w:style w:type="paragraph" w:styleId="1172">
+  <w:style w:type="paragraph" w:styleId="1177">
     <w:name w:val="Quote"/>
-    <w:basedOn w:val="1147"/>
-    <w:next w:val="1147"/>
-    <w:link w:val="1173"/>
+    <w:basedOn w:val="1152"/>
+    <w:next w:val="1152"/>
+    <w:link w:val="1178"/>
     <w:uiPriority w:val="29"/>
     <w:qFormat/>
     <w:pPr>
@@ -38059,10 +41148,10 @@
       <w:color w:val="404040" w:themeColor="text1" w:themeTint="BF"/>
     </w:rPr>
   </w:style>
-  <w:style w:type="character" w:styleId="1173" w:customStyle="1">
+  <w:style w:type="character" w:styleId="1178" w:customStyle="1">
     <w:name w:val="Citazione Carattere"/>
-    <w:basedOn w:val="1152"/>
-    <w:link w:val="1172"/>
+    <w:basedOn w:val="1157"/>
+    <w:link w:val="1177"/>
     <w:uiPriority w:val="29"/>
     <w:pPr>
       <w:pBdr/>
@@ -38076,11 +41165,11 @@
       <w:color w:val="404040" w:themeColor="text1" w:themeTint="BF"/>
     </w:rPr>
   </w:style>
-  <w:style w:type="paragraph" w:styleId="1174">
+  <w:style w:type="paragraph" w:styleId="1179">
     <w:name w:val="Intense Quote"/>
-    <w:basedOn w:val="1147"/>
-    <w:next w:val="1147"/>
-    <w:link w:val="1175"/>
+    <w:basedOn w:val="1152"/>
+    <w:next w:val="1152"/>
+    <w:link w:val="1180"/>
     <w:uiPriority w:val="30"/>
     <w:qFormat/>
     <w:pPr>
@@ -38098,10 +41187,10 @@
       <w:color w:val="79ac2b"/>
     </w:rPr>
   </w:style>
-  <w:style w:type="character" w:styleId="1175" w:customStyle="1">
+  <w:style w:type="character" w:styleId="1180" w:customStyle="1">
     <w:name w:val="Citazione intensa Carattere"/>
-    <w:basedOn w:val="1152"/>
-    <w:link w:val="1174"/>
+    <w:basedOn w:val="1157"/>
+    <w:link w:val="1179"/>
     <w:uiPriority w:val="30"/>
     <w:pPr>
       <w:pBdr/>
@@ -38115,9 +41204,9 @@
       <w:color w:val="79ac2b"/>
     </w:rPr>
   </w:style>
-  <w:style w:type="character" w:styleId="1176">
+  <w:style w:type="character" w:styleId="1181">
     <w:name w:val="Subtle Reference"/>
-    <w:basedOn w:val="1152"/>
+    <w:basedOn w:val="1157"/>
     <w:uiPriority w:val="31"/>
     <w:qFormat/>
     <w:pPr>
@@ -38131,9 +41220,9 @@
       <w:color w:val="79ac2b"/>
     </w:rPr>
   </w:style>
-  <w:style w:type="character" w:styleId="1177">
+  <w:style w:type="character" w:styleId="1182">
     <w:name w:val="Intense Reference"/>
-    <w:basedOn w:val="1152"/>
+    <w:basedOn w:val="1157"/>
     <w:uiPriority w:val="32"/>
     <w:qFormat/>
     <w:pPr>
@@ -38150,9 +41239,9 @@
       <w:spacing w:val="5"/>
     </w:rPr>
   </w:style>
-  <w:style w:type="paragraph" w:styleId="1178">
+  <w:style w:type="paragraph" w:styleId="1183">
     <w:name w:val="List Paragraph"/>
-    <w:basedOn w:val="1147"/>
+    <w:basedOn w:val="1152"/>
     <w:uiPriority w:val="34"/>
     <w:qFormat/>
     <w:pPr>
@@ -38162,10 +41251,10 @@
       <w:contextualSpacing w:val="true"/>
     </w:pPr>
   </w:style>
-  <w:style w:type="character" w:styleId="1179" w:customStyle="1">
+  <w:style w:type="character" w:styleId="1184" w:customStyle="1">
     <w:name w:val="Titolo 3 Carattere"/>
-    <w:basedOn w:val="1152"/>
-    <w:link w:val="1150"/>
+    <w:basedOn w:val="1157"/>
+    <w:link w:val="1155"/>
     <w:uiPriority w:val="9"/>
     <w:pPr>
       <w:pBdr/>
@@ -38180,9 +41269,9 @@
       <w:szCs w:val="24"/>
     </w:rPr>
   </w:style>
-  <w:style w:type="table" w:styleId="1180">
+  <w:style w:type="table" w:styleId="1185">
     <w:name w:val="Grid Table Light"/>
-    <w:basedOn w:val="1153"/>
+    <w:basedOn w:val="1158"/>
     <w:uiPriority w:val="40"/>
     <w:pPr>
       <w:pBdr/>
@@ -38380,9 +41469,9 @@
       </w:tcPr>
     </w:tblStylePr>
   </w:style>
-  <w:style w:type="table" w:styleId="1181">
+  <w:style w:type="table" w:styleId="1186">
     <w:name w:val="Plain Table 1"/>
-    <w:basedOn w:val="1153"/>
+    <w:basedOn w:val="1158"/>
     <w:uiPriority w:val="41"/>
     <w:pPr>
       <w:pBdr/>
@@ -38601,10 +41690,10 @@
       </w:tcPr>
     </w:tblStylePr>
   </w:style>
-  <w:style w:type="character" w:styleId="1182" w:customStyle="1">
+  <w:style w:type="character" w:styleId="1187" w:customStyle="1">
     <w:name w:val="Titolo 4 Carattere"/>
-    <w:basedOn w:val="1152"/>
-    <w:link w:val="1151"/>
+    <w:basedOn w:val="1157"/>
+    <w:link w:val="1156"/>
     <w:uiPriority w:val="9"/>
     <w:semiHidden/>
     <w:pPr>
@@ -38619,10 +41708,10 @@
       <w:color w:val="2f5496" w:themeColor="accent1" w:themeShade="BF"/>
     </w:rPr>
   </w:style>
-  <w:style w:type="paragraph" w:styleId="1183">
+  <w:style w:type="paragraph" w:styleId="1188">
     <w:name w:val="TOC Heading"/>
-    <w:basedOn w:val="1148"/>
-    <w:next w:val="1147"/>
+    <w:basedOn w:val="1153"/>
+    <w:next w:val="1152"/>
     <w:uiPriority w:val="39"/>
     <w:unhideWhenUsed/>
     <w:qFormat/>
@@ -38637,10 +41726,10 @@
       <w14:ligatures w14:val="none"/>
     </w:rPr>
   </w:style>
-  <w:style w:type="paragraph" w:styleId="1184">
+  <w:style w:type="paragraph" w:styleId="1189">
     <w:name w:val="toc 1"/>
-    <w:basedOn w:val="1147"/>
-    <w:next w:val="1147"/>
+    <w:basedOn w:val="1152"/>
+    <w:next w:val="1152"/>
     <w:uiPriority w:val="39"/>
     <w:unhideWhenUsed/>
     <w:pPr>
@@ -38649,10 +41738,10 @@
       <w:ind/>
     </w:pPr>
   </w:style>
-  <w:style w:type="paragraph" w:styleId="1185">
+  <w:style w:type="paragraph" w:styleId="1190">
     <w:name w:val="toc 2"/>
-    <w:basedOn w:val="1147"/>
-    <w:next w:val="1147"/>
+    <w:basedOn w:val="1152"/>
+    <w:next w:val="1152"/>
     <w:uiPriority w:val="39"/>
     <w:unhideWhenUsed/>
     <w:pPr>
@@ -38661,10 +41750,10 @@
       <w:ind w:left="220"/>
     </w:pPr>
   </w:style>
-  <w:style w:type="paragraph" w:styleId="1186">
+  <w:style w:type="paragraph" w:styleId="1191">
     <w:name w:val="toc 3"/>
-    <w:basedOn w:val="1147"/>
-    <w:next w:val="1147"/>
+    <w:basedOn w:val="1152"/>
+    <w:next w:val="1152"/>
     <w:uiPriority w:val="39"/>
     <w:unhideWhenUsed/>
     <w:pPr>
@@ -38673,9 +41762,9 @@
       <w:ind w:left="440"/>
     </w:pPr>
   </w:style>
-  <w:style w:type="character" w:styleId="1187">
+  <w:style w:type="character" w:styleId="1192">
     <w:name w:val="Hyperlink"/>
-    <w:basedOn w:val="1152"/>
+    <w:basedOn w:val="1157"/>
     <w:uiPriority w:val="99"/>
     <w:unhideWhenUsed/>
     <w:pPr>
@@ -38688,9 +41777,9 @@
       <w:u w:val="single"/>
     </w:rPr>
   </w:style>
-  <w:style w:type="character" w:styleId="1188">
+  <w:style w:type="character" w:styleId="1193">
     <w:name w:val="Unresolved Mention"/>
-    <w:basedOn w:val="1152"/>
+    <w:basedOn w:val="1157"/>
     <w:uiPriority w:val="99"/>
     <w:semiHidden/>
     <w:unhideWhenUsed/>
@@ -38704,9 +41793,9 @@
       <w:shd w:val="clear" w:color="auto" w:fill="e1dfdd"/>
     </w:rPr>
   </w:style>
-  <w:style w:type="character" w:styleId="1189">
+  <w:style w:type="character" w:styleId="1194">
     <w:name w:val="FollowedHyperlink"/>
-    <w:basedOn w:val="1152"/>
+    <w:basedOn w:val="1157"/>
     <w:uiPriority w:val="99"/>
     <w:semiHidden/>
     <w:unhideWhenUsed/>

--- a/Plantilla final.docx
+++ b/Plantilla final.docx
@@ -28,7 +28,7 @@
       <w:r>
         <w:rPr>
           <w:rStyle w:val="1270"/>
-          <w:rFonts w:ascii="Arial" w:hAnsi="Arial" w:eastAsia="Arial" w:cs="Arial"/>
+          <w:rFonts w:ascii="Arial" w:hAnsi="Arial" w:cs="Arial"/>
         </w:rPr>
       </w:r>
     </w:p>
@@ -58,7 +58,7 @@
       <w:r>
         <w:rPr>
           <w:rStyle w:val="1270"/>
-          <w:rFonts w:ascii="Arial" w:hAnsi="Arial" w:eastAsia="Arial" w:cs="Arial"/>
+          <w:rFonts w:ascii="Arial" w:hAnsi="Arial" w:cs="Arial"/>
         </w:rPr>
       </w:r>
     </w:p>
@@ -90,7 +90,7 @@
       <w:r>
         <w:rPr>
           <w:rStyle w:val="1270"/>
-          <w:rFonts w:ascii="Arial" w:hAnsi="Arial" w:eastAsia="Arial" w:cs="Arial"/>
+          <w:rFonts w:ascii="Arial" w:hAnsi="Arial" w:cs="Arial"/>
           <w:highlight w:val="none"/>
         </w:rPr>
       </w:r>
@@ -194,7 +194,7 @@
       <w:r>
         <w:rPr>
           <w:rStyle w:val="1270"/>
-          <w:rFonts w:ascii="Arial" w:hAnsi="Arial" w:eastAsia="Arial" w:cs="Arial"/>
+          <w:rFonts w:ascii="Arial" w:hAnsi="Arial" w:cs="Arial"/>
         </w:rPr>
       </w:r>
     </w:p>
@@ -206,28 +206,107 @@
         <w:jc w:val="center"/>
         <w:rPr>
           <w:rStyle w:val="1270"/>
+          <w:rFonts w:ascii="Arial" w:hAnsi="Arial" w:eastAsia="Arial" w:cs="Arial"/>
+          <w:highlight w:val="none"/>
+          <w:lang w:val="en-US"/>
+        </w:rPr>
+      </w:pPr>
+      <w:r>
+        <w:rPr>
+          <w:rStyle w:val="1270"/>
+          <w:rFonts w:ascii="Arial" w:hAnsi="Arial" w:eastAsia="Arial" w:cs="Arial"/>
+          <w:lang w:val="es-ES"/>
+        </w:rPr>
+        <w:t xml:space="preserve">NetZero</w:t>
+      </w:r>
+      <w:r>
+        <w:rPr>
+          <w:rStyle w:val="1270"/>
+          <w:rFonts w:ascii="Arial" w:hAnsi="Arial" w:eastAsia="Arial" w:cs="Arial"/>
+          <w:lang w:val="en-US"/>
+        </w:rPr>
+      </w:r>
+      <w:r>
+        <w:rPr>
+          <w:rStyle w:val="1270"/>
           <w:rFonts w:ascii="Arial" w:hAnsi="Arial" w:cs="Arial"/>
         </w:rPr>
-      </w:pPr>
-      <w:r>
+      </w:r>
+    </w:p>
+    <w:p>
+      <w:pPr>
+        <w:pBdr/>
+        <w:spacing/>
+        <w:ind/>
+        <w:jc w:val="center"/>
         <w:rPr>
           <w:rStyle w:val="1270"/>
-          <w:rFonts w:ascii="Arial" w:hAnsi="Arial" w:eastAsia="Arial" w:cs="Arial"/>
-          <w:lang w:val="es-ES"/>
-        </w:rPr>
-        <w:t xml:space="preserve">NetZero</w:t>
-      </w:r>
+          <w:rFonts w:ascii="Arial" w:hAnsi="Arial" w:cs="Arial"/>
+          <w:sz w:val="36"/>
+          <w:szCs w:val="14"/>
+        </w:rPr>
+      </w:pPr>
       <w:r>
         <w:rPr>
           <w:rStyle w:val="1270"/>
           <w:rFonts w:ascii="Arial" w:hAnsi="Arial" w:eastAsia="Arial" w:cs="Arial"/>
+          <w:sz w:val="36"/>
+          <w:szCs w:val="14"/>
+          <w:highlight w:val="none"/>
           <w:lang w:val="en-US"/>
         </w:rPr>
       </w:r>
+      <w:hyperlink r:id="rId18" w:tooltip="https://ecodigithon.github.io/NetZero/" w:history="1">
+        <w:r>
+          <w:rPr>
+            <w:rStyle w:val="1292"/>
+            <w:rFonts w:ascii="Arial" w:hAnsi="Arial" w:eastAsia="Arial" w:cs="Arial"/>
+            <w:sz w:val="36"/>
+            <w:szCs w:val="14"/>
+            <w:highlight w:val="none"/>
+            <w:lang w:val="en-US"/>
+          </w:rPr>
+        </w:r>
+        <w:r>
+          <w:rPr>
+            <w:rStyle w:val="1292"/>
+            <w:rFonts w:ascii="Arial" w:hAnsi="Arial" w:eastAsia="Arial" w:cs="Arial"/>
+            <w:sz w:val="36"/>
+            <w:szCs w:val="14"/>
+            <w:highlight w:val="none"/>
+            <w:lang w:val="en-US"/>
+          </w:rPr>
+          <w:t xml:space="preserve">https://ecodigithon.github.io/NetZero</w:t>
+        </w:r>
+        <w:r>
+          <w:rPr>
+            <w:rStyle w:val="1292"/>
+            <w:rFonts w:ascii="Arial" w:hAnsi="Arial" w:eastAsia="Arial" w:cs="Arial"/>
+            <w:sz w:val="36"/>
+            <w:szCs w:val="14"/>
+            <w:highlight w:val="none"/>
+            <w:lang w:val="en-US"/>
+          </w:rPr>
+        </w:r>
+        <w:r>
+          <w:rPr>
+            <w:rStyle w:val="1292"/>
+            <w:rFonts w:ascii="Arial" w:hAnsi="Arial" w:eastAsia="Arial" w:cs="Arial"/>
+            <w:sz w:val="36"/>
+            <w:szCs w:val="14"/>
+            <w:highlight w:val="none"/>
+            <w:lang w:val="en-US"/>
+          </w:rPr>
+        </w:r>
+      </w:hyperlink>
+      <w:r/>
       <w:r>
         <w:rPr>
           <w:rStyle w:val="1270"/>
           <w:rFonts w:ascii="Arial" w:hAnsi="Arial" w:eastAsia="Arial" w:cs="Arial"/>
+          <w:sz w:val="36"/>
+          <w:szCs w:val="14"/>
+          <w:highlight w:val="none"/>
           <w:lang w:val="en-US"/>
         </w:rPr>
       </w:r>
@@ -275,10 +354,10 @@
                         <pic:nvPr/>
                       </pic:nvPicPr>
                       <pic:blipFill rotWithShape="1">
-                        <a:blip r:embed="rId18">
+                        <a:blip r:embed="rId19">
                           <a:extLst>
                             <a:ext uri="{96DAC541-7B7A-43D3-8B79-37D633B846F1}">
-                              <asvg:svgBlip xmlns:asvg="http://schemas.microsoft.com/office/drawing/2016/SVG/main" r:embed="rId19"/>
+                              <asvg:svgBlip xmlns:asvg="http://schemas.microsoft.com/office/drawing/2016/SVG/main" r:embed="rId20"/>
                             </a:ext>
                           </a:extLst>
                         </a:blip>
@@ -327,7 +406,7 @@
                 <o:lock v:ext="edit" aspectratio="t"/>
               </v:shapetype>
               <v:shape id="_x0000_i18" o:spid="_x0000_s18" type="#_x0000_t75" style="position:absolute;z-index:251658240;o:allowoverlap:true;o:allowincell:true;mso-position-horizontal-relative:margin;margin-left:41.75pt;mso-position-horizontal:absolute;mso-position-vertical-relative:text;margin-top:15.69pt;mso-position-vertical:absolute;width:398.26pt;height:11.12pt;mso-wrap-distance-left:9.00pt;mso-wrap-distance-top:0.00pt;mso-wrap-distance-right:9.00pt;mso-wrap-distance-bottom:0.00pt;z-index:1;" stroked="false">
-                <v:imagedata r:id="rId18" o:title=""/>
+                <v:imagedata r:id="rId19" o:title=""/>
                 <o:lock v:ext="edit" rotation="t"/>
               </v:shape>
             </w:pict>
@@ -342,8 +421,7 @@
       </w:r>
       <w:r>
         <w:rPr>
-          <w:rFonts w:ascii="Arial" w:hAnsi="Arial" w:eastAsia="Arial" w:cs="Arial"/>
-          <w:lang w:val="en-US"/>
+          <w:rFonts w:ascii="Arial" w:hAnsi="Arial" w:cs="Arial"/>
         </w:rPr>
       </w:r>
     </w:p>
@@ -379,8 +457,33 @@
           <w:bCs/>
           <w:sz w:val="28"/>
           <w:szCs w:val="28"/>
-        </w:rPr>
-      </w:r>
+          <w:lang w:val="en-US"/>
+        </w:rPr>
+      </w:r>
+      <w:r>
+        <w:rPr>
+          <w:rFonts w:ascii="Arial" w:hAnsi="Arial" w:cs="Arial"/>
+          <w:b/>
+          <w:bCs/>
+          <w:sz w:val="28"/>
+          <w:szCs w:val="28"/>
+        </w:rPr>
+      </w:r>
+    </w:p>
+    <w:p>
+      <w:pPr>
+        <w:pBdr/>
+        <w:spacing/>
+        <w:ind/>
+        <w:jc w:val="center"/>
+        <w:rPr>
+          <w:rFonts w:ascii="Arial" w:hAnsi="Arial" w:cs="Arial"/>
+          <w:b/>
+          <w:bCs/>
+          <w:sz w:val="28"/>
+          <w:szCs w:val="28"/>
+        </w:rPr>
+      </w:pPr>
       <w:r>
         <w:rPr>
           <w:rFonts w:ascii="Arial" w:hAnsi="Arial" w:eastAsia="Arial" w:cs="Arial"/>
@@ -390,14 +493,19 @@
           <w:szCs w:val="28"/>
           <w:lang w:val="en-US"/>
         </w:rPr>
-      </w:r>
-    </w:p>
-    <w:p>
-      <w:pPr>
-        <w:pBdr/>
-        <w:spacing/>
-        <w:ind/>
-        <w:jc w:val="center"/>
+        <w:t xml:space="preserve">Iván Jimenez</w:t>
+      </w:r>
+      <w:r>
+        <w:rPr>
+          <w:rFonts w:ascii="Arial" w:hAnsi="Arial" w:eastAsia="Arial" w:cs="Arial"/>
+          <w:b/>
+          <w:bCs/>
+          <w:sz w:val="28"/>
+          <w:szCs w:val="28"/>
+          <w:lang w:val="en-US"/>
+        </w:rPr>
+      </w:r>
+      <w:r>
         <w:rPr>
           <w:rFonts w:ascii="Arial" w:hAnsi="Arial" w:cs="Arial"/>
           <w:b/>
@@ -405,6 +513,21 @@
           <w:sz w:val="28"/>
           <w:szCs w:val="28"/>
         </w:rPr>
+      </w:r>
+    </w:p>
+    <w:p>
+      <w:pPr>
+        <w:pBdr/>
+        <w:spacing/>
+        <w:ind/>
+        <w:jc w:val="center"/>
+        <w:rPr>
+          <w:rFonts w:ascii="Arial" w:hAnsi="Arial" w:cs="Arial"/>
+          <w:b/>
+          <w:bCs/>
+          <w:sz w:val="28"/>
+          <w:szCs w:val="28"/>
+        </w:rPr>
       </w:pPr>
       <w:r>
         <w:rPr>
@@ -415,16 +538,7 @@
           <w:szCs w:val="28"/>
           <w:lang w:val="en-US"/>
         </w:rPr>
-        <w:t xml:space="preserve">Iván Jimenez</w:t>
-      </w:r>
-      <w:r>
-        <w:rPr>
-          <w:rFonts w:ascii="Arial" w:hAnsi="Arial" w:eastAsia="Arial" w:cs="Arial"/>
-          <w:b/>
-          <w:bCs/>
-          <w:sz w:val="28"/>
-          <w:szCs w:val="28"/>
-        </w:rPr>
+        <w:t xml:space="preserve">Diego Rojo</w:t>
       </w:r>
       <w:r>
         <w:rPr>
@@ -436,13 +550,7 @@
           <w:lang w:val="en-US"/>
         </w:rPr>
       </w:r>
-    </w:p>
-    <w:p>
-      <w:pPr>
-        <w:pBdr/>
-        <w:spacing/>
-        <w:ind/>
-        <w:jc w:val="center"/>
+      <w:r>
         <w:rPr>
           <w:rFonts w:ascii="Arial" w:hAnsi="Arial" w:cs="Arial"/>
           <w:b/>
@@ -450,6 +558,21 @@
           <w:sz w:val="28"/>
           <w:szCs w:val="28"/>
         </w:rPr>
+      </w:r>
+    </w:p>
+    <w:p>
+      <w:pPr>
+        <w:pBdr/>
+        <w:spacing/>
+        <w:ind/>
+        <w:jc w:val="center"/>
+        <w:rPr>
+          <w:rFonts w:ascii="Arial" w:hAnsi="Arial" w:cs="Arial"/>
+          <w:b/>
+          <w:bCs/>
+          <w:sz w:val="28"/>
+          <w:szCs w:val="28"/>
+        </w:rPr>
       </w:pPr>
       <w:r>
         <w:rPr>
@@ -460,7 +583,7 @@
           <w:szCs w:val="28"/>
           <w:lang w:val="en-US"/>
         </w:rPr>
-        <w:t xml:space="preserve">Diego Rojo</w:t>
+        <w:t xml:space="preserve">Aitor de Santos</w:t>
       </w:r>
       <w:r>
         <w:rPr>
@@ -473,43 +596,7 @@
       </w:r>
       <w:r>
         <w:rPr>
-          <w:rFonts w:ascii="Arial" w:hAnsi="Arial" w:eastAsia="Arial" w:cs="Arial"/>
-          <w:b/>
-          <w:bCs/>
-          <w:sz w:val="28"/>
-          <w:szCs w:val="28"/>
-          <w:lang w:val="en-US"/>
-        </w:rPr>
-      </w:r>
-    </w:p>
-    <w:p>
-      <w:pPr>
-        <w:pBdr/>
-        <w:spacing/>
-        <w:ind/>
-        <w:jc w:val="center"/>
-        <w:rPr>
           <w:rFonts w:ascii="Arial" w:hAnsi="Arial" w:cs="Arial"/>
-          <w:b/>
-          <w:bCs/>
-          <w:sz w:val="28"/>
-          <w:szCs w:val="28"/>
-        </w:rPr>
-      </w:pPr>
-      <w:r>
-        <w:rPr>
-          <w:rFonts w:ascii="Arial" w:hAnsi="Arial" w:eastAsia="Arial" w:cs="Arial"/>
-          <w:b/>
-          <w:bCs/>
-          <w:sz w:val="28"/>
-          <w:szCs w:val="28"/>
-          <w:lang w:val="en-US"/>
-        </w:rPr>
-        <w:t xml:space="preserve">Aitor de Santos</w:t>
-      </w:r>
-      <w:r>
-        <w:rPr>
-          <w:rFonts w:ascii="Arial" w:hAnsi="Arial" w:eastAsia="Arial" w:cs="Arial"/>
           <w:b/>
           <w:bCs/>
           <w:sz w:val="28"/>
@@ -566,7 +653,7 @@
                         <pic:nvPr/>
                       </pic:nvPicPr>
                       <pic:blipFill rotWithShape="1">
-                        <a:blip r:embed="rId20"/>
+                        <a:blip r:embed="rId21"/>
                         <a:stretch/>
                       </pic:blipFill>
                       <pic:spPr bwMode="auto">
@@ -606,7 +693,7 @@
                 <o:lock v:ext="edit" aspectratio="t"/>
               </v:shapetype>
               <v:shape id="_x0000_i19" o:spid="_x0000_s19" type="#_x0000_t75" style="position:absolute;z-index:251691008;o:allowoverlap:true;o:allowincell:true;mso-position-horizontal-relative:text;margin-left:94.26pt;mso-position-horizontal:absolute;mso-position-vertical-relative:text;margin-top:133.29pt;mso-position-vertical:absolute;width:130.13pt;height:46.47pt;mso-wrap-distance-left:9.07pt;mso-wrap-distance-top:0.00pt;mso-wrap-distance-right:9.07pt;mso-wrap-distance-bottom:0.00pt;rotation:0;z-index:1;" stroked="false">
-                <v:imagedata r:id="rId20" o:title=""/>
+                <v:imagedata r:id="rId21" o:title=""/>
                 <o:lock v:ext="edit" rotation="t"/>
               </v:shape>
             </w:pict>
@@ -654,7 +741,7 @@
                         <pic:nvPr/>
                       </pic:nvPicPr>
                       <pic:blipFill rotWithShape="1">
-                        <a:blip r:embed="rId21"/>
+                        <a:blip r:embed="rId22"/>
                         <a:stretch/>
                       </pic:blipFill>
                       <pic:spPr bwMode="auto">
@@ -694,7 +781,7 @@
                 <o:lock v:ext="edit" aspectratio="t"/>
               </v:shapetype>
               <v:shape id="_x0000_i20" o:spid="_x0000_s20" type="#_x0000_t75" style="position:absolute;z-index:251695104;o:allowoverlap:true;o:allowincell:true;mso-position-horizontal-relative:text;margin-left:-7.37pt;mso-position-horizontal:absolute;mso-position-vertical-relative:text;margin-top:72.52pt;mso-position-vertical:absolute;width:90.75pt;height:107.25pt;mso-wrap-distance-left:9.07pt;mso-wrap-distance-top:0.00pt;mso-wrap-distance-right:9.07pt;mso-wrap-distance-bottom:0.00pt;rotation:0;z-index:1;" stroked="false">
-                <v:imagedata r:id="rId21" o:title=""/>
+                <v:imagedata r:id="rId22" o:title=""/>
                 <o:lock v:ext="edit" rotation="t"/>
               </v:shape>
             </w:pict>
@@ -742,7 +829,7 @@
                         <pic:nvPr/>
                       </pic:nvPicPr>
                       <pic:blipFill rotWithShape="1">
-                        <a:blip r:embed="rId22"/>
+                        <a:blip r:embed="rId23"/>
                         <a:stretch/>
                       </pic:blipFill>
                       <pic:spPr bwMode="auto">
@@ -782,7 +869,7 @@
                 <o:lock v:ext="edit" aspectratio="t"/>
               </v:shapetype>
               <v:shape id="_x0000_i21" o:spid="_x0000_s21" type="#_x0000_t75" style="position:absolute;z-index:251697152;o:allowoverlap:true;o:allowincell:true;mso-position-horizontal-relative:text;margin-left:258.20pt;mso-position-horizontal:absolute;mso-position-vertical-relative:text;margin-top:144.53pt;mso-position-vertical:absolute;width:232.41pt;height:31.50pt;mso-wrap-distance-left:9.07pt;mso-wrap-distance-top:0.00pt;mso-wrap-distance-right:9.07pt;mso-wrap-distance-bottom:0.00pt;rotation:0;z-index:1;" stroked="false">
-                <v:imagedata r:id="rId22" o:title=""/>
+                <v:imagedata r:id="rId23" o:title=""/>
                 <o:lock v:ext="edit" rotation="t"/>
               </v:shape>
             </w:pict>
@@ -811,8 +898,7 @@
       </w:r>
       <w:r>
         <w:rPr>
-          <w:rFonts w:ascii="Arial" w:hAnsi="Arial" w:eastAsia="Arial" w:cs="Arial"/>
-          <w:lang w:val="en-US"/>
+          <w:rFonts w:ascii="Arial" w:hAnsi="Arial" w:cs="Arial"/>
         </w:rPr>
       </w:r>
     </w:p>
@@ -843,6 +929,11 @@
           <w:rFonts w:ascii="Arial" w:hAnsi="Arial" w:eastAsia="Arial" w:cs="Arial"/>
         </w:rPr>
       </w:r>
+      <w:r>
+        <w:rPr>
+          <w:rFonts w:ascii="Arial" w:hAnsi="Arial" w:cs="Arial"/>
+        </w:rPr>
+      </w:r>
     </w:p>
     <w:p>
       <w:pPr>
@@ -862,6 +953,11 @@
       <w:r>
         <w:rPr>
           <w:rFonts w:ascii="Arial" w:hAnsi="Arial" w:eastAsia="Arial" w:cs="Arial"/>
+        </w:rPr>
+      </w:r>
+      <w:r>
+        <w:rPr>
+          <w:rFonts w:ascii="Arial" w:hAnsi="Arial" w:cs="Arial"/>
         </w:rPr>
       </w:r>
     </w:p>
@@ -903,7 +999,7 @@
       </w:r>
       <w:r>
         <w:rPr>
-          <w:rFonts w:ascii="Arial" w:hAnsi="Arial" w:eastAsia="Arial" w:cs="Arial"/>
+          <w:rFonts w:ascii="Arial" w:hAnsi="Arial" w:cs="Arial"/>
           <w:u w:val="single"/>
         </w:rPr>
       </w:r>
@@ -1019,6 +1115,11 @@
           <w:rFonts w:ascii="Arial" w:hAnsi="Arial" w:eastAsia="Arial" w:cs="Arial"/>
         </w:rPr>
       </w:r>
+      <w:r>
+        <w:rPr>
+          <w:rFonts w:ascii="Arial" w:hAnsi="Arial" w:cs="Arial"/>
+        </w:rPr>
+      </w:r>
     </w:p>
     <w:p>
       <w:pPr>
@@ -1147,6 +1248,11 @@
       <w:r>
         <w:rPr>
           <w:rFonts w:ascii="Arial" w:hAnsi="Arial" w:eastAsia="Arial" w:cs="Arial"/>
+        </w:rPr>
+      </w:r>
+      <w:r>
+        <w:rPr>
+          <w:rFonts w:ascii="Arial" w:hAnsi="Arial" w:cs="Arial"/>
         </w:rPr>
       </w:r>
     </w:p>
@@ -1188,7 +1294,7 @@
       </w:r>
       <w:r>
         <w:rPr>
-          <w:rFonts w:ascii="Arial" w:hAnsi="Arial" w:eastAsia="Arial" w:cs="Arial"/>
+          <w:rFonts w:ascii="Arial" w:hAnsi="Arial" w:cs="Arial"/>
           <w:u w:val="single"/>
         </w:rPr>
       </w:r>
@@ -1440,6 +1546,11 @@
       <w:r>
         <w:rPr>
           <w:rFonts w:ascii="Arial" w:hAnsi="Arial" w:eastAsia="Arial" w:cs="Arial"/>
+        </w:rPr>
+      </w:r>
+      <w:r>
+        <w:rPr>
+          <w:rFonts w:ascii="Arial" w:hAnsi="Arial" w:cs="Arial"/>
         </w:rPr>
       </w:r>
     </w:p>
@@ -1488,7 +1599,7 @@
       </w:r>
       <w:r>
         <w:rPr>
-          <w:rFonts w:ascii="Arial" w:hAnsi="Arial" w:eastAsia="Arial" w:cs="Arial"/>
+          <w:rFonts w:ascii="Arial" w:hAnsi="Arial" w:cs="Arial"/>
           <w:u w:val="single"/>
         </w:rPr>
       </w:r>
@@ -1656,6 +1767,11 @@
           <w:rFonts w:ascii="Arial" w:hAnsi="Arial" w:eastAsia="Arial" w:cs="Arial"/>
         </w:rPr>
       </w:r>
+      <w:r>
+        <w:rPr>
+          <w:rFonts w:ascii="Arial" w:hAnsi="Arial" w:cs="Arial"/>
+        </w:rPr>
+      </w:r>
     </w:p>
     <w:p>
       <w:pPr>
@@ -1677,6 +1793,11 @@
           <w:rFonts w:ascii="Arial" w:hAnsi="Arial" w:eastAsia="Arial" w:cs="Arial"/>
         </w:rPr>
       </w:r>
+      <w:r>
+        <w:rPr>
+          <w:rFonts w:ascii="Arial" w:hAnsi="Arial" w:cs="Arial"/>
+        </w:rPr>
+      </w:r>
     </w:p>
     <w:p>
       <w:pPr>
@@ -1831,6 +1952,11 @@
       <w:r>
         <w:rPr>
           <w:rFonts w:ascii="Arial" w:hAnsi="Arial" w:eastAsia="Arial" w:cs="Arial"/>
+        </w:rPr>
+      </w:r>
+      <w:r>
+        <w:rPr>
+          <w:rFonts w:ascii="Arial" w:hAnsi="Arial" w:cs="Arial"/>
         </w:rPr>
       </w:r>
     </w:p>
@@ -1862,39 +1988,31 @@
       </w:r>
       <w:r>
         <w:rPr>
-          <w:rFonts w:ascii="Arial" w:hAnsi="Arial" w:eastAsia="Arial" w:cs="Arial"/>
-          <w:b/>
-          <w:bCs/>
-        </w:rPr>
-      </w:r>
-    </w:p>
-    <w:p>
-      <w:pPr>
-        <w:pBdr/>
-        <w:spacing/>
-        <w:ind/>
-        <w:jc w:val="both"/>
-        <w:rPr>
           <w:rFonts w:ascii="Arial" w:hAnsi="Arial" w:cs="Arial"/>
           <w:b/>
           <w:bCs/>
         </w:rPr>
-      </w:pPr>
-      <w:r>
-        <w:rPr>
-          <w:rFonts w:ascii="Arial" w:hAnsi="Arial" w:eastAsia="Arial" w:cs="Arial"/>
+      </w:r>
+    </w:p>
+    <w:p>
+      <w:pPr>
+        <w:pBdr/>
+        <w:spacing/>
+        <w:ind/>
+        <w:jc w:val="both"/>
+        <w:rPr>
+          <w:rFonts w:ascii="Arial" w:hAnsi="Arial" w:cs="Arial"/>
           <w:b/>
           <w:bCs/>
         </w:rPr>
-        <w:t xml:space="preserve">Ventajas</w:t>
-      </w:r>
+      </w:pPr>
       <w:r>
         <w:rPr>
           <w:rFonts w:ascii="Arial" w:hAnsi="Arial" w:eastAsia="Arial" w:cs="Arial"/>
           <w:b/>
           <w:bCs/>
         </w:rPr>
-        <w:t xml:space="preserve">:</w:t>
+        <w:t xml:space="preserve">Ventajas</w:t>
       </w:r>
       <w:r>
         <w:rPr>
@@ -1902,6 +2020,7 @@
           <w:b/>
           <w:bCs/>
         </w:rPr>
+        <w:t xml:space="preserve">:</w:t>
       </w:r>
       <w:r>
         <w:rPr>
@@ -1910,6 +2029,13 @@
           <w:bCs/>
         </w:rPr>
       </w:r>
+      <w:r>
+        <w:rPr>
+          <w:rFonts w:ascii="Arial" w:hAnsi="Arial" w:cs="Arial"/>
+          <w:b/>
+          <w:bCs/>
+        </w:rPr>
+      </w:r>
     </w:p>
     <w:p>
       <w:pPr>
@@ -1942,6 +2068,11 @@
       <w:r>
         <w:rPr>
           <w:rFonts w:ascii="Arial" w:hAnsi="Arial" w:eastAsia="Arial" w:cs="Arial"/>
+        </w:rPr>
+      </w:r>
+      <w:r>
+        <w:rPr>
+          <w:rFonts w:ascii="Arial" w:hAnsi="Arial" w:cs="Arial"/>
         </w:rPr>
       </w:r>
     </w:p>
@@ -2043,6 +2174,11 @@
           <w:rFonts w:ascii="Arial" w:hAnsi="Arial" w:eastAsia="Arial" w:cs="Arial"/>
         </w:rPr>
       </w:r>
+      <w:r>
+        <w:rPr>
+          <w:rFonts w:ascii="Arial" w:hAnsi="Arial" w:cs="Arial"/>
+        </w:rPr>
+      </w:r>
     </w:p>
     <w:p>
       <w:pPr>
@@ -2112,6 +2248,11 @@
           <w:rFonts w:ascii="Arial" w:hAnsi="Arial" w:eastAsia="Arial" w:cs="Arial"/>
         </w:rPr>
       </w:r>
+      <w:r>
+        <w:rPr>
+          <w:rFonts w:ascii="Arial" w:hAnsi="Arial" w:cs="Arial"/>
+        </w:rPr>
+      </w:r>
     </w:p>
     <w:p>
       <w:pPr>
@@ -2181,6 +2322,11 @@
           <w:rFonts w:ascii="Arial" w:hAnsi="Arial" w:eastAsia="Arial" w:cs="Arial"/>
         </w:rPr>
       </w:r>
+      <w:r>
+        <w:rPr>
+          <w:rFonts w:ascii="Arial" w:hAnsi="Arial" w:cs="Arial"/>
+        </w:rPr>
+      </w:r>
     </w:p>
     <w:p>
       <w:pPr>
@@ -2202,6 +2348,11 @@
           <w:rFonts w:ascii="Arial" w:hAnsi="Arial" w:eastAsia="Arial" w:cs="Arial"/>
         </w:rPr>
       </w:r>
+      <w:r>
+        <w:rPr>
+          <w:rFonts w:ascii="Arial" w:hAnsi="Arial" w:cs="Arial"/>
+        </w:rPr>
+      </w:r>
     </w:p>
     <w:p>
       <w:pPr>
@@ -2223,6 +2374,11 @@
           <w:rFonts w:ascii="Arial" w:hAnsi="Arial" w:eastAsia="Arial" w:cs="Arial"/>
         </w:rPr>
       </w:r>
+      <w:r>
+        <w:rPr>
+          <w:rFonts w:ascii="Arial" w:hAnsi="Arial" w:cs="Arial"/>
+        </w:rPr>
+      </w:r>
     </w:p>
     <w:p>
       <w:pPr>
@@ -2244,6 +2400,11 @@
           <w:rFonts w:ascii="Arial" w:hAnsi="Arial" w:eastAsia="Arial" w:cs="Arial"/>
         </w:rPr>
       </w:r>
+      <w:r>
+        <w:rPr>
+          <w:rFonts w:ascii="Arial" w:hAnsi="Arial" w:cs="Arial"/>
+        </w:rPr>
+      </w:r>
     </w:p>
     <w:p>
       <w:pPr>
@@ -2265,6 +2426,11 @@
           <w:rFonts w:ascii="Arial" w:hAnsi="Arial" w:eastAsia="Arial" w:cs="Arial"/>
         </w:rPr>
       </w:r>
+      <w:r>
+        <w:rPr>
+          <w:rFonts w:ascii="Arial" w:hAnsi="Arial" w:cs="Arial"/>
+        </w:rPr>
+      </w:r>
     </w:p>
     <w:p>
       <w:pPr>
@@ -2288,6 +2454,11 @@
           <w:rFonts w:ascii="Arial" w:hAnsi="Arial" w:eastAsia="Arial" w:cs="Arial"/>
         </w:rPr>
       </w:r>
+      <w:r>
+        <w:rPr>
+          <w:rFonts w:ascii="Arial" w:hAnsi="Arial" w:cs="Arial"/>
+        </w:rPr>
+      </w:r>
     </w:p>
     <w:p>
       <w:pPr>
@@ -2307,6 +2478,11 @@
       <w:r>
         <w:rPr>
           <w:rFonts w:ascii="Arial" w:hAnsi="Arial" w:eastAsia="Arial" w:cs="Arial"/>
+        </w:rPr>
+      </w:r>
+      <w:r>
+        <w:rPr>
+          <w:rFonts w:ascii="Arial" w:hAnsi="Arial" w:cs="Arial"/>
         </w:rPr>
       </w:r>
     </w:p>
@@ -2335,6 +2511,11 @@
           <w:rFonts w:ascii="Arial" w:hAnsi="Arial" w:eastAsia="Arial" w:cs="Arial"/>
         </w:rPr>
       </w:r>
+      <w:r>
+        <w:rPr>
+          <w:rFonts w:ascii="Arial" w:hAnsi="Arial" w:cs="Arial"/>
+        </w:rPr>
+      </w:r>
     </w:p>
     <w:p>
       <w:pPr>
@@ -2354,6 +2535,11 @@
       <w:r>
         <w:rPr>
           <w:rFonts w:ascii="Arial" w:hAnsi="Arial" w:eastAsia="Arial" w:cs="Arial"/>
+        </w:rPr>
+      </w:r>
+      <w:r>
+        <w:rPr>
+          <w:rFonts w:ascii="Arial" w:hAnsi="Arial" w:cs="Arial"/>
         </w:rPr>
       </w:r>
     </w:p>
@@ -2394,8 +2580,7 @@
       </w:r>
       <w:r>
         <w:rPr>
-          <w:rFonts w:ascii="Arial" w:hAnsi="Arial" w:eastAsia="Arial" w:cs="Arial"/>
-          <w:lang w:val="es-ES"/>
+          <w:rFonts w:ascii="Arial" w:hAnsi="Arial" w:cs="Arial"/>
         </w:rPr>
       </w:r>
     </w:p>
@@ -2406,7 +2591,9 @@
         <w:ind w:firstLine="0" w:left="720"/>
         <w:jc w:val="center"/>
         <w:rPr>
-          <w:rFonts w:ascii="Arial" w:hAnsi="Arial" w:cs="Arial"/>
+          <w:rFonts w:ascii="Arial" w:hAnsi="Arial" w:eastAsia="Arial" w:cs="Arial"/>
+          <w:highlight w:val="none"/>
+          <w:lang w:val="es-ES"/>
         </w:rPr>
       </w:pPr>
       <w:r>
@@ -2441,7 +2628,7 @@
                         <pic:nvPr/>
                       </pic:nvPicPr>
                       <pic:blipFill rotWithShape="1">
-                        <a:blip r:embed="rId23"/>
+                        <a:blip r:embed="rId24"/>
                         <a:stretch/>
                       </pic:blipFill>
                       <pic:spPr bwMode="auto">
@@ -2481,7 +2668,7 @@
                 <o:lock v:ext="edit" aspectratio="t"/>
               </v:shapetype>
               <v:shape id="_x0000_i22" o:spid="_x0000_s22" type="#_x0000_t75" style="width:91.13pt;height:92.13pt;mso-wrap-distance-left:0.00pt;mso-wrap-distance-top:0.00pt;mso-wrap-distance-right:0.00pt;mso-wrap-distance-bottom:0.00pt;rotation:0;z-index:1;" stroked="false">
-                <v:imagedata r:id="rId23" o:title=""/>
+                <v:imagedata r:id="rId24" o:title=""/>
                 <o:lock v:ext="edit" rotation="t"/>
               </v:shape>
             </w:pict>
@@ -2496,8 +2683,132 @@
       </w:r>
       <w:r>
         <w:rPr>
-          <w:rFonts w:ascii="Arial" w:hAnsi="Arial" w:eastAsia="Arial" w:cs="Arial"/>
+          <w:rFonts w:ascii="Arial" w:hAnsi="Arial" w:cs="Arial"/>
+        </w:rPr>
+      </w:r>
+    </w:p>
+    <w:p>
+      <w:pPr>
+        <w:pBdr/>
+        <w:spacing/>
+        <w:ind w:firstLine="0" w:left="720"/>
+        <w:jc w:val="center"/>
+        <w:rPr>
+          <w:highlight w:val="none"/>
+        </w:rPr>
+      </w:pPr>
+      <w:r>
+        <w:rPr>
+          <w:rFonts w:ascii="Arial" w:hAnsi="Arial" w:eastAsia="Arial" w:cs="Arial"/>
+          <w:highlight w:val="none"/>
           <w:lang w:val="es-ES"/>
+        </w:rPr>
+        <w:t xml:space="preserve">Enlace: </w:t>
+      </w:r>
+      <w:hyperlink r:id="rId25" w:tooltip="https://ecodigithon.github.io/NetZero/" w:history="1">
+        <w:r>
+          <w:rPr>
+            <w:rStyle w:val="1292"/>
+            <w:rFonts w:ascii="Arial" w:hAnsi="Arial" w:eastAsia="Arial" w:cs="Arial"/>
+            <w:highlight w:val="none"/>
+            <w:lang w:val="es-ES"/>
+          </w:rPr>
+        </w:r>
+        <w:r>
+          <w:rPr>
+            <w:rStyle w:val="1292"/>
+            <w:rFonts w:ascii="Arial" w:hAnsi="Arial" w:eastAsia="Arial" w:cs="Arial"/>
+            <w:highlight w:val="none"/>
+            <w:lang w:val="es-ES"/>
+          </w:rPr>
+          <w:t xml:space="preserve">https://ecodigithon.github.io/NetZero/</w:t>
+        </w:r>
+        <w:r>
+          <w:rPr>
+            <w:rStyle w:val="1292"/>
+            <w:rFonts w:ascii="Arial" w:hAnsi="Arial" w:eastAsia="Arial" w:cs="Arial"/>
+            <w:highlight w:val="none"/>
+            <w:lang w:val="es-ES"/>
+          </w:rPr>
+        </w:r>
+        <w:r>
+          <w:rPr>
+            <w:rStyle w:val="1292"/>
+            <w:rFonts w:ascii="Arial" w:hAnsi="Arial" w:eastAsia="Arial" w:cs="Arial"/>
+            <w:highlight w:val="none"/>
+            <w:lang w:val="es-ES"/>
+          </w:rPr>
+        </w:r>
+        <w:r>
+          <w:rPr>
+            <w:rStyle w:val="1292"/>
+            <w:rFonts w:ascii="Arial" w:hAnsi="Arial" w:eastAsia="Arial" w:cs="Arial"/>
+            <w:highlight w:val="none"/>
+            <w:lang w:val="es-ES"/>
+          </w:rPr>
+        </w:r>
+      </w:hyperlink>
+      <w:r/>
+      <w:r>
+        <w:rPr>
+          <w:rFonts w:ascii="Arial" w:hAnsi="Arial" w:cs="Arial"/>
+        </w:rPr>
+      </w:r>
+    </w:p>
+    <w:p>
+      <w:pPr>
+        <w:pBdr/>
+        <w:spacing/>
+        <w:ind w:firstLine="0" w:left="720"/>
+        <w:jc w:val="center"/>
+        <w:rPr>
+          <w:rFonts w:ascii="Arial" w:hAnsi="Arial" w:cs="Arial"/>
+        </w:rPr>
+      </w:pPr>
+      <w:r>
+        <w:rPr>
+          <w:highlight w:val="none"/>
+          <w:lang w:val="es-ES"/>
+        </w:rPr>
+        <w:t xml:space="preserve">Repositorio: </w:t>
+      </w:r>
+      <w:r>
+        <w:rPr>
+          <w:highlight w:val="none"/>
+          <w:lang w:val="es-ES"/>
+        </w:rPr>
+      </w:r>
+      <w:hyperlink r:id="rId26" w:tooltip="https://github.com/Ecodigithon/NetZero" w:history="1">
+        <w:r>
+          <w:rPr>
+            <w:rStyle w:val="1292"/>
+            <w:highlight w:val="none"/>
+            <w:lang w:val="es-ES"/>
+          </w:rPr>
+          <w:t xml:space="preserve">https://github.com/Ecodigithon/NetZero</w:t>
+        </w:r>
+        <w:r>
+          <w:rPr>
+            <w:rStyle w:val="1292"/>
+            <w:highlight w:val="none"/>
+            <w:lang w:val="es-ES"/>
+          </w:rPr>
+        </w:r>
+        <w:r>
+          <w:rPr>
+            <w:rStyle w:val="1292"/>
+            <w:highlight w:val="none"/>
+          </w:rPr>
+        </w:r>
+      </w:hyperlink>
+      <w:r>
+        <w:rPr>
+          <w:highlight w:val="none"/>
+        </w:rPr>
+      </w:r>
+      <w:r>
+        <w:rPr>
+          <w:highlight w:val="none"/>
         </w:rPr>
       </w:r>
     </w:p>
@@ -2530,7 +2841,7 @@
       </w:r>
       <w:r>
         <w:rPr>
-          <w:rFonts w:ascii="Arial" w:hAnsi="Arial" w:eastAsia="Arial" w:cs="Arial"/>
+          <w:rFonts w:ascii="Arial" w:hAnsi="Arial" w:cs="Arial"/>
           <w:b/>
           <w:bCs/>
         </w:rPr>
@@ -2602,7 +2913,7 @@
       </w:r>
       <w:r>
         <w:rPr>
-          <w:rFonts w:ascii="Arial" w:hAnsi="Arial" w:eastAsia="Arial" w:cs="Arial"/>
+          <w:rFonts w:ascii="Arial" w:hAnsi="Arial" w:cs="Arial"/>
           <w:b/>
           <w:bCs/>
         </w:rPr>
@@ -2642,7 +2953,7 @@
       </w:r>
       <w:r>
         <w:rPr>
-          <w:rFonts w:ascii="Arial" w:hAnsi="Arial" w:eastAsia="Arial" w:cs="Arial"/>
+          <w:rFonts w:ascii="Arial" w:hAnsi="Arial" w:cs="Arial"/>
           <w:b/>
           <w:bCs/>
           <w:sz w:val="20"/>
@@ -2694,7 +3005,7 @@
       </w:r>
       <w:r>
         <w:rPr>
-          <w:rFonts w:ascii="Arial" w:hAnsi="Arial" w:eastAsia="Arial" w:cs="Arial"/>
+          <w:rFonts w:ascii="Arial" w:hAnsi="Arial" w:cs="Arial"/>
           <w:sz w:val="22"/>
           <w:szCs w:val="20"/>
         </w:rPr>
@@ -2787,7 +3098,7 @@
       </w:r>
       <w:r>
         <w:rPr>
-          <w:rFonts w:ascii="Arial" w:hAnsi="Arial" w:eastAsia="Arial" w:cs="Arial"/>
+          <w:rFonts w:ascii="Arial" w:hAnsi="Arial" w:cs="Arial"/>
           <w:sz w:val="22"/>
           <w:szCs w:val="20"/>
         </w:rPr>
@@ -2861,7 +3172,7 @@
       </w:r>
       <w:r>
         <w:rPr>
-          <w:rFonts w:ascii="Arial" w:hAnsi="Arial" w:eastAsia="Arial" w:cs="Arial"/>
+          <w:rFonts w:ascii="Arial" w:hAnsi="Arial" w:cs="Arial"/>
           <w:sz w:val="22"/>
           <w:szCs w:val="20"/>
         </w:rPr>
@@ -2946,7 +3257,7 @@
       </w:r>
       <w:r>
         <w:rPr>
-          <w:rFonts w:ascii="Arial" w:hAnsi="Arial" w:eastAsia="Arial" w:cs="Arial"/>
+          <w:rFonts w:ascii="Arial" w:hAnsi="Arial" w:cs="Arial"/>
           <w:sz w:val="22"/>
           <w:szCs w:val="20"/>
         </w:rPr>
@@ -3039,7 +3350,7 @@
       </w:r>
       <w:r>
         <w:rPr>
-          <w:rFonts w:ascii="Arial" w:hAnsi="Arial" w:eastAsia="Arial" w:cs="Arial"/>
+          <w:rFonts w:ascii="Arial" w:hAnsi="Arial" w:cs="Arial"/>
           <w:sz w:val="22"/>
           <w:szCs w:val="20"/>
         </w:rPr>
@@ -3074,7 +3385,7 @@
       </w:r>
       <w:r>
         <w:rPr>
-          <w:rFonts w:ascii="Arial" w:hAnsi="Arial" w:eastAsia="Arial" w:cs="Arial"/>
+          <w:rFonts w:ascii="Arial" w:hAnsi="Arial" w:cs="Arial"/>
           <w:b/>
           <w:bCs/>
         </w:rPr>
@@ -3130,7 +3441,7 @@
       </w:r>
       <w:r>
         <w:rPr>
-          <w:rFonts w:ascii="Arial" w:hAnsi="Arial" w:eastAsia="Arial" w:cs="Arial"/>
+          <w:rFonts w:ascii="Arial" w:hAnsi="Arial" w:cs="Arial"/>
           <w:b/>
           <w:bCs/>
         </w:rPr>
@@ -3180,7 +3491,7 @@
       </w:r>
       <w:r>
         <w:rPr>
-          <w:rFonts w:ascii="Arial" w:hAnsi="Arial" w:eastAsia="Arial" w:cs="Arial"/>
+          <w:rFonts w:ascii="Arial" w:hAnsi="Arial" w:cs="Arial"/>
           <w:sz w:val="22"/>
           <w:szCs w:val="20"/>
         </w:rPr>
@@ -3294,7 +3605,7 @@
       </w:r>
       <w:r>
         <w:rPr>
-          <w:rFonts w:ascii="Arial" w:hAnsi="Arial" w:eastAsia="Arial" w:cs="Arial"/>
+          <w:rFonts w:ascii="Arial" w:hAnsi="Arial" w:cs="Arial"/>
           <w:sz w:val="22"/>
           <w:szCs w:val="20"/>
         </w:rPr>
@@ -3349,7 +3660,7 @@
       </w:r>
       <w:r>
         <w:rPr>
-          <w:rFonts w:ascii="Arial" w:hAnsi="Arial" w:eastAsia="Arial" w:cs="Arial"/>
+          <w:rFonts w:ascii="Arial" w:hAnsi="Arial" w:cs="Arial"/>
           <w:sz w:val="22"/>
           <w:szCs w:val="20"/>
         </w:rPr>
@@ -3455,7 +3766,7 @@
       </w:r>
       <w:r>
         <w:rPr>
-          <w:rFonts w:ascii="Arial" w:hAnsi="Arial" w:eastAsia="Arial" w:cs="Arial"/>
+          <w:rFonts w:ascii="Arial" w:hAnsi="Arial" w:cs="Arial"/>
           <w:sz w:val="22"/>
           <w:szCs w:val="20"/>
         </w:rPr>
@@ -3489,7 +3800,7 @@
       </w:r>
       <w:r>
         <w:rPr>
-          <w:rFonts w:ascii="Arial" w:hAnsi="Arial" w:eastAsia="Arial" w:cs="Arial"/>
+          <w:rFonts w:ascii="Arial" w:hAnsi="Arial" w:cs="Arial"/>
           <w:sz w:val="32"/>
           <w:szCs w:val="32"/>
         </w:rPr>
@@ -3530,7 +3841,7 @@
       </w:r>
       <w:r>
         <w:rPr>
-          <w:rFonts w:ascii="Arial" w:hAnsi="Arial" w:eastAsia="Arial" w:cs="Arial"/>
+          <w:rFonts w:ascii="Arial" w:hAnsi="Arial" w:cs="Arial"/>
           <w:b/>
           <w:bCs/>
           <w:sz w:val="28"/>
@@ -3574,7 +3885,7 @@
       </w:r>
       <w:r>
         <w:rPr>
-          <w:rFonts w:ascii="Arial" w:hAnsi="Arial" w:eastAsia="Arial" w:cs="Arial"/>
+          <w:rFonts w:ascii="Arial" w:hAnsi="Arial" w:cs="Arial"/>
           <w:sz w:val="22"/>
           <w:szCs w:val="20"/>
         </w:rPr>
@@ -3614,7 +3925,7 @@
       </w:r>
       <w:r>
         <w:rPr>
-          <w:rFonts w:ascii="Arial" w:hAnsi="Arial" w:eastAsia="Arial" w:cs="Arial"/>
+          <w:rFonts w:ascii="Arial" w:hAnsi="Arial" w:cs="Arial"/>
           <w:sz w:val="22"/>
           <w:szCs w:val="22"/>
         </w:rPr>
@@ -3699,7 +4010,7 @@
       </w:r>
       <w:r>
         <w:rPr>
-          <w:rFonts w:ascii="Arial" w:hAnsi="Arial" w:eastAsia="Arial" w:cs="Arial"/>
+          <w:rFonts w:ascii="Arial" w:hAnsi="Arial" w:cs="Arial"/>
           <w:color w:val="000000"/>
           <w:sz w:val="22"/>
           <w:szCs w:val="22"/>
@@ -3795,7 +4106,7 @@
       </w:r>
       <w:r>
         <w:rPr>
-          <w:rFonts w:ascii="Arial" w:hAnsi="Arial" w:eastAsia="Arial" w:cs="Arial"/>
+          <w:rFonts w:ascii="Arial" w:hAnsi="Arial" w:cs="Arial"/>
           <w:sz w:val="22"/>
           <w:szCs w:val="20"/>
         </w:rPr>
@@ -3870,7 +4181,7 @@
       </w:r>
       <w:r>
         <w:rPr>
-          <w:rFonts w:ascii="Arial" w:hAnsi="Arial" w:eastAsia="Arial" w:cs="Arial"/>
+          <w:rFonts w:ascii="Arial" w:hAnsi="Arial" w:cs="Arial"/>
           <w:sz w:val="22"/>
           <w:szCs w:val="20"/>
         </w:rPr>
@@ -3913,7 +4224,7 @@
       </w:r>
       <w:r>
         <w:rPr>
-          <w:rFonts w:ascii="Arial" w:hAnsi="Arial" w:eastAsia="Arial" w:cs="Arial"/>
+          <w:rFonts w:ascii="Arial" w:hAnsi="Arial" w:cs="Arial"/>
           <w:sz w:val="22"/>
           <w:szCs w:val="20"/>
         </w:rPr>
@@ -3973,7 +4284,7 @@
       </w:r>
       <w:r>
         <w:rPr>
-          <w:rFonts w:ascii="Arial" w:hAnsi="Arial" w:eastAsia="Arial" w:cs="Arial"/>
+          <w:rFonts w:ascii="Arial" w:hAnsi="Arial" w:cs="Arial"/>
           <w:sz w:val="22"/>
           <w:szCs w:val="20"/>
         </w:rPr>
@@ -4029,7 +4340,7 @@
       </w:r>
       <w:r>
         <w:rPr>
-          <w:rFonts w:ascii="Arial" w:hAnsi="Arial" w:eastAsia="Arial" w:cs="Arial"/>
+          <w:rFonts w:ascii="Arial" w:hAnsi="Arial" w:cs="Arial"/>
           <w:sz w:val="22"/>
           <w:szCs w:val="20"/>
         </w:rPr>
@@ -4104,7 +4415,7 @@
       </w:r>
       <w:r>
         <w:rPr>
-          <w:rFonts w:ascii="Arial" w:hAnsi="Arial" w:eastAsia="Arial" w:cs="Arial"/>
+          <w:rFonts w:ascii="Arial" w:hAnsi="Arial" w:cs="Arial"/>
           <w:sz w:val="22"/>
           <w:szCs w:val="20"/>
         </w:rPr>
@@ -4160,7 +4471,7 @@
       </w:r>
       <w:r>
         <w:rPr>
-          <w:rFonts w:ascii="Arial" w:hAnsi="Arial" w:eastAsia="Arial" w:cs="Arial"/>
+          <w:rFonts w:ascii="Arial" w:hAnsi="Arial" w:cs="Arial"/>
           <w:sz w:val="22"/>
           <w:szCs w:val="20"/>
         </w:rPr>
@@ -4203,7 +4514,7 @@
       </w:r>
       <w:r>
         <w:rPr>
-          <w:rFonts w:ascii="Arial" w:hAnsi="Arial" w:eastAsia="Arial" w:cs="Arial"/>
+          <w:rFonts w:ascii="Arial" w:hAnsi="Arial" w:cs="Arial"/>
           <w:sz w:val="22"/>
           <w:szCs w:val="20"/>
         </w:rPr>
@@ -4274,7 +4585,7 @@
       </w:r>
       <w:r>
         <w:rPr>
-          <w:rFonts w:ascii="Arial" w:hAnsi="Arial" w:eastAsia="Arial" w:cs="Arial"/>
+          <w:rFonts w:ascii="Arial" w:hAnsi="Arial" w:cs="Arial"/>
           <w:sz w:val="22"/>
           <w:szCs w:val="20"/>
         </w:rPr>
@@ -4349,7 +4660,7 @@
       </w:r>
       <w:r>
         <w:rPr>
-          <w:rFonts w:ascii="Arial" w:hAnsi="Arial" w:eastAsia="Arial" w:cs="Arial"/>
+          <w:rFonts w:ascii="Arial" w:hAnsi="Arial" w:cs="Arial"/>
           <w:sz w:val="22"/>
           <w:szCs w:val="20"/>
         </w:rPr>
@@ -4462,7 +4773,7 @@
       </w:r>
       <w:r>
         <w:rPr>
-          <w:rFonts w:ascii="Arial" w:hAnsi="Arial" w:eastAsia="Arial" w:cs="Arial"/>
+          <w:rFonts w:ascii="Arial" w:hAnsi="Arial" w:cs="Arial"/>
           <w:sz w:val="22"/>
           <w:szCs w:val="20"/>
         </w:rPr>
@@ -4594,7 +4905,7 @@
       </w:r>
       <w:r>
         <w:rPr>
-          <w:rFonts w:ascii="Arial" w:hAnsi="Arial" w:eastAsia="Arial" w:cs="Arial"/>
+          <w:rFonts w:ascii="Arial" w:hAnsi="Arial" w:cs="Arial"/>
           <w:sz w:val="22"/>
           <w:szCs w:val="20"/>
         </w:rPr>
@@ -4636,12 +4947,11 @@
       </w:r>
       <w:r>
         <w:rPr>
-          <w:rFonts w:ascii="Arial" w:hAnsi="Arial" w:eastAsia="Arial" w:cs="Arial"/>
+          <w:rFonts w:ascii="Arial" w:hAnsi="Arial" w:cs="Arial"/>
           <w:b/>
           <w:bCs/>
           <w:sz w:val="28"/>
           <w:szCs w:val="28"/>
-          <w:highlight w:val="none"/>
         </w:rPr>
       </w:r>
     </w:p>
@@ -4681,11 +4991,12 @@
       </w:r>
       <w:r>
         <w:rPr>
-          <w:rFonts w:ascii="Arial" w:hAnsi="Arial" w:eastAsia="Arial" w:cs="Arial"/>
+          <w:rFonts w:ascii="Arial" w:hAnsi="Arial" w:cs="Arial"/>
           <w:b/>
           <w:bCs/>
           <w:sz w:val="28"/>
           <w:szCs w:val="28"/>
+          <w:highlight w:val="none"/>
         </w:rPr>
       </w:r>
     </w:p>
@@ -4736,7 +5047,7 @@
       </w:r>
       <w:r>
         <w:rPr>
-          <w:rFonts w:ascii="Arial" w:hAnsi="Arial" w:eastAsia="Arial" w:cs="Arial"/>
+          <w:rFonts w:ascii="Arial" w:hAnsi="Arial" w:cs="Arial"/>
           <w:sz w:val="32"/>
           <w:szCs w:val="32"/>
           <w:highlight w:val="none"/>
@@ -4784,7 +5095,7 @@
       </w:r>
       <w:r>
         <w:rPr>
-          <w:rFonts w:ascii="Arial" w:hAnsi="Arial" w:eastAsia="Arial" w:cs="Arial"/>
+          <w:rFonts w:ascii="Arial" w:hAnsi="Arial" w:cs="Arial"/>
           <w:b/>
           <w:bCs/>
           <w:sz w:val="22"/>
@@ -4825,7 +5136,7 @@
       </w:r>
       <w:r>
         <w:rPr>
-          <w:rFonts w:ascii="Arial" w:hAnsi="Arial" w:eastAsia="Arial" w:cs="Arial"/>
+          <w:rFonts w:ascii="Arial" w:hAnsi="Arial" w:cs="Arial"/>
           <w:sz w:val="24"/>
           <w:szCs w:val="24"/>
         </w:rPr>
@@ -4886,6 +5197,11 @@
       <w:r>
         <w:rPr>
           <w:rFonts w:ascii="Arial" w:hAnsi="Arial" w:eastAsia="Arial" w:cs="Arial"/>
+        </w:rPr>
+      </w:r>
+      <w:r>
+        <w:rPr>
+          <w:rFonts w:ascii="Arial" w:hAnsi="Arial" w:cs="Arial"/>
         </w:rPr>
       </w:r>
     </w:p>
@@ -4951,6 +5267,11 @@
           <w:rFonts w:ascii="Arial" w:hAnsi="Arial" w:eastAsia="Arial" w:cs="Arial"/>
         </w:rPr>
       </w:r>
+      <w:r>
+        <w:rPr>
+          <w:rFonts w:ascii="Arial" w:hAnsi="Arial" w:cs="Arial"/>
+        </w:rPr>
+      </w:r>
     </w:p>
     <w:p>
       <w:pPr>
@@ -4993,6 +5314,11 @@
           <w:rFonts w:ascii="Arial" w:hAnsi="Arial" w:eastAsia="Arial" w:cs="Arial"/>
         </w:rPr>
       </w:r>
+      <w:r>
+        <w:rPr>
+          <w:rFonts w:ascii="Arial" w:hAnsi="Arial" w:cs="Arial"/>
+        </w:rPr>
+      </w:r>
     </w:p>
     <w:p>
       <w:pPr>
@@ -5023,7 +5349,7 @@
       </w:r>
       <w:r>
         <w:rPr>
-          <w:rFonts w:ascii="Arial" w:hAnsi="Arial" w:eastAsia="Arial" w:cs="Arial"/>
+          <w:rFonts w:ascii="Arial" w:hAnsi="Arial" w:cs="Arial"/>
           <w:sz w:val="24"/>
           <w:szCs w:val="24"/>
         </w:rPr>
@@ -5069,6 +5395,14 @@
           <w:szCs w:val="24"/>
         </w:rPr>
       </w:r>
+      <w:r>
+        <w:rPr>
+          <w:rFonts w:ascii="Arial" w:hAnsi="Arial" w:cs="Arial"/>
+          <w:sz w:val="24"/>
+          <w:szCs w:val="24"/>
+          <w:highlight w:val="none"/>
+        </w:rPr>
+      </w:r>
     </w:p>
     <w:p>
       <w:pPr>
@@ -5107,11 +5441,9 @@
       </w:r>
       <w:r>
         <w:rPr>
-          <w:rFonts w:ascii="Arial" w:hAnsi="Arial" w:eastAsia="Arial" w:cs="Arial"/>
+          <w:rFonts w:ascii="Arial" w:hAnsi="Arial" w:cs="Arial"/>
           <w:sz w:val="24"/>
           <w:szCs w:val="24"/>
-          <w:highlight w:val="none"/>
-          <w:lang w:val="es-ES"/>
         </w:rPr>
       </w:r>
     </w:p>
@@ -5158,7 +5490,7 @@
       </w:r>
       <w:r>
         <w:rPr>
-          <w:rFonts w:ascii="Arial" w:hAnsi="Arial" w:eastAsia="Arial" w:cs="Arial"/>
+          <w:rFonts w:ascii="Arial" w:hAnsi="Arial" w:cs="Arial"/>
           <w:b/>
           <w:bCs/>
           <w:sz w:val="28"/>
@@ -5200,7 +5532,7 @@
       </w:r>
       <w:r>
         <w:rPr>
-          <w:rFonts w:ascii="Arial" w:hAnsi="Arial" w:eastAsia="Arial" w:cs="Arial"/>
+          <w:rFonts w:ascii="Arial" w:hAnsi="Arial" w:cs="Arial"/>
           <w:sz w:val="24"/>
           <w:szCs w:val="24"/>
         </w:rPr>
@@ -5287,7 +5619,7 @@
             </w:r>
             <w:r>
               <w:rPr>
-                <w:rFonts w:ascii="Arial" w:hAnsi="Arial" w:eastAsia="Arial" w:cs="Arial"/>
+                <w:rFonts w:ascii="Arial" w:hAnsi="Arial" w:cs="Arial"/>
                 <w:b/>
                 <w:bCs/>
                 <w:sz w:val="24"/>
@@ -5354,7 +5686,7 @@
             </w:r>
             <w:r>
               <w:rPr>
-                <w:rFonts w:ascii="Arial" w:hAnsi="Arial" w:eastAsia="Arial" w:cs="Arial"/>
+                <w:rFonts w:ascii="Arial" w:hAnsi="Arial" w:cs="Arial"/>
                 <w:b/>
                 <w:bCs/>
                 <w:sz w:val="24"/>
@@ -5421,7 +5753,7 @@
             </w:r>
             <w:r>
               <w:rPr>
-                <w:rFonts w:ascii="Arial" w:hAnsi="Arial" w:eastAsia="Arial" w:cs="Arial"/>
+                <w:rFonts w:ascii="Arial" w:hAnsi="Arial" w:cs="Arial"/>
                 <w:b/>
                 <w:bCs/>
                 <w:sz w:val="24"/>
@@ -5488,7 +5820,7 @@
             </w:r>
             <w:r>
               <w:rPr>
-                <w:rFonts w:ascii="Arial" w:hAnsi="Arial" w:eastAsia="Arial" w:cs="Arial"/>
+                <w:rFonts w:ascii="Arial" w:hAnsi="Arial" w:cs="Arial"/>
                 <w:b/>
                 <w:bCs/>
                 <w:sz w:val="24"/>
@@ -5551,7 +5883,7 @@
             </w:r>
             <w:r>
               <w:rPr>
-                <w:rFonts w:ascii="Arial" w:hAnsi="Arial" w:eastAsia="Arial" w:cs="Arial"/>
+                <w:rFonts w:ascii="Arial" w:hAnsi="Arial" w:cs="Arial"/>
                 <w:sz w:val="24"/>
                 <w:szCs w:val="24"/>
                 <w14:ligatures w14:val="none"/>
@@ -5619,7 +5951,7 @@
             </w:r>
             <w:r>
               <w:rPr>
-                <w:rFonts w:ascii="Arial" w:hAnsi="Arial" w:eastAsia="Arial" w:cs="Arial"/>
+                <w:rFonts w:ascii="Arial" w:hAnsi="Arial" w:cs="Arial"/>
                 <w:b w:val="0"/>
                 <w:bCs w:val="0"/>
                 <w:i/>
@@ -5697,7 +6029,7 @@
             </w:r>
             <w:r>
               <w:rPr>
-                <w:rFonts w:ascii="Arial" w:hAnsi="Arial" w:eastAsia="Arial" w:cs="Arial"/>
+                <w:rFonts w:ascii="Arial" w:hAnsi="Arial" w:cs="Arial"/>
                 <w:sz w:val="24"/>
                 <w:szCs w:val="24"/>
                 <w14:ligatures w14:val="none"/>
@@ -5763,7 +6095,7 @@
             </w:r>
             <w:r>
               <w:rPr>
-                <w:rFonts w:ascii="Arial" w:hAnsi="Arial" w:eastAsia="Arial" w:cs="Arial"/>
+                <w:rFonts w:ascii="Arial" w:hAnsi="Arial" w:cs="Arial"/>
                 <w:sz w:val="24"/>
                 <w:szCs w:val="24"/>
                 <w14:ligatures w14:val="none"/>
@@ -5824,7 +6156,7 @@
             </w:r>
             <w:r>
               <w:rPr>
-                <w:rFonts w:ascii="Arial" w:hAnsi="Arial" w:eastAsia="Arial" w:cs="Arial"/>
+                <w:rFonts w:ascii="Arial" w:hAnsi="Arial" w:cs="Arial"/>
                 <w:sz w:val="24"/>
                 <w:szCs w:val="24"/>
                 <w14:ligatures w14:val="none"/>
@@ -5892,7 +6224,7 @@
             </w:r>
             <w:r>
               <w:rPr>
-                <w:rFonts w:ascii="Arial" w:hAnsi="Arial" w:eastAsia="Arial" w:cs="Arial"/>
+                <w:rFonts w:ascii="Arial" w:hAnsi="Arial" w:cs="Arial"/>
                 <w:b w:val="0"/>
                 <w:bCs w:val="0"/>
                 <w:i/>
@@ -5953,7 +6285,7 @@
             </w:r>
             <w:r>
               <w:rPr>
-                <w:rFonts w:ascii="Arial" w:hAnsi="Arial" w:eastAsia="Arial" w:cs="Arial"/>
+                <w:rFonts w:ascii="Arial" w:hAnsi="Arial" w:cs="Arial"/>
                 <w:sz w:val="24"/>
                 <w:szCs w:val="24"/>
                 <w14:ligatures w14:val="none"/>
@@ -6019,7 +6351,7 @@
             </w:r>
             <w:r>
               <w:rPr>
-                <w:rFonts w:ascii="Arial" w:hAnsi="Arial" w:eastAsia="Arial" w:cs="Arial"/>
+                <w:rFonts w:ascii="Arial" w:hAnsi="Arial" w:cs="Arial"/>
                 <w:sz w:val="24"/>
                 <w:szCs w:val="24"/>
                 <w14:ligatures w14:val="none"/>
@@ -6080,7 +6412,7 @@
             </w:r>
             <w:r>
               <w:rPr>
-                <w:rFonts w:ascii="Arial" w:hAnsi="Arial" w:eastAsia="Arial" w:cs="Arial"/>
+                <w:rFonts w:ascii="Arial" w:hAnsi="Arial" w:cs="Arial"/>
                 <w:sz w:val="24"/>
                 <w:szCs w:val="24"/>
                 <w14:ligatures w14:val="none"/>
@@ -6148,7 +6480,7 @@
             </w:r>
             <w:r>
               <w:rPr>
-                <w:rFonts w:ascii="Arial" w:hAnsi="Arial" w:eastAsia="Arial" w:cs="Arial"/>
+                <w:rFonts w:ascii="Arial" w:hAnsi="Arial" w:cs="Arial"/>
                 <w:b w:val="0"/>
                 <w:bCs w:val="0"/>
                 <w:i/>
@@ -6209,7 +6541,7 @@
             </w:r>
             <w:r>
               <w:rPr>
-                <w:rFonts w:ascii="Arial" w:hAnsi="Arial" w:eastAsia="Arial" w:cs="Arial"/>
+                <w:rFonts w:ascii="Arial" w:hAnsi="Arial" w:cs="Arial"/>
                 <w:sz w:val="24"/>
                 <w:szCs w:val="24"/>
                 <w14:ligatures w14:val="none"/>
@@ -6275,7 +6607,7 @@
             </w:r>
             <w:r>
               <w:rPr>
-                <w:rFonts w:ascii="Arial" w:hAnsi="Arial" w:eastAsia="Arial" w:cs="Arial"/>
+                <w:rFonts w:ascii="Arial" w:hAnsi="Arial" w:cs="Arial"/>
                 <w:sz w:val="24"/>
                 <w:szCs w:val="24"/>
                 <w14:ligatures w14:val="none"/>
@@ -6318,7 +6650,7 @@
       </w:r>
       <w:r>
         <w:rPr>
-          <w:rFonts w:ascii="Arial" w:hAnsi="Arial" w:eastAsia="Arial" w:cs="Arial"/>
+          <w:rFonts w:ascii="Arial" w:hAnsi="Arial" w:cs="Arial"/>
           <w:sz w:val="24"/>
           <w:szCs w:val="24"/>
         </w:rPr>
@@ -6367,7 +6699,7 @@
       </w:r>
       <w:r>
         <w:rPr>
-          <w:rFonts w:ascii="Arial" w:hAnsi="Arial" w:eastAsia="Arial" w:cs="Arial"/>
+          <w:rFonts w:ascii="Arial" w:hAnsi="Arial" w:cs="Arial"/>
           <w:b/>
           <w:bCs/>
           <w:sz w:val="28"/>
@@ -6399,6 +6731,13 @@
       <w:r>
         <w:rPr>
           <w:rFonts w:ascii="Arial" w:hAnsi="Arial" w:eastAsia="Arial" w:cs="Arial"/>
+          <w:sz w:val="24"/>
+          <w:szCs w:val="24"/>
+        </w:rPr>
+      </w:r>
+      <w:r>
+        <w:rPr>
+          <w:rFonts w:ascii="Arial" w:hAnsi="Arial" w:cs="Arial"/>
           <w:sz w:val="24"/>
           <w:szCs w:val="24"/>
         </w:rPr>
@@ -6478,13 +6817,6 @@
             <w:r>
               <w:rPr>
                 <w:rFonts w:ascii="Arial" w:hAnsi="Arial" w:eastAsia="Arial" w:cs="Arial"/>
-                <w:sz w:val="24"/>
-                <w:szCs w:val="24"/>
-              </w:rPr>
-            </w:r>
-            <w:r>
-              <w:rPr>
-                <w:rFonts w:ascii="Arial" w:hAnsi="Arial" w:eastAsia="Arial" w:cs="Arial"/>
                 <w:b/>
                 <w:color w:val="auto"/>
                 <w:sz w:val="24"/>
@@ -6504,6 +6836,14 @@
             <w:r>
               <w:rPr>
                 <w:rFonts w:ascii="Arial" w:hAnsi="Arial" w:eastAsia="Arial" w:cs="Arial"/>
+                <w:color w:val="auto"/>
+                <w:sz w:val="24"/>
+                <w:szCs w:val="24"/>
+              </w:rPr>
+            </w:r>
+            <w:r>
+              <w:rPr>
+                <w:rFonts w:ascii="Arial" w:hAnsi="Arial" w:cs="Arial"/>
                 <w:color w:val="auto"/>
                 <w:sz w:val="24"/>
                 <w:szCs w:val="24"/>
@@ -6575,6 +6915,14 @@
                 <w:szCs w:val="24"/>
               </w:rPr>
             </w:r>
+            <w:r>
+              <w:rPr>
+                <w:rFonts w:ascii="Arial" w:hAnsi="Arial" w:cs="Arial"/>
+                <w:color w:val="auto"/>
+                <w:sz w:val="24"/>
+                <w:szCs w:val="24"/>
+              </w:rPr>
+            </w:r>
           </w:p>
         </w:tc>
         <w:tc>
@@ -6636,6 +6984,14 @@
             <w:r>
               <w:rPr>
                 <w:rFonts w:ascii="Arial" w:hAnsi="Arial" w:eastAsia="Arial" w:cs="Arial"/>
+                <w:color w:val="auto"/>
+                <w:sz w:val="24"/>
+                <w:szCs w:val="24"/>
+              </w:rPr>
+            </w:r>
+            <w:r>
+              <w:rPr>
+                <w:rFonts w:ascii="Arial" w:hAnsi="Arial" w:cs="Arial"/>
                 <w:color w:val="auto"/>
                 <w:sz w:val="24"/>
                 <w:szCs w:val="24"/>
@@ -6712,6 +7068,14 @@
                 <w:szCs w:val="24"/>
               </w:rPr>
             </w:r>
+            <w:r>
+              <w:rPr>
+                <w:rFonts w:ascii="Arial" w:hAnsi="Arial" w:cs="Arial"/>
+                <w:color w:val="000000" w:themeColor="text1"/>
+                <w:sz w:val="24"/>
+                <w:szCs w:val="24"/>
+              </w:rPr>
+            </w:r>
           </w:p>
         </w:tc>
         <w:tc>
@@ -6771,6 +7135,14 @@
             <w:r>
               <w:rPr>
                 <w:rFonts w:ascii="Arial" w:hAnsi="Arial" w:eastAsia="Arial" w:cs="Arial"/>
+                <w:color w:val="auto"/>
+                <w:sz w:val="24"/>
+                <w:szCs w:val="24"/>
+              </w:rPr>
+            </w:r>
+            <w:r>
+              <w:rPr>
+                <w:rFonts w:ascii="Arial" w:hAnsi="Arial" w:cs="Arial"/>
                 <w:color w:val="auto"/>
                 <w:sz w:val="24"/>
                 <w:szCs w:val="24"/>
@@ -6836,6 +7208,14 @@
             <w:r>
               <w:rPr>
                 <w:rFonts w:ascii="Arial" w:hAnsi="Arial" w:eastAsia="Arial" w:cs="Arial"/>
+                <w:color w:val="auto"/>
+                <w:sz w:val="24"/>
+                <w:szCs w:val="24"/>
+              </w:rPr>
+            </w:r>
+            <w:r>
+              <w:rPr>
+                <w:rFonts w:ascii="Arial" w:hAnsi="Arial" w:cs="Arial"/>
                 <w:color w:val="auto"/>
                 <w:sz w:val="24"/>
                 <w:szCs w:val="24"/>
@@ -6912,6 +7292,14 @@
                 <w:szCs w:val="24"/>
               </w:rPr>
             </w:r>
+            <w:r>
+              <w:rPr>
+                <w:rFonts w:ascii="Arial" w:hAnsi="Arial" w:cs="Arial"/>
+                <w:color w:val="000000" w:themeColor="text1"/>
+                <w:sz w:val="24"/>
+                <w:szCs w:val="24"/>
+              </w:rPr>
+            </w:r>
           </w:p>
         </w:tc>
         <w:tc>
@@ -6971,6 +7359,14 @@
             <w:r>
               <w:rPr>
                 <w:rFonts w:ascii="Arial" w:hAnsi="Arial" w:eastAsia="Arial" w:cs="Arial"/>
+                <w:color w:val="auto"/>
+                <w:sz w:val="24"/>
+                <w:szCs w:val="24"/>
+              </w:rPr>
+            </w:r>
+            <w:r>
+              <w:rPr>
+                <w:rFonts w:ascii="Arial" w:hAnsi="Arial" w:cs="Arial"/>
                 <w:color w:val="auto"/>
                 <w:sz w:val="24"/>
                 <w:szCs w:val="24"/>
@@ -7036,6 +7432,14 @@
             <w:r>
               <w:rPr>
                 <w:rFonts w:ascii="Arial" w:hAnsi="Arial" w:eastAsia="Arial" w:cs="Arial"/>
+                <w:color w:val="auto"/>
+                <w:sz w:val="24"/>
+                <w:szCs w:val="24"/>
+              </w:rPr>
+            </w:r>
+            <w:r>
+              <w:rPr>
+                <w:rFonts w:ascii="Arial" w:hAnsi="Arial" w:cs="Arial"/>
                 <w:color w:val="auto"/>
                 <w:sz w:val="24"/>
                 <w:szCs w:val="24"/>
@@ -7112,6 +7516,14 @@
                 <w:szCs w:val="24"/>
               </w:rPr>
             </w:r>
+            <w:r>
+              <w:rPr>
+                <w:rFonts w:ascii="Arial" w:hAnsi="Arial" w:cs="Arial"/>
+                <w:color w:val="000000" w:themeColor="text1"/>
+                <w:sz w:val="24"/>
+                <w:szCs w:val="24"/>
+              </w:rPr>
+            </w:r>
           </w:p>
         </w:tc>
         <w:tc>
@@ -7171,6 +7583,14 @@
             <w:r>
               <w:rPr>
                 <w:rFonts w:ascii="Arial" w:hAnsi="Arial" w:eastAsia="Arial" w:cs="Arial"/>
+                <w:color w:val="auto"/>
+                <w:sz w:val="24"/>
+                <w:szCs w:val="24"/>
+              </w:rPr>
+            </w:r>
+            <w:r>
+              <w:rPr>
+                <w:rFonts w:ascii="Arial" w:hAnsi="Arial" w:cs="Arial"/>
                 <w:color w:val="auto"/>
                 <w:sz w:val="24"/>
                 <w:szCs w:val="24"/>
@@ -7236,6 +7656,14 @@
             <w:r>
               <w:rPr>
                 <w:rFonts w:ascii="Arial" w:hAnsi="Arial" w:eastAsia="Arial" w:cs="Arial"/>
+                <w:color w:val="auto"/>
+                <w:sz w:val="24"/>
+                <w:szCs w:val="24"/>
+              </w:rPr>
+            </w:r>
+            <w:r>
+              <w:rPr>
+                <w:rFonts w:ascii="Arial" w:hAnsi="Arial" w:cs="Arial"/>
                 <w:color w:val="auto"/>
                 <w:sz w:val="24"/>
                 <w:szCs w:val="24"/>
@@ -7312,6 +7740,14 @@
                 <w:szCs w:val="24"/>
               </w:rPr>
             </w:r>
+            <w:r>
+              <w:rPr>
+                <w:rFonts w:ascii="Arial" w:hAnsi="Arial" w:cs="Arial"/>
+                <w:color w:val="000000" w:themeColor="text1"/>
+                <w:sz w:val="24"/>
+                <w:szCs w:val="24"/>
+              </w:rPr>
+            </w:r>
           </w:p>
         </w:tc>
         <w:tc>
@@ -7371,6 +7807,14 @@
             <w:r>
               <w:rPr>
                 <w:rFonts w:ascii="Arial" w:hAnsi="Arial" w:eastAsia="Arial" w:cs="Arial"/>
+                <w:color w:val="auto"/>
+                <w:sz w:val="24"/>
+                <w:szCs w:val="24"/>
+              </w:rPr>
+            </w:r>
+            <w:r>
+              <w:rPr>
+                <w:rFonts w:ascii="Arial" w:hAnsi="Arial" w:cs="Arial"/>
                 <w:color w:val="auto"/>
                 <w:sz w:val="24"/>
                 <w:szCs w:val="24"/>
@@ -7436,6 +7880,14 @@
             <w:r>
               <w:rPr>
                 <w:rFonts w:ascii="Arial" w:hAnsi="Arial" w:eastAsia="Arial" w:cs="Arial"/>
+                <w:color w:val="auto"/>
+                <w:sz w:val="24"/>
+                <w:szCs w:val="24"/>
+              </w:rPr>
+            </w:r>
+            <w:r>
+              <w:rPr>
+                <w:rFonts w:ascii="Arial" w:hAnsi="Arial" w:cs="Arial"/>
                 <w:color w:val="auto"/>
                 <w:sz w:val="24"/>
                 <w:szCs w:val="24"/>
@@ -7512,6 +7964,14 @@
                 <w:szCs w:val="24"/>
               </w:rPr>
             </w:r>
+            <w:r>
+              <w:rPr>
+                <w:rFonts w:ascii="Arial" w:hAnsi="Arial" w:cs="Arial"/>
+                <w:color w:val="000000" w:themeColor="text1"/>
+                <w:sz w:val="24"/>
+                <w:szCs w:val="24"/>
+              </w:rPr>
+            </w:r>
           </w:p>
         </w:tc>
         <w:tc>
@@ -7571,6 +8031,14 @@
             <w:r>
               <w:rPr>
                 <w:rFonts w:ascii="Arial" w:hAnsi="Arial" w:eastAsia="Arial" w:cs="Arial"/>
+                <w:color w:val="auto"/>
+                <w:sz w:val="24"/>
+                <w:szCs w:val="24"/>
+              </w:rPr>
+            </w:r>
+            <w:r>
+              <w:rPr>
+                <w:rFonts w:ascii="Arial" w:hAnsi="Arial" w:cs="Arial"/>
                 <w:color w:val="auto"/>
                 <w:sz w:val="24"/>
                 <w:szCs w:val="24"/>
@@ -7636,6 +8104,14 @@
             <w:r>
               <w:rPr>
                 <w:rFonts w:ascii="Arial" w:hAnsi="Arial" w:eastAsia="Arial" w:cs="Arial"/>
+                <w:color w:val="auto"/>
+                <w:sz w:val="24"/>
+                <w:szCs w:val="24"/>
+              </w:rPr>
+            </w:r>
+            <w:r>
+              <w:rPr>
+                <w:rFonts w:ascii="Arial" w:hAnsi="Arial" w:cs="Arial"/>
                 <w:color w:val="auto"/>
                 <w:sz w:val="24"/>
                 <w:szCs w:val="24"/>
@@ -7712,6 +8188,14 @@
                 <w:szCs w:val="24"/>
               </w:rPr>
             </w:r>
+            <w:r>
+              <w:rPr>
+                <w:rFonts w:ascii="Arial" w:hAnsi="Arial" w:cs="Arial"/>
+                <w:color w:val="000000" w:themeColor="text1"/>
+                <w:sz w:val="24"/>
+                <w:szCs w:val="24"/>
+              </w:rPr>
+            </w:r>
           </w:p>
         </w:tc>
         <w:tc>
@@ -7771,6 +8255,14 @@
             <w:r>
               <w:rPr>
                 <w:rFonts w:ascii="Arial" w:hAnsi="Arial" w:eastAsia="Arial" w:cs="Arial"/>
+                <w:color w:val="auto"/>
+                <w:sz w:val="24"/>
+                <w:szCs w:val="24"/>
+              </w:rPr>
+            </w:r>
+            <w:r>
+              <w:rPr>
+                <w:rFonts w:ascii="Arial" w:hAnsi="Arial" w:cs="Arial"/>
                 <w:color w:val="auto"/>
                 <w:sz w:val="24"/>
                 <w:szCs w:val="24"/>
@@ -7836,6 +8328,14 @@
             <w:r>
               <w:rPr>
                 <w:rFonts w:ascii="Arial" w:hAnsi="Arial" w:eastAsia="Arial" w:cs="Arial"/>
+                <w:color w:val="auto"/>
+                <w:sz w:val="24"/>
+                <w:szCs w:val="24"/>
+              </w:rPr>
+            </w:r>
+            <w:r>
+              <w:rPr>
+                <w:rFonts w:ascii="Arial" w:hAnsi="Arial" w:cs="Arial"/>
                 <w:color w:val="auto"/>
                 <w:sz w:val="24"/>
                 <w:szCs w:val="24"/>
@@ -7912,6 +8412,14 @@
                 <w:szCs w:val="24"/>
               </w:rPr>
             </w:r>
+            <w:r>
+              <w:rPr>
+                <w:rFonts w:ascii="Arial" w:hAnsi="Arial" w:cs="Arial"/>
+                <w:color w:val="000000" w:themeColor="text1"/>
+                <w:sz w:val="24"/>
+                <w:szCs w:val="24"/>
+              </w:rPr>
+            </w:r>
           </w:p>
         </w:tc>
         <w:tc>
@@ -7971,6 +8479,14 @@
             <w:r>
               <w:rPr>
                 <w:rFonts w:ascii="Arial" w:hAnsi="Arial" w:eastAsia="Arial" w:cs="Arial"/>
+                <w:color w:val="auto"/>
+                <w:sz w:val="24"/>
+                <w:szCs w:val="24"/>
+              </w:rPr>
+            </w:r>
+            <w:r>
+              <w:rPr>
+                <w:rFonts w:ascii="Arial" w:hAnsi="Arial" w:cs="Arial"/>
                 <w:color w:val="auto"/>
                 <w:sz w:val="24"/>
                 <w:szCs w:val="24"/>
@@ -8041,6 +8557,14 @@
                 <w:szCs w:val="24"/>
               </w:rPr>
             </w:r>
+            <w:r>
+              <w:rPr>
+                <w:rFonts w:ascii="Arial" w:hAnsi="Arial" w:cs="Arial"/>
+                <w:color w:val="auto"/>
+                <w:sz w:val="24"/>
+                <w:szCs w:val="24"/>
+              </w:rPr>
+            </w:r>
           </w:p>
         </w:tc>
       </w:tr>
@@ -8068,13 +8592,13 @@
       <w:r>
         <w:rPr>
           <w:rFonts w:ascii="Arial" w:hAnsi="Arial" w:eastAsia="Arial" w:cs="Arial"/>
+        </w:rPr>
+      </w:r>
+      <w:r>
+        <w:rPr>
+          <w:rFonts w:ascii="Arial" w:hAnsi="Arial" w:cs="Arial"/>
           <w:sz w:val="24"/>
           <w:szCs w:val="24"/>
-        </w:rPr>
-      </w:r>
-      <w:r>
-        <w:rPr>
-          <w:rFonts w:ascii="Arial" w:hAnsi="Arial" w:eastAsia="Arial" w:cs="Arial"/>
         </w:rPr>
       </w:r>
     </w:p>
@@ -8118,6 +8642,16 @@
           <w:highlight w:val="none"/>
         </w:rPr>
       </w:r>
+      <w:r>
+        <w:rPr>
+          <w:rFonts w:ascii="Arial" w:hAnsi="Arial" w:cs="Arial"/>
+          <w:b/>
+          <w:bCs/>
+          <w:sz w:val="28"/>
+          <w:szCs w:val="28"/>
+          <w:highlight w:val="none"/>
+        </w:rPr>
+      </w:r>
     </w:p>
     <w:p>
       <w:pPr>
@@ -8152,7 +8686,7 @@
       </w:r>
       <w:r>
         <w:rPr>
-          <w:rFonts w:ascii="Arial" w:hAnsi="Arial" w:eastAsia="Arial" w:cs="Arial"/>
+          <w:rFonts w:ascii="Arial" w:hAnsi="Arial" w:cs="Arial"/>
           <w:sz w:val="24"/>
           <w:szCs w:val="24"/>
         </w:rPr>
@@ -8230,6 +8764,13 @@
                 <w:szCs w:val="22"/>
               </w:rPr>
             </w:r>
+            <w:r>
+              <w:rPr>
+                <w:rFonts w:ascii="Arial" w:hAnsi="Arial" w:cs="Arial"/>
+                <w:sz w:val="22"/>
+                <w:szCs w:val="22"/>
+              </w:rPr>
+            </w:r>
           </w:p>
         </w:tc>
         <w:tc>
@@ -8276,6 +8817,13 @@
             <w:r>
               <w:rPr>
                 <w:rFonts w:ascii="Arial" w:hAnsi="Arial" w:eastAsia="Arial" w:cs="Arial"/>
+                <w:sz w:val="22"/>
+                <w:szCs w:val="22"/>
+              </w:rPr>
+            </w:r>
+            <w:r>
+              <w:rPr>
+                <w:rFonts w:ascii="Arial" w:hAnsi="Arial" w:cs="Arial"/>
                 <w:sz w:val="22"/>
                 <w:szCs w:val="22"/>
               </w:rPr>
@@ -8330,6 +8878,13 @@
                 <w:szCs w:val="22"/>
               </w:rPr>
             </w:r>
+            <w:r>
+              <w:rPr>
+                <w:rFonts w:ascii="Arial" w:hAnsi="Arial" w:cs="Arial"/>
+                <w:sz w:val="22"/>
+                <w:szCs w:val="22"/>
+              </w:rPr>
+            </w:r>
           </w:p>
         </w:tc>
         <w:tc>
@@ -8376,6 +8931,13 @@
             <w:r>
               <w:rPr>
                 <w:rFonts w:ascii="Arial" w:hAnsi="Arial" w:eastAsia="Arial" w:cs="Arial"/>
+                <w:sz w:val="22"/>
+                <w:szCs w:val="22"/>
+              </w:rPr>
+            </w:r>
+            <w:r>
+              <w:rPr>
+                <w:rFonts w:ascii="Arial" w:hAnsi="Arial" w:cs="Arial"/>
                 <w:sz w:val="22"/>
                 <w:szCs w:val="22"/>
               </w:rPr>
@@ -8434,6 +8996,13 @@
                 <w:szCs w:val="22"/>
               </w:rPr>
             </w:r>
+            <w:r>
+              <w:rPr>
+                <w:rFonts w:ascii="Arial" w:hAnsi="Arial" w:cs="Arial"/>
+                <w:sz w:val="22"/>
+                <w:szCs w:val="22"/>
+              </w:rPr>
+            </w:r>
           </w:p>
         </w:tc>
         <w:tc>
@@ -8478,6 +9047,13 @@
             <w:r>
               <w:rPr>
                 <w:rFonts w:ascii="Arial" w:hAnsi="Arial" w:eastAsia="Arial" w:cs="Arial"/>
+                <w:sz w:val="22"/>
+                <w:szCs w:val="22"/>
+              </w:rPr>
+            </w:r>
+            <w:r>
+              <w:rPr>
+                <w:rFonts w:ascii="Arial" w:hAnsi="Arial" w:cs="Arial"/>
                 <w:sz w:val="22"/>
                 <w:szCs w:val="22"/>
               </w:rPr>
@@ -8530,6 +9106,13 @@
                 <w:szCs w:val="22"/>
               </w:rPr>
             </w:r>
+            <w:r>
+              <w:rPr>
+                <w:rFonts w:ascii="Arial" w:hAnsi="Arial" w:cs="Arial"/>
+                <w:sz w:val="22"/>
+                <w:szCs w:val="22"/>
+              </w:rPr>
+            </w:r>
           </w:p>
         </w:tc>
         <w:tc>
@@ -8574,6 +9157,13 @@
             <w:r>
               <w:rPr>
                 <w:rFonts w:ascii="Arial" w:hAnsi="Arial" w:eastAsia="Arial" w:cs="Arial"/>
+                <w:sz w:val="22"/>
+                <w:szCs w:val="22"/>
+              </w:rPr>
+            </w:r>
+            <w:r>
+              <w:rPr>
+                <w:rFonts w:ascii="Arial" w:hAnsi="Arial" w:cs="Arial"/>
                 <w:sz w:val="22"/>
                 <w:szCs w:val="22"/>
               </w:rPr>
@@ -8632,6 +9222,13 @@
                 <w:szCs w:val="22"/>
               </w:rPr>
             </w:r>
+            <w:r>
+              <w:rPr>
+                <w:rFonts w:ascii="Arial" w:hAnsi="Arial" w:cs="Arial"/>
+                <w:sz w:val="22"/>
+                <w:szCs w:val="22"/>
+              </w:rPr>
+            </w:r>
           </w:p>
         </w:tc>
         <w:tc>
@@ -8676,6 +9273,13 @@
             <w:r>
               <w:rPr>
                 <w:rFonts w:ascii="Arial" w:hAnsi="Arial" w:eastAsia="Arial" w:cs="Arial"/>
+                <w:sz w:val="22"/>
+                <w:szCs w:val="22"/>
+              </w:rPr>
+            </w:r>
+            <w:r>
+              <w:rPr>
+                <w:rFonts w:ascii="Arial" w:hAnsi="Arial" w:cs="Arial"/>
                 <w:sz w:val="22"/>
                 <w:szCs w:val="22"/>
               </w:rPr>
@@ -8728,6 +9332,13 @@
                 <w:szCs w:val="22"/>
               </w:rPr>
             </w:r>
+            <w:r>
+              <w:rPr>
+                <w:rFonts w:ascii="Arial" w:hAnsi="Arial" w:cs="Arial"/>
+                <w:sz w:val="22"/>
+                <w:szCs w:val="22"/>
+              </w:rPr>
+            </w:r>
           </w:p>
         </w:tc>
         <w:tc>
@@ -8772,6 +9383,13 @@
             <w:r>
               <w:rPr>
                 <w:rFonts w:ascii="Arial" w:hAnsi="Arial" w:eastAsia="Arial" w:cs="Arial"/>
+                <w:sz w:val="22"/>
+                <w:szCs w:val="22"/>
+              </w:rPr>
+            </w:r>
+            <w:r>
+              <w:rPr>
+                <w:rFonts w:ascii="Arial" w:hAnsi="Arial" w:cs="Arial"/>
                 <w:sz w:val="22"/>
                 <w:szCs w:val="22"/>
               </w:rPr>
@@ -8830,6 +9448,13 @@
                 <w:szCs w:val="22"/>
               </w:rPr>
             </w:r>
+            <w:r>
+              <w:rPr>
+                <w:rFonts w:ascii="Arial" w:hAnsi="Arial" w:cs="Arial"/>
+                <w:sz w:val="22"/>
+                <w:szCs w:val="22"/>
+              </w:rPr>
+            </w:r>
           </w:p>
         </w:tc>
         <w:tc>
@@ -8874,6 +9499,13 @@
             <w:r>
               <w:rPr>
                 <w:rFonts w:ascii="Arial" w:hAnsi="Arial" w:eastAsia="Arial" w:cs="Arial"/>
+                <w:sz w:val="22"/>
+                <w:szCs w:val="22"/>
+              </w:rPr>
+            </w:r>
+            <w:r>
+              <w:rPr>
+                <w:rFonts w:ascii="Arial" w:hAnsi="Arial" w:cs="Arial"/>
                 <w:sz w:val="22"/>
                 <w:szCs w:val="22"/>
               </w:rPr>
@@ -8926,6 +9558,13 @@
                 <w:szCs w:val="22"/>
               </w:rPr>
             </w:r>
+            <w:r>
+              <w:rPr>
+                <w:rFonts w:ascii="Arial" w:hAnsi="Arial" w:cs="Arial"/>
+                <w:sz w:val="22"/>
+                <w:szCs w:val="22"/>
+              </w:rPr>
+            </w:r>
           </w:p>
         </w:tc>
         <w:tc>
@@ -8970,6 +9609,13 @@
             <w:r>
               <w:rPr>
                 <w:rFonts w:ascii="Arial" w:hAnsi="Arial" w:eastAsia="Arial" w:cs="Arial"/>
+                <w:sz w:val="22"/>
+                <w:szCs w:val="22"/>
+              </w:rPr>
+            </w:r>
+            <w:r>
+              <w:rPr>
+                <w:rFonts w:ascii="Arial" w:hAnsi="Arial" w:cs="Arial"/>
                 <w:sz w:val="22"/>
                 <w:szCs w:val="22"/>
               </w:rPr>
@@ -9028,6 +9674,13 @@
                 <w:szCs w:val="22"/>
               </w:rPr>
             </w:r>
+            <w:r>
+              <w:rPr>
+                <w:rFonts w:ascii="Arial" w:hAnsi="Arial" w:cs="Arial"/>
+                <w:sz w:val="22"/>
+                <w:szCs w:val="22"/>
+              </w:rPr>
+            </w:r>
           </w:p>
         </w:tc>
         <w:tc>
@@ -9072,6 +9725,13 @@
             <w:r>
               <w:rPr>
                 <w:rFonts w:ascii="Arial" w:hAnsi="Arial" w:eastAsia="Arial" w:cs="Arial"/>
+                <w:sz w:val="22"/>
+                <w:szCs w:val="22"/>
+              </w:rPr>
+            </w:r>
+            <w:r>
+              <w:rPr>
+                <w:rFonts w:ascii="Arial" w:hAnsi="Arial" w:cs="Arial"/>
                 <w:sz w:val="22"/>
                 <w:szCs w:val="22"/>
               </w:rPr>
@@ -9124,6 +9784,13 @@
                 <w:szCs w:val="22"/>
               </w:rPr>
             </w:r>
+            <w:r>
+              <w:rPr>
+                <w:rFonts w:ascii="Arial" w:hAnsi="Arial" w:cs="Arial"/>
+                <w:sz w:val="22"/>
+                <w:szCs w:val="22"/>
+              </w:rPr>
+            </w:r>
           </w:p>
         </w:tc>
         <w:tc>
@@ -9172,6 +9839,13 @@
                 <w:szCs w:val="22"/>
               </w:rPr>
             </w:r>
+            <w:r>
+              <w:rPr>
+                <w:rFonts w:ascii="Arial" w:hAnsi="Arial" w:cs="Arial"/>
+                <w:sz w:val="22"/>
+                <w:szCs w:val="22"/>
+              </w:rPr>
+            </w:r>
           </w:p>
         </w:tc>
       </w:tr>
@@ -9206,7 +9880,7 @@
       </w:r>
       <w:r>
         <w:rPr>
-          <w:rFonts w:ascii="Arial" w:hAnsi="Arial" w:eastAsia="Arial" w:cs="Arial"/>
+          <w:rFonts w:ascii="Arial" w:hAnsi="Arial" w:cs="Arial"/>
           <w:sz w:val="32"/>
           <w:szCs w:val="32"/>
         </w:rPr>
@@ -9215,7 +9889,7 @@
     <w:p>
       <w:pPr>
         <w:pBdr/>
-        <w:shd w:val="nil"/>
+        <w:shd w:val="nil" w:color="auto"/>
         <w:spacing/>
         <w:ind/>
         <w:rPr>
@@ -9247,7 +9921,7 @@
       </w:r>
       <w:r>
         <w:rPr>
-          <w:rFonts w:ascii="Arial" w:hAnsi="Arial" w:eastAsia="Arial" w:cs="Arial"/>
+          <w:rFonts w:ascii="Arial" w:hAnsi="Arial" w:cs="Arial"/>
           <w:b/>
           <w:bCs/>
           <w:sz w:val="28"/>
@@ -9273,6 +9947,11 @@
       <w:r>
         <w:rPr>
           <w:rFonts w:ascii="Arial" w:hAnsi="Arial" w:eastAsia="Arial" w:cs="Arial"/>
+        </w:rPr>
+      </w:r>
+      <w:r>
+        <w:rPr>
+          <w:rFonts w:ascii="Arial" w:hAnsi="Arial" w:cs="Arial"/>
         </w:rPr>
       </w:r>
     </w:p>
@@ -9307,6 +9986,11 @@
           <w:rFonts w:ascii="Arial" w:hAnsi="Arial" w:eastAsia="Arial" w:cs="Arial"/>
         </w:rPr>
       </w:r>
+      <w:r>
+        <w:rPr>
+          <w:rFonts w:ascii="Arial" w:hAnsi="Arial" w:cs="Arial"/>
+        </w:rPr>
+      </w:r>
     </w:p>
     <w:p>
       <w:pPr>
@@ -9326,6 +10010,11 @@
       <w:r>
         <w:rPr>
           <w:rFonts w:ascii="Arial" w:hAnsi="Arial" w:eastAsia="Arial" w:cs="Arial"/>
+        </w:rPr>
+      </w:r>
+      <w:r>
+        <w:rPr>
+          <w:rFonts w:ascii="Arial" w:hAnsi="Arial" w:cs="Arial"/>
         </w:rPr>
       </w:r>
     </w:p>
@@ -9372,6 +10061,11 @@
       <w:r>
         <w:rPr>
           <w:rFonts w:ascii="Arial" w:hAnsi="Arial" w:eastAsia="Arial" w:cs="Arial"/>
+        </w:rPr>
+      </w:r>
+      <w:r>
+        <w:rPr>
+          <w:rFonts w:ascii="Arial" w:hAnsi="Arial" w:cs="Arial"/>
         </w:rPr>
       </w:r>
     </w:p>
@@ -9416,6 +10110,11 @@
           <w:rFonts w:ascii="Arial" w:hAnsi="Arial" w:eastAsia="Arial" w:cs="Arial"/>
         </w:rPr>
       </w:r>
+      <w:r>
+        <w:rPr>
+          <w:rFonts w:ascii="Arial" w:hAnsi="Arial" w:cs="Arial"/>
+        </w:rPr>
+      </w:r>
     </w:p>
     <w:p>
       <w:pPr>
@@ -9493,6 +10192,11 @@
           <w:rFonts w:ascii="Arial" w:hAnsi="Arial" w:eastAsia="Arial" w:cs="Arial"/>
         </w:rPr>
       </w:r>
+      <w:r>
+        <w:rPr>
+          <w:rFonts w:ascii="Arial" w:hAnsi="Arial" w:cs="Arial"/>
+        </w:rPr>
+      </w:r>
     </w:p>
     <w:p>
       <w:pPr>
@@ -9537,6 +10241,11 @@
       <w:r>
         <w:rPr>
           <w:rFonts w:ascii="Arial" w:hAnsi="Arial" w:eastAsia="Arial" w:cs="Arial"/>
+        </w:rPr>
+      </w:r>
+      <w:r>
+        <w:rPr>
+          <w:rFonts w:ascii="Arial" w:hAnsi="Arial" w:cs="Arial"/>
         </w:rPr>
       </w:r>
     </w:p>
@@ -9581,6 +10290,11 @@
           <w:rFonts w:ascii="Arial" w:hAnsi="Arial" w:eastAsia="Arial" w:cs="Arial"/>
         </w:rPr>
       </w:r>
+      <w:r>
+        <w:rPr>
+          <w:rFonts w:ascii="Arial" w:hAnsi="Arial" w:cs="Arial"/>
+        </w:rPr>
+      </w:r>
     </w:p>
     <w:p>
       <w:pPr>
@@ -9640,6 +10354,11 @@
           <w:rFonts w:ascii="Arial" w:hAnsi="Arial" w:eastAsia="Arial" w:cs="Arial"/>
         </w:rPr>
       </w:r>
+      <w:r>
+        <w:rPr>
+          <w:rFonts w:ascii="Arial" w:hAnsi="Arial" w:cs="Arial"/>
+        </w:rPr>
+      </w:r>
     </w:p>
     <w:p>
       <w:pPr>
@@ -9684,6 +10403,11 @@
       <w:r>
         <w:rPr>
           <w:rFonts w:ascii="Arial" w:hAnsi="Arial" w:eastAsia="Arial" w:cs="Arial"/>
+        </w:rPr>
+      </w:r>
+      <w:r>
+        <w:rPr>
+          <w:rFonts w:ascii="Arial" w:hAnsi="Arial" w:cs="Arial"/>
         </w:rPr>
       </w:r>
     </w:p>
@@ -9743,6 +10467,11 @@
       <w:r>
         <w:rPr>
           <w:rFonts w:ascii="Arial" w:hAnsi="Arial" w:eastAsia="Arial" w:cs="Arial"/>
+        </w:rPr>
+      </w:r>
+      <w:r>
+        <w:rPr>
+          <w:rFonts w:ascii="Arial" w:hAnsi="Arial" w:cs="Arial"/>
         </w:rPr>
       </w:r>
     </w:p>
@@ -9826,7 +10555,7 @@
                         <pic:nvPr/>
                       </pic:nvPicPr>
                       <pic:blipFill rotWithShape="1">
-                        <a:blip r:embed="rId24"/>
+                        <a:blip r:embed="rId27"/>
                         <a:stretch/>
                       </pic:blipFill>
                       <pic:spPr bwMode="auto">
@@ -9866,7 +10595,7 @@
                 <o:lock v:ext="edit" aspectratio="t"/>
               </v:shapetype>
               <v:shape id="_x0000_i23" o:spid="_x0000_s23" type="#_x0000_t75" style="width:135.83pt;height:276.31pt;mso-wrap-distance-left:0.00pt;mso-wrap-distance-top:0.00pt;mso-wrap-distance-right:0.00pt;mso-wrap-distance-bottom:0.00pt;z-index:1;" stroked="false">
-                <v:imagedata r:id="rId24" o:title=""/>
+                <v:imagedata r:id="rId27" o:title=""/>
                 <o:lock v:ext="edit" rotation="t"/>
               </v:shape>
             </w:pict>
@@ -9898,7 +10627,7 @@
                         <pic:nvPr/>
                       </pic:nvPicPr>
                       <pic:blipFill rotWithShape="1">
-                        <a:blip r:embed="rId25"/>
+                        <a:blip r:embed="rId28"/>
                         <a:stretch/>
                       </pic:blipFill>
                       <pic:spPr bwMode="auto">
@@ -9938,7 +10667,7 @@
                 <o:lock v:ext="edit" aspectratio="t"/>
               </v:shapetype>
               <v:shape id="_x0000_i24" o:spid="_x0000_s24" type="#_x0000_t75" style="width:136.24pt;height:276.31pt;mso-wrap-distance-left:0.00pt;mso-wrap-distance-top:0.00pt;mso-wrap-distance-right:0.00pt;mso-wrap-distance-bottom:0.00pt;z-index:1;" stroked="false">
-                <v:imagedata r:id="rId25" o:title=""/>
+                <v:imagedata r:id="rId28" o:title=""/>
                 <o:lock v:ext="edit" rotation="t"/>
               </v:shape>
             </w:pict>
@@ -9970,7 +10699,7 @@
                         <pic:nvPr/>
                       </pic:nvPicPr>
                       <pic:blipFill rotWithShape="1">
-                        <a:blip r:embed="rId26"/>
+                        <a:blip r:embed="rId29"/>
                         <a:stretch/>
                       </pic:blipFill>
                       <pic:spPr bwMode="auto">
@@ -10010,7 +10739,7 @@
                 <o:lock v:ext="edit" aspectratio="t"/>
               </v:shapetype>
               <v:shape id="_x0000_i25" o:spid="_x0000_s25" type="#_x0000_t75" style="width:143.39pt;height:269.99pt;mso-wrap-distance-left:0.00pt;mso-wrap-distance-top:0.00pt;mso-wrap-distance-right:0.00pt;mso-wrap-distance-bottom:0.00pt;z-index:1;" stroked="false">
-                <v:imagedata r:id="rId26" o:title=""/>
+                <v:imagedata r:id="rId29" o:title=""/>
                 <o:lock v:ext="edit" rotation="t"/>
               </v:shape>
             </w:pict>
@@ -10020,12 +10749,11 @@
       <w:r>
         <w:rPr>
           <w:rFonts w:ascii="Arial" w:hAnsi="Arial" w:eastAsia="Arial" w:cs="Arial"/>
-          <w:sz w:val="24"/>
-        </w:rPr>
-      </w:r>
-      <w:r>
-        <w:rPr>
-          <w:rFonts w:ascii="Arial" w:hAnsi="Arial" w:eastAsia="Arial" w:cs="Arial"/>
+        </w:rPr>
+      </w:r>
+      <w:r>
+        <w:rPr>
+          <w:rFonts w:ascii="Arial" w:hAnsi="Arial" w:cs="Arial"/>
         </w:rPr>
       </w:r>
     </w:p>
@@ -10075,6 +10803,11 @@
       <w:r>
         <w:rPr>
           <w:rFonts w:ascii="Arial" w:hAnsi="Arial" w:eastAsia="Arial" w:cs="Arial"/>
+        </w:rPr>
+      </w:r>
+      <w:r>
+        <w:rPr>
+          <w:rFonts w:ascii="Arial" w:hAnsi="Arial" w:cs="Arial"/>
         </w:rPr>
       </w:r>
     </w:p>
@@ -10111,7 +10844,7 @@
       </w:r>
       <w:r>
         <w:rPr>
-          <w:rFonts w:ascii="Arial" w:hAnsi="Arial" w:eastAsia="Arial" w:cs="Arial"/>
+          <w:rFonts w:ascii="Arial" w:hAnsi="Arial" w:cs="Arial"/>
           <w:sz w:val="24"/>
           <w:szCs w:val="24"/>
         </w:rPr>
@@ -10179,6 +10912,11 @@
       <w:r>
         <w:rPr>
           <w:rFonts w:ascii="Arial" w:hAnsi="Arial" w:eastAsia="Arial" w:cs="Arial"/>
+        </w:rPr>
+      </w:r>
+      <w:r>
+        <w:rPr>
+          <w:rFonts w:ascii="Arial" w:hAnsi="Arial" w:cs="Arial"/>
         </w:rPr>
       </w:r>
     </w:p>
@@ -10240,6 +10978,11 @@
           <w:rFonts w:ascii="Arial" w:hAnsi="Arial" w:eastAsia="Arial" w:cs="Arial"/>
         </w:rPr>
       </w:r>
+      <w:r>
+        <w:rPr>
+          <w:rFonts w:ascii="Arial" w:hAnsi="Arial" w:cs="Arial"/>
+        </w:rPr>
+      </w:r>
     </w:p>
     <w:p>
       <w:pPr>
@@ -10297,12 +11040,11 @@
       <w:r>
         <w:rPr>
           <w:rFonts w:ascii="Arial" w:hAnsi="Arial" w:eastAsia="Arial" w:cs="Arial"/>
-          <w:sz w:val="24"/>
-        </w:rPr>
-      </w:r>
-      <w:r>
-        <w:rPr>
-          <w:rFonts w:ascii="Arial" w:hAnsi="Arial" w:eastAsia="Arial" w:cs="Arial"/>
+        </w:rPr>
+      </w:r>
+      <w:r>
+        <w:rPr>
+          <w:rFonts w:ascii="Arial" w:hAnsi="Arial" w:cs="Arial"/>
         </w:rPr>
       </w:r>
     </w:p>
@@ -10355,7 +11097,7 @@
                         <pic:nvPr/>
                       </pic:nvPicPr>
                       <pic:blipFill rotWithShape="1">
-                        <a:blip r:embed="rId27"/>
+                        <a:blip r:embed="rId30"/>
                         <a:stretch/>
                       </pic:blipFill>
                       <pic:spPr bwMode="auto">
@@ -10395,7 +11137,7 @@
                 <o:lock v:ext="edit" aspectratio="t"/>
               </v:shapetype>
               <v:shape id="_x0000_i26" o:spid="_x0000_s26" type="#_x0000_t75" style="width:382.73pt;height:339.40pt;mso-wrap-distance-left:0.00pt;mso-wrap-distance-top:0.00pt;mso-wrap-distance-right:0.00pt;mso-wrap-distance-bottom:0.00pt;z-index:1;" stroked="false">
-                <v:imagedata r:id="rId27" o:title=""/>
+                <v:imagedata r:id="rId30" o:title=""/>
                 <o:lock v:ext="edit" rotation="t"/>
               </v:shape>
             </w:pict>
@@ -10411,7 +11153,7 @@
       </w:r>
       <w:r>
         <w:rPr>
-          <w:rFonts w:ascii="Arial" w:hAnsi="Arial" w:eastAsia="Arial" w:cs="Arial"/>
+          <w:rFonts w:ascii="Arial" w:hAnsi="Arial" w:cs="Arial"/>
           <w:sz w:val="24"/>
           <w:szCs w:val="24"/>
         </w:rPr>
@@ -10449,12 +11191,11 @@
       <w:r>
         <w:rPr>
           <w:rFonts w:ascii="Arial" w:hAnsi="Arial" w:eastAsia="Arial" w:cs="Arial"/>
-          <w:lang w:val="es-ES"/>
-        </w:rPr>
-      </w:r>
-      <w:r>
-        <w:rPr>
-          <w:rFonts w:ascii="Arial" w:hAnsi="Arial" w:eastAsia="Arial" w:cs="Arial"/>
+        </w:rPr>
+      </w:r>
+      <w:r>
+        <w:rPr>
+          <w:rFonts w:ascii="Arial" w:hAnsi="Arial" w:cs="Arial"/>
         </w:rPr>
       </w:r>
     </w:p>
@@ -10539,6 +11280,11 @@
       <w:r>
         <w:rPr>
           <w:rFonts w:ascii="Arial" w:hAnsi="Arial" w:eastAsia="Arial" w:cs="Arial"/>
+        </w:rPr>
+      </w:r>
+      <w:r>
+        <w:rPr>
+          <w:rFonts w:ascii="Arial" w:hAnsi="Arial" w:cs="Arial"/>
         </w:rPr>
       </w:r>
     </w:p>
@@ -10600,6 +11346,11 @@
           <w:rFonts w:ascii="Arial" w:hAnsi="Arial" w:eastAsia="Arial" w:cs="Arial"/>
         </w:rPr>
       </w:r>
+      <w:r>
+        <w:rPr>
+          <w:rFonts w:ascii="Arial" w:hAnsi="Arial" w:cs="Arial"/>
+        </w:rPr>
+      </w:r>
     </w:p>
     <w:p>
       <w:pPr>
@@ -10657,6 +11408,11 @@
       <w:r>
         <w:rPr>
           <w:rFonts w:ascii="Arial" w:hAnsi="Arial" w:eastAsia="Arial" w:cs="Arial"/>
+        </w:rPr>
+      </w:r>
+      <w:r>
+        <w:rPr>
+          <w:rFonts w:ascii="Arial" w:hAnsi="Arial" w:cs="Arial"/>
         </w:rPr>
       </w:r>
     </w:p>
@@ -10695,7 +11451,7 @@
                         <pic:nvPr/>
                       </pic:nvPicPr>
                       <pic:blipFill rotWithShape="1">
-                        <a:blip r:embed="rId28"/>
+                        <a:blip r:embed="rId31"/>
                         <a:stretch/>
                       </pic:blipFill>
                       <pic:spPr bwMode="auto">
@@ -10735,7 +11491,7 @@
                 <o:lock v:ext="edit" aspectratio="t"/>
               </v:shapetype>
               <v:shape id="_x0000_i27" o:spid="_x0000_s27" type="#_x0000_t75" style="width:449.34pt;height:354.66pt;mso-wrap-distance-left:0.00pt;mso-wrap-distance-top:0.00pt;mso-wrap-distance-right:0.00pt;mso-wrap-distance-bottom:0.00pt;z-index:1;" stroked="false">
-                <v:imagedata r:id="rId28" o:title=""/>
+                <v:imagedata r:id="rId31" o:title=""/>
                 <o:lock v:ext="edit" rotation="t"/>
               </v:shape>
             </w:pict>
@@ -10747,6 +11503,11 @@
           <w:rFonts w:ascii="Arial" w:hAnsi="Arial" w:eastAsia="Arial" w:cs="Arial"/>
         </w:rPr>
       </w:r>
+      <w:r>
+        <w:rPr>
+          <w:rFonts w:ascii="Arial" w:hAnsi="Arial" w:cs="Arial"/>
+        </w:rPr>
+      </w:r>
     </w:p>
     <w:p>
       <w:pPr>
@@ -10774,6 +11535,11 @@
       <w:r>
         <w:rPr>
           <w:rFonts w:ascii="Arial" w:hAnsi="Arial" w:eastAsia="Arial" w:cs="Arial"/>
+        </w:rPr>
+      </w:r>
+      <w:r>
+        <w:rPr>
+          <w:rFonts w:ascii="Arial" w:hAnsi="Arial" w:cs="Arial"/>
         </w:rPr>
       </w:r>
     </w:p>
